--- a/react/interview Questions/Viva Questions/16-6.docx
+++ b/react/interview Questions/Viva Questions/16-6.docx
@@ -22,8 +22,20 @@
           <w:sz w:val="27"/>
           <w:szCs w:val="27"/>
         </w:rPr>
-        <w:t>1. Topic: Axios</w:t>
-      </w:r>
+        <w:t xml:space="preserve">1. Topic: </w:t>
+      </w:r>
+      <w:proofErr w:type="spellStart"/>
+      <w:r>
+        <w:rPr>
+          <w:rFonts w:ascii="Times New Roman" w:eastAsia="Times New Roman" w:hAnsi="Times New Roman" w:cs="Times New Roman"/>
+          <w:b/>
+          <w:bCs/>
+          <w:sz w:val="27"/>
+          <w:szCs w:val="27"/>
+        </w:rPr>
+        <w:t>Axios</w:t>
+      </w:r>
+      <w:proofErr w:type="spellEnd"/>
     </w:p>
     <w:p>
       <w:pPr>
@@ -42,7 +54,29 @@
           <w:sz w:val="24"/>
           <w:szCs w:val="24"/>
         </w:rPr>
-        <w:t>Q1. What is Axios and why is it used in React?</w:t>
+        <w:t xml:space="preserve">Q1. What is </w:t>
+      </w:r>
+      <w:proofErr w:type="spellStart"/>
+      <w:r>
+        <w:rPr>
+          <w:rFonts w:ascii="Times New Roman" w:eastAsia="Times New Roman" w:hAnsi="Times New Roman" w:cs="Times New Roman"/>
+          <w:b/>
+          <w:bCs/>
+          <w:sz w:val="24"/>
+          <w:szCs w:val="24"/>
+        </w:rPr>
+        <w:t>Axios</w:t>
+      </w:r>
+      <w:proofErr w:type="spellEnd"/>
+      <w:r>
+        <w:rPr>
+          <w:rFonts w:ascii="Times New Roman" w:eastAsia="Times New Roman" w:hAnsi="Times New Roman" w:cs="Times New Roman"/>
+          <w:b/>
+          <w:bCs/>
+          <w:sz w:val="24"/>
+          <w:szCs w:val="24"/>
+        </w:rPr>
+        <w:t xml:space="preserve"> and why is it used in React?</w:t>
       </w:r>
       <w:r>
         <w:rPr>
@@ -52,23 +86,271 @@
         </w:rPr>
         <w:br/>
       </w:r>
-      <w:r>
-        <w:rPr>
-          <w:rFonts w:ascii="Times New Roman" w:eastAsia="Times New Roman" w:hAnsi="Times New Roman" w:cs="Times New Roman"/>
-          <w:b/>
-          <w:bCs/>
-          <w:sz w:val="24"/>
-          <w:szCs w:val="24"/>
-        </w:rPr>
-        <w:t>Ans:</w:t>
-      </w:r>
-      <w:r>
-        <w:rPr>
-          <w:rFonts w:ascii="Times New Roman" w:eastAsia="Times New Roman" w:hAnsi="Times New Roman" w:cs="Times New Roman"/>
-          <w:sz w:val="24"/>
-          <w:szCs w:val="24"/>
-        </w:rPr>
-        <w:t xml:space="preserve"> Axios ek promise-based HTTP client hai jo hum React me API se data fetch karne ke liye use karte hain. Ye asynchronous request bhejne me help karta hai jaise GET, POST, PUT, DELETE.</w:t>
+      <w:proofErr w:type="spellStart"/>
+      <w:r>
+        <w:rPr>
+          <w:rFonts w:ascii="Times New Roman" w:eastAsia="Times New Roman" w:hAnsi="Times New Roman" w:cs="Times New Roman"/>
+          <w:b/>
+          <w:bCs/>
+          <w:sz w:val="24"/>
+          <w:szCs w:val="24"/>
+        </w:rPr>
+        <w:t>Ans</w:t>
+      </w:r>
+      <w:proofErr w:type="spellEnd"/>
+      <w:r>
+        <w:rPr>
+          <w:rFonts w:ascii="Times New Roman" w:eastAsia="Times New Roman" w:hAnsi="Times New Roman" w:cs="Times New Roman"/>
+          <w:b/>
+          <w:bCs/>
+          <w:sz w:val="24"/>
+          <w:szCs w:val="24"/>
+        </w:rPr>
+        <w:t>:</w:t>
+      </w:r>
+      <w:r>
+        <w:rPr>
+          <w:rFonts w:ascii="Times New Roman" w:eastAsia="Times New Roman" w:hAnsi="Times New Roman" w:cs="Times New Roman"/>
+          <w:sz w:val="24"/>
+          <w:szCs w:val="24"/>
+        </w:rPr>
+        <w:t xml:space="preserve"> </w:t>
+      </w:r>
+      <w:proofErr w:type="spellStart"/>
+      <w:r>
+        <w:rPr>
+          <w:rFonts w:ascii="Times New Roman" w:eastAsia="Times New Roman" w:hAnsi="Times New Roman" w:cs="Times New Roman"/>
+          <w:sz w:val="24"/>
+          <w:szCs w:val="24"/>
+        </w:rPr>
+        <w:t>Axios</w:t>
+      </w:r>
+      <w:proofErr w:type="spellEnd"/>
+      <w:r>
+        <w:rPr>
+          <w:rFonts w:ascii="Times New Roman" w:eastAsia="Times New Roman" w:hAnsi="Times New Roman" w:cs="Times New Roman"/>
+          <w:sz w:val="24"/>
+          <w:szCs w:val="24"/>
+        </w:rPr>
+        <w:t xml:space="preserve"> </w:t>
+      </w:r>
+      <w:proofErr w:type="spellStart"/>
+      <w:r>
+        <w:rPr>
+          <w:rFonts w:ascii="Times New Roman" w:eastAsia="Times New Roman" w:hAnsi="Times New Roman" w:cs="Times New Roman"/>
+          <w:sz w:val="24"/>
+          <w:szCs w:val="24"/>
+        </w:rPr>
+        <w:t>ek</w:t>
+      </w:r>
+      <w:proofErr w:type="spellEnd"/>
+      <w:r>
+        <w:rPr>
+          <w:rFonts w:ascii="Times New Roman" w:eastAsia="Times New Roman" w:hAnsi="Times New Roman" w:cs="Times New Roman"/>
+          <w:sz w:val="24"/>
+          <w:szCs w:val="24"/>
+        </w:rPr>
+        <w:t xml:space="preserve"> promise-based HTTP client </w:t>
+      </w:r>
+      <w:proofErr w:type="spellStart"/>
+      <w:r>
+        <w:rPr>
+          <w:rFonts w:ascii="Times New Roman" w:eastAsia="Times New Roman" w:hAnsi="Times New Roman" w:cs="Times New Roman"/>
+          <w:sz w:val="24"/>
+          <w:szCs w:val="24"/>
+        </w:rPr>
+        <w:t>hai</w:t>
+      </w:r>
+      <w:proofErr w:type="spellEnd"/>
+      <w:r>
+        <w:rPr>
+          <w:rFonts w:ascii="Times New Roman" w:eastAsia="Times New Roman" w:hAnsi="Times New Roman" w:cs="Times New Roman"/>
+          <w:sz w:val="24"/>
+          <w:szCs w:val="24"/>
+        </w:rPr>
+        <w:t xml:space="preserve"> </w:t>
+      </w:r>
+      <w:proofErr w:type="spellStart"/>
+      <w:proofErr w:type="gramStart"/>
+      <w:r>
+        <w:rPr>
+          <w:rFonts w:ascii="Times New Roman" w:eastAsia="Times New Roman" w:hAnsi="Times New Roman" w:cs="Times New Roman"/>
+          <w:sz w:val="24"/>
+          <w:szCs w:val="24"/>
+        </w:rPr>
+        <w:t>jo</w:t>
+      </w:r>
+      <w:proofErr w:type="spellEnd"/>
+      <w:proofErr w:type="gramEnd"/>
+      <w:r>
+        <w:rPr>
+          <w:rFonts w:ascii="Times New Roman" w:eastAsia="Times New Roman" w:hAnsi="Times New Roman" w:cs="Times New Roman"/>
+          <w:sz w:val="24"/>
+          <w:szCs w:val="24"/>
+        </w:rPr>
+        <w:t xml:space="preserve"> hum React me API se data fetch </w:t>
+      </w:r>
+      <w:proofErr w:type="spellStart"/>
+      <w:r>
+        <w:rPr>
+          <w:rFonts w:ascii="Times New Roman" w:eastAsia="Times New Roman" w:hAnsi="Times New Roman" w:cs="Times New Roman"/>
+          <w:sz w:val="24"/>
+          <w:szCs w:val="24"/>
+        </w:rPr>
+        <w:t>karne</w:t>
+      </w:r>
+      <w:proofErr w:type="spellEnd"/>
+      <w:r>
+        <w:rPr>
+          <w:rFonts w:ascii="Times New Roman" w:eastAsia="Times New Roman" w:hAnsi="Times New Roman" w:cs="Times New Roman"/>
+          <w:sz w:val="24"/>
+          <w:szCs w:val="24"/>
+        </w:rPr>
+        <w:t xml:space="preserve"> </w:t>
+      </w:r>
+      <w:proofErr w:type="spellStart"/>
+      <w:r>
+        <w:rPr>
+          <w:rFonts w:ascii="Times New Roman" w:eastAsia="Times New Roman" w:hAnsi="Times New Roman" w:cs="Times New Roman"/>
+          <w:sz w:val="24"/>
+          <w:szCs w:val="24"/>
+        </w:rPr>
+        <w:t>ke</w:t>
+      </w:r>
+      <w:proofErr w:type="spellEnd"/>
+      <w:r>
+        <w:rPr>
+          <w:rFonts w:ascii="Times New Roman" w:eastAsia="Times New Roman" w:hAnsi="Times New Roman" w:cs="Times New Roman"/>
+          <w:sz w:val="24"/>
+          <w:szCs w:val="24"/>
+        </w:rPr>
+        <w:t xml:space="preserve"> </w:t>
+      </w:r>
+      <w:proofErr w:type="spellStart"/>
+      <w:r>
+        <w:rPr>
+          <w:rFonts w:ascii="Times New Roman" w:eastAsia="Times New Roman" w:hAnsi="Times New Roman" w:cs="Times New Roman"/>
+          <w:sz w:val="24"/>
+          <w:szCs w:val="24"/>
+        </w:rPr>
+        <w:t>liye</w:t>
+      </w:r>
+      <w:proofErr w:type="spellEnd"/>
+      <w:r>
+        <w:rPr>
+          <w:rFonts w:ascii="Times New Roman" w:eastAsia="Times New Roman" w:hAnsi="Times New Roman" w:cs="Times New Roman"/>
+          <w:sz w:val="24"/>
+          <w:szCs w:val="24"/>
+        </w:rPr>
+        <w:t xml:space="preserve"> use </w:t>
+      </w:r>
+      <w:proofErr w:type="spellStart"/>
+      <w:r>
+        <w:rPr>
+          <w:rFonts w:ascii="Times New Roman" w:eastAsia="Times New Roman" w:hAnsi="Times New Roman" w:cs="Times New Roman"/>
+          <w:sz w:val="24"/>
+          <w:szCs w:val="24"/>
+        </w:rPr>
+        <w:t>karte</w:t>
+      </w:r>
+      <w:proofErr w:type="spellEnd"/>
+      <w:r>
+        <w:rPr>
+          <w:rFonts w:ascii="Times New Roman" w:eastAsia="Times New Roman" w:hAnsi="Times New Roman" w:cs="Times New Roman"/>
+          <w:sz w:val="24"/>
+          <w:szCs w:val="24"/>
+        </w:rPr>
+        <w:t xml:space="preserve"> </w:t>
+      </w:r>
+      <w:proofErr w:type="spellStart"/>
+      <w:r>
+        <w:rPr>
+          <w:rFonts w:ascii="Times New Roman" w:eastAsia="Times New Roman" w:hAnsi="Times New Roman" w:cs="Times New Roman"/>
+          <w:sz w:val="24"/>
+          <w:szCs w:val="24"/>
+        </w:rPr>
+        <w:t>hain</w:t>
+      </w:r>
+      <w:proofErr w:type="spellEnd"/>
+      <w:r>
+        <w:rPr>
+          <w:rFonts w:ascii="Times New Roman" w:eastAsia="Times New Roman" w:hAnsi="Times New Roman" w:cs="Times New Roman"/>
+          <w:sz w:val="24"/>
+          <w:szCs w:val="24"/>
+        </w:rPr>
+        <w:t xml:space="preserve">. Ye asynchronous request </w:t>
+      </w:r>
+      <w:proofErr w:type="spellStart"/>
+      <w:r>
+        <w:rPr>
+          <w:rFonts w:ascii="Times New Roman" w:eastAsia="Times New Roman" w:hAnsi="Times New Roman" w:cs="Times New Roman"/>
+          <w:sz w:val="24"/>
+          <w:szCs w:val="24"/>
+        </w:rPr>
+        <w:t>bhejne</w:t>
+      </w:r>
+      <w:proofErr w:type="spellEnd"/>
+      <w:r>
+        <w:rPr>
+          <w:rFonts w:ascii="Times New Roman" w:eastAsia="Times New Roman" w:hAnsi="Times New Roman" w:cs="Times New Roman"/>
+          <w:sz w:val="24"/>
+          <w:szCs w:val="24"/>
+        </w:rPr>
+        <w:t xml:space="preserve"> me help </w:t>
+      </w:r>
+      <w:proofErr w:type="spellStart"/>
+      <w:r>
+        <w:rPr>
+          <w:rFonts w:ascii="Times New Roman" w:eastAsia="Times New Roman" w:hAnsi="Times New Roman" w:cs="Times New Roman"/>
+          <w:sz w:val="24"/>
+          <w:szCs w:val="24"/>
+        </w:rPr>
+        <w:t>karta</w:t>
+      </w:r>
+      <w:proofErr w:type="spellEnd"/>
+      <w:r>
+        <w:rPr>
+          <w:rFonts w:ascii="Times New Roman" w:eastAsia="Times New Roman" w:hAnsi="Times New Roman" w:cs="Times New Roman"/>
+          <w:sz w:val="24"/>
+          <w:szCs w:val="24"/>
+        </w:rPr>
+        <w:t xml:space="preserve"> </w:t>
+      </w:r>
+      <w:proofErr w:type="spellStart"/>
+      <w:r>
+        <w:rPr>
+          <w:rFonts w:ascii="Times New Roman" w:eastAsia="Times New Roman" w:hAnsi="Times New Roman" w:cs="Times New Roman"/>
+          <w:sz w:val="24"/>
+          <w:szCs w:val="24"/>
+        </w:rPr>
+        <w:t>hai</w:t>
+      </w:r>
+      <w:proofErr w:type="spellEnd"/>
+      <w:r>
+        <w:rPr>
+          <w:rFonts w:ascii="Times New Roman" w:eastAsia="Times New Roman" w:hAnsi="Times New Roman" w:cs="Times New Roman"/>
+          <w:sz w:val="24"/>
+          <w:szCs w:val="24"/>
+        </w:rPr>
+        <w:t xml:space="preserve"> </w:t>
+      </w:r>
+      <w:proofErr w:type="spellStart"/>
+      <w:r>
+        <w:rPr>
+          <w:rFonts w:ascii="Times New Roman" w:eastAsia="Times New Roman" w:hAnsi="Times New Roman" w:cs="Times New Roman"/>
+          <w:sz w:val="24"/>
+          <w:szCs w:val="24"/>
+        </w:rPr>
+        <w:t>jaise</w:t>
+      </w:r>
+      <w:proofErr w:type="spellEnd"/>
+      <w:r>
+        <w:rPr>
+          <w:rFonts w:ascii="Times New Roman" w:eastAsia="Times New Roman" w:hAnsi="Times New Roman" w:cs="Times New Roman"/>
+          <w:sz w:val="24"/>
+          <w:szCs w:val="24"/>
+        </w:rPr>
+        <w:t xml:space="preserve"> GET, POST, PUT, DELETE.</w:t>
       </w:r>
     </w:p>
     <w:p>
@@ -88,7 +370,51 @@
           <w:sz w:val="24"/>
           <w:szCs w:val="24"/>
         </w:rPr>
-        <w:t>Q2. How is Axios different from fetch()?</w:t>
+        <w:t xml:space="preserve">Q2. How is </w:t>
+      </w:r>
+      <w:proofErr w:type="spellStart"/>
+      <w:r>
+        <w:rPr>
+          <w:rFonts w:ascii="Times New Roman" w:eastAsia="Times New Roman" w:hAnsi="Times New Roman" w:cs="Times New Roman"/>
+          <w:b/>
+          <w:bCs/>
+          <w:sz w:val="24"/>
+          <w:szCs w:val="24"/>
+        </w:rPr>
+        <w:t>Axios</w:t>
+      </w:r>
+      <w:proofErr w:type="spellEnd"/>
+      <w:r>
+        <w:rPr>
+          <w:rFonts w:ascii="Times New Roman" w:eastAsia="Times New Roman" w:hAnsi="Times New Roman" w:cs="Times New Roman"/>
+          <w:b/>
+          <w:bCs/>
+          <w:sz w:val="24"/>
+          <w:szCs w:val="24"/>
+        </w:rPr>
+        <w:t xml:space="preserve"> different from </w:t>
+      </w:r>
+      <w:proofErr w:type="gramStart"/>
+      <w:r>
+        <w:rPr>
+          <w:rFonts w:ascii="Times New Roman" w:eastAsia="Times New Roman" w:hAnsi="Times New Roman" w:cs="Times New Roman"/>
+          <w:b/>
+          <w:bCs/>
+          <w:sz w:val="24"/>
+          <w:szCs w:val="24"/>
+        </w:rPr>
+        <w:t>fetch(</w:t>
+      </w:r>
+      <w:proofErr w:type="gramEnd"/>
+      <w:r>
+        <w:rPr>
+          <w:rFonts w:ascii="Times New Roman" w:eastAsia="Times New Roman" w:hAnsi="Times New Roman" w:cs="Times New Roman"/>
+          <w:b/>
+          <w:bCs/>
+          <w:sz w:val="24"/>
+          <w:szCs w:val="24"/>
+        </w:rPr>
+        <w:t>)?</w:t>
       </w:r>
       <w:r>
         <w:rPr>
@@ -98,23 +424,299 @@
         </w:rPr>
         <w:br/>
       </w:r>
-      <w:r>
-        <w:rPr>
-          <w:rFonts w:ascii="Times New Roman" w:eastAsia="Times New Roman" w:hAnsi="Times New Roman" w:cs="Times New Roman"/>
-          <w:b/>
-          <w:bCs/>
-          <w:sz w:val="24"/>
-          <w:szCs w:val="24"/>
-        </w:rPr>
-        <w:t>Ans:</w:t>
-      </w:r>
-      <w:r>
-        <w:rPr>
-          <w:rFonts w:ascii="Times New Roman" w:eastAsia="Times New Roman" w:hAnsi="Times New Roman" w:cs="Times New Roman"/>
-          <w:sz w:val="24"/>
-          <w:szCs w:val="24"/>
-        </w:rPr>
-        <w:t xml:space="preserve"> Axios automatic JSON data ko parse kar leta hai aur error handling bhi better deta hai. Fetch me hume response.json() manually likhna padta hai.</w:t>
+      <w:proofErr w:type="spellStart"/>
+      <w:r>
+        <w:rPr>
+          <w:rFonts w:ascii="Times New Roman" w:eastAsia="Times New Roman" w:hAnsi="Times New Roman" w:cs="Times New Roman"/>
+          <w:b/>
+          <w:bCs/>
+          <w:sz w:val="24"/>
+          <w:szCs w:val="24"/>
+        </w:rPr>
+        <w:t>Ans</w:t>
+      </w:r>
+      <w:proofErr w:type="spellEnd"/>
+      <w:r>
+        <w:rPr>
+          <w:rFonts w:ascii="Times New Roman" w:eastAsia="Times New Roman" w:hAnsi="Times New Roman" w:cs="Times New Roman"/>
+          <w:b/>
+          <w:bCs/>
+          <w:sz w:val="24"/>
+          <w:szCs w:val="24"/>
+        </w:rPr>
+        <w:t>:</w:t>
+      </w:r>
+      <w:r>
+        <w:rPr>
+          <w:rFonts w:ascii="Times New Roman" w:eastAsia="Times New Roman" w:hAnsi="Times New Roman" w:cs="Times New Roman"/>
+          <w:sz w:val="24"/>
+          <w:szCs w:val="24"/>
+        </w:rPr>
+        <w:t xml:space="preserve"> </w:t>
+      </w:r>
+      <w:proofErr w:type="spellStart"/>
+      <w:r>
+        <w:rPr>
+          <w:rFonts w:ascii="Times New Roman" w:eastAsia="Times New Roman" w:hAnsi="Times New Roman" w:cs="Times New Roman"/>
+          <w:sz w:val="24"/>
+          <w:szCs w:val="24"/>
+        </w:rPr>
+        <w:t>Axios</w:t>
+      </w:r>
+      <w:proofErr w:type="spellEnd"/>
+      <w:r>
+        <w:rPr>
+          <w:rFonts w:ascii="Times New Roman" w:eastAsia="Times New Roman" w:hAnsi="Times New Roman" w:cs="Times New Roman"/>
+          <w:sz w:val="24"/>
+          <w:szCs w:val="24"/>
+        </w:rPr>
+        <w:t xml:space="preserve"> automatic JSON data </w:t>
+      </w:r>
+      <w:proofErr w:type="spellStart"/>
+      <w:proofErr w:type="gramStart"/>
+      <w:r>
+        <w:rPr>
+          <w:rFonts w:ascii="Times New Roman" w:eastAsia="Times New Roman" w:hAnsi="Times New Roman" w:cs="Times New Roman"/>
+          <w:sz w:val="24"/>
+          <w:szCs w:val="24"/>
+        </w:rPr>
+        <w:t>ko</w:t>
+      </w:r>
+      <w:proofErr w:type="spellEnd"/>
+      <w:proofErr w:type="gramEnd"/>
+      <w:r>
+        <w:rPr>
+          <w:rFonts w:ascii="Times New Roman" w:eastAsia="Times New Roman" w:hAnsi="Times New Roman" w:cs="Times New Roman"/>
+          <w:sz w:val="24"/>
+          <w:szCs w:val="24"/>
+        </w:rPr>
+        <w:t xml:space="preserve"> parse </w:t>
+      </w:r>
+      <w:proofErr w:type="spellStart"/>
+      <w:r>
+        <w:rPr>
+          <w:rFonts w:ascii="Times New Roman" w:eastAsia="Times New Roman" w:hAnsi="Times New Roman" w:cs="Times New Roman"/>
+          <w:sz w:val="24"/>
+          <w:szCs w:val="24"/>
+        </w:rPr>
+        <w:t>kar</w:t>
+      </w:r>
+      <w:proofErr w:type="spellEnd"/>
+      <w:r>
+        <w:rPr>
+          <w:rFonts w:ascii="Times New Roman" w:eastAsia="Times New Roman" w:hAnsi="Times New Roman" w:cs="Times New Roman"/>
+          <w:sz w:val="24"/>
+          <w:szCs w:val="24"/>
+        </w:rPr>
+        <w:t xml:space="preserve"> </w:t>
+      </w:r>
+      <w:proofErr w:type="spellStart"/>
+      <w:r>
+        <w:rPr>
+          <w:rFonts w:ascii="Times New Roman" w:eastAsia="Times New Roman" w:hAnsi="Times New Roman" w:cs="Times New Roman"/>
+          <w:sz w:val="24"/>
+          <w:szCs w:val="24"/>
+        </w:rPr>
+        <w:t>leta</w:t>
+      </w:r>
+      <w:proofErr w:type="spellEnd"/>
+      <w:r>
+        <w:rPr>
+          <w:rFonts w:ascii="Times New Roman" w:eastAsia="Times New Roman" w:hAnsi="Times New Roman" w:cs="Times New Roman"/>
+          <w:sz w:val="24"/>
+          <w:szCs w:val="24"/>
+        </w:rPr>
+        <w:t xml:space="preserve"> </w:t>
+      </w:r>
+      <w:proofErr w:type="spellStart"/>
+      <w:r>
+        <w:rPr>
+          <w:rFonts w:ascii="Times New Roman" w:eastAsia="Times New Roman" w:hAnsi="Times New Roman" w:cs="Times New Roman"/>
+          <w:sz w:val="24"/>
+          <w:szCs w:val="24"/>
+        </w:rPr>
+        <w:t>hai</w:t>
+      </w:r>
+      <w:proofErr w:type="spellEnd"/>
+      <w:r>
+        <w:rPr>
+          <w:rFonts w:ascii="Times New Roman" w:eastAsia="Times New Roman" w:hAnsi="Times New Roman" w:cs="Times New Roman"/>
+          <w:sz w:val="24"/>
+          <w:szCs w:val="24"/>
+        </w:rPr>
+        <w:t xml:space="preserve"> </w:t>
+      </w:r>
+      <w:proofErr w:type="spellStart"/>
+      <w:r>
+        <w:rPr>
+          <w:rFonts w:ascii="Times New Roman" w:eastAsia="Times New Roman" w:hAnsi="Times New Roman" w:cs="Times New Roman"/>
+          <w:sz w:val="24"/>
+          <w:szCs w:val="24"/>
+        </w:rPr>
+        <w:t>aur</w:t>
+      </w:r>
+      <w:proofErr w:type="spellEnd"/>
+      <w:r>
+        <w:rPr>
+          <w:rFonts w:ascii="Times New Roman" w:eastAsia="Times New Roman" w:hAnsi="Times New Roman" w:cs="Times New Roman"/>
+          <w:sz w:val="24"/>
+          <w:szCs w:val="24"/>
+        </w:rPr>
+        <w:t xml:space="preserve"> error handling </w:t>
+      </w:r>
+      <w:proofErr w:type="spellStart"/>
+      <w:r>
+        <w:rPr>
+          <w:rFonts w:ascii="Times New Roman" w:eastAsia="Times New Roman" w:hAnsi="Times New Roman" w:cs="Times New Roman"/>
+          <w:sz w:val="24"/>
+          <w:szCs w:val="24"/>
+        </w:rPr>
+        <w:t>bhi</w:t>
+      </w:r>
+      <w:proofErr w:type="spellEnd"/>
+      <w:r>
+        <w:rPr>
+          <w:rFonts w:ascii="Times New Roman" w:eastAsia="Times New Roman" w:hAnsi="Times New Roman" w:cs="Times New Roman"/>
+          <w:sz w:val="24"/>
+          <w:szCs w:val="24"/>
+        </w:rPr>
+        <w:t xml:space="preserve"> better </w:t>
+      </w:r>
+      <w:proofErr w:type="spellStart"/>
+      <w:r>
+        <w:rPr>
+          <w:rFonts w:ascii="Times New Roman" w:eastAsia="Times New Roman" w:hAnsi="Times New Roman" w:cs="Times New Roman"/>
+          <w:sz w:val="24"/>
+          <w:szCs w:val="24"/>
+        </w:rPr>
+        <w:t>deta</w:t>
+      </w:r>
+      <w:proofErr w:type="spellEnd"/>
+      <w:r>
+        <w:rPr>
+          <w:rFonts w:ascii="Times New Roman" w:eastAsia="Times New Roman" w:hAnsi="Times New Roman" w:cs="Times New Roman"/>
+          <w:sz w:val="24"/>
+          <w:szCs w:val="24"/>
+        </w:rPr>
+        <w:t xml:space="preserve"> </w:t>
+      </w:r>
+      <w:proofErr w:type="spellStart"/>
+      <w:r>
+        <w:rPr>
+          <w:rFonts w:ascii="Times New Roman" w:eastAsia="Times New Roman" w:hAnsi="Times New Roman" w:cs="Times New Roman"/>
+          <w:sz w:val="24"/>
+          <w:szCs w:val="24"/>
+        </w:rPr>
+        <w:t>hai</w:t>
+      </w:r>
+      <w:proofErr w:type="spellEnd"/>
+      <w:r>
+        <w:rPr>
+          <w:rFonts w:ascii="Times New Roman" w:eastAsia="Times New Roman" w:hAnsi="Times New Roman" w:cs="Times New Roman"/>
+          <w:sz w:val="24"/>
+          <w:szCs w:val="24"/>
+        </w:rPr>
+        <w:t xml:space="preserve">. Fetch me </w:t>
+      </w:r>
+      <w:proofErr w:type="spellStart"/>
+      <w:r>
+        <w:rPr>
+          <w:rFonts w:ascii="Times New Roman" w:eastAsia="Times New Roman" w:hAnsi="Times New Roman" w:cs="Times New Roman"/>
+          <w:sz w:val="24"/>
+          <w:szCs w:val="24"/>
+        </w:rPr>
+        <w:t>hume</w:t>
+      </w:r>
+      <w:proofErr w:type="spellEnd"/>
+      <w:r>
+        <w:rPr>
+          <w:rFonts w:ascii="Times New Roman" w:eastAsia="Times New Roman" w:hAnsi="Times New Roman" w:cs="Times New Roman"/>
+          <w:sz w:val="24"/>
+          <w:szCs w:val="24"/>
+        </w:rPr>
+        <w:t xml:space="preserve"> </w:t>
+      </w:r>
+      <w:proofErr w:type="spellStart"/>
+      <w:proofErr w:type="gramStart"/>
+      <w:r>
+        <w:rPr>
+          <w:rFonts w:ascii="Times New Roman" w:eastAsia="Times New Roman" w:hAnsi="Times New Roman" w:cs="Times New Roman"/>
+          <w:sz w:val="24"/>
+          <w:szCs w:val="24"/>
+        </w:rPr>
+        <w:t>response.json</w:t>
+      </w:r>
+      <w:proofErr w:type="spellEnd"/>
+      <w:r>
+        <w:rPr>
+          <w:rFonts w:ascii="Times New Roman" w:eastAsia="Times New Roman" w:hAnsi="Times New Roman" w:cs="Times New Roman"/>
+          <w:sz w:val="24"/>
+          <w:szCs w:val="24"/>
+        </w:rPr>
+        <w:t>(</w:t>
+      </w:r>
+      <w:proofErr w:type="gramEnd"/>
+      <w:r>
+        <w:rPr>
+          <w:rFonts w:ascii="Times New Roman" w:eastAsia="Times New Roman" w:hAnsi="Times New Roman" w:cs="Times New Roman"/>
+          <w:sz w:val="24"/>
+          <w:szCs w:val="24"/>
+        </w:rPr>
+        <w:t xml:space="preserve">) manually </w:t>
+      </w:r>
+      <w:proofErr w:type="spellStart"/>
+      <w:r>
+        <w:rPr>
+          <w:rFonts w:ascii="Times New Roman" w:eastAsia="Times New Roman" w:hAnsi="Times New Roman" w:cs="Times New Roman"/>
+          <w:sz w:val="24"/>
+          <w:szCs w:val="24"/>
+        </w:rPr>
+        <w:t>likhna</w:t>
+      </w:r>
+      <w:proofErr w:type="spellEnd"/>
+      <w:r>
+        <w:rPr>
+          <w:rFonts w:ascii="Times New Roman" w:eastAsia="Times New Roman" w:hAnsi="Times New Roman" w:cs="Times New Roman"/>
+          <w:sz w:val="24"/>
+          <w:szCs w:val="24"/>
+        </w:rPr>
+        <w:t xml:space="preserve"> </w:t>
+      </w:r>
+      <w:proofErr w:type="spellStart"/>
+      <w:r>
+        <w:rPr>
+          <w:rFonts w:ascii="Times New Roman" w:eastAsia="Times New Roman" w:hAnsi="Times New Roman" w:cs="Times New Roman"/>
+          <w:sz w:val="24"/>
+          <w:szCs w:val="24"/>
+        </w:rPr>
+        <w:t>padta</w:t>
+      </w:r>
+      <w:proofErr w:type="spellEnd"/>
+      <w:r>
+        <w:rPr>
+          <w:rFonts w:ascii="Times New Roman" w:eastAsia="Times New Roman" w:hAnsi="Times New Roman" w:cs="Times New Roman"/>
+          <w:sz w:val="24"/>
+          <w:szCs w:val="24"/>
+        </w:rPr>
+        <w:t xml:space="preserve"> </w:t>
+      </w:r>
+      <w:proofErr w:type="spellStart"/>
+      <w:r>
+        <w:rPr>
+          <w:rFonts w:ascii="Times New Roman" w:eastAsia="Times New Roman" w:hAnsi="Times New Roman" w:cs="Times New Roman"/>
+          <w:sz w:val="24"/>
+          <w:szCs w:val="24"/>
+        </w:rPr>
+        <w:t>hai</w:t>
+      </w:r>
+      <w:proofErr w:type="spellEnd"/>
+      <w:r>
+        <w:rPr>
+          <w:rFonts w:ascii="Times New Roman" w:eastAsia="Times New Roman" w:hAnsi="Times New Roman" w:cs="Times New Roman"/>
+          <w:sz w:val="24"/>
+          <w:szCs w:val="24"/>
+        </w:rPr>
+        <w:t>.</w:t>
       </w:r>
     </w:p>
     <w:p>
@@ -157,7 +759,29 @@
           <w:sz w:val="27"/>
           <w:szCs w:val="27"/>
         </w:rPr>
-        <w:t>2. Topic: Axios Instance</w:t>
+        <w:t xml:space="preserve">2. Topic: </w:t>
+      </w:r>
+      <w:proofErr w:type="spellStart"/>
+      <w:r>
+        <w:rPr>
+          <w:rFonts w:ascii="Times New Roman" w:eastAsia="Times New Roman" w:hAnsi="Times New Roman" w:cs="Times New Roman"/>
+          <w:b/>
+          <w:bCs/>
+          <w:sz w:val="27"/>
+          <w:szCs w:val="27"/>
+        </w:rPr>
+        <w:t>Axios</w:t>
+      </w:r>
+      <w:proofErr w:type="spellEnd"/>
+      <w:r>
+        <w:rPr>
+          <w:rFonts w:ascii="Times New Roman" w:eastAsia="Times New Roman" w:hAnsi="Times New Roman" w:cs="Times New Roman"/>
+          <w:b/>
+          <w:bCs/>
+          <w:sz w:val="27"/>
+          <w:szCs w:val="27"/>
+        </w:rPr>
+        <w:t xml:space="preserve"> Instance</w:t>
       </w:r>
     </w:p>
     <w:p>
@@ -177,7 +801,29 @@
           <w:sz w:val="24"/>
           <w:szCs w:val="24"/>
         </w:rPr>
-        <w:t>Q1. What is an Axios Instance and why would you use it?</w:t>
+        <w:t xml:space="preserve">Q1. What is an </w:t>
+      </w:r>
+      <w:proofErr w:type="spellStart"/>
+      <w:r>
+        <w:rPr>
+          <w:rFonts w:ascii="Times New Roman" w:eastAsia="Times New Roman" w:hAnsi="Times New Roman" w:cs="Times New Roman"/>
+          <w:b/>
+          <w:bCs/>
+          <w:sz w:val="24"/>
+          <w:szCs w:val="24"/>
+        </w:rPr>
+        <w:t>Axios</w:t>
+      </w:r>
+      <w:proofErr w:type="spellEnd"/>
+      <w:r>
+        <w:rPr>
+          <w:rFonts w:ascii="Times New Roman" w:eastAsia="Times New Roman" w:hAnsi="Times New Roman" w:cs="Times New Roman"/>
+          <w:b/>
+          <w:bCs/>
+          <w:sz w:val="24"/>
+          <w:szCs w:val="24"/>
+        </w:rPr>
+        <w:t xml:space="preserve"> Instance and why would you use it?</w:t>
       </w:r>
       <w:r>
         <w:rPr>
@@ -187,23 +833,397 @@
         </w:rPr>
         <w:br/>
       </w:r>
-      <w:r>
-        <w:rPr>
-          <w:rFonts w:ascii="Times New Roman" w:eastAsia="Times New Roman" w:hAnsi="Times New Roman" w:cs="Times New Roman"/>
-          <w:b/>
-          <w:bCs/>
-          <w:sz w:val="24"/>
-          <w:szCs w:val="24"/>
-        </w:rPr>
-        <w:t>Ans:</w:t>
-      </w:r>
-      <w:r>
-        <w:rPr>
-          <w:rFonts w:ascii="Times New Roman" w:eastAsia="Times New Roman" w:hAnsi="Times New Roman" w:cs="Times New Roman"/>
-          <w:sz w:val="24"/>
-          <w:szCs w:val="24"/>
-        </w:rPr>
-        <w:t xml:space="preserve"> Axios Instance ek custom Axios object hota hai jisme hum default config set kar sakte hain, jaise base URL, headers. Agar hume multiple API calls ek hi config ke sath karni ho to ye helpful hota hai.</w:t>
+      <w:proofErr w:type="spellStart"/>
+      <w:r>
+        <w:rPr>
+          <w:rFonts w:ascii="Times New Roman" w:eastAsia="Times New Roman" w:hAnsi="Times New Roman" w:cs="Times New Roman"/>
+          <w:b/>
+          <w:bCs/>
+          <w:sz w:val="24"/>
+          <w:szCs w:val="24"/>
+        </w:rPr>
+        <w:t>Ans</w:t>
+      </w:r>
+      <w:proofErr w:type="spellEnd"/>
+      <w:r>
+        <w:rPr>
+          <w:rFonts w:ascii="Times New Roman" w:eastAsia="Times New Roman" w:hAnsi="Times New Roman" w:cs="Times New Roman"/>
+          <w:b/>
+          <w:bCs/>
+          <w:sz w:val="24"/>
+          <w:szCs w:val="24"/>
+        </w:rPr>
+        <w:t>:</w:t>
+      </w:r>
+      <w:r>
+        <w:rPr>
+          <w:rFonts w:ascii="Times New Roman" w:eastAsia="Times New Roman" w:hAnsi="Times New Roman" w:cs="Times New Roman"/>
+          <w:sz w:val="24"/>
+          <w:szCs w:val="24"/>
+        </w:rPr>
+        <w:t xml:space="preserve"> </w:t>
+      </w:r>
+      <w:proofErr w:type="spellStart"/>
+      <w:r>
+        <w:rPr>
+          <w:rFonts w:ascii="Times New Roman" w:eastAsia="Times New Roman" w:hAnsi="Times New Roman" w:cs="Times New Roman"/>
+          <w:sz w:val="24"/>
+          <w:szCs w:val="24"/>
+        </w:rPr>
+        <w:t>Axios</w:t>
+      </w:r>
+      <w:proofErr w:type="spellEnd"/>
+      <w:r>
+        <w:rPr>
+          <w:rFonts w:ascii="Times New Roman" w:eastAsia="Times New Roman" w:hAnsi="Times New Roman" w:cs="Times New Roman"/>
+          <w:sz w:val="24"/>
+          <w:szCs w:val="24"/>
+        </w:rPr>
+        <w:t xml:space="preserve"> Instance </w:t>
+      </w:r>
+      <w:proofErr w:type="spellStart"/>
+      <w:r>
+        <w:rPr>
+          <w:rFonts w:ascii="Times New Roman" w:eastAsia="Times New Roman" w:hAnsi="Times New Roman" w:cs="Times New Roman"/>
+          <w:sz w:val="24"/>
+          <w:szCs w:val="24"/>
+        </w:rPr>
+        <w:t>ek</w:t>
+      </w:r>
+      <w:proofErr w:type="spellEnd"/>
+      <w:r>
+        <w:rPr>
+          <w:rFonts w:ascii="Times New Roman" w:eastAsia="Times New Roman" w:hAnsi="Times New Roman" w:cs="Times New Roman"/>
+          <w:sz w:val="24"/>
+          <w:szCs w:val="24"/>
+        </w:rPr>
+        <w:t xml:space="preserve"> custom </w:t>
+      </w:r>
+      <w:proofErr w:type="spellStart"/>
+      <w:r>
+        <w:rPr>
+          <w:rFonts w:ascii="Times New Roman" w:eastAsia="Times New Roman" w:hAnsi="Times New Roman" w:cs="Times New Roman"/>
+          <w:sz w:val="24"/>
+          <w:szCs w:val="24"/>
+        </w:rPr>
+        <w:t>Axios</w:t>
+      </w:r>
+      <w:proofErr w:type="spellEnd"/>
+      <w:r>
+        <w:rPr>
+          <w:rFonts w:ascii="Times New Roman" w:eastAsia="Times New Roman" w:hAnsi="Times New Roman" w:cs="Times New Roman"/>
+          <w:sz w:val="24"/>
+          <w:szCs w:val="24"/>
+        </w:rPr>
+        <w:t xml:space="preserve"> object </w:t>
+      </w:r>
+      <w:proofErr w:type="spellStart"/>
+      <w:r>
+        <w:rPr>
+          <w:rFonts w:ascii="Times New Roman" w:eastAsia="Times New Roman" w:hAnsi="Times New Roman" w:cs="Times New Roman"/>
+          <w:sz w:val="24"/>
+          <w:szCs w:val="24"/>
+        </w:rPr>
+        <w:t>hota</w:t>
+      </w:r>
+      <w:proofErr w:type="spellEnd"/>
+      <w:r>
+        <w:rPr>
+          <w:rFonts w:ascii="Times New Roman" w:eastAsia="Times New Roman" w:hAnsi="Times New Roman" w:cs="Times New Roman"/>
+          <w:sz w:val="24"/>
+          <w:szCs w:val="24"/>
+        </w:rPr>
+        <w:t xml:space="preserve"> </w:t>
+      </w:r>
+      <w:proofErr w:type="spellStart"/>
+      <w:r>
+        <w:rPr>
+          <w:rFonts w:ascii="Times New Roman" w:eastAsia="Times New Roman" w:hAnsi="Times New Roman" w:cs="Times New Roman"/>
+          <w:sz w:val="24"/>
+          <w:szCs w:val="24"/>
+        </w:rPr>
+        <w:t>hai</w:t>
+      </w:r>
+      <w:proofErr w:type="spellEnd"/>
+      <w:r>
+        <w:rPr>
+          <w:rFonts w:ascii="Times New Roman" w:eastAsia="Times New Roman" w:hAnsi="Times New Roman" w:cs="Times New Roman"/>
+          <w:sz w:val="24"/>
+          <w:szCs w:val="24"/>
+        </w:rPr>
+        <w:t xml:space="preserve"> </w:t>
+      </w:r>
+      <w:proofErr w:type="spellStart"/>
+      <w:r>
+        <w:rPr>
+          <w:rFonts w:ascii="Times New Roman" w:eastAsia="Times New Roman" w:hAnsi="Times New Roman" w:cs="Times New Roman"/>
+          <w:sz w:val="24"/>
+          <w:szCs w:val="24"/>
+        </w:rPr>
+        <w:t>jisme</w:t>
+      </w:r>
+      <w:proofErr w:type="spellEnd"/>
+      <w:r>
+        <w:rPr>
+          <w:rFonts w:ascii="Times New Roman" w:eastAsia="Times New Roman" w:hAnsi="Times New Roman" w:cs="Times New Roman"/>
+          <w:sz w:val="24"/>
+          <w:szCs w:val="24"/>
+        </w:rPr>
+        <w:t xml:space="preserve"> hum default </w:t>
+      </w:r>
+      <w:proofErr w:type="spellStart"/>
+      <w:r>
+        <w:rPr>
+          <w:rFonts w:ascii="Times New Roman" w:eastAsia="Times New Roman" w:hAnsi="Times New Roman" w:cs="Times New Roman"/>
+          <w:sz w:val="24"/>
+          <w:szCs w:val="24"/>
+        </w:rPr>
+        <w:t>config</w:t>
+      </w:r>
+      <w:proofErr w:type="spellEnd"/>
+      <w:r>
+        <w:rPr>
+          <w:rFonts w:ascii="Times New Roman" w:eastAsia="Times New Roman" w:hAnsi="Times New Roman" w:cs="Times New Roman"/>
+          <w:sz w:val="24"/>
+          <w:szCs w:val="24"/>
+        </w:rPr>
+        <w:t xml:space="preserve"> set </w:t>
+      </w:r>
+      <w:proofErr w:type="spellStart"/>
+      <w:r>
+        <w:rPr>
+          <w:rFonts w:ascii="Times New Roman" w:eastAsia="Times New Roman" w:hAnsi="Times New Roman" w:cs="Times New Roman"/>
+          <w:sz w:val="24"/>
+          <w:szCs w:val="24"/>
+        </w:rPr>
+        <w:t>kar</w:t>
+      </w:r>
+      <w:proofErr w:type="spellEnd"/>
+      <w:r>
+        <w:rPr>
+          <w:rFonts w:ascii="Times New Roman" w:eastAsia="Times New Roman" w:hAnsi="Times New Roman" w:cs="Times New Roman"/>
+          <w:sz w:val="24"/>
+          <w:szCs w:val="24"/>
+        </w:rPr>
+        <w:t xml:space="preserve"> </w:t>
+      </w:r>
+      <w:proofErr w:type="spellStart"/>
+      <w:r>
+        <w:rPr>
+          <w:rFonts w:ascii="Times New Roman" w:eastAsia="Times New Roman" w:hAnsi="Times New Roman" w:cs="Times New Roman"/>
+          <w:sz w:val="24"/>
+          <w:szCs w:val="24"/>
+        </w:rPr>
+        <w:t>sakte</w:t>
+      </w:r>
+      <w:proofErr w:type="spellEnd"/>
+      <w:r>
+        <w:rPr>
+          <w:rFonts w:ascii="Times New Roman" w:eastAsia="Times New Roman" w:hAnsi="Times New Roman" w:cs="Times New Roman"/>
+          <w:sz w:val="24"/>
+          <w:szCs w:val="24"/>
+        </w:rPr>
+        <w:t xml:space="preserve"> </w:t>
+      </w:r>
+      <w:proofErr w:type="spellStart"/>
+      <w:r>
+        <w:rPr>
+          <w:rFonts w:ascii="Times New Roman" w:eastAsia="Times New Roman" w:hAnsi="Times New Roman" w:cs="Times New Roman"/>
+          <w:sz w:val="24"/>
+          <w:szCs w:val="24"/>
+        </w:rPr>
+        <w:t>hain</w:t>
+      </w:r>
+      <w:proofErr w:type="spellEnd"/>
+      <w:r>
+        <w:rPr>
+          <w:rFonts w:ascii="Times New Roman" w:eastAsia="Times New Roman" w:hAnsi="Times New Roman" w:cs="Times New Roman"/>
+          <w:sz w:val="24"/>
+          <w:szCs w:val="24"/>
+        </w:rPr>
+        <w:t xml:space="preserve">, </w:t>
+      </w:r>
+      <w:proofErr w:type="spellStart"/>
+      <w:r>
+        <w:rPr>
+          <w:rFonts w:ascii="Times New Roman" w:eastAsia="Times New Roman" w:hAnsi="Times New Roman" w:cs="Times New Roman"/>
+          <w:sz w:val="24"/>
+          <w:szCs w:val="24"/>
+        </w:rPr>
+        <w:t>jaise</w:t>
+      </w:r>
+      <w:proofErr w:type="spellEnd"/>
+      <w:r>
+        <w:rPr>
+          <w:rFonts w:ascii="Times New Roman" w:eastAsia="Times New Roman" w:hAnsi="Times New Roman" w:cs="Times New Roman"/>
+          <w:sz w:val="24"/>
+          <w:szCs w:val="24"/>
+        </w:rPr>
+        <w:t xml:space="preserve"> base URL, headers. Agar </w:t>
+      </w:r>
+      <w:proofErr w:type="spellStart"/>
+      <w:proofErr w:type="gramStart"/>
+      <w:r>
+        <w:rPr>
+          <w:rFonts w:ascii="Times New Roman" w:eastAsia="Times New Roman" w:hAnsi="Times New Roman" w:cs="Times New Roman"/>
+          <w:sz w:val="24"/>
+          <w:szCs w:val="24"/>
+        </w:rPr>
+        <w:t>hume</w:t>
+      </w:r>
+      <w:proofErr w:type="spellEnd"/>
+      <w:proofErr w:type="gramEnd"/>
+      <w:r>
+        <w:rPr>
+          <w:rFonts w:ascii="Times New Roman" w:eastAsia="Times New Roman" w:hAnsi="Times New Roman" w:cs="Times New Roman"/>
+          <w:sz w:val="24"/>
+          <w:szCs w:val="24"/>
+        </w:rPr>
+        <w:t xml:space="preserve"> multiple API calls </w:t>
+      </w:r>
+      <w:proofErr w:type="spellStart"/>
+      <w:r>
+        <w:rPr>
+          <w:rFonts w:ascii="Times New Roman" w:eastAsia="Times New Roman" w:hAnsi="Times New Roman" w:cs="Times New Roman"/>
+          <w:sz w:val="24"/>
+          <w:szCs w:val="24"/>
+        </w:rPr>
+        <w:t>ek</w:t>
+      </w:r>
+      <w:proofErr w:type="spellEnd"/>
+      <w:r>
+        <w:rPr>
+          <w:rFonts w:ascii="Times New Roman" w:eastAsia="Times New Roman" w:hAnsi="Times New Roman" w:cs="Times New Roman"/>
+          <w:sz w:val="24"/>
+          <w:szCs w:val="24"/>
+        </w:rPr>
+        <w:t xml:space="preserve"> hi </w:t>
+      </w:r>
+      <w:proofErr w:type="spellStart"/>
+      <w:r>
+        <w:rPr>
+          <w:rFonts w:ascii="Times New Roman" w:eastAsia="Times New Roman" w:hAnsi="Times New Roman" w:cs="Times New Roman"/>
+          <w:sz w:val="24"/>
+          <w:szCs w:val="24"/>
+        </w:rPr>
+        <w:t>config</w:t>
+      </w:r>
+      <w:proofErr w:type="spellEnd"/>
+      <w:r>
+        <w:rPr>
+          <w:rFonts w:ascii="Times New Roman" w:eastAsia="Times New Roman" w:hAnsi="Times New Roman" w:cs="Times New Roman"/>
+          <w:sz w:val="24"/>
+          <w:szCs w:val="24"/>
+        </w:rPr>
+        <w:t xml:space="preserve"> </w:t>
+      </w:r>
+      <w:proofErr w:type="spellStart"/>
+      <w:r>
+        <w:rPr>
+          <w:rFonts w:ascii="Times New Roman" w:eastAsia="Times New Roman" w:hAnsi="Times New Roman" w:cs="Times New Roman"/>
+          <w:sz w:val="24"/>
+          <w:szCs w:val="24"/>
+        </w:rPr>
+        <w:t>ke</w:t>
+      </w:r>
+      <w:proofErr w:type="spellEnd"/>
+      <w:r>
+        <w:rPr>
+          <w:rFonts w:ascii="Times New Roman" w:eastAsia="Times New Roman" w:hAnsi="Times New Roman" w:cs="Times New Roman"/>
+          <w:sz w:val="24"/>
+          <w:szCs w:val="24"/>
+        </w:rPr>
+        <w:t xml:space="preserve"> </w:t>
+      </w:r>
+      <w:proofErr w:type="spellStart"/>
+      <w:r>
+        <w:rPr>
+          <w:rFonts w:ascii="Times New Roman" w:eastAsia="Times New Roman" w:hAnsi="Times New Roman" w:cs="Times New Roman"/>
+          <w:sz w:val="24"/>
+          <w:szCs w:val="24"/>
+        </w:rPr>
+        <w:t>sath</w:t>
+      </w:r>
+      <w:proofErr w:type="spellEnd"/>
+      <w:r>
+        <w:rPr>
+          <w:rFonts w:ascii="Times New Roman" w:eastAsia="Times New Roman" w:hAnsi="Times New Roman" w:cs="Times New Roman"/>
+          <w:sz w:val="24"/>
+          <w:szCs w:val="24"/>
+        </w:rPr>
+        <w:t xml:space="preserve"> </w:t>
+      </w:r>
+      <w:proofErr w:type="spellStart"/>
+      <w:r>
+        <w:rPr>
+          <w:rFonts w:ascii="Times New Roman" w:eastAsia="Times New Roman" w:hAnsi="Times New Roman" w:cs="Times New Roman"/>
+          <w:sz w:val="24"/>
+          <w:szCs w:val="24"/>
+        </w:rPr>
+        <w:t>karni</w:t>
+      </w:r>
+      <w:proofErr w:type="spellEnd"/>
+      <w:r>
+        <w:rPr>
+          <w:rFonts w:ascii="Times New Roman" w:eastAsia="Times New Roman" w:hAnsi="Times New Roman" w:cs="Times New Roman"/>
+          <w:sz w:val="24"/>
+          <w:szCs w:val="24"/>
+        </w:rPr>
+        <w:t xml:space="preserve"> ho to </w:t>
+      </w:r>
+      <w:proofErr w:type="spellStart"/>
+      <w:r>
+        <w:rPr>
+          <w:rFonts w:ascii="Times New Roman" w:eastAsia="Times New Roman" w:hAnsi="Times New Roman" w:cs="Times New Roman"/>
+          <w:sz w:val="24"/>
+          <w:szCs w:val="24"/>
+        </w:rPr>
+        <w:t>ye</w:t>
+      </w:r>
+      <w:proofErr w:type="spellEnd"/>
+      <w:r>
+        <w:rPr>
+          <w:rFonts w:ascii="Times New Roman" w:eastAsia="Times New Roman" w:hAnsi="Times New Roman" w:cs="Times New Roman"/>
+          <w:sz w:val="24"/>
+          <w:szCs w:val="24"/>
+        </w:rPr>
+        <w:t xml:space="preserve"> helpful </w:t>
+      </w:r>
+      <w:proofErr w:type="spellStart"/>
+      <w:r>
+        <w:rPr>
+          <w:rFonts w:ascii="Times New Roman" w:eastAsia="Times New Roman" w:hAnsi="Times New Roman" w:cs="Times New Roman"/>
+          <w:sz w:val="24"/>
+          <w:szCs w:val="24"/>
+        </w:rPr>
+        <w:t>hota</w:t>
+      </w:r>
+      <w:proofErr w:type="spellEnd"/>
+      <w:r>
+        <w:rPr>
+          <w:rFonts w:ascii="Times New Roman" w:eastAsia="Times New Roman" w:hAnsi="Times New Roman" w:cs="Times New Roman"/>
+          <w:sz w:val="24"/>
+          <w:szCs w:val="24"/>
+        </w:rPr>
+        <w:t xml:space="preserve"> </w:t>
+      </w:r>
+      <w:proofErr w:type="spellStart"/>
+      <w:r>
+        <w:rPr>
+          <w:rFonts w:ascii="Times New Roman" w:eastAsia="Times New Roman" w:hAnsi="Times New Roman" w:cs="Times New Roman"/>
+          <w:sz w:val="24"/>
+          <w:szCs w:val="24"/>
+        </w:rPr>
+        <w:t>hai</w:t>
+      </w:r>
+      <w:proofErr w:type="spellEnd"/>
+      <w:r>
+        <w:rPr>
+          <w:rFonts w:ascii="Times New Roman" w:eastAsia="Times New Roman" w:hAnsi="Times New Roman" w:cs="Times New Roman"/>
+          <w:sz w:val="24"/>
+          <w:szCs w:val="24"/>
+        </w:rPr>
+        <w:t>.</w:t>
       </w:r>
     </w:p>
     <w:p>
@@ -223,7 +1243,29 @@
           <w:sz w:val="24"/>
           <w:szCs w:val="24"/>
         </w:rPr>
-        <w:t>Q2. How do you create an Axios instance?</w:t>
+        <w:t xml:space="preserve">Q2. How do you create an </w:t>
+      </w:r>
+      <w:proofErr w:type="spellStart"/>
+      <w:r>
+        <w:rPr>
+          <w:rFonts w:ascii="Times New Roman" w:eastAsia="Times New Roman" w:hAnsi="Times New Roman" w:cs="Times New Roman"/>
+          <w:b/>
+          <w:bCs/>
+          <w:sz w:val="24"/>
+          <w:szCs w:val="24"/>
+        </w:rPr>
+        <w:t>Axios</w:t>
+      </w:r>
+      <w:proofErr w:type="spellEnd"/>
+      <w:r>
+        <w:rPr>
+          <w:rFonts w:ascii="Times New Roman" w:eastAsia="Times New Roman" w:hAnsi="Times New Roman" w:cs="Times New Roman"/>
+          <w:b/>
+          <w:bCs/>
+          <w:sz w:val="24"/>
+          <w:szCs w:val="24"/>
+        </w:rPr>
+        <w:t xml:space="preserve"> instance?</w:t>
       </w:r>
       <w:r>
         <w:rPr>
@@ -233,39 +1275,125 @@
         </w:rPr>
         <w:br/>
       </w:r>
-      <w:r>
-        <w:rPr>
-          <w:rFonts w:ascii="Times New Roman" w:eastAsia="Times New Roman" w:hAnsi="Times New Roman" w:cs="Times New Roman"/>
-          <w:b/>
-          <w:bCs/>
-          <w:sz w:val="24"/>
-          <w:szCs w:val="24"/>
-        </w:rPr>
-        <w:t>Ans:</w:t>
-      </w:r>
-      <w:r>
-        <w:rPr>
-          <w:rFonts w:ascii="Times New Roman" w:eastAsia="Times New Roman" w:hAnsi="Times New Roman" w:cs="Times New Roman"/>
-          <w:sz w:val="24"/>
-          <w:szCs w:val="24"/>
-        </w:rPr>
-        <w:t xml:space="preserve"> </w:t>
-      </w:r>
+      <w:proofErr w:type="spellStart"/>
+      <w:r>
+        <w:rPr>
+          <w:rFonts w:ascii="Times New Roman" w:eastAsia="Times New Roman" w:hAnsi="Times New Roman" w:cs="Times New Roman"/>
+          <w:b/>
+          <w:bCs/>
+          <w:sz w:val="24"/>
+          <w:szCs w:val="24"/>
+        </w:rPr>
+        <w:t>Ans</w:t>
+      </w:r>
+      <w:proofErr w:type="spellEnd"/>
+      <w:r>
+        <w:rPr>
+          <w:rFonts w:ascii="Times New Roman" w:eastAsia="Times New Roman" w:hAnsi="Times New Roman" w:cs="Times New Roman"/>
+          <w:b/>
+          <w:bCs/>
+          <w:sz w:val="24"/>
+          <w:szCs w:val="24"/>
+        </w:rPr>
+        <w:t>:</w:t>
+      </w:r>
+      <w:r>
+        <w:rPr>
+          <w:rFonts w:ascii="Times New Roman" w:eastAsia="Times New Roman" w:hAnsi="Times New Roman" w:cs="Times New Roman"/>
+          <w:sz w:val="24"/>
+          <w:szCs w:val="24"/>
+        </w:rPr>
+        <w:t xml:space="preserve"> </w:t>
+      </w:r>
+      <w:proofErr w:type="spellStart"/>
+      <w:proofErr w:type="gramStart"/>
       <w:r>
         <w:rPr>
           <w:rFonts w:ascii="Courier New" w:eastAsia="Times New Roman" w:hAnsi="Courier New" w:cs="Courier New"/>
           <w:sz w:val="20"/>
           <w:szCs w:val="20"/>
         </w:rPr>
-        <w:t>axios.create()</w:t>
-      </w:r>
-      <w:r>
-        <w:rPr>
-          <w:rFonts w:ascii="Times New Roman" w:eastAsia="Times New Roman" w:hAnsi="Times New Roman" w:cs="Times New Roman"/>
-          <w:sz w:val="24"/>
-          <w:szCs w:val="24"/>
-        </w:rPr>
-        <w:t xml:space="preserve"> method se Axios instance banate hain. Example:</w:t>
+        <w:t>axios.create</w:t>
+      </w:r>
+      <w:proofErr w:type="spellEnd"/>
+      <w:r>
+        <w:rPr>
+          <w:rFonts w:ascii="Courier New" w:eastAsia="Times New Roman" w:hAnsi="Courier New" w:cs="Courier New"/>
+          <w:sz w:val="20"/>
+          <w:szCs w:val="20"/>
+        </w:rPr>
+        <w:t>(</w:t>
+      </w:r>
+      <w:proofErr w:type="gramEnd"/>
+      <w:r>
+        <w:rPr>
+          <w:rFonts w:ascii="Courier New" w:eastAsia="Times New Roman" w:hAnsi="Courier New" w:cs="Courier New"/>
+          <w:sz w:val="20"/>
+          <w:szCs w:val="20"/>
+        </w:rPr>
+        <w:t>)</w:t>
+      </w:r>
+      <w:r>
+        <w:rPr>
+          <w:rFonts w:ascii="Times New Roman" w:eastAsia="Times New Roman" w:hAnsi="Times New Roman" w:cs="Times New Roman"/>
+          <w:sz w:val="24"/>
+          <w:szCs w:val="24"/>
+        </w:rPr>
+        <w:t xml:space="preserve"> method se </w:t>
+      </w:r>
+      <w:proofErr w:type="spellStart"/>
+      <w:r>
+        <w:rPr>
+          <w:rFonts w:ascii="Times New Roman" w:eastAsia="Times New Roman" w:hAnsi="Times New Roman" w:cs="Times New Roman"/>
+          <w:sz w:val="24"/>
+          <w:szCs w:val="24"/>
+        </w:rPr>
+        <w:t>Axios</w:t>
+      </w:r>
+      <w:proofErr w:type="spellEnd"/>
+      <w:r>
+        <w:rPr>
+          <w:rFonts w:ascii="Times New Roman" w:eastAsia="Times New Roman" w:hAnsi="Times New Roman" w:cs="Times New Roman"/>
+          <w:sz w:val="24"/>
+          <w:szCs w:val="24"/>
+        </w:rPr>
+        <w:t xml:space="preserve"> instance </w:t>
+      </w:r>
+      <w:proofErr w:type="spellStart"/>
+      <w:r>
+        <w:rPr>
+          <w:rFonts w:ascii="Times New Roman" w:eastAsia="Times New Roman" w:hAnsi="Times New Roman" w:cs="Times New Roman"/>
+          <w:sz w:val="24"/>
+          <w:szCs w:val="24"/>
+        </w:rPr>
+        <w:t>banate</w:t>
+      </w:r>
+      <w:proofErr w:type="spellEnd"/>
+      <w:r>
+        <w:rPr>
+          <w:rFonts w:ascii="Times New Roman" w:eastAsia="Times New Roman" w:hAnsi="Times New Roman" w:cs="Times New Roman"/>
+          <w:sz w:val="24"/>
+          <w:szCs w:val="24"/>
+        </w:rPr>
+        <w:t xml:space="preserve"> </w:t>
+      </w:r>
+      <w:proofErr w:type="spellStart"/>
+      <w:r>
+        <w:rPr>
+          <w:rFonts w:ascii="Times New Roman" w:eastAsia="Times New Roman" w:hAnsi="Times New Roman" w:cs="Times New Roman"/>
+          <w:sz w:val="24"/>
+          <w:szCs w:val="24"/>
+        </w:rPr>
+        <w:t>hain</w:t>
+      </w:r>
+      <w:proofErr w:type="spellEnd"/>
+      <w:r>
+        <w:rPr>
+          <w:rFonts w:ascii="Times New Roman" w:eastAsia="Times New Roman" w:hAnsi="Times New Roman" w:cs="Times New Roman"/>
+          <w:sz w:val="24"/>
+          <w:szCs w:val="24"/>
+        </w:rPr>
+        <w:t>. Example:</w:t>
       </w:r>
     </w:p>
     <w:p>
@@ -295,6 +1423,8 @@
           <w:szCs w:val="20"/>
         </w:rPr>
       </w:pPr>
+      <w:proofErr w:type="spellStart"/>
+      <w:proofErr w:type="gramStart"/>
       <w:r>
         <w:rPr>
           <w:rFonts w:ascii="Courier New" w:eastAsia="Times New Roman" w:hAnsi="Courier New" w:cs="Courier New"/>
@@ -303,6 +1433,8 @@
         </w:rPr>
         <w:t>js</w:t>
       </w:r>
+      <w:proofErr w:type="spellEnd"/>
+      <w:proofErr w:type="gramEnd"/>
     </w:p>
     <w:p>
       <w:pPr>
@@ -331,6 +1463,7 @@
           <w:szCs w:val="20"/>
         </w:rPr>
       </w:pPr>
+      <w:proofErr w:type="spellStart"/>
       <w:r>
         <w:rPr>
           <w:rFonts w:ascii="Courier New" w:eastAsia="Times New Roman" w:hAnsi="Courier New" w:cs="Courier New"/>
@@ -339,6 +1472,7 @@
         </w:rPr>
         <w:t>CopyEdit</w:t>
       </w:r>
+      <w:proofErr w:type="spellEnd"/>
     </w:p>
     <w:p>
       <w:pPr>
@@ -373,7 +1507,103 @@
           <w:sz w:val="20"/>
           <w:szCs w:val="20"/>
         </w:rPr>
-        <w:t>const api = axios.create({ baseURL: 'https://api.example.com' });</w:t>
+        <w:t>C</w:t>
+      </w:r>
+      <w:r>
+        <w:rPr>
+          <w:rFonts w:ascii="Courier New" w:eastAsia="Times New Roman" w:hAnsi="Courier New" w:cs="Courier New"/>
+          <w:sz w:val="20"/>
+          <w:szCs w:val="20"/>
+        </w:rPr>
+        <w:t>63</w:t>
+      </w:r>
+      <w:r>
+        <w:rPr>
+          <w:rFonts w:ascii="Courier New" w:eastAsia="Times New Roman" w:hAnsi="Courier New" w:cs="Courier New"/>
+          <w:sz w:val="20"/>
+          <w:szCs w:val="20"/>
+        </w:rPr>
+        <w:t>o</w:t>
+      </w:r>
+      <w:r>
+        <w:rPr>
+          <w:rFonts w:ascii="Courier New" w:eastAsia="Times New Roman" w:hAnsi="Courier New" w:cs="Courier New"/>
+          <w:sz w:val="20"/>
+          <w:szCs w:val="20"/>
+        </w:rPr>
+        <w:t>.</w:t>
+      </w:r>
+      <w:r>
+        <w:rPr>
+          <w:rFonts w:ascii="Courier New" w:eastAsia="Times New Roman" w:hAnsi="Courier New" w:cs="Courier New"/>
+          <w:sz w:val="20"/>
+          <w:szCs w:val="20"/>
+        </w:rPr>
+        <w:t xml:space="preserve">nst </w:t>
+      </w:r>
+      <w:proofErr w:type="spellStart"/>
+      <w:r>
+        <w:rPr>
+          <w:rFonts w:ascii="Courier New" w:eastAsia="Times New Roman" w:hAnsi="Courier New" w:cs="Courier New"/>
+          <w:sz w:val="20"/>
+          <w:szCs w:val="20"/>
+        </w:rPr>
+        <w:t>api</w:t>
+      </w:r>
+      <w:proofErr w:type="spellEnd"/>
+      <w:r>
+        <w:rPr>
+          <w:rFonts w:ascii="Courier New" w:eastAsia="Times New Roman" w:hAnsi="Courier New" w:cs="Courier New"/>
+          <w:sz w:val="20"/>
+          <w:szCs w:val="20"/>
+        </w:rPr>
+        <w:t xml:space="preserve"> = </w:t>
+      </w:r>
+      <w:proofErr w:type="spellStart"/>
+      <w:proofErr w:type="gramStart"/>
+      <w:r>
+        <w:rPr>
+          <w:rFonts w:ascii="Courier New" w:eastAsia="Times New Roman" w:hAnsi="Courier New" w:cs="Courier New"/>
+          <w:sz w:val="20"/>
+          <w:szCs w:val="20"/>
+        </w:rPr>
+        <w:t>axios.create</w:t>
+      </w:r>
+      <w:proofErr w:type="spellEnd"/>
+      <w:r>
+        <w:rPr>
+          <w:rFonts w:ascii="Courier New" w:eastAsia="Times New Roman" w:hAnsi="Courier New" w:cs="Courier New"/>
+          <w:sz w:val="20"/>
+          <w:szCs w:val="20"/>
+        </w:rPr>
+        <w:t>(</w:t>
+      </w:r>
+      <w:proofErr w:type="gramEnd"/>
+      <w:r>
+        <w:rPr>
+          <w:rFonts w:ascii="Courier New" w:eastAsia="Times New Roman" w:hAnsi="Courier New" w:cs="Courier New"/>
+          <w:sz w:val="20"/>
+          <w:szCs w:val="20"/>
+        </w:rPr>
+        <w:t xml:space="preserve">{ </w:t>
+      </w:r>
+      <w:proofErr w:type="spellStart"/>
+      <w:r>
+        <w:rPr>
+          <w:rFonts w:ascii="Courier New" w:eastAsia="Times New Roman" w:hAnsi="Courier New" w:cs="Courier New"/>
+          <w:sz w:val="20"/>
+          <w:szCs w:val="20"/>
+        </w:rPr>
+        <w:t>baseURL</w:t>
+      </w:r>
+      <w:proofErr w:type="spellEnd"/>
+      <w:r>
+        <w:rPr>
+          <w:rFonts w:ascii="Courier New" w:eastAsia="Times New Roman" w:hAnsi="Courier New" w:cs="Courier New"/>
+          <w:sz w:val="20"/>
+          <w:szCs w:val="20"/>
+        </w:rPr>
+        <w:t>: 'https://api.example.com' });</w:t>
       </w:r>
     </w:p>
     <w:p>
@@ -394,6 +1624,14 @@
         <w:pict>
           <v:rect id="_x0000_i1026" style="width:0;height:1.5pt" o:hralign="center" o:hrstd="t" o:hr="t" fillcolor="#a0a0a0" stroked="f"/>
         </w:pict>
+      </w:r>
+      <w:r>
+        <w:rPr>
+          <w:rFonts w:ascii="Times New Roman" w:eastAsia="Times New Roman" w:hAnsi="Times New Roman" w:cs="Times New Roman"/>
+          <w:sz w:val="24"/>
+          <w:szCs w:val="24"/>
+        </w:rPr>
+        <w:tab/>
       </w:r>
     </w:p>
     <w:p>
@@ -416,7 +1654,29 @@
           <w:sz w:val="27"/>
           <w:szCs w:val="27"/>
         </w:rPr>
-        <w:t>3. Topic: Axios Interceptor</w:t>
+        <w:t xml:space="preserve">3. Topic: </w:t>
+      </w:r>
+      <w:proofErr w:type="spellStart"/>
+      <w:r>
+        <w:rPr>
+          <w:rFonts w:ascii="Times New Roman" w:eastAsia="Times New Roman" w:hAnsi="Times New Roman" w:cs="Times New Roman"/>
+          <w:b/>
+          <w:bCs/>
+          <w:sz w:val="27"/>
+          <w:szCs w:val="27"/>
+        </w:rPr>
+        <w:t>Axios</w:t>
+      </w:r>
+      <w:proofErr w:type="spellEnd"/>
+      <w:r>
+        <w:rPr>
+          <w:rFonts w:ascii="Times New Roman" w:eastAsia="Times New Roman" w:hAnsi="Times New Roman" w:cs="Times New Roman"/>
+          <w:b/>
+          <w:bCs/>
+          <w:sz w:val="27"/>
+          <w:szCs w:val="27"/>
+        </w:rPr>
+        <w:t xml:space="preserve"> Interceptor</w:t>
       </w:r>
     </w:p>
     <w:p>
@@ -436,7 +1696,29 @@
           <w:sz w:val="24"/>
           <w:szCs w:val="24"/>
         </w:rPr>
-        <w:t>Q1. What is an Axios Interceptor?</w:t>
+        <w:t xml:space="preserve">Q1. What is an </w:t>
+      </w:r>
+      <w:proofErr w:type="spellStart"/>
+      <w:r>
+        <w:rPr>
+          <w:rFonts w:ascii="Times New Roman" w:eastAsia="Times New Roman" w:hAnsi="Times New Roman" w:cs="Times New Roman"/>
+          <w:b/>
+          <w:bCs/>
+          <w:sz w:val="24"/>
+          <w:szCs w:val="24"/>
+        </w:rPr>
+        <w:t>Axios</w:t>
+      </w:r>
+      <w:proofErr w:type="spellEnd"/>
+      <w:r>
+        <w:rPr>
+          <w:rFonts w:ascii="Times New Roman" w:eastAsia="Times New Roman" w:hAnsi="Times New Roman" w:cs="Times New Roman"/>
+          <w:b/>
+          <w:bCs/>
+          <w:sz w:val="24"/>
+          <w:szCs w:val="24"/>
+        </w:rPr>
+        <w:t xml:space="preserve"> Interceptor?</w:t>
       </w:r>
       <w:r>
         <w:rPr>
@@ -446,23 +1728,361 @@
         </w:rPr>
         <w:br/>
       </w:r>
-      <w:r>
-        <w:rPr>
-          <w:rFonts w:ascii="Times New Roman" w:eastAsia="Times New Roman" w:hAnsi="Times New Roman" w:cs="Times New Roman"/>
-          <w:b/>
-          <w:bCs/>
-          <w:sz w:val="24"/>
-          <w:szCs w:val="24"/>
-        </w:rPr>
-        <w:t>Ans:</w:t>
-      </w:r>
-      <w:r>
-        <w:rPr>
-          <w:rFonts w:ascii="Times New Roman" w:eastAsia="Times New Roman" w:hAnsi="Times New Roman" w:cs="Times New Roman"/>
-          <w:sz w:val="24"/>
-          <w:szCs w:val="24"/>
-        </w:rPr>
-        <w:t xml:space="preserve"> Axios Interceptor ek function hota hai jo request ya response ke process hone se pehle ya baad me run hota hai. Ye authentication tokens add karne, ya error handle karne me kaam aata hai.</w:t>
+      <w:proofErr w:type="spellStart"/>
+      <w:r>
+        <w:rPr>
+          <w:rFonts w:ascii="Times New Roman" w:eastAsia="Times New Roman" w:hAnsi="Times New Roman" w:cs="Times New Roman"/>
+          <w:b/>
+          <w:bCs/>
+          <w:sz w:val="24"/>
+          <w:szCs w:val="24"/>
+        </w:rPr>
+        <w:t>Ans</w:t>
+      </w:r>
+      <w:proofErr w:type="spellEnd"/>
+      <w:r>
+        <w:rPr>
+          <w:rFonts w:ascii="Times New Roman" w:eastAsia="Times New Roman" w:hAnsi="Times New Roman" w:cs="Times New Roman"/>
+          <w:b/>
+          <w:bCs/>
+          <w:sz w:val="24"/>
+          <w:szCs w:val="24"/>
+        </w:rPr>
+        <w:t>:</w:t>
+      </w:r>
+      <w:r>
+        <w:rPr>
+          <w:rFonts w:ascii="Times New Roman" w:eastAsia="Times New Roman" w:hAnsi="Times New Roman" w:cs="Times New Roman"/>
+          <w:sz w:val="24"/>
+          <w:szCs w:val="24"/>
+        </w:rPr>
+        <w:t xml:space="preserve"> </w:t>
+      </w:r>
+      <w:proofErr w:type="spellStart"/>
+      <w:r>
+        <w:rPr>
+          <w:rFonts w:ascii="Times New Roman" w:eastAsia="Times New Roman" w:hAnsi="Times New Roman" w:cs="Times New Roman"/>
+          <w:sz w:val="24"/>
+          <w:szCs w:val="24"/>
+        </w:rPr>
+        <w:t>Axios</w:t>
+      </w:r>
+      <w:proofErr w:type="spellEnd"/>
+      <w:r>
+        <w:rPr>
+          <w:rFonts w:ascii="Times New Roman" w:eastAsia="Times New Roman" w:hAnsi="Times New Roman" w:cs="Times New Roman"/>
+          <w:sz w:val="24"/>
+          <w:szCs w:val="24"/>
+        </w:rPr>
+        <w:t xml:space="preserve"> Interceptor </w:t>
+      </w:r>
+      <w:proofErr w:type="spellStart"/>
+      <w:r>
+        <w:rPr>
+          <w:rFonts w:ascii="Times New Roman" w:eastAsia="Times New Roman" w:hAnsi="Times New Roman" w:cs="Times New Roman"/>
+          <w:sz w:val="24"/>
+          <w:szCs w:val="24"/>
+        </w:rPr>
+        <w:t>ek</w:t>
+      </w:r>
+      <w:proofErr w:type="spellEnd"/>
+      <w:r>
+        <w:rPr>
+          <w:rFonts w:ascii="Times New Roman" w:eastAsia="Times New Roman" w:hAnsi="Times New Roman" w:cs="Times New Roman"/>
+          <w:sz w:val="24"/>
+          <w:szCs w:val="24"/>
+        </w:rPr>
+        <w:t xml:space="preserve"> function </w:t>
+      </w:r>
+      <w:proofErr w:type="spellStart"/>
+      <w:r>
+        <w:rPr>
+          <w:rFonts w:ascii="Times New Roman" w:eastAsia="Times New Roman" w:hAnsi="Times New Roman" w:cs="Times New Roman"/>
+          <w:sz w:val="24"/>
+          <w:szCs w:val="24"/>
+        </w:rPr>
+        <w:t>hota</w:t>
+      </w:r>
+      <w:proofErr w:type="spellEnd"/>
+      <w:r>
+        <w:rPr>
+          <w:rFonts w:ascii="Times New Roman" w:eastAsia="Times New Roman" w:hAnsi="Times New Roman" w:cs="Times New Roman"/>
+          <w:sz w:val="24"/>
+          <w:szCs w:val="24"/>
+        </w:rPr>
+        <w:t xml:space="preserve"> </w:t>
+      </w:r>
+      <w:proofErr w:type="spellStart"/>
+      <w:r>
+        <w:rPr>
+          <w:rFonts w:ascii="Times New Roman" w:eastAsia="Times New Roman" w:hAnsi="Times New Roman" w:cs="Times New Roman"/>
+          <w:sz w:val="24"/>
+          <w:szCs w:val="24"/>
+        </w:rPr>
+        <w:t>hai</w:t>
+      </w:r>
+      <w:proofErr w:type="spellEnd"/>
+      <w:r>
+        <w:rPr>
+          <w:rFonts w:ascii="Times New Roman" w:eastAsia="Times New Roman" w:hAnsi="Times New Roman" w:cs="Times New Roman"/>
+          <w:sz w:val="24"/>
+          <w:szCs w:val="24"/>
+        </w:rPr>
+        <w:t xml:space="preserve"> </w:t>
+      </w:r>
+      <w:proofErr w:type="spellStart"/>
+      <w:proofErr w:type="gramStart"/>
+      <w:r>
+        <w:rPr>
+          <w:rFonts w:ascii="Times New Roman" w:eastAsia="Times New Roman" w:hAnsi="Times New Roman" w:cs="Times New Roman"/>
+          <w:sz w:val="24"/>
+          <w:szCs w:val="24"/>
+        </w:rPr>
+        <w:t>jo</w:t>
+      </w:r>
+      <w:proofErr w:type="spellEnd"/>
+      <w:proofErr w:type="gramEnd"/>
+      <w:r>
+        <w:rPr>
+          <w:rFonts w:ascii="Times New Roman" w:eastAsia="Times New Roman" w:hAnsi="Times New Roman" w:cs="Times New Roman"/>
+          <w:sz w:val="24"/>
+          <w:szCs w:val="24"/>
+        </w:rPr>
+        <w:t xml:space="preserve"> request </w:t>
+      </w:r>
+      <w:proofErr w:type="spellStart"/>
+      <w:r>
+        <w:rPr>
+          <w:rFonts w:ascii="Times New Roman" w:eastAsia="Times New Roman" w:hAnsi="Times New Roman" w:cs="Times New Roman"/>
+          <w:sz w:val="24"/>
+          <w:szCs w:val="24"/>
+        </w:rPr>
+        <w:t>ya</w:t>
+      </w:r>
+      <w:proofErr w:type="spellEnd"/>
+      <w:r>
+        <w:rPr>
+          <w:rFonts w:ascii="Times New Roman" w:eastAsia="Times New Roman" w:hAnsi="Times New Roman" w:cs="Times New Roman"/>
+          <w:sz w:val="24"/>
+          <w:szCs w:val="24"/>
+        </w:rPr>
+        <w:t xml:space="preserve"> response </w:t>
+      </w:r>
+      <w:proofErr w:type="spellStart"/>
+      <w:r>
+        <w:rPr>
+          <w:rFonts w:ascii="Times New Roman" w:eastAsia="Times New Roman" w:hAnsi="Times New Roman" w:cs="Times New Roman"/>
+          <w:sz w:val="24"/>
+          <w:szCs w:val="24"/>
+        </w:rPr>
+        <w:t>ke</w:t>
+      </w:r>
+      <w:proofErr w:type="spellEnd"/>
+      <w:r>
+        <w:rPr>
+          <w:rFonts w:ascii="Times New Roman" w:eastAsia="Times New Roman" w:hAnsi="Times New Roman" w:cs="Times New Roman"/>
+          <w:sz w:val="24"/>
+          <w:szCs w:val="24"/>
+        </w:rPr>
+        <w:t xml:space="preserve"> process hone se </w:t>
+      </w:r>
+      <w:proofErr w:type="spellStart"/>
+      <w:r>
+        <w:rPr>
+          <w:rFonts w:ascii="Times New Roman" w:eastAsia="Times New Roman" w:hAnsi="Times New Roman" w:cs="Times New Roman"/>
+          <w:sz w:val="24"/>
+          <w:szCs w:val="24"/>
+        </w:rPr>
+        <w:t>pehle</w:t>
+      </w:r>
+      <w:proofErr w:type="spellEnd"/>
+      <w:r>
+        <w:rPr>
+          <w:rFonts w:ascii="Times New Roman" w:eastAsia="Times New Roman" w:hAnsi="Times New Roman" w:cs="Times New Roman"/>
+          <w:sz w:val="24"/>
+          <w:szCs w:val="24"/>
+        </w:rPr>
+        <w:t xml:space="preserve"> </w:t>
+      </w:r>
+      <w:proofErr w:type="spellStart"/>
+      <w:r>
+        <w:rPr>
+          <w:rFonts w:ascii="Times New Roman" w:eastAsia="Times New Roman" w:hAnsi="Times New Roman" w:cs="Times New Roman"/>
+          <w:sz w:val="24"/>
+          <w:szCs w:val="24"/>
+        </w:rPr>
+        <w:t>ya</w:t>
+      </w:r>
+      <w:proofErr w:type="spellEnd"/>
+      <w:r>
+        <w:rPr>
+          <w:rFonts w:ascii="Times New Roman" w:eastAsia="Times New Roman" w:hAnsi="Times New Roman" w:cs="Times New Roman"/>
+          <w:sz w:val="24"/>
+          <w:szCs w:val="24"/>
+        </w:rPr>
+        <w:t xml:space="preserve"> </w:t>
+      </w:r>
+      <w:proofErr w:type="spellStart"/>
+      <w:r>
+        <w:rPr>
+          <w:rFonts w:ascii="Times New Roman" w:eastAsia="Times New Roman" w:hAnsi="Times New Roman" w:cs="Times New Roman"/>
+          <w:sz w:val="24"/>
+          <w:szCs w:val="24"/>
+        </w:rPr>
+        <w:t>baad</w:t>
+      </w:r>
+      <w:proofErr w:type="spellEnd"/>
+      <w:r>
+        <w:rPr>
+          <w:rFonts w:ascii="Times New Roman" w:eastAsia="Times New Roman" w:hAnsi="Times New Roman" w:cs="Times New Roman"/>
+          <w:sz w:val="24"/>
+          <w:szCs w:val="24"/>
+        </w:rPr>
+        <w:t xml:space="preserve"> me run </w:t>
+      </w:r>
+      <w:proofErr w:type="spellStart"/>
+      <w:r>
+        <w:rPr>
+          <w:rFonts w:ascii="Times New Roman" w:eastAsia="Times New Roman" w:hAnsi="Times New Roman" w:cs="Times New Roman"/>
+          <w:sz w:val="24"/>
+          <w:szCs w:val="24"/>
+        </w:rPr>
+        <w:t>hota</w:t>
+      </w:r>
+      <w:proofErr w:type="spellEnd"/>
+      <w:r>
+        <w:rPr>
+          <w:rFonts w:ascii="Times New Roman" w:eastAsia="Times New Roman" w:hAnsi="Times New Roman" w:cs="Times New Roman"/>
+          <w:sz w:val="24"/>
+          <w:szCs w:val="24"/>
+        </w:rPr>
+        <w:t xml:space="preserve"> </w:t>
+      </w:r>
+      <w:proofErr w:type="spellStart"/>
+      <w:r>
+        <w:rPr>
+          <w:rFonts w:ascii="Times New Roman" w:eastAsia="Times New Roman" w:hAnsi="Times New Roman" w:cs="Times New Roman"/>
+          <w:sz w:val="24"/>
+          <w:szCs w:val="24"/>
+        </w:rPr>
+        <w:t>hai</w:t>
+      </w:r>
+      <w:proofErr w:type="spellEnd"/>
+      <w:r>
+        <w:rPr>
+          <w:rFonts w:ascii="Times New Roman" w:eastAsia="Times New Roman" w:hAnsi="Times New Roman" w:cs="Times New Roman"/>
+          <w:sz w:val="24"/>
+          <w:szCs w:val="24"/>
+        </w:rPr>
+        <w:t xml:space="preserve">. Ye authentication tokens add </w:t>
+      </w:r>
+      <w:proofErr w:type="spellStart"/>
+      <w:r>
+        <w:rPr>
+          <w:rFonts w:ascii="Times New Roman" w:eastAsia="Times New Roman" w:hAnsi="Times New Roman" w:cs="Times New Roman"/>
+          <w:sz w:val="24"/>
+          <w:szCs w:val="24"/>
+        </w:rPr>
+        <w:t>karne</w:t>
+      </w:r>
+      <w:proofErr w:type="spellEnd"/>
+      <w:r>
+        <w:rPr>
+          <w:rFonts w:ascii="Times New Roman" w:eastAsia="Times New Roman" w:hAnsi="Times New Roman" w:cs="Times New Roman"/>
+          <w:sz w:val="24"/>
+          <w:szCs w:val="24"/>
+        </w:rPr>
+        <w:t xml:space="preserve">, </w:t>
+      </w:r>
+      <w:proofErr w:type="spellStart"/>
+      <w:r>
+        <w:rPr>
+          <w:rFonts w:ascii="Times New Roman" w:eastAsia="Times New Roman" w:hAnsi="Times New Roman" w:cs="Times New Roman"/>
+          <w:sz w:val="24"/>
+          <w:szCs w:val="24"/>
+        </w:rPr>
+        <w:t>ya</w:t>
+      </w:r>
+      <w:proofErr w:type="spellEnd"/>
+      <w:r>
+        <w:rPr>
+          <w:rFonts w:ascii="Times New Roman" w:eastAsia="Times New Roman" w:hAnsi="Times New Roman" w:cs="Times New Roman"/>
+          <w:sz w:val="24"/>
+          <w:szCs w:val="24"/>
+        </w:rPr>
+        <w:t xml:space="preserve"> error handle </w:t>
+      </w:r>
+      <w:proofErr w:type="spellStart"/>
+      <w:r>
+        <w:rPr>
+          <w:rFonts w:ascii="Times New Roman" w:eastAsia="Times New Roman" w:hAnsi="Times New Roman" w:cs="Times New Roman"/>
+          <w:sz w:val="24"/>
+          <w:szCs w:val="24"/>
+        </w:rPr>
+        <w:t>karne</w:t>
+      </w:r>
+      <w:proofErr w:type="spellEnd"/>
+      <w:r>
+        <w:rPr>
+          <w:rFonts w:ascii="Times New Roman" w:eastAsia="Times New Roman" w:hAnsi="Times New Roman" w:cs="Times New Roman"/>
+          <w:sz w:val="24"/>
+          <w:szCs w:val="24"/>
+        </w:rPr>
+        <w:t xml:space="preserve"> me </w:t>
+      </w:r>
+      <w:proofErr w:type="spellStart"/>
+      <w:r>
+        <w:rPr>
+          <w:rFonts w:ascii="Times New Roman" w:eastAsia="Times New Roman" w:hAnsi="Times New Roman" w:cs="Times New Roman"/>
+          <w:sz w:val="24"/>
+          <w:szCs w:val="24"/>
+        </w:rPr>
+        <w:t>kaam</w:t>
+      </w:r>
+      <w:proofErr w:type="spellEnd"/>
+      <w:r>
+        <w:rPr>
+          <w:rFonts w:ascii="Times New Roman" w:eastAsia="Times New Roman" w:hAnsi="Times New Roman" w:cs="Times New Roman"/>
+          <w:sz w:val="24"/>
+          <w:szCs w:val="24"/>
+        </w:rPr>
+        <w:t xml:space="preserve"> </w:t>
+      </w:r>
+      <w:proofErr w:type="spellStart"/>
+      <w:r>
+        <w:rPr>
+          <w:rFonts w:ascii="Times New Roman" w:eastAsia="Times New Roman" w:hAnsi="Times New Roman" w:cs="Times New Roman"/>
+          <w:sz w:val="24"/>
+          <w:szCs w:val="24"/>
+        </w:rPr>
+        <w:t>aata</w:t>
+      </w:r>
+      <w:proofErr w:type="spellEnd"/>
+      <w:r>
+        <w:rPr>
+          <w:rFonts w:ascii="Times New Roman" w:eastAsia="Times New Roman" w:hAnsi="Times New Roman" w:cs="Times New Roman"/>
+          <w:sz w:val="24"/>
+          <w:szCs w:val="24"/>
+        </w:rPr>
+        <w:t xml:space="preserve"> </w:t>
+      </w:r>
+      <w:proofErr w:type="spellStart"/>
+      <w:r>
+        <w:rPr>
+          <w:rFonts w:ascii="Times New Roman" w:eastAsia="Times New Roman" w:hAnsi="Times New Roman" w:cs="Times New Roman"/>
+          <w:sz w:val="24"/>
+          <w:szCs w:val="24"/>
+        </w:rPr>
+        <w:t>hai</w:t>
+      </w:r>
+      <w:proofErr w:type="spellEnd"/>
+      <w:r>
+        <w:rPr>
+          <w:rFonts w:ascii="Times New Roman" w:eastAsia="Times New Roman" w:hAnsi="Times New Roman" w:cs="Times New Roman"/>
+          <w:sz w:val="24"/>
+          <w:szCs w:val="24"/>
+        </w:rPr>
+        <w:t>.</w:t>
       </w:r>
     </w:p>
     <w:p>
@@ -492,23 +2112,197 @@
         </w:rPr>
         <w:br/>
       </w:r>
-      <w:r>
-        <w:rPr>
-          <w:rFonts w:ascii="Times New Roman" w:eastAsia="Times New Roman" w:hAnsi="Times New Roman" w:cs="Times New Roman"/>
-          <w:b/>
-          <w:bCs/>
-          <w:sz w:val="24"/>
-          <w:szCs w:val="24"/>
-        </w:rPr>
-        <w:t>Ans:</w:t>
-      </w:r>
-      <w:r>
-        <w:rPr>
-          <w:rFonts w:ascii="Times New Roman" w:eastAsia="Times New Roman" w:hAnsi="Times New Roman" w:cs="Times New Roman"/>
-          <w:sz w:val="24"/>
-          <w:szCs w:val="24"/>
-        </w:rPr>
-        <w:t xml:space="preserve"> Haan, jaise agar 401 Unauthorized error aaye to hum response interceptor me user ko login page pe redirect kar sakte hain.</w:t>
+      <w:proofErr w:type="spellStart"/>
+      <w:r>
+        <w:rPr>
+          <w:rFonts w:ascii="Times New Roman" w:eastAsia="Times New Roman" w:hAnsi="Times New Roman" w:cs="Times New Roman"/>
+          <w:b/>
+          <w:bCs/>
+          <w:sz w:val="24"/>
+          <w:szCs w:val="24"/>
+        </w:rPr>
+        <w:t>Ans</w:t>
+      </w:r>
+      <w:proofErr w:type="spellEnd"/>
+      <w:r>
+        <w:rPr>
+          <w:rFonts w:ascii="Times New Roman" w:eastAsia="Times New Roman" w:hAnsi="Times New Roman" w:cs="Times New Roman"/>
+          <w:b/>
+          <w:bCs/>
+          <w:sz w:val="24"/>
+          <w:szCs w:val="24"/>
+        </w:rPr>
+        <w:t>:</w:t>
+      </w:r>
+      <w:r>
+        <w:rPr>
+          <w:rFonts w:ascii="Times New Roman" w:eastAsia="Times New Roman" w:hAnsi="Times New Roman" w:cs="Times New Roman"/>
+          <w:sz w:val="24"/>
+          <w:szCs w:val="24"/>
+        </w:rPr>
+        <w:t xml:space="preserve"> </w:t>
+      </w:r>
+      <w:proofErr w:type="spellStart"/>
+      <w:r>
+        <w:rPr>
+          <w:rFonts w:ascii="Times New Roman" w:eastAsia="Times New Roman" w:hAnsi="Times New Roman" w:cs="Times New Roman"/>
+          <w:sz w:val="24"/>
+          <w:szCs w:val="24"/>
+        </w:rPr>
+        <w:t>Haan</w:t>
+      </w:r>
+      <w:proofErr w:type="spellEnd"/>
+      <w:r>
+        <w:rPr>
+          <w:rFonts w:ascii="Times New Roman" w:eastAsia="Times New Roman" w:hAnsi="Times New Roman" w:cs="Times New Roman"/>
+          <w:sz w:val="24"/>
+          <w:szCs w:val="24"/>
+        </w:rPr>
+        <w:t xml:space="preserve">, </w:t>
+      </w:r>
+      <w:proofErr w:type="spellStart"/>
+      <w:r>
+        <w:rPr>
+          <w:rFonts w:ascii="Times New Roman" w:eastAsia="Times New Roman" w:hAnsi="Times New Roman" w:cs="Times New Roman"/>
+          <w:sz w:val="24"/>
+          <w:szCs w:val="24"/>
+        </w:rPr>
+        <w:t>jaise</w:t>
+      </w:r>
+      <w:proofErr w:type="spellEnd"/>
+      <w:r>
+        <w:rPr>
+          <w:rFonts w:ascii="Times New Roman" w:eastAsia="Times New Roman" w:hAnsi="Times New Roman" w:cs="Times New Roman"/>
+          <w:sz w:val="24"/>
+          <w:szCs w:val="24"/>
+        </w:rPr>
+        <w:t xml:space="preserve"> agar 401 </w:t>
+      </w:r>
+      <w:proofErr w:type="gramStart"/>
+      <w:r>
+        <w:rPr>
+          <w:rFonts w:ascii="Times New Roman" w:eastAsia="Times New Roman" w:hAnsi="Times New Roman" w:cs="Times New Roman"/>
+          <w:sz w:val="24"/>
+          <w:szCs w:val="24"/>
+        </w:rPr>
+        <w:t>Unauthorized</w:t>
+      </w:r>
+      <w:proofErr w:type="gramEnd"/>
+      <w:r>
+        <w:rPr>
+          <w:rFonts w:ascii="Times New Roman" w:eastAsia="Times New Roman" w:hAnsi="Times New Roman" w:cs="Times New Roman"/>
+          <w:sz w:val="24"/>
+          <w:szCs w:val="24"/>
+        </w:rPr>
+        <w:t xml:space="preserve"> error </w:t>
+      </w:r>
+      <w:proofErr w:type="spellStart"/>
+      <w:r>
+        <w:rPr>
+          <w:rFonts w:ascii="Times New Roman" w:eastAsia="Times New Roman" w:hAnsi="Times New Roman" w:cs="Times New Roman"/>
+          <w:sz w:val="24"/>
+          <w:szCs w:val="24"/>
+        </w:rPr>
+        <w:t>aaye</w:t>
+      </w:r>
+      <w:proofErr w:type="spellEnd"/>
+      <w:r>
+        <w:rPr>
+          <w:rFonts w:ascii="Times New Roman" w:eastAsia="Times New Roman" w:hAnsi="Times New Roman" w:cs="Times New Roman"/>
+          <w:sz w:val="24"/>
+          <w:szCs w:val="24"/>
+        </w:rPr>
+        <w:t xml:space="preserve"> to hum response interceptor me user </w:t>
+      </w:r>
+      <w:proofErr w:type="spellStart"/>
+      <w:r>
+        <w:rPr>
+          <w:rFonts w:ascii="Times New Roman" w:eastAsia="Times New Roman" w:hAnsi="Times New Roman" w:cs="Times New Roman"/>
+          <w:sz w:val="24"/>
+          <w:szCs w:val="24"/>
+        </w:rPr>
+        <w:t>ko</w:t>
+      </w:r>
+      <w:proofErr w:type="spellEnd"/>
+      <w:r>
+        <w:rPr>
+          <w:rFonts w:ascii="Times New Roman" w:eastAsia="Times New Roman" w:hAnsi="Times New Roman" w:cs="Times New Roman"/>
+          <w:sz w:val="24"/>
+          <w:szCs w:val="24"/>
+        </w:rPr>
+        <w:t xml:space="preserve"> login page </w:t>
+      </w:r>
+      <w:proofErr w:type="spellStart"/>
+      <w:r>
+        <w:rPr>
+          <w:rFonts w:ascii="Times New Roman" w:eastAsia="Times New Roman" w:hAnsi="Times New Roman" w:cs="Times New Roman"/>
+          <w:sz w:val="24"/>
+          <w:szCs w:val="24"/>
+        </w:rPr>
+        <w:t>pe</w:t>
+      </w:r>
+      <w:proofErr w:type="spellEnd"/>
+      <w:r>
+        <w:rPr>
+          <w:rFonts w:ascii="Times New Roman" w:eastAsia="Times New Roman" w:hAnsi="Times New Roman" w:cs="Times New Roman"/>
+          <w:sz w:val="24"/>
+          <w:szCs w:val="24"/>
+        </w:rPr>
+        <w:t xml:space="preserve"> redirect </w:t>
+      </w:r>
+      <w:proofErr w:type="spellStart"/>
+      <w:r>
+        <w:rPr>
+          <w:rFonts w:ascii="Times New Roman" w:eastAsia="Times New Roman" w:hAnsi="Times New Roman" w:cs="Times New Roman"/>
+          <w:sz w:val="24"/>
+          <w:szCs w:val="24"/>
+        </w:rPr>
+        <w:t>kar</w:t>
+      </w:r>
+      <w:proofErr w:type="spellEnd"/>
+      <w:r>
+        <w:rPr>
+          <w:rFonts w:ascii="Times New Roman" w:eastAsia="Times New Roman" w:hAnsi="Times New Roman" w:cs="Times New Roman"/>
+          <w:sz w:val="24"/>
+          <w:szCs w:val="24"/>
+        </w:rPr>
+        <w:t xml:space="preserve"> </w:t>
+      </w:r>
+      <w:proofErr w:type="spellStart"/>
+      <w:r>
+        <w:rPr>
+          <w:rFonts w:ascii="Times New Roman" w:eastAsia="Times New Roman" w:hAnsi="Times New Roman" w:cs="Times New Roman"/>
+          <w:sz w:val="24"/>
+          <w:szCs w:val="24"/>
+        </w:rPr>
+        <w:t>sakte</w:t>
+      </w:r>
+      <w:proofErr w:type="spellEnd"/>
+      <w:r>
+        <w:rPr>
+          <w:rFonts w:ascii="Times New Roman" w:eastAsia="Times New Roman" w:hAnsi="Times New Roman" w:cs="Times New Roman"/>
+          <w:sz w:val="24"/>
+          <w:szCs w:val="24"/>
+        </w:rPr>
+        <w:t xml:space="preserve"> </w:t>
+      </w:r>
+      <w:proofErr w:type="spellStart"/>
+      <w:r>
+        <w:rPr>
+          <w:rFonts w:ascii="Times New Roman" w:eastAsia="Times New Roman" w:hAnsi="Times New Roman" w:cs="Times New Roman"/>
+          <w:sz w:val="24"/>
+          <w:szCs w:val="24"/>
+        </w:rPr>
+        <w:t>hain</w:t>
+      </w:r>
+      <w:proofErr w:type="spellEnd"/>
+      <w:r>
+        <w:rPr>
+          <w:rFonts w:ascii="Times New Roman" w:eastAsia="Times New Roman" w:hAnsi="Times New Roman" w:cs="Times New Roman"/>
+          <w:sz w:val="24"/>
+          <w:szCs w:val="24"/>
+        </w:rPr>
+        <w:t>.</w:t>
       </w:r>
     </w:p>
     <w:p>
@@ -551,8 +2345,32 @@
           <w:sz w:val="27"/>
           <w:szCs w:val="27"/>
         </w:rPr>
-        <w:t>4. Topic: useForm (React Hook Form)</w:t>
-      </w:r>
+        <w:t xml:space="preserve">4. Topic: </w:t>
+      </w:r>
+      <w:proofErr w:type="spellStart"/>
+      <w:r>
+        <w:rPr>
+          <w:rFonts w:ascii="Times New Roman" w:eastAsia="Times New Roman" w:hAnsi="Times New Roman" w:cs="Times New Roman"/>
+          <w:b/>
+          <w:bCs/>
+          <w:sz w:val="27"/>
+          <w:szCs w:val="27"/>
+        </w:rPr>
+        <w:t>useForm</w:t>
+      </w:r>
+      <w:proofErr w:type="spellEnd"/>
+      <w:r>
+        <w:rPr>
+          <w:rFonts w:ascii="Times New Roman" w:eastAsia="Times New Roman" w:hAnsi="Times New Roman" w:cs="Times New Roman"/>
+          <w:b/>
+          <w:bCs/>
+          <w:sz w:val="27"/>
+          <w:szCs w:val="27"/>
+        </w:rPr>
+        <w:t xml:space="preserve"> (React Hook Form)</w:t>
+      </w:r>
+      <w:bookmarkStart w:id="0" w:name="_GoBack"/>
+      <w:bookmarkEnd w:id="0"/>
     </w:p>
     <w:p>
       <w:pPr>
@@ -571,7 +2389,29 @@
           <w:sz w:val="24"/>
           <w:szCs w:val="24"/>
         </w:rPr>
-        <w:t>Q1. What is useForm and where is it used?</w:t>
+        <w:t xml:space="preserve">Q1. What is </w:t>
+      </w:r>
+      <w:proofErr w:type="spellStart"/>
+      <w:r>
+        <w:rPr>
+          <w:rFonts w:ascii="Times New Roman" w:eastAsia="Times New Roman" w:hAnsi="Times New Roman" w:cs="Times New Roman"/>
+          <w:b/>
+          <w:bCs/>
+          <w:sz w:val="24"/>
+          <w:szCs w:val="24"/>
+        </w:rPr>
+        <w:t>useForm</w:t>
+      </w:r>
+      <w:proofErr w:type="spellEnd"/>
+      <w:r>
+        <w:rPr>
+          <w:rFonts w:ascii="Times New Roman" w:eastAsia="Times New Roman" w:hAnsi="Times New Roman" w:cs="Times New Roman"/>
+          <w:b/>
+          <w:bCs/>
+          <w:sz w:val="24"/>
+          <w:szCs w:val="24"/>
+        </w:rPr>
+        <w:t xml:space="preserve"> and where is it used?</w:t>
       </w:r>
       <w:r>
         <w:rPr>
@@ -581,23 +2421,289 @@
         </w:rPr>
         <w:br/>
       </w:r>
-      <w:r>
-        <w:rPr>
-          <w:rFonts w:ascii="Times New Roman" w:eastAsia="Times New Roman" w:hAnsi="Times New Roman" w:cs="Times New Roman"/>
-          <w:b/>
-          <w:bCs/>
-          <w:sz w:val="24"/>
-          <w:szCs w:val="24"/>
-        </w:rPr>
-        <w:t>Ans:</w:t>
-      </w:r>
-      <w:r>
-        <w:rPr>
-          <w:rFonts w:ascii="Times New Roman" w:eastAsia="Times New Roman" w:hAnsi="Times New Roman" w:cs="Times New Roman"/>
-          <w:sz w:val="24"/>
-          <w:szCs w:val="24"/>
-        </w:rPr>
-        <w:t xml:space="preserve"> useForm React Hook Form library ka ek hook hai jo form validation aur handling ko easy banata hai. Ye uncontrolled components use karta hai isliye ye faster hota hai.</w:t>
+      <w:proofErr w:type="spellStart"/>
+      <w:r>
+        <w:rPr>
+          <w:rFonts w:ascii="Times New Roman" w:eastAsia="Times New Roman" w:hAnsi="Times New Roman" w:cs="Times New Roman"/>
+          <w:b/>
+          <w:bCs/>
+          <w:sz w:val="24"/>
+          <w:szCs w:val="24"/>
+        </w:rPr>
+        <w:t>Ans</w:t>
+      </w:r>
+      <w:proofErr w:type="spellEnd"/>
+      <w:r>
+        <w:rPr>
+          <w:rFonts w:ascii="Times New Roman" w:eastAsia="Times New Roman" w:hAnsi="Times New Roman" w:cs="Times New Roman"/>
+          <w:b/>
+          <w:bCs/>
+          <w:sz w:val="24"/>
+          <w:szCs w:val="24"/>
+        </w:rPr>
+        <w:t>:</w:t>
+      </w:r>
+      <w:r>
+        <w:rPr>
+          <w:rFonts w:ascii="Times New Roman" w:eastAsia="Times New Roman" w:hAnsi="Times New Roman" w:cs="Times New Roman"/>
+          <w:sz w:val="24"/>
+          <w:szCs w:val="24"/>
+        </w:rPr>
+        <w:t xml:space="preserve"> </w:t>
+      </w:r>
+      <w:proofErr w:type="spellStart"/>
+      <w:r>
+        <w:rPr>
+          <w:rFonts w:ascii="Times New Roman" w:eastAsia="Times New Roman" w:hAnsi="Times New Roman" w:cs="Times New Roman"/>
+          <w:sz w:val="24"/>
+          <w:szCs w:val="24"/>
+        </w:rPr>
+        <w:t>useForm</w:t>
+      </w:r>
+      <w:proofErr w:type="spellEnd"/>
+      <w:r>
+        <w:rPr>
+          <w:rFonts w:ascii="Times New Roman" w:eastAsia="Times New Roman" w:hAnsi="Times New Roman" w:cs="Times New Roman"/>
+          <w:sz w:val="24"/>
+          <w:szCs w:val="24"/>
+        </w:rPr>
+        <w:t xml:space="preserve"> React Hook Form library </w:t>
+      </w:r>
+      <w:proofErr w:type="spellStart"/>
+      <w:r>
+        <w:rPr>
+          <w:rFonts w:ascii="Times New Roman" w:eastAsia="Times New Roman" w:hAnsi="Times New Roman" w:cs="Times New Roman"/>
+          <w:sz w:val="24"/>
+          <w:szCs w:val="24"/>
+        </w:rPr>
+        <w:t>ka</w:t>
+      </w:r>
+      <w:proofErr w:type="spellEnd"/>
+      <w:r>
+        <w:rPr>
+          <w:rFonts w:ascii="Times New Roman" w:eastAsia="Times New Roman" w:hAnsi="Times New Roman" w:cs="Times New Roman"/>
+          <w:sz w:val="24"/>
+          <w:szCs w:val="24"/>
+        </w:rPr>
+        <w:t xml:space="preserve"> </w:t>
+      </w:r>
+      <w:proofErr w:type="spellStart"/>
+      <w:r>
+        <w:rPr>
+          <w:rFonts w:ascii="Times New Roman" w:eastAsia="Times New Roman" w:hAnsi="Times New Roman" w:cs="Times New Roman"/>
+          <w:sz w:val="24"/>
+          <w:szCs w:val="24"/>
+        </w:rPr>
+        <w:t>ek</w:t>
+      </w:r>
+      <w:proofErr w:type="spellEnd"/>
+      <w:r>
+        <w:rPr>
+          <w:rFonts w:ascii="Times New Roman" w:eastAsia="Times New Roman" w:hAnsi="Times New Roman" w:cs="Times New Roman"/>
+          <w:sz w:val="24"/>
+          <w:szCs w:val="24"/>
+        </w:rPr>
+        <w:t xml:space="preserve"> hook </w:t>
+      </w:r>
+      <w:proofErr w:type="spellStart"/>
+      <w:r>
+        <w:rPr>
+          <w:rFonts w:ascii="Times New Roman" w:eastAsia="Times New Roman" w:hAnsi="Times New Roman" w:cs="Times New Roman"/>
+          <w:sz w:val="24"/>
+          <w:szCs w:val="24"/>
+        </w:rPr>
+        <w:t>hai</w:t>
+      </w:r>
+      <w:proofErr w:type="spellEnd"/>
+      <w:r>
+        <w:rPr>
+          <w:rFonts w:ascii="Times New Roman" w:eastAsia="Times New Roman" w:hAnsi="Times New Roman" w:cs="Times New Roman"/>
+          <w:sz w:val="24"/>
+          <w:szCs w:val="24"/>
+        </w:rPr>
+        <w:t xml:space="preserve"> </w:t>
+      </w:r>
+      <w:proofErr w:type="spellStart"/>
+      <w:proofErr w:type="gramStart"/>
+      <w:r>
+        <w:rPr>
+          <w:rFonts w:ascii="Times New Roman" w:eastAsia="Times New Roman" w:hAnsi="Times New Roman" w:cs="Times New Roman"/>
+          <w:sz w:val="24"/>
+          <w:szCs w:val="24"/>
+        </w:rPr>
+        <w:t>jo</w:t>
+      </w:r>
+      <w:proofErr w:type="spellEnd"/>
+      <w:proofErr w:type="gramEnd"/>
+      <w:r>
+        <w:rPr>
+          <w:rFonts w:ascii="Times New Roman" w:eastAsia="Times New Roman" w:hAnsi="Times New Roman" w:cs="Times New Roman"/>
+          <w:sz w:val="24"/>
+          <w:szCs w:val="24"/>
+        </w:rPr>
+        <w:t xml:space="preserve"> form validation </w:t>
+      </w:r>
+      <w:proofErr w:type="spellStart"/>
+      <w:r>
+        <w:rPr>
+          <w:rFonts w:ascii="Times New Roman" w:eastAsia="Times New Roman" w:hAnsi="Times New Roman" w:cs="Times New Roman"/>
+          <w:sz w:val="24"/>
+          <w:szCs w:val="24"/>
+        </w:rPr>
+        <w:t>aur</w:t>
+      </w:r>
+      <w:proofErr w:type="spellEnd"/>
+      <w:r>
+        <w:rPr>
+          <w:rFonts w:ascii="Times New Roman" w:eastAsia="Times New Roman" w:hAnsi="Times New Roman" w:cs="Times New Roman"/>
+          <w:sz w:val="24"/>
+          <w:szCs w:val="24"/>
+        </w:rPr>
+        <w:t xml:space="preserve"> handling </w:t>
+      </w:r>
+      <w:proofErr w:type="spellStart"/>
+      <w:r>
+        <w:rPr>
+          <w:rFonts w:ascii="Times New Roman" w:eastAsia="Times New Roman" w:hAnsi="Times New Roman" w:cs="Times New Roman"/>
+          <w:sz w:val="24"/>
+          <w:szCs w:val="24"/>
+        </w:rPr>
+        <w:t>ko</w:t>
+      </w:r>
+      <w:proofErr w:type="spellEnd"/>
+      <w:r>
+        <w:rPr>
+          <w:rFonts w:ascii="Times New Roman" w:eastAsia="Times New Roman" w:hAnsi="Times New Roman" w:cs="Times New Roman"/>
+          <w:sz w:val="24"/>
+          <w:szCs w:val="24"/>
+        </w:rPr>
+        <w:t xml:space="preserve"> easy </w:t>
+      </w:r>
+      <w:proofErr w:type="spellStart"/>
+      <w:r>
+        <w:rPr>
+          <w:rFonts w:ascii="Times New Roman" w:eastAsia="Times New Roman" w:hAnsi="Times New Roman" w:cs="Times New Roman"/>
+          <w:sz w:val="24"/>
+          <w:szCs w:val="24"/>
+        </w:rPr>
+        <w:t>banata</w:t>
+      </w:r>
+      <w:proofErr w:type="spellEnd"/>
+      <w:r>
+        <w:rPr>
+          <w:rFonts w:ascii="Times New Roman" w:eastAsia="Times New Roman" w:hAnsi="Times New Roman" w:cs="Times New Roman"/>
+          <w:sz w:val="24"/>
+          <w:szCs w:val="24"/>
+        </w:rPr>
+        <w:t xml:space="preserve"> </w:t>
+      </w:r>
+      <w:proofErr w:type="spellStart"/>
+      <w:r>
+        <w:rPr>
+          <w:rFonts w:ascii="Times New Roman" w:eastAsia="Times New Roman" w:hAnsi="Times New Roman" w:cs="Times New Roman"/>
+          <w:sz w:val="24"/>
+          <w:szCs w:val="24"/>
+        </w:rPr>
+        <w:t>hai</w:t>
+      </w:r>
+      <w:proofErr w:type="spellEnd"/>
+      <w:r>
+        <w:rPr>
+          <w:rFonts w:ascii="Times New Roman" w:eastAsia="Times New Roman" w:hAnsi="Times New Roman" w:cs="Times New Roman"/>
+          <w:sz w:val="24"/>
+          <w:szCs w:val="24"/>
+        </w:rPr>
+        <w:t xml:space="preserve">. Ye uncontrolled components use </w:t>
+      </w:r>
+      <w:proofErr w:type="spellStart"/>
+      <w:r>
+        <w:rPr>
+          <w:rFonts w:ascii="Times New Roman" w:eastAsia="Times New Roman" w:hAnsi="Times New Roman" w:cs="Times New Roman"/>
+          <w:sz w:val="24"/>
+          <w:szCs w:val="24"/>
+        </w:rPr>
+        <w:t>karta</w:t>
+      </w:r>
+      <w:proofErr w:type="spellEnd"/>
+      <w:r>
+        <w:rPr>
+          <w:rFonts w:ascii="Times New Roman" w:eastAsia="Times New Roman" w:hAnsi="Times New Roman" w:cs="Times New Roman"/>
+          <w:sz w:val="24"/>
+          <w:szCs w:val="24"/>
+        </w:rPr>
+        <w:t xml:space="preserve"> </w:t>
+      </w:r>
+      <w:proofErr w:type="spellStart"/>
+      <w:r>
+        <w:rPr>
+          <w:rFonts w:ascii="Times New Roman" w:eastAsia="Times New Roman" w:hAnsi="Times New Roman" w:cs="Times New Roman"/>
+          <w:sz w:val="24"/>
+          <w:szCs w:val="24"/>
+        </w:rPr>
+        <w:t>hai</w:t>
+      </w:r>
+      <w:proofErr w:type="spellEnd"/>
+      <w:r>
+        <w:rPr>
+          <w:rFonts w:ascii="Times New Roman" w:eastAsia="Times New Roman" w:hAnsi="Times New Roman" w:cs="Times New Roman"/>
+          <w:sz w:val="24"/>
+          <w:szCs w:val="24"/>
+        </w:rPr>
+        <w:t xml:space="preserve"> </w:t>
+      </w:r>
+      <w:proofErr w:type="spellStart"/>
+      <w:r>
+        <w:rPr>
+          <w:rFonts w:ascii="Times New Roman" w:eastAsia="Times New Roman" w:hAnsi="Times New Roman" w:cs="Times New Roman"/>
+          <w:sz w:val="24"/>
+          <w:szCs w:val="24"/>
+        </w:rPr>
+        <w:t>isliye</w:t>
+      </w:r>
+      <w:proofErr w:type="spellEnd"/>
+      <w:r>
+        <w:rPr>
+          <w:rFonts w:ascii="Times New Roman" w:eastAsia="Times New Roman" w:hAnsi="Times New Roman" w:cs="Times New Roman"/>
+          <w:sz w:val="24"/>
+          <w:szCs w:val="24"/>
+        </w:rPr>
+        <w:t xml:space="preserve"> ye faster </w:t>
+      </w:r>
+      <w:proofErr w:type="spellStart"/>
+      <w:r>
+        <w:rPr>
+          <w:rFonts w:ascii="Times New Roman" w:eastAsia="Times New Roman" w:hAnsi="Times New Roman" w:cs="Times New Roman"/>
+          <w:sz w:val="24"/>
+          <w:szCs w:val="24"/>
+        </w:rPr>
+        <w:t>hota</w:t>
+      </w:r>
+      <w:proofErr w:type="spellEnd"/>
+      <w:r>
+        <w:rPr>
+          <w:rFonts w:ascii="Times New Roman" w:eastAsia="Times New Roman" w:hAnsi="Times New Roman" w:cs="Times New Roman"/>
+          <w:sz w:val="24"/>
+          <w:szCs w:val="24"/>
+        </w:rPr>
+        <w:t xml:space="preserve"> </w:t>
+      </w:r>
+      <w:proofErr w:type="spellStart"/>
+      <w:r>
+        <w:rPr>
+          <w:rFonts w:ascii="Times New Roman" w:eastAsia="Times New Roman" w:hAnsi="Times New Roman" w:cs="Times New Roman"/>
+          <w:sz w:val="24"/>
+          <w:szCs w:val="24"/>
+        </w:rPr>
+        <w:t>hai</w:t>
+      </w:r>
+      <w:proofErr w:type="spellEnd"/>
+      <w:r>
+        <w:rPr>
+          <w:rFonts w:ascii="Times New Roman" w:eastAsia="Times New Roman" w:hAnsi="Times New Roman" w:cs="Times New Roman"/>
+          <w:sz w:val="24"/>
+          <w:szCs w:val="24"/>
+        </w:rPr>
+        <w:t>.</w:t>
       </w:r>
     </w:p>
     <w:p>
@@ -618,7 +2724,29 @@
           <w:szCs w:val="24"/>
         </w:rPr>
         <w:lastRenderedPageBreak/>
-        <w:t>Q2. How does useForm help in form validation?</w:t>
+        <w:t xml:space="preserve">Q2. How does </w:t>
+      </w:r>
+      <w:proofErr w:type="spellStart"/>
+      <w:r>
+        <w:rPr>
+          <w:rFonts w:ascii="Times New Roman" w:eastAsia="Times New Roman" w:hAnsi="Times New Roman" w:cs="Times New Roman"/>
+          <w:b/>
+          <w:bCs/>
+          <w:sz w:val="24"/>
+          <w:szCs w:val="24"/>
+        </w:rPr>
+        <w:t>useForm</w:t>
+      </w:r>
+      <w:proofErr w:type="spellEnd"/>
+      <w:r>
+        <w:rPr>
+          <w:rFonts w:ascii="Times New Roman" w:eastAsia="Times New Roman" w:hAnsi="Times New Roman" w:cs="Times New Roman"/>
+          <w:b/>
+          <w:bCs/>
+          <w:sz w:val="24"/>
+          <w:szCs w:val="24"/>
+        </w:rPr>
+        <w:t xml:space="preserve"> help in form validation?</w:t>
       </w:r>
       <w:r>
         <w:rPr>
@@ -628,23 +2756,53 @@
         </w:rPr>
         <w:br/>
       </w:r>
-      <w:r>
-        <w:rPr>
-          <w:rFonts w:ascii="Times New Roman" w:eastAsia="Times New Roman" w:hAnsi="Times New Roman" w:cs="Times New Roman"/>
-          <w:b/>
-          <w:bCs/>
-          <w:sz w:val="24"/>
-          <w:szCs w:val="24"/>
-        </w:rPr>
-        <w:t>Ans:</w:t>
-      </w:r>
-      <w:r>
-        <w:rPr>
-          <w:rFonts w:ascii="Times New Roman" w:eastAsia="Times New Roman" w:hAnsi="Times New Roman" w:cs="Times New Roman"/>
-          <w:sz w:val="24"/>
-          <w:szCs w:val="24"/>
-        </w:rPr>
-        <w:t xml:space="preserve"> useForm me hum </w:t>
+      <w:proofErr w:type="spellStart"/>
+      <w:r>
+        <w:rPr>
+          <w:rFonts w:ascii="Times New Roman" w:eastAsia="Times New Roman" w:hAnsi="Times New Roman" w:cs="Times New Roman"/>
+          <w:b/>
+          <w:bCs/>
+          <w:sz w:val="24"/>
+          <w:szCs w:val="24"/>
+        </w:rPr>
+        <w:t>Ans</w:t>
+      </w:r>
+      <w:proofErr w:type="spellEnd"/>
+      <w:r>
+        <w:rPr>
+          <w:rFonts w:ascii="Times New Roman" w:eastAsia="Times New Roman" w:hAnsi="Times New Roman" w:cs="Times New Roman"/>
+          <w:b/>
+          <w:bCs/>
+          <w:sz w:val="24"/>
+          <w:szCs w:val="24"/>
+        </w:rPr>
+        <w:t>:</w:t>
+      </w:r>
+      <w:r>
+        <w:rPr>
+          <w:rFonts w:ascii="Times New Roman" w:eastAsia="Times New Roman" w:hAnsi="Times New Roman" w:cs="Times New Roman"/>
+          <w:sz w:val="24"/>
+          <w:szCs w:val="24"/>
+        </w:rPr>
+        <w:t xml:space="preserve"> </w:t>
+      </w:r>
+      <w:proofErr w:type="spellStart"/>
+      <w:r>
+        <w:rPr>
+          <w:rFonts w:ascii="Times New Roman" w:eastAsia="Times New Roman" w:hAnsi="Times New Roman" w:cs="Times New Roman"/>
+          <w:sz w:val="24"/>
+          <w:szCs w:val="24"/>
+        </w:rPr>
+        <w:t>useForm</w:t>
+      </w:r>
+      <w:proofErr w:type="spellEnd"/>
+      <w:r>
+        <w:rPr>
+          <w:rFonts w:ascii="Times New Roman" w:eastAsia="Times New Roman" w:hAnsi="Times New Roman" w:cs="Times New Roman"/>
+          <w:sz w:val="24"/>
+          <w:szCs w:val="24"/>
+        </w:rPr>
+        <w:t xml:space="preserve"> me hum </w:t>
       </w:r>
       <w:r>
         <w:rPr>
@@ -662,6 +2820,7 @@
         </w:rPr>
         <w:t xml:space="preserve">, </w:t>
       </w:r>
+      <w:proofErr w:type="spellStart"/>
       <w:r>
         <w:rPr>
           <w:rFonts w:ascii="Courier New" w:eastAsia="Times New Roman" w:hAnsi="Courier New" w:cs="Courier New"/>
@@ -670,13 +2829,32 @@
         </w:rPr>
         <w:t>handleSubmit</w:t>
       </w:r>
-      <w:r>
-        <w:rPr>
-          <w:rFonts w:ascii="Times New Roman" w:eastAsia="Times New Roman" w:hAnsi="Times New Roman" w:cs="Times New Roman"/>
-          <w:sz w:val="24"/>
-          <w:szCs w:val="24"/>
-        </w:rPr>
-        <w:t xml:space="preserve">, aur </w:t>
+      <w:proofErr w:type="spellEnd"/>
+      <w:r>
+        <w:rPr>
+          <w:rFonts w:ascii="Times New Roman" w:eastAsia="Times New Roman" w:hAnsi="Times New Roman" w:cs="Times New Roman"/>
+          <w:sz w:val="24"/>
+          <w:szCs w:val="24"/>
+        </w:rPr>
+        <w:t xml:space="preserve">, </w:t>
+      </w:r>
+      <w:proofErr w:type="spellStart"/>
+      <w:r>
+        <w:rPr>
+          <w:rFonts w:ascii="Times New Roman" w:eastAsia="Times New Roman" w:hAnsi="Times New Roman" w:cs="Times New Roman"/>
+          <w:sz w:val="24"/>
+          <w:szCs w:val="24"/>
+        </w:rPr>
+        <w:t>aur</w:t>
+      </w:r>
+      <w:proofErr w:type="spellEnd"/>
+      <w:r>
+        <w:rPr>
+          <w:rFonts w:ascii="Times New Roman" w:eastAsia="Times New Roman" w:hAnsi="Times New Roman" w:cs="Times New Roman"/>
+          <w:sz w:val="24"/>
+          <w:szCs w:val="24"/>
+        </w:rPr>
+        <w:t xml:space="preserve"> </w:t>
       </w:r>
       <w:r>
         <w:rPr>
@@ -692,7 +2870,135 @@
           <w:sz w:val="24"/>
           <w:szCs w:val="24"/>
         </w:rPr>
-        <w:t xml:space="preserve"> use karke easily form fields ko validate kar sakte hain bina boilerplate code ke.</w:t>
+        <w:t xml:space="preserve"> use </w:t>
+      </w:r>
+      <w:proofErr w:type="spellStart"/>
+      <w:r>
+        <w:rPr>
+          <w:rFonts w:ascii="Times New Roman" w:eastAsia="Times New Roman" w:hAnsi="Times New Roman" w:cs="Times New Roman"/>
+          <w:sz w:val="24"/>
+          <w:szCs w:val="24"/>
+        </w:rPr>
+        <w:t>karke</w:t>
+      </w:r>
+      <w:proofErr w:type="spellEnd"/>
+      <w:r>
+        <w:rPr>
+          <w:rFonts w:ascii="Times New Roman" w:eastAsia="Times New Roman" w:hAnsi="Times New Roman" w:cs="Times New Roman"/>
+          <w:sz w:val="24"/>
+          <w:szCs w:val="24"/>
+        </w:rPr>
+        <w:t xml:space="preserve"> easily form fields </w:t>
+      </w:r>
+      <w:proofErr w:type="spellStart"/>
+      <w:proofErr w:type="gramStart"/>
+      <w:r>
+        <w:rPr>
+          <w:rFonts w:ascii="Times New Roman" w:eastAsia="Times New Roman" w:hAnsi="Times New Roman" w:cs="Times New Roman"/>
+          <w:sz w:val="24"/>
+          <w:szCs w:val="24"/>
+        </w:rPr>
+        <w:t>ko</w:t>
+      </w:r>
+      <w:proofErr w:type="spellEnd"/>
+      <w:proofErr w:type="gramEnd"/>
+      <w:r>
+        <w:rPr>
+          <w:rFonts w:ascii="Times New Roman" w:eastAsia="Times New Roman" w:hAnsi="Times New Roman" w:cs="Times New Roman"/>
+          <w:sz w:val="24"/>
+          <w:szCs w:val="24"/>
+        </w:rPr>
+        <w:t xml:space="preserve"> validate </w:t>
+      </w:r>
+      <w:proofErr w:type="spellStart"/>
+      <w:r>
+        <w:rPr>
+          <w:rFonts w:ascii="Times New Roman" w:eastAsia="Times New Roman" w:hAnsi="Times New Roman" w:cs="Times New Roman"/>
+          <w:sz w:val="24"/>
+          <w:szCs w:val="24"/>
+        </w:rPr>
+        <w:t>kar</w:t>
+      </w:r>
+      <w:proofErr w:type="spellEnd"/>
+      <w:r>
+        <w:rPr>
+          <w:rFonts w:ascii="Times New Roman" w:eastAsia="Times New Roman" w:hAnsi="Times New Roman" w:cs="Times New Roman"/>
+          <w:sz w:val="24"/>
+          <w:szCs w:val="24"/>
+        </w:rPr>
+        <w:t xml:space="preserve"> </w:t>
+      </w:r>
+      <w:proofErr w:type="spellStart"/>
+      <w:r>
+        <w:rPr>
+          <w:rFonts w:ascii="Times New Roman" w:eastAsia="Times New Roman" w:hAnsi="Times New Roman" w:cs="Times New Roman"/>
+          <w:sz w:val="24"/>
+          <w:szCs w:val="24"/>
+        </w:rPr>
+        <w:t>sakte</w:t>
+      </w:r>
+      <w:proofErr w:type="spellEnd"/>
+      <w:r>
+        <w:rPr>
+          <w:rFonts w:ascii="Times New Roman" w:eastAsia="Times New Roman" w:hAnsi="Times New Roman" w:cs="Times New Roman"/>
+          <w:sz w:val="24"/>
+          <w:szCs w:val="24"/>
+        </w:rPr>
+        <w:t xml:space="preserve"> </w:t>
+      </w:r>
+      <w:proofErr w:type="spellStart"/>
+      <w:r>
+        <w:rPr>
+          <w:rFonts w:ascii="Times New Roman" w:eastAsia="Times New Roman" w:hAnsi="Times New Roman" w:cs="Times New Roman"/>
+          <w:sz w:val="24"/>
+          <w:szCs w:val="24"/>
+        </w:rPr>
+        <w:t>hain</w:t>
+      </w:r>
+      <w:proofErr w:type="spellEnd"/>
+      <w:r>
+        <w:rPr>
+          <w:rFonts w:ascii="Times New Roman" w:eastAsia="Times New Roman" w:hAnsi="Times New Roman" w:cs="Times New Roman"/>
+          <w:sz w:val="24"/>
+          <w:szCs w:val="24"/>
+        </w:rPr>
+        <w:t xml:space="preserve"> </w:t>
+      </w:r>
+      <w:proofErr w:type="spellStart"/>
+      <w:r>
+        <w:rPr>
+          <w:rFonts w:ascii="Times New Roman" w:eastAsia="Times New Roman" w:hAnsi="Times New Roman" w:cs="Times New Roman"/>
+          <w:sz w:val="24"/>
+          <w:szCs w:val="24"/>
+        </w:rPr>
+        <w:t>bina</w:t>
+      </w:r>
+      <w:proofErr w:type="spellEnd"/>
+      <w:r>
+        <w:rPr>
+          <w:rFonts w:ascii="Times New Roman" w:eastAsia="Times New Roman" w:hAnsi="Times New Roman" w:cs="Times New Roman"/>
+          <w:sz w:val="24"/>
+          <w:szCs w:val="24"/>
+        </w:rPr>
+        <w:t xml:space="preserve"> boilerplate code </w:t>
+      </w:r>
+      <w:proofErr w:type="spellStart"/>
+      <w:r>
+        <w:rPr>
+          <w:rFonts w:ascii="Times New Roman" w:eastAsia="Times New Roman" w:hAnsi="Times New Roman" w:cs="Times New Roman"/>
+          <w:sz w:val="24"/>
+          <w:szCs w:val="24"/>
+        </w:rPr>
+        <w:t>ke</w:t>
+      </w:r>
+      <w:proofErr w:type="spellEnd"/>
+      <w:r>
+        <w:rPr>
+          <w:rFonts w:ascii="Times New Roman" w:eastAsia="Times New Roman" w:hAnsi="Times New Roman" w:cs="Times New Roman"/>
+          <w:sz w:val="24"/>
+          <w:szCs w:val="24"/>
+        </w:rPr>
+        <w:t>.</w:t>
       </w:r>
     </w:p>
     <w:p>
@@ -765,23 +3071,233 @@
         </w:rPr>
         <w:br/>
       </w:r>
-      <w:r>
-        <w:rPr>
-          <w:rFonts w:ascii="Times New Roman" w:eastAsia="Times New Roman" w:hAnsi="Times New Roman" w:cs="Times New Roman"/>
-          <w:b/>
-          <w:bCs/>
-          <w:sz w:val="24"/>
-          <w:szCs w:val="24"/>
-        </w:rPr>
-        <w:t>Ans:</w:t>
-      </w:r>
-      <w:r>
-        <w:rPr>
-          <w:rFonts w:ascii="Times New Roman" w:eastAsia="Times New Roman" w:hAnsi="Times New Roman" w:cs="Times New Roman"/>
-          <w:sz w:val="24"/>
-          <w:szCs w:val="24"/>
-        </w:rPr>
-        <w:t xml:space="preserve"> React me teen life cycle phases hote hain: Mounting, Updating, aur Unmounting. Ye batate hain ki component kab create, update, aur destroy ho raha hai.</w:t>
+      <w:proofErr w:type="spellStart"/>
+      <w:r>
+        <w:rPr>
+          <w:rFonts w:ascii="Times New Roman" w:eastAsia="Times New Roman" w:hAnsi="Times New Roman" w:cs="Times New Roman"/>
+          <w:b/>
+          <w:bCs/>
+          <w:sz w:val="24"/>
+          <w:szCs w:val="24"/>
+        </w:rPr>
+        <w:t>Ans</w:t>
+      </w:r>
+      <w:proofErr w:type="spellEnd"/>
+      <w:r>
+        <w:rPr>
+          <w:rFonts w:ascii="Times New Roman" w:eastAsia="Times New Roman" w:hAnsi="Times New Roman" w:cs="Times New Roman"/>
+          <w:b/>
+          <w:bCs/>
+          <w:sz w:val="24"/>
+          <w:szCs w:val="24"/>
+        </w:rPr>
+        <w:t>:</w:t>
+      </w:r>
+      <w:r>
+        <w:rPr>
+          <w:rFonts w:ascii="Times New Roman" w:eastAsia="Times New Roman" w:hAnsi="Times New Roman" w:cs="Times New Roman"/>
+          <w:sz w:val="24"/>
+          <w:szCs w:val="24"/>
+        </w:rPr>
+        <w:t xml:space="preserve"> React me teen life cycle phases </w:t>
+      </w:r>
+      <w:proofErr w:type="spellStart"/>
+      <w:r>
+        <w:rPr>
+          <w:rFonts w:ascii="Times New Roman" w:eastAsia="Times New Roman" w:hAnsi="Times New Roman" w:cs="Times New Roman"/>
+          <w:sz w:val="24"/>
+          <w:szCs w:val="24"/>
+        </w:rPr>
+        <w:t>hote</w:t>
+      </w:r>
+      <w:proofErr w:type="spellEnd"/>
+      <w:r>
+        <w:rPr>
+          <w:rFonts w:ascii="Times New Roman" w:eastAsia="Times New Roman" w:hAnsi="Times New Roman" w:cs="Times New Roman"/>
+          <w:sz w:val="24"/>
+          <w:szCs w:val="24"/>
+        </w:rPr>
+        <w:t xml:space="preserve"> </w:t>
+      </w:r>
+      <w:proofErr w:type="spellStart"/>
+      <w:r>
+        <w:rPr>
+          <w:rFonts w:ascii="Times New Roman" w:eastAsia="Times New Roman" w:hAnsi="Times New Roman" w:cs="Times New Roman"/>
+          <w:sz w:val="24"/>
+          <w:szCs w:val="24"/>
+        </w:rPr>
+        <w:t>hain</w:t>
+      </w:r>
+      <w:proofErr w:type="spellEnd"/>
+      <w:r>
+        <w:rPr>
+          <w:rFonts w:ascii="Times New Roman" w:eastAsia="Times New Roman" w:hAnsi="Times New Roman" w:cs="Times New Roman"/>
+          <w:sz w:val="24"/>
+          <w:szCs w:val="24"/>
+        </w:rPr>
+        <w:t xml:space="preserve">: Mounting, Updating, </w:t>
+      </w:r>
+      <w:proofErr w:type="spellStart"/>
+      <w:r>
+        <w:rPr>
+          <w:rFonts w:ascii="Times New Roman" w:eastAsia="Times New Roman" w:hAnsi="Times New Roman" w:cs="Times New Roman"/>
+          <w:sz w:val="24"/>
+          <w:szCs w:val="24"/>
+        </w:rPr>
+        <w:t>aur</w:t>
+      </w:r>
+      <w:proofErr w:type="spellEnd"/>
+      <w:r>
+        <w:rPr>
+          <w:rFonts w:ascii="Times New Roman" w:eastAsia="Times New Roman" w:hAnsi="Times New Roman" w:cs="Times New Roman"/>
+          <w:sz w:val="24"/>
+          <w:szCs w:val="24"/>
+        </w:rPr>
+        <w:t xml:space="preserve"> </w:t>
+      </w:r>
+      <w:proofErr w:type="spellStart"/>
+      <w:r>
+        <w:rPr>
+          <w:rFonts w:ascii="Times New Roman" w:eastAsia="Times New Roman" w:hAnsi="Times New Roman" w:cs="Times New Roman"/>
+          <w:sz w:val="24"/>
+          <w:szCs w:val="24"/>
+        </w:rPr>
+        <w:t>Unmounting</w:t>
+      </w:r>
+      <w:proofErr w:type="spellEnd"/>
+      <w:r>
+        <w:rPr>
+          <w:rFonts w:ascii="Times New Roman" w:eastAsia="Times New Roman" w:hAnsi="Times New Roman" w:cs="Times New Roman"/>
+          <w:sz w:val="24"/>
+          <w:szCs w:val="24"/>
+        </w:rPr>
+        <w:t xml:space="preserve">. Ye </w:t>
+      </w:r>
+      <w:proofErr w:type="spellStart"/>
+      <w:r>
+        <w:rPr>
+          <w:rFonts w:ascii="Times New Roman" w:eastAsia="Times New Roman" w:hAnsi="Times New Roman" w:cs="Times New Roman"/>
+          <w:sz w:val="24"/>
+          <w:szCs w:val="24"/>
+        </w:rPr>
+        <w:t>batate</w:t>
+      </w:r>
+      <w:proofErr w:type="spellEnd"/>
+      <w:r>
+        <w:rPr>
+          <w:rFonts w:ascii="Times New Roman" w:eastAsia="Times New Roman" w:hAnsi="Times New Roman" w:cs="Times New Roman"/>
+          <w:sz w:val="24"/>
+          <w:szCs w:val="24"/>
+        </w:rPr>
+        <w:t xml:space="preserve"> </w:t>
+      </w:r>
+      <w:proofErr w:type="spellStart"/>
+      <w:r>
+        <w:rPr>
+          <w:rFonts w:ascii="Times New Roman" w:eastAsia="Times New Roman" w:hAnsi="Times New Roman" w:cs="Times New Roman"/>
+          <w:sz w:val="24"/>
+          <w:szCs w:val="24"/>
+        </w:rPr>
+        <w:t>hain</w:t>
+      </w:r>
+      <w:proofErr w:type="spellEnd"/>
+      <w:r>
+        <w:rPr>
+          <w:rFonts w:ascii="Times New Roman" w:eastAsia="Times New Roman" w:hAnsi="Times New Roman" w:cs="Times New Roman"/>
+          <w:sz w:val="24"/>
+          <w:szCs w:val="24"/>
+        </w:rPr>
+        <w:t xml:space="preserve"> </w:t>
+      </w:r>
+      <w:proofErr w:type="spellStart"/>
+      <w:r>
+        <w:rPr>
+          <w:rFonts w:ascii="Times New Roman" w:eastAsia="Times New Roman" w:hAnsi="Times New Roman" w:cs="Times New Roman"/>
+          <w:sz w:val="24"/>
+          <w:szCs w:val="24"/>
+        </w:rPr>
+        <w:t>ki</w:t>
+      </w:r>
+      <w:proofErr w:type="spellEnd"/>
+      <w:r>
+        <w:rPr>
+          <w:rFonts w:ascii="Times New Roman" w:eastAsia="Times New Roman" w:hAnsi="Times New Roman" w:cs="Times New Roman"/>
+          <w:sz w:val="24"/>
+          <w:szCs w:val="24"/>
+        </w:rPr>
+        <w:t xml:space="preserve"> component </w:t>
+      </w:r>
+      <w:proofErr w:type="spellStart"/>
+      <w:r>
+        <w:rPr>
+          <w:rFonts w:ascii="Times New Roman" w:eastAsia="Times New Roman" w:hAnsi="Times New Roman" w:cs="Times New Roman"/>
+          <w:sz w:val="24"/>
+          <w:szCs w:val="24"/>
+        </w:rPr>
+        <w:t>kab</w:t>
+      </w:r>
+      <w:proofErr w:type="spellEnd"/>
+      <w:r>
+        <w:rPr>
+          <w:rFonts w:ascii="Times New Roman" w:eastAsia="Times New Roman" w:hAnsi="Times New Roman" w:cs="Times New Roman"/>
+          <w:sz w:val="24"/>
+          <w:szCs w:val="24"/>
+        </w:rPr>
+        <w:t xml:space="preserve"> create, update, </w:t>
+      </w:r>
+      <w:proofErr w:type="spellStart"/>
+      <w:r>
+        <w:rPr>
+          <w:rFonts w:ascii="Times New Roman" w:eastAsia="Times New Roman" w:hAnsi="Times New Roman" w:cs="Times New Roman"/>
+          <w:sz w:val="24"/>
+          <w:szCs w:val="24"/>
+        </w:rPr>
+        <w:t>aur</w:t>
+      </w:r>
+      <w:proofErr w:type="spellEnd"/>
+      <w:r>
+        <w:rPr>
+          <w:rFonts w:ascii="Times New Roman" w:eastAsia="Times New Roman" w:hAnsi="Times New Roman" w:cs="Times New Roman"/>
+          <w:sz w:val="24"/>
+          <w:szCs w:val="24"/>
+        </w:rPr>
+        <w:t xml:space="preserve"> destroy ho </w:t>
+      </w:r>
+      <w:proofErr w:type="spellStart"/>
+      <w:r>
+        <w:rPr>
+          <w:rFonts w:ascii="Times New Roman" w:eastAsia="Times New Roman" w:hAnsi="Times New Roman" w:cs="Times New Roman"/>
+          <w:sz w:val="24"/>
+          <w:szCs w:val="24"/>
+        </w:rPr>
+        <w:t>raha</w:t>
+      </w:r>
+      <w:proofErr w:type="spellEnd"/>
+      <w:r>
+        <w:rPr>
+          <w:rFonts w:ascii="Times New Roman" w:eastAsia="Times New Roman" w:hAnsi="Times New Roman" w:cs="Times New Roman"/>
+          <w:sz w:val="24"/>
+          <w:szCs w:val="24"/>
+        </w:rPr>
+        <w:t xml:space="preserve"> </w:t>
+      </w:r>
+      <w:proofErr w:type="spellStart"/>
+      <w:r>
+        <w:rPr>
+          <w:rFonts w:ascii="Times New Roman" w:eastAsia="Times New Roman" w:hAnsi="Times New Roman" w:cs="Times New Roman"/>
+          <w:sz w:val="24"/>
+          <w:szCs w:val="24"/>
+        </w:rPr>
+        <w:t>hai</w:t>
+      </w:r>
+      <w:proofErr w:type="spellEnd"/>
+      <w:r>
+        <w:rPr>
+          <w:rFonts w:ascii="Times New Roman" w:eastAsia="Times New Roman" w:hAnsi="Times New Roman" w:cs="Times New Roman"/>
+          <w:sz w:val="24"/>
+          <w:szCs w:val="24"/>
+        </w:rPr>
+        <w:t>.</w:t>
       </w:r>
     </w:p>
     <w:p>
@@ -801,7 +3317,29 @@
           <w:sz w:val="24"/>
           <w:szCs w:val="24"/>
         </w:rPr>
-        <w:t>Q2. What is the use of useEffect hook in React?</w:t>
+        <w:t xml:space="preserve">Q2. What is the use of </w:t>
+      </w:r>
+      <w:proofErr w:type="spellStart"/>
+      <w:r>
+        <w:rPr>
+          <w:rFonts w:ascii="Times New Roman" w:eastAsia="Times New Roman" w:hAnsi="Times New Roman" w:cs="Times New Roman"/>
+          <w:b/>
+          <w:bCs/>
+          <w:sz w:val="24"/>
+          <w:szCs w:val="24"/>
+        </w:rPr>
+        <w:t>useEffect</w:t>
+      </w:r>
+      <w:proofErr w:type="spellEnd"/>
+      <w:r>
+        <w:rPr>
+          <w:rFonts w:ascii="Times New Roman" w:eastAsia="Times New Roman" w:hAnsi="Times New Roman" w:cs="Times New Roman"/>
+          <w:b/>
+          <w:bCs/>
+          <w:sz w:val="24"/>
+          <w:szCs w:val="24"/>
+        </w:rPr>
+        <w:t xml:space="preserve"> hook in React?</w:t>
       </w:r>
       <w:r>
         <w:rPr>
@@ -811,24 +3349,298 @@
         </w:rPr>
         <w:br/>
       </w:r>
-      <w:r>
-        <w:rPr>
-          <w:rFonts w:ascii="Times New Roman" w:eastAsia="Times New Roman" w:hAnsi="Times New Roman" w:cs="Times New Roman"/>
-          <w:b/>
-          <w:bCs/>
-          <w:sz w:val="24"/>
-          <w:szCs w:val="24"/>
-        </w:rPr>
-        <w:t>Ans:</w:t>
-      </w:r>
-      <w:r>
-        <w:rPr>
-          <w:rFonts w:ascii="Times New Roman" w:eastAsia="Times New Roman" w:hAnsi="Times New Roman" w:cs="Times New Roman"/>
-          <w:sz w:val="24"/>
-          <w:szCs w:val="24"/>
-        </w:rPr>
-        <w:t xml:space="preserve"> useEffect side effects handle karta hai jaise API call, DOM update, timers, etc. Ye life cycle ke componentDidMount, componentDidUpdate aur componentWillUnmount ki tarah kaam karta hai.</w:t>
-      </w:r>
+      <w:proofErr w:type="spellStart"/>
+      <w:r>
+        <w:rPr>
+          <w:rFonts w:ascii="Times New Roman" w:eastAsia="Times New Roman" w:hAnsi="Times New Roman" w:cs="Times New Roman"/>
+          <w:b/>
+          <w:bCs/>
+          <w:sz w:val="24"/>
+          <w:szCs w:val="24"/>
+        </w:rPr>
+        <w:t>Ans</w:t>
+      </w:r>
+      <w:proofErr w:type="spellEnd"/>
+      <w:r>
+        <w:rPr>
+          <w:rFonts w:ascii="Times New Roman" w:eastAsia="Times New Roman" w:hAnsi="Times New Roman" w:cs="Times New Roman"/>
+          <w:b/>
+          <w:bCs/>
+          <w:sz w:val="24"/>
+          <w:szCs w:val="24"/>
+        </w:rPr>
+        <w:t>:</w:t>
+      </w:r>
+      <w:r>
+        <w:rPr>
+          <w:rFonts w:ascii="Times New Roman" w:eastAsia="Times New Roman" w:hAnsi="Times New Roman" w:cs="Times New Roman"/>
+          <w:sz w:val="24"/>
+          <w:szCs w:val="24"/>
+        </w:rPr>
+        <w:t xml:space="preserve"> </w:t>
+      </w:r>
+      <w:proofErr w:type="spellStart"/>
+      <w:r>
+        <w:rPr>
+          <w:rFonts w:ascii="Times New Roman" w:eastAsia="Times New Roman" w:hAnsi="Times New Roman" w:cs="Times New Roman"/>
+          <w:sz w:val="24"/>
+          <w:szCs w:val="24"/>
+        </w:rPr>
+        <w:t>useEffect</w:t>
+      </w:r>
+      <w:proofErr w:type="spellEnd"/>
+      <w:r>
+        <w:rPr>
+          <w:rFonts w:ascii="Times New Roman" w:eastAsia="Times New Roman" w:hAnsi="Times New Roman" w:cs="Times New Roman"/>
+          <w:sz w:val="24"/>
+          <w:szCs w:val="24"/>
+        </w:rPr>
+        <w:t xml:space="preserve"> side effects handle </w:t>
+      </w:r>
+      <w:proofErr w:type="spellStart"/>
+      <w:r>
+        <w:rPr>
+          <w:rFonts w:ascii="Times New Roman" w:eastAsia="Times New Roman" w:hAnsi="Times New Roman" w:cs="Times New Roman"/>
+          <w:sz w:val="24"/>
+          <w:szCs w:val="24"/>
+        </w:rPr>
+        <w:t>karta</w:t>
+      </w:r>
+      <w:proofErr w:type="spellEnd"/>
+      <w:r>
+        <w:rPr>
+          <w:rFonts w:ascii="Times New Roman" w:eastAsia="Times New Roman" w:hAnsi="Times New Roman" w:cs="Times New Roman"/>
+          <w:sz w:val="24"/>
+          <w:szCs w:val="24"/>
+        </w:rPr>
+        <w:t xml:space="preserve"> </w:t>
+      </w:r>
+      <w:proofErr w:type="spellStart"/>
+      <w:r>
+        <w:rPr>
+          <w:rFonts w:ascii="Times New Roman" w:eastAsia="Times New Roman" w:hAnsi="Times New Roman" w:cs="Times New Roman"/>
+          <w:sz w:val="24"/>
+          <w:szCs w:val="24"/>
+        </w:rPr>
+        <w:t>hai</w:t>
+      </w:r>
+      <w:proofErr w:type="spellEnd"/>
+      <w:r>
+        <w:rPr>
+          <w:rFonts w:ascii="Times New Roman" w:eastAsia="Times New Roman" w:hAnsi="Times New Roman" w:cs="Times New Roman"/>
+          <w:sz w:val="24"/>
+          <w:szCs w:val="24"/>
+        </w:rPr>
+        <w:t xml:space="preserve"> </w:t>
+      </w:r>
+      <w:proofErr w:type="spellStart"/>
+      <w:r>
+        <w:rPr>
+          <w:rFonts w:ascii="Times New Roman" w:eastAsia="Times New Roman" w:hAnsi="Times New Roman" w:cs="Times New Roman"/>
+          <w:sz w:val="24"/>
+          <w:szCs w:val="24"/>
+        </w:rPr>
+        <w:t>jaise</w:t>
+      </w:r>
+      <w:proofErr w:type="spellEnd"/>
+      <w:r>
+        <w:rPr>
+          <w:rFonts w:ascii="Times New Roman" w:eastAsia="Times New Roman" w:hAnsi="Times New Roman" w:cs="Times New Roman"/>
+          <w:sz w:val="24"/>
+          <w:szCs w:val="24"/>
+        </w:rPr>
+        <w:t xml:space="preserve"> API call, DOM update, timers, etc. </w:t>
+      </w:r>
+      <w:proofErr w:type="gramStart"/>
+      <w:r>
+        <w:rPr>
+          <w:rFonts w:ascii="Times New Roman" w:eastAsia="Times New Roman" w:hAnsi="Times New Roman" w:cs="Times New Roman"/>
+          <w:sz w:val="24"/>
+          <w:szCs w:val="24"/>
+        </w:rPr>
+        <w:t xml:space="preserve">Ye life cycle </w:t>
+      </w:r>
+      <w:proofErr w:type="spellStart"/>
+      <w:r>
+        <w:rPr>
+          <w:rFonts w:ascii="Times New Roman" w:eastAsia="Times New Roman" w:hAnsi="Times New Roman" w:cs="Times New Roman"/>
+          <w:sz w:val="24"/>
+          <w:szCs w:val="24"/>
+        </w:rPr>
+        <w:t>ke</w:t>
+      </w:r>
+      <w:proofErr w:type="spellEnd"/>
+      <w:r>
+        <w:rPr>
+          <w:rFonts w:ascii="Times New Roman" w:eastAsia="Times New Roman" w:hAnsi="Times New Roman" w:cs="Times New Roman"/>
+          <w:sz w:val="24"/>
+          <w:szCs w:val="24"/>
+        </w:rPr>
+        <w:t xml:space="preserve"> </w:t>
+      </w:r>
+      <w:proofErr w:type="spellStart"/>
+      <w:r>
+        <w:rPr>
+          <w:rFonts w:ascii="Times New Roman" w:eastAsia="Times New Roman" w:hAnsi="Times New Roman" w:cs="Times New Roman"/>
+          <w:sz w:val="24"/>
+          <w:szCs w:val="24"/>
+        </w:rPr>
+        <w:t>componentDidMount</w:t>
+      </w:r>
+      <w:proofErr w:type="spellEnd"/>
+      <w:r>
+        <w:rPr>
+          <w:rFonts w:ascii="Times New Roman" w:eastAsia="Times New Roman" w:hAnsi="Times New Roman" w:cs="Times New Roman"/>
+          <w:sz w:val="24"/>
+          <w:szCs w:val="24"/>
+        </w:rPr>
+        <w:t xml:space="preserve">, </w:t>
+      </w:r>
+      <w:proofErr w:type="spellStart"/>
+      <w:r>
+        <w:rPr>
+          <w:rFonts w:ascii="Times New Roman" w:eastAsia="Times New Roman" w:hAnsi="Times New Roman" w:cs="Times New Roman"/>
+          <w:sz w:val="24"/>
+          <w:szCs w:val="24"/>
+        </w:rPr>
+        <w:t>componentDidUpdate</w:t>
+      </w:r>
+      <w:proofErr w:type="spellEnd"/>
+      <w:r>
+        <w:rPr>
+          <w:rFonts w:ascii="Times New Roman" w:eastAsia="Times New Roman" w:hAnsi="Times New Roman" w:cs="Times New Roman"/>
+          <w:sz w:val="24"/>
+          <w:szCs w:val="24"/>
+        </w:rPr>
+        <w:t xml:space="preserve"> </w:t>
+      </w:r>
+      <w:proofErr w:type="spellStart"/>
+      <w:r>
+        <w:rPr>
+          <w:rFonts w:ascii="Times New Roman" w:eastAsia="Times New Roman" w:hAnsi="Times New Roman" w:cs="Times New Roman"/>
+          <w:sz w:val="24"/>
+          <w:szCs w:val="24"/>
+        </w:rPr>
+        <w:t>aur</w:t>
+      </w:r>
+      <w:proofErr w:type="spellEnd"/>
+      <w:r>
+        <w:rPr>
+          <w:rFonts w:ascii="Times New Roman" w:eastAsia="Times New Roman" w:hAnsi="Times New Roman" w:cs="Times New Roman"/>
+          <w:sz w:val="24"/>
+          <w:szCs w:val="24"/>
+        </w:rPr>
+        <w:t xml:space="preserve"> </w:t>
+      </w:r>
+      <w:proofErr w:type="spellStart"/>
+      <w:r>
+        <w:rPr>
+          <w:rFonts w:ascii="Times New Roman" w:eastAsia="Times New Roman" w:hAnsi="Times New Roman" w:cs="Times New Roman"/>
+          <w:sz w:val="24"/>
+          <w:szCs w:val="24"/>
+        </w:rPr>
+        <w:t>componentWillUnmount</w:t>
+      </w:r>
+      <w:proofErr w:type="spellEnd"/>
+      <w:r>
+        <w:rPr>
+          <w:rFonts w:ascii="Times New Roman" w:eastAsia="Times New Roman" w:hAnsi="Times New Roman" w:cs="Times New Roman"/>
+          <w:sz w:val="24"/>
+          <w:szCs w:val="24"/>
+        </w:rPr>
+        <w:t xml:space="preserve"> </w:t>
+      </w:r>
+      <w:proofErr w:type="spellStart"/>
+      <w:r>
+        <w:rPr>
+          <w:rFonts w:ascii="Times New Roman" w:eastAsia="Times New Roman" w:hAnsi="Times New Roman" w:cs="Times New Roman"/>
+          <w:sz w:val="24"/>
+          <w:szCs w:val="24"/>
+        </w:rPr>
+        <w:t>ki</w:t>
+      </w:r>
+      <w:proofErr w:type="spellEnd"/>
+      <w:r>
+        <w:rPr>
+          <w:rFonts w:ascii="Times New Roman" w:eastAsia="Times New Roman" w:hAnsi="Times New Roman" w:cs="Times New Roman"/>
+          <w:sz w:val="24"/>
+          <w:szCs w:val="24"/>
+        </w:rPr>
+        <w:t xml:space="preserve"> </w:t>
+      </w:r>
+      <w:proofErr w:type="spellStart"/>
+      <w:r>
+        <w:rPr>
+          <w:rFonts w:ascii="Times New Roman" w:eastAsia="Times New Roman" w:hAnsi="Times New Roman" w:cs="Times New Roman"/>
+          <w:sz w:val="24"/>
+          <w:szCs w:val="24"/>
+        </w:rPr>
+        <w:t>tarah</w:t>
+      </w:r>
+      <w:proofErr w:type="spellEnd"/>
+      <w:r>
+        <w:rPr>
+          <w:rFonts w:ascii="Times New Roman" w:eastAsia="Times New Roman" w:hAnsi="Times New Roman" w:cs="Times New Roman"/>
+          <w:sz w:val="24"/>
+          <w:szCs w:val="24"/>
+        </w:rPr>
+        <w:t xml:space="preserve"> </w:t>
+      </w:r>
+      <w:proofErr w:type="spellStart"/>
+      <w:r>
+        <w:rPr>
+          <w:rFonts w:ascii="Times New Roman" w:eastAsia="Times New Roman" w:hAnsi="Times New Roman" w:cs="Times New Roman"/>
+          <w:sz w:val="24"/>
+          <w:szCs w:val="24"/>
+        </w:rPr>
+        <w:t>kaam</w:t>
+      </w:r>
+      <w:proofErr w:type="spellEnd"/>
+      <w:r>
+        <w:rPr>
+          <w:rFonts w:ascii="Times New Roman" w:eastAsia="Times New Roman" w:hAnsi="Times New Roman" w:cs="Times New Roman"/>
+          <w:sz w:val="24"/>
+          <w:szCs w:val="24"/>
+        </w:rPr>
+        <w:t xml:space="preserve"> </w:t>
+      </w:r>
+      <w:proofErr w:type="spellStart"/>
+      <w:r>
+        <w:rPr>
+          <w:rFonts w:ascii="Times New Roman" w:eastAsia="Times New Roman" w:hAnsi="Times New Roman" w:cs="Times New Roman"/>
+          <w:sz w:val="24"/>
+          <w:szCs w:val="24"/>
+        </w:rPr>
+        <w:t>karta</w:t>
+      </w:r>
+      <w:proofErr w:type="spellEnd"/>
+      <w:r>
+        <w:rPr>
+          <w:rFonts w:ascii="Times New Roman" w:eastAsia="Times New Roman" w:hAnsi="Times New Roman" w:cs="Times New Roman"/>
+          <w:sz w:val="24"/>
+          <w:szCs w:val="24"/>
+        </w:rPr>
+        <w:t xml:space="preserve"> </w:t>
+      </w:r>
+      <w:proofErr w:type="spellStart"/>
+      <w:r>
+        <w:rPr>
+          <w:rFonts w:ascii="Times New Roman" w:eastAsia="Times New Roman" w:hAnsi="Times New Roman" w:cs="Times New Roman"/>
+          <w:sz w:val="24"/>
+          <w:szCs w:val="24"/>
+        </w:rPr>
+        <w:t>hai</w:t>
+      </w:r>
+      <w:proofErr w:type="spellEnd"/>
+      <w:r>
+        <w:rPr>
+          <w:rFonts w:ascii="Times New Roman" w:eastAsia="Times New Roman" w:hAnsi="Times New Roman" w:cs="Times New Roman"/>
+          <w:sz w:val="24"/>
+          <w:szCs w:val="24"/>
+        </w:rPr>
+        <w:t>.</w:t>
+      </w:r>
+      <w:proofErr w:type="gramEnd"/>
     </w:p>
     <w:p>
       <w:pPr>
@@ -900,23 +3712,307 @@
         </w:rPr>
         <w:br/>
       </w:r>
-      <w:r>
-        <w:rPr>
-          <w:rFonts w:ascii="Times New Roman" w:eastAsia="Times New Roman" w:hAnsi="Times New Roman" w:cs="Times New Roman"/>
-          <w:b/>
-          <w:bCs/>
-          <w:sz w:val="24"/>
-          <w:szCs w:val="24"/>
-        </w:rPr>
-        <w:t>Ans:</w:t>
-      </w:r>
-      <w:r>
-        <w:rPr>
-          <w:rFonts w:ascii="Times New Roman" w:eastAsia="Times New Roman" w:hAnsi="Times New Roman" w:cs="Times New Roman"/>
-          <w:sz w:val="24"/>
-          <w:szCs w:val="24"/>
-        </w:rPr>
-        <w:t xml:space="preserve"> Grid ek layout system hota hai jo elements ko rows aur columns me arrange karta hai. React me hum CSS Grid ya libraries jaise Material-UI Grid use kar sakte hain responsive design ke liye.</w:t>
+      <w:proofErr w:type="spellStart"/>
+      <w:r>
+        <w:rPr>
+          <w:rFonts w:ascii="Times New Roman" w:eastAsia="Times New Roman" w:hAnsi="Times New Roman" w:cs="Times New Roman"/>
+          <w:b/>
+          <w:bCs/>
+          <w:sz w:val="24"/>
+          <w:szCs w:val="24"/>
+        </w:rPr>
+        <w:t>Ans</w:t>
+      </w:r>
+      <w:proofErr w:type="spellEnd"/>
+      <w:r>
+        <w:rPr>
+          <w:rFonts w:ascii="Times New Roman" w:eastAsia="Times New Roman" w:hAnsi="Times New Roman" w:cs="Times New Roman"/>
+          <w:b/>
+          <w:bCs/>
+          <w:sz w:val="24"/>
+          <w:szCs w:val="24"/>
+        </w:rPr>
+        <w:t>:</w:t>
+      </w:r>
+      <w:r>
+        <w:rPr>
+          <w:rFonts w:ascii="Times New Roman" w:eastAsia="Times New Roman" w:hAnsi="Times New Roman" w:cs="Times New Roman"/>
+          <w:sz w:val="24"/>
+          <w:szCs w:val="24"/>
+        </w:rPr>
+        <w:t xml:space="preserve"> Grid </w:t>
+      </w:r>
+      <w:proofErr w:type="spellStart"/>
+      <w:r>
+        <w:rPr>
+          <w:rFonts w:ascii="Times New Roman" w:eastAsia="Times New Roman" w:hAnsi="Times New Roman" w:cs="Times New Roman"/>
+          <w:sz w:val="24"/>
+          <w:szCs w:val="24"/>
+        </w:rPr>
+        <w:t>ek</w:t>
+      </w:r>
+      <w:proofErr w:type="spellEnd"/>
+      <w:r>
+        <w:rPr>
+          <w:rFonts w:ascii="Times New Roman" w:eastAsia="Times New Roman" w:hAnsi="Times New Roman" w:cs="Times New Roman"/>
+          <w:sz w:val="24"/>
+          <w:szCs w:val="24"/>
+        </w:rPr>
+        <w:t xml:space="preserve"> layout system </w:t>
+      </w:r>
+      <w:proofErr w:type="spellStart"/>
+      <w:r>
+        <w:rPr>
+          <w:rFonts w:ascii="Times New Roman" w:eastAsia="Times New Roman" w:hAnsi="Times New Roman" w:cs="Times New Roman"/>
+          <w:sz w:val="24"/>
+          <w:szCs w:val="24"/>
+        </w:rPr>
+        <w:t>hota</w:t>
+      </w:r>
+      <w:proofErr w:type="spellEnd"/>
+      <w:r>
+        <w:rPr>
+          <w:rFonts w:ascii="Times New Roman" w:eastAsia="Times New Roman" w:hAnsi="Times New Roman" w:cs="Times New Roman"/>
+          <w:sz w:val="24"/>
+          <w:szCs w:val="24"/>
+        </w:rPr>
+        <w:t xml:space="preserve"> </w:t>
+      </w:r>
+      <w:proofErr w:type="spellStart"/>
+      <w:r>
+        <w:rPr>
+          <w:rFonts w:ascii="Times New Roman" w:eastAsia="Times New Roman" w:hAnsi="Times New Roman" w:cs="Times New Roman"/>
+          <w:sz w:val="24"/>
+          <w:szCs w:val="24"/>
+        </w:rPr>
+        <w:t>hai</w:t>
+      </w:r>
+      <w:proofErr w:type="spellEnd"/>
+      <w:r>
+        <w:rPr>
+          <w:rFonts w:ascii="Times New Roman" w:eastAsia="Times New Roman" w:hAnsi="Times New Roman" w:cs="Times New Roman"/>
+          <w:sz w:val="24"/>
+          <w:szCs w:val="24"/>
+        </w:rPr>
+        <w:t xml:space="preserve"> </w:t>
+      </w:r>
+      <w:proofErr w:type="spellStart"/>
+      <w:proofErr w:type="gramStart"/>
+      <w:r>
+        <w:rPr>
+          <w:rFonts w:ascii="Times New Roman" w:eastAsia="Times New Roman" w:hAnsi="Times New Roman" w:cs="Times New Roman"/>
+          <w:sz w:val="24"/>
+          <w:szCs w:val="24"/>
+        </w:rPr>
+        <w:t>jo</w:t>
+      </w:r>
+      <w:proofErr w:type="spellEnd"/>
+      <w:proofErr w:type="gramEnd"/>
+      <w:r>
+        <w:rPr>
+          <w:rFonts w:ascii="Times New Roman" w:eastAsia="Times New Roman" w:hAnsi="Times New Roman" w:cs="Times New Roman"/>
+          <w:sz w:val="24"/>
+          <w:szCs w:val="24"/>
+        </w:rPr>
+        <w:t xml:space="preserve"> elements </w:t>
+      </w:r>
+      <w:proofErr w:type="spellStart"/>
+      <w:r>
+        <w:rPr>
+          <w:rFonts w:ascii="Times New Roman" w:eastAsia="Times New Roman" w:hAnsi="Times New Roman" w:cs="Times New Roman"/>
+          <w:sz w:val="24"/>
+          <w:szCs w:val="24"/>
+        </w:rPr>
+        <w:t>ko</w:t>
+      </w:r>
+      <w:proofErr w:type="spellEnd"/>
+      <w:r>
+        <w:rPr>
+          <w:rFonts w:ascii="Times New Roman" w:eastAsia="Times New Roman" w:hAnsi="Times New Roman" w:cs="Times New Roman"/>
+          <w:sz w:val="24"/>
+          <w:szCs w:val="24"/>
+        </w:rPr>
+        <w:t xml:space="preserve"> rows </w:t>
+      </w:r>
+      <w:proofErr w:type="spellStart"/>
+      <w:r>
+        <w:rPr>
+          <w:rFonts w:ascii="Times New Roman" w:eastAsia="Times New Roman" w:hAnsi="Times New Roman" w:cs="Times New Roman"/>
+          <w:sz w:val="24"/>
+          <w:szCs w:val="24"/>
+        </w:rPr>
+        <w:t>aur</w:t>
+      </w:r>
+      <w:proofErr w:type="spellEnd"/>
+      <w:r>
+        <w:rPr>
+          <w:rFonts w:ascii="Times New Roman" w:eastAsia="Times New Roman" w:hAnsi="Times New Roman" w:cs="Times New Roman"/>
+          <w:sz w:val="24"/>
+          <w:szCs w:val="24"/>
+        </w:rPr>
+        <w:t xml:space="preserve"> columns me arrange </w:t>
+      </w:r>
+      <w:proofErr w:type="spellStart"/>
+      <w:r>
+        <w:rPr>
+          <w:rFonts w:ascii="Times New Roman" w:eastAsia="Times New Roman" w:hAnsi="Times New Roman" w:cs="Times New Roman"/>
+          <w:sz w:val="24"/>
+          <w:szCs w:val="24"/>
+        </w:rPr>
+        <w:t>karta</w:t>
+      </w:r>
+      <w:proofErr w:type="spellEnd"/>
+      <w:r>
+        <w:rPr>
+          <w:rFonts w:ascii="Times New Roman" w:eastAsia="Times New Roman" w:hAnsi="Times New Roman" w:cs="Times New Roman"/>
+          <w:sz w:val="24"/>
+          <w:szCs w:val="24"/>
+        </w:rPr>
+        <w:t xml:space="preserve"> </w:t>
+      </w:r>
+      <w:proofErr w:type="spellStart"/>
+      <w:r>
+        <w:rPr>
+          <w:rFonts w:ascii="Times New Roman" w:eastAsia="Times New Roman" w:hAnsi="Times New Roman" w:cs="Times New Roman"/>
+          <w:sz w:val="24"/>
+          <w:szCs w:val="24"/>
+        </w:rPr>
+        <w:t>hai</w:t>
+      </w:r>
+      <w:proofErr w:type="spellEnd"/>
+      <w:r>
+        <w:rPr>
+          <w:rFonts w:ascii="Times New Roman" w:eastAsia="Times New Roman" w:hAnsi="Times New Roman" w:cs="Times New Roman"/>
+          <w:sz w:val="24"/>
+          <w:szCs w:val="24"/>
+        </w:rPr>
+        <w:t xml:space="preserve">. React me hum CSS Grid </w:t>
+      </w:r>
+      <w:proofErr w:type="spellStart"/>
+      <w:r>
+        <w:rPr>
+          <w:rFonts w:ascii="Times New Roman" w:eastAsia="Times New Roman" w:hAnsi="Times New Roman" w:cs="Times New Roman"/>
+          <w:sz w:val="24"/>
+          <w:szCs w:val="24"/>
+        </w:rPr>
+        <w:t>ya</w:t>
+      </w:r>
+      <w:proofErr w:type="spellEnd"/>
+      <w:r>
+        <w:rPr>
+          <w:rFonts w:ascii="Times New Roman" w:eastAsia="Times New Roman" w:hAnsi="Times New Roman" w:cs="Times New Roman"/>
+          <w:sz w:val="24"/>
+          <w:szCs w:val="24"/>
+        </w:rPr>
+        <w:t xml:space="preserve"> libraries </w:t>
+      </w:r>
+      <w:proofErr w:type="spellStart"/>
+      <w:r>
+        <w:rPr>
+          <w:rFonts w:ascii="Times New Roman" w:eastAsia="Times New Roman" w:hAnsi="Times New Roman" w:cs="Times New Roman"/>
+          <w:sz w:val="24"/>
+          <w:szCs w:val="24"/>
+        </w:rPr>
+        <w:t>jaise</w:t>
+      </w:r>
+      <w:proofErr w:type="spellEnd"/>
+      <w:r>
+        <w:rPr>
+          <w:rFonts w:ascii="Times New Roman" w:eastAsia="Times New Roman" w:hAnsi="Times New Roman" w:cs="Times New Roman"/>
+          <w:sz w:val="24"/>
+          <w:szCs w:val="24"/>
+        </w:rPr>
+        <w:t xml:space="preserve"> Material-UI Grid use </w:t>
+      </w:r>
+      <w:proofErr w:type="spellStart"/>
+      <w:r>
+        <w:rPr>
+          <w:rFonts w:ascii="Times New Roman" w:eastAsia="Times New Roman" w:hAnsi="Times New Roman" w:cs="Times New Roman"/>
+          <w:sz w:val="24"/>
+          <w:szCs w:val="24"/>
+        </w:rPr>
+        <w:t>kar</w:t>
+      </w:r>
+      <w:proofErr w:type="spellEnd"/>
+      <w:r>
+        <w:rPr>
+          <w:rFonts w:ascii="Times New Roman" w:eastAsia="Times New Roman" w:hAnsi="Times New Roman" w:cs="Times New Roman"/>
+          <w:sz w:val="24"/>
+          <w:szCs w:val="24"/>
+        </w:rPr>
+        <w:t xml:space="preserve"> </w:t>
+      </w:r>
+      <w:proofErr w:type="spellStart"/>
+      <w:r>
+        <w:rPr>
+          <w:rFonts w:ascii="Times New Roman" w:eastAsia="Times New Roman" w:hAnsi="Times New Roman" w:cs="Times New Roman"/>
+          <w:sz w:val="24"/>
+          <w:szCs w:val="24"/>
+        </w:rPr>
+        <w:t>sakte</w:t>
+      </w:r>
+      <w:proofErr w:type="spellEnd"/>
+      <w:r>
+        <w:rPr>
+          <w:rFonts w:ascii="Times New Roman" w:eastAsia="Times New Roman" w:hAnsi="Times New Roman" w:cs="Times New Roman"/>
+          <w:sz w:val="24"/>
+          <w:szCs w:val="24"/>
+        </w:rPr>
+        <w:t xml:space="preserve"> </w:t>
+      </w:r>
+      <w:proofErr w:type="spellStart"/>
+      <w:r>
+        <w:rPr>
+          <w:rFonts w:ascii="Times New Roman" w:eastAsia="Times New Roman" w:hAnsi="Times New Roman" w:cs="Times New Roman"/>
+          <w:sz w:val="24"/>
+          <w:szCs w:val="24"/>
+        </w:rPr>
+        <w:t>hain</w:t>
+      </w:r>
+      <w:proofErr w:type="spellEnd"/>
+      <w:r>
+        <w:rPr>
+          <w:rFonts w:ascii="Times New Roman" w:eastAsia="Times New Roman" w:hAnsi="Times New Roman" w:cs="Times New Roman"/>
+          <w:sz w:val="24"/>
+          <w:szCs w:val="24"/>
+        </w:rPr>
+        <w:t xml:space="preserve"> responsive design </w:t>
+      </w:r>
+      <w:proofErr w:type="spellStart"/>
+      <w:r>
+        <w:rPr>
+          <w:rFonts w:ascii="Times New Roman" w:eastAsia="Times New Roman" w:hAnsi="Times New Roman" w:cs="Times New Roman"/>
+          <w:sz w:val="24"/>
+          <w:szCs w:val="24"/>
+        </w:rPr>
+        <w:t>ke</w:t>
+      </w:r>
+      <w:proofErr w:type="spellEnd"/>
+      <w:r>
+        <w:rPr>
+          <w:rFonts w:ascii="Times New Roman" w:eastAsia="Times New Roman" w:hAnsi="Times New Roman" w:cs="Times New Roman"/>
+          <w:sz w:val="24"/>
+          <w:szCs w:val="24"/>
+        </w:rPr>
+        <w:t xml:space="preserve"> </w:t>
+      </w:r>
+      <w:proofErr w:type="spellStart"/>
+      <w:r>
+        <w:rPr>
+          <w:rFonts w:ascii="Times New Roman" w:eastAsia="Times New Roman" w:hAnsi="Times New Roman" w:cs="Times New Roman"/>
+          <w:sz w:val="24"/>
+          <w:szCs w:val="24"/>
+        </w:rPr>
+        <w:t>liye</w:t>
+      </w:r>
+      <w:proofErr w:type="spellEnd"/>
+      <w:r>
+        <w:rPr>
+          <w:rFonts w:ascii="Times New Roman" w:eastAsia="Times New Roman" w:hAnsi="Times New Roman" w:cs="Times New Roman"/>
+          <w:sz w:val="24"/>
+          <w:szCs w:val="24"/>
+        </w:rPr>
+        <w:t>.</w:t>
       </w:r>
     </w:p>
     <w:p>
@@ -936,7 +4032,29 @@
           <w:sz w:val="24"/>
           <w:szCs w:val="24"/>
         </w:rPr>
-        <w:t>Q2. What is the difference between CSS Flexbox and Grid?</w:t>
+        <w:t xml:space="preserve">Q2. What is the difference between CSS </w:t>
+      </w:r>
+      <w:proofErr w:type="spellStart"/>
+      <w:r>
+        <w:rPr>
+          <w:rFonts w:ascii="Times New Roman" w:eastAsia="Times New Roman" w:hAnsi="Times New Roman" w:cs="Times New Roman"/>
+          <w:b/>
+          <w:bCs/>
+          <w:sz w:val="24"/>
+          <w:szCs w:val="24"/>
+        </w:rPr>
+        <w:t>Flexbox</w:t>
+      </w:r>
+      <w:proofErr w:type="spellEnd"/>
+      <w:r>
+        <w:rPr>
+          <w:rFonts w:ascii="Times New Roman" w:eastAsia="Times New Roman" w:hAnsi="Times New Roman" w:cs="Times New Roman"/>
+          <w:b/>
+          <w:bCs/>
+          <w:sz w:val="24"/>
+          <w:szCs w:val="24"/>
+        </w:rPr>
+        <w:t xml:space="preserve"> and Grid?</w:t>
       </w:r>
       <w:r>
         <w:rPr>
@@ -946,29 +4064,2297 @@
         </w:rPr>
         <w:br/>
       </w:r>
-      <w:r>
-        <w:rPr>
-          <w:rFonts w:ascii="Times New Roman" w:eastAsia="Times New Roman" w:hAnsi="Times New Roman" w:cs="Times New Roman"/>
-          <w:b/>
-          <w:bCs/>
-          <w:sz w:val="24"/>
-          <w:szCs w:val="24"/>
-        </w:rPr>
-        <w:t>Ans:</w:t>
-      </w:r>
-      <w:r>
-        <w:rPr>
-          <w:rFonts w:ascii="Times New Roman" w:eastAsia="Times New Roman" w:hAnsi="Times New Roman" w:cs="Times New Roman"/>
-          <w:sz w:val="24"/>
-          <w:szCs w:val="24"/>
-        </w:rPr>
-        <w:t xml:space="preserve"> Flexbox one-dimensional layout ke liye hota hai (row ya column), jabki Grid two-dimensional layout ke liye hota hai (row aur column dono).</w:t>
+      <w:proofErr w:type="spellStart"/>
+      <w:r>
+        <w:rPr>
+          <w:rFonts w:ascii="Times New Roman" w:eastAsia="Times New Roman" w:hAnsi="Times New Roman" w:cs="Times New Roman"/>
+          <w:b/>
+          <w:bCs/>
+          <w:sz w:val="24"/>
+          <w:szCs w:val="24"/>
+        </w:rPr>
+        <w:t>Ans</w:t>
+      </w:r>
+      <w:proofErr w:type="spellEnd"/>
+      <w:r>
+        <w:rPr>
+          <w:rFonts w:ascii="Times New Roman" w:eastAsia="Times New Roman" w:hAnsi="Times New Roman" w:cs="Times New Roman"/>
+          <w:b/>
+          <w:bCs/>
+          <w:sz w:val="24"/>
+          <w:szCs w:val="24"/>
+        </w:rPr>
+        <w:t>:</w:t>
+      </w:r>
+      <w:r>
+        <w:rPr>
+          <w:rFonts w:ascii="Times New Roman" w:eastAsia="Times New Roman" w:hAnsi="Times New Roman" w:cs="Times New Roman"/>
+          <w:sz w:val="24"/>
+          <w:szCs w:val="24"/>
+        </w:rPr>
+        <w:t xml:space="preserve"> </w:t>
+      </w:r>
+      <w:proofErr w:type="spellStart"/>
+      <w:r>
+        <w:rPr>
+          <w:rFonts w:ascii="Times New Roman" w:eastAsia="Times New Roman" w:hAnsi="Times New Roman" w:cs="Times New Roman"/>
+          <w:sz w:val="24"/>
+          <w:szCs w:val="24"/>
+        </w:rPr>
+        <w:t>Flexbox</w:t>
+      </w:r>
+      <w:proofErr w:type="spellEnd"/>
+      <w:r>
+        <w:rPr>
+          <w:rFonts w:ascii="Times New Roman" w:eastAsia="Times New Roman" w:hAnsi="Times New Roman" w:cs="Times New Roman"/>
+          <w:sz w:val="24"/>
+          <w:szCs w:val="24"/>
+        </w:rPr>
+        <w:t xml:space="preserve"> one-dimensional layout </w:t>
+      </w:r>
+      <w:proofErr w:type="spellStart"/>
+      <w:r>
+        <w:rPr>
+          <w:rFonts w:ascii="Times New Roman" w:eastAsia="Times New Roman" w:hAnsi="Times New Roman" w:cs="Times New Roman"/>
+          <w:sz w:val="24"/>
+          <w:szCs w:val="24"/>
+        </w:rPr>
+        <w:t>ke</w:t>
+      </w:r>
+      <w:proofErr w:type="spellEnd"/>
+      <w:r>
+        <w:rPr>
+          <w:rFonts w:ascii="Times New Roman" w:eastAsia="Times New Roman" w:hAnsi="Times New Roman" w:cs="Times New Roman"/>
+          <w:sz w:val="24"/>
+          <w:szCs w:val="24"/>
+        </w:rPr>
+        <w:t xml:space="preserve"> </w:t>
+      </w:r>
+      <w:proofErr w:type="spellStart"/>
+      <w:r>
+        <w:rPr>
+          <w:rFonts w:ascii="Times New Roman" w:eastAsia="Times New Roman" w:hAnsi="Times New Roman" w:cs="Times New Roman"/>
+          <w:sz w:val="24"/>
+          <w:szCs w:val="24"/>
+        </w:rPr>
+        <w:t>liye</w:t>
+      </w:r>
+      <w:proofErr w:type="spellEnd"/>
+      <w:r>
+        <w:rPr>
+          <w:rFonts w:ascii="Times New Roman" w:eastAsia="Times New Roman" w:hAnsi="Times New Roman" w:cs="Times New Roman"/>
+          <w:sz w:val="24"/>
+          <w:szCs w:val="24"/>
+        </w:rPr>
+        <w:t xml:space="preserve"> </w:t>
+      </w:r>
+      <w:proofErr w:type="spellStart"/>
+      <w:r>
+        <w:rPr>
+          <w:rFonts w:ascii="Times New Roman" w:eastAsia="Times New Roman" w:hAnsi="Times New Roman" w:cs="Times New Roman"/>
+          <w:sz w:val="24"/>
+          <w:szCs w:val="24"/>
+        </w:rPr>
+        <w:t>hota</w:t>
+      </w:r>
+      <w:proofErr w:type="spellEnd"/>
+      <w:r>
+        <w:rPr>
+          <w:rFonts w:ascii="Times New Roman" w:eastAsia="Times New Roman" w:hAnsi="Times New Roman" w:cs="Times New Roman"/>
+          <w:sz w:val="24"/>
+          <w:szCs w:val="24"/>
+        </w:rPr>
+        <w:t xml:space="preserve"> </w:t>
+      </w:r>
+      <w:proofErr w:type="spellStart"/>
+      <w:r>
+        <w:rPr>
+          <w:rFonts w:ascii="Times New Roman" w:eastAsia="Times New Roman" w:hAnsi="Times New Roman" w:cs="Times New Roman"/>
+          <w:sz w:val="24"/>
+          <w:szCs w:val="24"/>
+        </w:rPr>
+        <w:t>hai</w:t>
+      </w:r>
+      <w:proofErr w:type="spellEnd"/>
+      <w:r>
+        <w:rPr>
+          <w:rFonts w:ascii="Times New Roman" w:eastAsia="Times New Roman" w:hAnsi="Times New Roman" w:cs="Times New Roman"/>
+          <w:sz w:val="24"/>
+          <w:szCs w:val="24"/>
+        </w:rPr>
+        <w:t xml:space="preserve"> (row </w:t>
+      </w:r>
+      <w:proofErr w:type="spellStart"/>
+      <w:r>
+        <w:rPr>
+          <w:rFonts w:ascii="Times New Roman" w:eastAsia="Times New Roman" w:hAnsi="Times New Roman" w:cs="Times New Roman"/>
+          <w:sz w:val="24"/>
+          <w:szCs w:val="24"/>
+        </w:rPr>
+        <w:t>ya</w:t>
+      </w:r>
+      <w:proofErr w:type="spellEnd"/>
+      <w:r>
+        <w:rPr>
+          <w:rFonts w:ascii="Times New Roman" w:eastAsia="Times New Roman" w:hAnsi="Times New Roman" w:cs="Times New Roman"/>
+          <w:sz w:val="24"/>
+          <w:szCs w:val="24"/>
+        </w:rPr>
+        <w:t xml:space="preserve"> column), </w:t>
+      </w:r>
+      <w:proofErr w:type="spellStart"/>
+      <w:r>
+        <w:rPr>
+          <w:rFonts w:ascii="Times New Roman" w:eastAsia="Times New Roman" w:hAnsi="Times New Roman" w:cs="Times New Roman"/>
+          <w:sz w:val="24"/>
+          <w:szCs w:val="24"/>
+        </w:rPr>
+        <w:t>jabki</w:t>
+      </w:r>
+      <w:proofErr w:type="spellEnd"/>
+      <w:r>
+        <w:rPr>
+          <w:rFonts w:ascii="Times New Roman" w:eastAsia="Times New Roman" w:hAnsi="Times New Roman" w:cs="Times New Roman"/>
+          <w:sz w:val="24"/>
+          <w:szCs w:val="24"/>
+        </w:rPr>
+        <w:t xml:space="preserve"> Grid two-dimensional layout </w:t>
+      </w:r>
+      <w:proofErr w:type="spellStart"/>
+      <w:r>
+        <w:rPr>
+          <w:rFonts w:ascii="Times New Roman" w:eastAsia="Times New Roman" w:hAnsi="Times New Roman" w:cs="Times New Roman"/>
+          <w:sz w:val="24"/>
+          <w:szCs w:val="24"/>
+        </w:rPr>
+        <w:t>ke</w:t>
+      </w:r>
+      <w:proofErr w:type="spellEnd"/>
+      <w:r>
+        <w:rPr>
+          <w:rFonts w:ascii="Times New Roman" w:eastAsia="Times New Roman" w:hAnsi="Times New Roman" w:cs="Times New Roman"/>
+          <w:sz w:val="24"/>
+          <w:szCs w:val="24"/>
+        </w:rPr>
+        <w:t xml:space="preserve"> </w:t>
+      </w:r>
+      <w:proofErr w:type="spellStart"/>
+      <w:r>
+        <w:rPr>
+          <w:rFonts w:ascii="Times New Roman" w:eastAsia="Times New Roman" w:hAnsi="Times New Roman" w:cs="Times New Roman"/>
+          <w:sz w:val="24"/>
+          <w:szCs w:val="24"/>
+        </w:rPr>
+        <w:t>liye</w:t>
+      </w:r>
+      <w:proofErr w:type="spellEnd"/>
+      <w:r>
+        <w:rPr>
+          <w:rFonts w:ascii="Times New Roman" w:eastAsia="Times New Roman" w:hAnsi="Times New Roman" w:cs="Times New Roman"/>
+          <w:sz w:val="24"/>
+          <w:szCs w:val="24"/>
+        </w:rPr>
+        <w:t xml:space="preserve"> </w:t>
+      </w:r>
+      <w:proofErr w:type="spellStart"/>
+      <w:r>
+        <w:rPr>
+          <w:rFonts w:ascii="Times New Roman" w:eastAsia="Times New Roman" w:hAnsi="Times New Roman" w:cs="Times New Roman"/>
+          <w:sz w:val="24"/>
+          <w:szCs w:val="24"/>
+        </w:rPr>
+        <w:t>hota</w:t>
+      </w:r>
+      <w:proofErr w:type="spellEnd"/>
+      <w:r>
+        <w:rPr>
+          <w:rFonts w:ascii="Times New Roman" w:eastAsia="Times New Roman" w:hAnsi="Times New Roman" w:cs="Times New Roman"/>
+          <w:sz w:val="24"/>
+          <w:szCs w:val="24"/>
+        </w:rPr>
+        <w:t xml:space="preserve"> </w:t>
+      </w:r>
+      <w:proofErr w:type="spellStart"/>
+      <w:r>
+        <w:rPr>
+          <w:rFonts w:ascii="Times New Roman" w:eastAsia="Times New Roman" w:hAnsi="Times New Roman" w:cs="Times New Roman"/>
+          <w:sz w:val="24"/>
+          <w:szCs w:val="24"/>
+        </w:rPr>
+        <w:t>hai</w:t>
+      </w:r>
+      <w:proofErr w:type="spellEnd"/>
+      <w:r>
+        <w:rPr>
+          <w:rFonts w:ascii="Times New Roman" w:eastAsia="Times New Roman" w:hAnsi="Times New Roman" w:cs="Times New Roman"/>
+          <w:sz w:val="24"/>
+          <w:szCs w:val="24"/>
+        </w:rPr>
+        <w:t xml:space="preserve"> (row </w:t>
+      </w:r>
+      <w:proofErr w:type="spellStart"/>
+      <w:r>
+        <w:rPr>
+          <w:rFonts w:ascii="Times New Roman" w:eastAsia="Times New Roman" w:hAnsi="Times New Roman" w:cs="Times New Roman"/>
+          <w:sz w:val="24"/>
+          <w:szCs w:val="24"/>
+        </w:rPr>
+        <w:t>aur</w:t>
+      </w:r>
+      <w:proofErr w:type="spellEnd"/>
+      <w:r>
+        <w:rPr>
+          <w:rFonts w:ascii="Times New Roman" w:eastAsia="Times New Roman" w:hAnsi="Times New Roman" w:cs="Times New Roman"/>
+          <w:sz w:val="24"/>
+          <w:szCs w:val="24"/>
+        </w:rPr>
+        <w:t xml:space="preserve"> column </w:t>
+      </w:r>
+      <w:proofErr w:type="spellStart"/>
+      <w:r>
+        <w:rPr>
+          <w:rFonts w:ascii="Times New Roman" w:eastAsia="Times New Roman" w:hAnsi="Times New Roman" w:cs="Times New Roman"/>
+          <w:sz w:val="24"/>
+          <w:szCs w:val="24"/>
+        </w:rPr>
+        <w:t>dono</w:t>
+      </w:r>
+      <w:proofErr w:type="spellEnd"/>
+      <w:r>
+        <w:rPr>
+          <w:rFonts w:ascii="Times New Roman" w:eastAsia="Times New Roman" w:hAnsi="Times New Roman" w:cs="Times New Roman"/>
+          <w:sz w:val="24"/>
+          <w:szCs w:val="24"/>
+        </w:rPr>
+        <w:t>).</w:t>
       </w:r>
     </w:p>
     <w:p>
-      <w:bookmarkStart w:id="0" w:name="_GoBack"/>
-      <w:bookmarkEnd w:id="0"/>
+      <w:r>
+        <w:t xml:space="preserve"> </w:t>
+      </w:r>
+      <w:r>
+        <w:t xml:space="preserve"> </w:t>
+      </w:r>
     </w:p>
+    <w:p>
+      <w:pPr>
+        <w:spacing w:before="100" w:beforeAutospacing="1" w:after="100" w:afterAutospacing="1" w:line="240" w:lineRule="auto"/>
+        <w:outlineLvl w:val="2"/>
+        <w:rPr>
+          <w:rFonts w:ascii="Times New Roman" w:eastAsia="Times New Roman" w:hAnsi="Times New Roman" w:cs="Times New Roman"/>
+          <w:b/>
+          <w:bCs/>
+          <w:sz w:val="27"/>
+          <w:szCs w:val="27"/>
+        </w:rPr>
+      </w:pPr>
+      <w:r>
+        <w:rPr>
+          <w:rFonts w:ascii="Times New Roman" w:eastAsia="Times New Roman" w:hAnsi="Times New Roman" w:cs="Times New Roman"/>
+          <w:b/>
+          <w:bCs/>
+          <w:sz w:val="27"/>
+          <w:szCs w:val="27"/>
+        </w:rPr>
+        <w:t>Topic: Lazy Loading</w:t>
+      </w:r>
+    </w:p>
+    <w:p>
+      <w:pPr>
+        <w:spacing w:before="100" w:beforeAutospacing="1" w:after="100" w:afterAutospacing="1" w:line="240" w:lineRule="auto"/>
+        <w:rPr>
+          <w:rFonts w:ascii="Times New Roman" w:eastAsia="Times New Roman" w:hAnsi="Times New Roman" w:cs="Times New Roman"/>
+          <w:sz w:val="24"/>
+          <w:szCs w:val="24"/>
+        </w:rPr>
+      </w:pPr>
+      <w:r>
+        <w:rPr>
+          <w:rFonts w:ascii="Times New Roman" w:eastAsia="Times New Roman" w:hAnsi="Times New Roman" w:cs="Times New Roman"/>
+          <w:b/>
+          <w:bCs/>
+          <w:sz w:val="24"/>
+          <w:szCs w:val="24"/>
+        </w:rPr>
+        <w:t>Q1. What is Lazy Loading in React?</w:t>
+      </w:r>
+      <w:r>
+        <w:rPr>
+          <w:rFonts w:ascii="Times New Roman" w:eastAsia="Times New Roman" w:hAnsi="Times New Roman" w:cs="Times New Roman"/>
+          <w:sz w:val="24"/>
+          <w:szCs w:val="24"/>
+        </w:rPr>
+        <w:br/>
+      </w:r>
+      <w:proofErr w:type="spellStart"/>
+      <w:r>
+        <w:rPr>
+          <w:rFonts w:ascii="Times New Roman" w:eastAsia="Times New Roman" w:hAnsi="Times New Roman" w:cs="Times New Roman"/>
+          <w:b/>
+          <w:bCs/>
+          <w:sz w:val="24"/>
+          <w:szCs w:val="24"/>
+        </w:rPr>
+        <w:t>Ans</w:t>
+      </w:r>
+      <w:proofErr w:type="spellEnd"/>
+      <w:r>
+        <w:rPr>
+          <w:rFonts w:ascii="Times New Roman" w:eastAsia="Times New Roman" w:hAnsi="Times New Roman" w:cs="Times New Roman"/>
+          <w:b/>
+          <w:bCs/>
+          <w:sz w:val="24"/>
+          <w:szCs w:val="24"/>
+        </w:rPr>
+        <w:t>:</w:t>
+      </w:r>
+      <w:r>
+        <w:rPr>
+          <w:rFonts w:ascii="Times New Roman" w:eastAsia="Times New Roman" w:hAnsi="Times New Roman" w:cs="Times New Roman"/>
+          <w:sz w:val="24"/>
+          <w:szCs w:val="24"/>
+        </w:rPr>
+        <w:t xml:space="preserve"> Lazy Loading </w:t>
+      </w:r>
+      <w:proofErr w:type="spellStart"/>
+      <w:r>
+        <w:rPr>
+          <w:rFonts w:ascii="Times New Roman" w:eastAsia="Times New Roman" w:hAnsi="Times New Roman" w:cs="Times New Roman"/>
+          <w:sz w:val="24"/>
+          <w:szCs w:val="24"/>
+        </w:rPr>
+        <w:t>ek</w:t>
+      </w:r>
+      <w:proofErr w:type="spellEnd"/>
+      <w:r>
+        <w:rPr>
+          <w:rFonts w:ascii="Times New Roman" w:eastAsia="Times New Roman" w:hAnsi="Times New Roman" w:cs="Times New Roman"/>
+          <w:sz w:val="24"/>
+          <w:szCs w:val="24"/>
+        </w:rPr>
+        <w:t xml:space="preserve"> technique </w:t>
+      </w:r>
+      <w:proofErr w:type="spellStart"/>
+      <w:r>
+        <w:rPr>
+          <w:rFonts w:ascii="Times New Roman" w:eastAsia="Times New Roman" w:hAnsi="Times New Roman" w:cs="Times New Roman"/>
+          <w:sz w:val="24"/>
+          <w:szCs w:val="24"/>
+        </w:rPr>
+        <w:t>hai</w:t>
+      </w:r>
+      <w:proofErr w:type="spellEnd"/>
+      <w:r>
+        <w:rPr>
+          <w:rFonts w:ascii="Times New Roman" w:eastAsia="Times New Roman" w:hAnsi="Times New Roman" w:cs="Times New Roman"/>
+          <w:sz w:val="24"/>
+          <w:szCs w:val="24"/>
+        </w:rPr>
+        <w:t xml:space="preserve"> </w:t>
+      </w:r>
+      <w:proofErr w:type="spellStart"/>
+      <w:r>
+        <w:rPr>
+          <w:rFonts w:ascii="Times New Roman" w:eastAsia="Times New Roman" w:hAnsi="Times New Roman" w:cs="Times New Roman"/>
+          <w:sz w:val="24"/>
+          <w:szCs w:val="24"/>
+        </w:rPr>
+        <w:t>jisme</w:t>
+      </w:r>
+      <w:proofErr w:type="spellEnd"/>
+      <w:r>
+        <w:rPr>
+          <w:rFonts w:ascii="Times New Roman" w:eastAsia="Times New Roman" w:hAnsi="Times New Roman" w:cs="Times New Roman"/>
+          <w:sz w:val="24"/>
+          <w:szCs w:val="24"/>
+        </w:rPr>
+        <w:t xml:space="preserve"> </w:t>
+      </w:r>
+      <w:proofErr w:type="gramStart"/>
+      <w:r>
+        <w:rPr>
+          <w:rFonts w:ascii="Times New Roman" w:eastAsia="Times New Roman" w:hAnsi="Times New Roman" w:cs="Times New Roman"/>
+          <w:sz w:val="24"/>
+          <w:szCs w:val="24"/>
+        </w:rPr>
+        <w:t>hum</w:t>
+      </w:r>
+      <w:proofErr w:type="gramEnd"/>
+      <w:r>
+        <w:rPr>
+          <w:rFonts w:ascii="Times New Roman" w:eastAsia="Times New Roman" w:hAnsi="Times New Roman" w:cs="Times New Roman"/>
+          <w:sz w:val="24"/>
+          <w:szCs w:val="24"/>
+        </w:rPr>
+        <w:t xml:space="preserve"> components </w:t>
+      </w:r>
+      <w:proofErr w:type="spellStart"/>
+      <w:r>
+        <w:rPr>
+          <w:rFonts w:ascii="Times New Roman" w:eastAsia="Times New Roman" w:hAnsi="Times New Roman" w:cs="Times New Roman"/>
+          <w:sz w:val="24"/>
+          <w:szCs w:val="24"/>
+        </w:rPr>
+        <w:t>ko</w:t>
+      </w:r>
+      <w:proofErr w:type="spellEnd"/>
+      <w:r>
+        <w:rPr>
+          <w:rFonts w:ascii="Times New Roman" w:eastAsia="Times New Roman" w:hAnsi="Times New Roman" w:cs="Times New Roman"/>
+          <w:sz w:val="24"/>
+          <w:szCs w:val="24"/>
+        </w:rPr>
+        <w:t xml:space="preserve"> </w:t>
+      </w:r>
+      <w:proofErr w:type="spellStart"/>
+      <w:r>
+        <w:rPr>
+          <w:rFonts w:ascii="Times New Roman" w:eastAsia="Times New Roman" w:hAnsi="Times New Roman" w:cs="Times New Roman"/>
+          <w:sz w:val="24"/>
+          <w:szCs w:val="24"/>
+        </w:rPr>
+        <w:t>tabhi</w:t>
+      </w:r>
+      <w:proofErr w:type="spellEnd"/>
+      <w:r>
+        <w:rPr>
+          <w:rFonts w:ascii="Times New Roman" w:eastAsia="Times New Roman" w:hAnsi="Times New Roman" w:cs="Times New Roman"/>
+          <w:sz w:val="24"/>
+          <w:szCs w:val="24"/>
+        </w:rPr>
+        <w:t xml:space="preserve"> load </w:t>
+      </w:r>
+      <w:proofErr w:type="spellStart"/>
+      <w:r>
+        <w:rPr>
+          <w:rFonts w:ascii="Times New Roman" w:eastAsia="Times New Roman" w:hAnsi="Times New Roman" w:cs="Times New Roman"/>
+          <w:sz w:val="24"/>
+          <w:szCs w:val="24"/>
+        </w:rPr>
+        <w:t>karte</w:t>
+      </w:r>
+      <w:proofErr w:type="spellEnd"/>
+      <w:r>
+        <w:rPr>
+          <w:rFonts w:ascii="Times New Roman" w:eastAsia="Times New Roman" w:hAnsi="Times New Roman" w:cs="Times New Roman"/>
+          <w:sz w:val="24"/>
+          <w:szCs w:val="24"/>
+        </w:rPr>
+        <w:t xml:space="preserve"> </w:t>
+      </w:r>
+      <w:proofErr w:type="spellStart"/>
+      <w:r>
+        <w:rPr>
+          <w:rFonts w:ascii="Times New Roman" w:eastAsia="Times New Roman" w:hAnsi="Times New Roman" w:cs="Times New Roman"/>
+          <w:sz w:val="24"/>
+          <w:szCs w:val="24"/>
+        </w:rPr>
+        <w:t>hain</w:t>
+      </w:r>
+      <w:proofErr w:type="spellEnd"/>
+      <w:r>
+        <w:rPr>
+          <w:rFonts w:ascii="Times New Roman" w:eastAsia="Times New Roman" w:hAnsi="Times New Roman" w:cs="Times New Roman"/>
+          <w:sz w:val="24"/>
+          <w:szCs w:val="24"/>
+        </w:rPr>
+        <w:t xml:space="preserve"> jab </w:t>
+      </w:r>
+      <w:proofErr w:type="spellStart"/>
+      <w:r>
+        <w:rPr>
+          <w:rFonts w:ascii="Times New Roman" w:eastAsia="Times New Roman" w:hAnsi="Times New Roman" w:cs="Times New Roman"/>
+          <w:sz w:val="24"/>
+          <w:szCs w:val="24"/>
+        </w:rPr>
+        <w:t>unki</w:t>
+      </w:r>
+      <w:proofErr w:type="spellEnd"/>
+      <w:r>
+        <w:rPr>
+          <w:rFonts w:ascii="Times New Roman" w:eastAsia="Times New Roman" w:hAnsi="Times New Roman" w:cs="Times New Roman"/>
+          <w:sz w:val="24"/>
+          <w:szCs w:val="24"/>
+        </w:rPr>
+        <w:t xml:space="preserve"> </w:t>
+      </w:r>
+      <w:proofErr w:type="spellStart"/>
+      <w:r>
+        <w:rPr>
+          <w:rFonts w:ascii="Times New Roman" w:eastAsia="Times New Roman" w:hAnsi="Times New Roman" w:cs="Times New Roman"/>
+          <w:sz w:val="24"/>
+          <w:szCs w:val="24"/>
+        </w:rPr>
+        <w:t>zarurat</w:t>
+      </w:r>
+      <w:proofErr w:type="spellEnd"/>
+      <w:r>
+        <w:rPr>
+          <w:rFonts w:ascii="Times New Roman" w:eastAsia="Times New Roman" w:hAnsi="Times New Roman" w:cs="Times New Roman"/>
+          <w:sz w:val="24"/>
+          <w:szCs w:val="24"/>
+        </w:rPr>
+        <w:t xml:space="preserve"> </w:t>
+      </w:r>
+      <w:proofErr w:type="spellStart"/>
+      <w:r>
+        <w:rPr>
+          <w:rFonts w:ascii="Times New Roman" w:eastAsia="Times New Roman" w:hAnsi="Times New Roman" w:cs="Times New Roman"/>
+          <w:sz w:val="24"/>
+          <w:szCs w:val="24"/>
+        </w:rPr>
+        <w:t>hoti</w:t>
+      </w:r>
+      <w:proofErr w:type="spellEnd"/>
+      <w:r>
+        <w:rPr>
+          <w:rFonts w:ascii="Times New Roman" w:eastAsia="Times New Roman" w:hAnsi="Times New Roman" w:cs="Times New Roman"/>
+          <w:sz w:val="24"/>
+          <w:szCs w:val="24"/>
+        </w:rPr>
+        <w:t xml:space="preserve"> </w:t>
+      </w:r>
+      <w:proofErr w:type="spellStart"/>
+      <w:r>
+        <w:rPr>
+          <w:rFonts w:ascii="Times New Roman" w:eastAsia="Times New Roman" w:hAnsi="Times New Roman" w:cs="Times New Roman"/>
+          <w:sz w:val="24"/>
+          <w:szCs w:val="24"/>
+        </w:rPr>
+        <w:t>hai</w:t>
+      </w:r>
+      <w:proofErr w:type="spellEnd"/>
+      <w:r>
+        <w:rPr>
+          <w:rFonts w:ascii="Times New Roman" w:eastAsia="Times New Roman" w:hAnsi="Times New Roman" w:cs="Times New Roman"/>
+          <w:sz w:val="24"/>
+          <w:szCs w:val="24"/>
+        </w:rPr>
+        <w:t xml:space="preserve">. </w:t>
+      </w:r>
+      <w:proofErr w:type="spellStart"/>
+      <w:r>
+        <w:rPr>
+          <w:rFonts w:ascii="Times New Roman" w:eastAsia="Times New Roman" w:hAnsi="Times New Roman" w:cs="Times New Roman"/>
+          <w:sz w:val="24"/>
+          <w:szCs w:val="24"/>
+        </w:rPr>
+        <w:t>Isse</w:t>
+      </w:r>
+      <w:proofErr w:type="spellEnd"/>
+      <w:r>
+        <w:rPr>
+          <w:rFonts w:ascii="Times New Roman" w:eastAsia="Times New Roman" w:hAnsi="Times New Roman" w:cs="Times New Roman"/>
+          <w:sz w:val="24"/>
+          <w:szCs w:val="24"/>
+        </w:rPr>
+        <w:t xml:space="preserve"> initial loading time </w:t>
+      </w:r>
+      <w:proofErr w:type="spellStart"/>
+      <w:r>
+        <w:rPr>
+          <w:rFonts w:ascii="Times New Roman" w:eastAsia="Times New Roman" w:hAnsi="Times New Roman" w:cs="Times New Roman"/>
+          <w:sz w:val="24"/>
+          <w:szCs w:val="24"/>
+        </w:rPr>
+        <w:t>kam</w:t>
+      </w:r>
+      <w:proofErr w:type="spellEnd"/>
+      <w:r>
+        <w:rPr>
+          <w:rFonts w:ascii="Times New Roman" w:eastAsia="Times New Roman" w:hAnsi="Times New Roman" w:cs="Times New Roman"/>
+          <w:sz w:val="24"/>
+          <w:szCs w:val="24"/>
+        </w:rPr>
+        <w:t xml:space="preserve"> </w:t>
+      </w:r>
+      <w:proofErr w:type="spellStart"/>
+      <w:r>
+        <w:rPr>
+          <w:rFonts w:ascii="Times New Roman" w:eastAsia="Times New Roman" w:hAnsi="Times New Roman" w:cs="Times New Roman"/>
+          <w:sz w:val="24"/>
+          <w:szCs w:val="24"/>
+        </w:rPr>
+        <w:t>hota</w:t>
+      </w:r>
+      <w:proofErr w:type="spellEnd"/>
+      <w:r>
+        <w:rPr>
+          <w:rFonts w:ascii="Times New Roman" w:eastAsia="Times New Roman" w:hAnsi="Times New Roman" w:cs="Times New Roman"/>
+          <w:sz w:val="24"/>
+          <w:szCs w:val="24"/>
+        </w:rPr>
+        <w:t xml:space="preserve"> </w:t>
+      </w:r>
+      <w:proofErr w:type="spellStart"/>
+      <w:r>
+        <w:rPr>
+          <w:rFonts w:ascii="Times New Roman" w:eastAsia="Times New Roman" w:hAnsi="Times New Roman" w:cs="Times New Roman"/>
+          <w:sz w:val="24"/>
+          <w:szCs w:val="24"/>
+        </w:rPr>
+        <w:t>hai</w:t>
+      </w:r>
+      <w:proofErr w:type="spellEnd"/>
+      <w:r>
+        <w:rPr>
+          <w:rFonts w:ascii="Times New Roman" w:eastAsia="Times New Roman" w:hAnsi="Times New Roman" w:cs="Times New Roman"/>
+          <w:sz w:val="24"/>
+          <w:szCs w:val="24"/>
+        </w:rPr>
+        <w:t xml:space="preserve"> </w:t>
+      </w:r>
+      <w:proofErr w:type="spellStart"/>
+      <w:r>
+        <w:rPr>
+          <w:rFonts w:ascii="Times New Roman" w:eastAsia="Times New Roman" w:hAnsi="Times New Roman" w:cs="Times New Roman"/>
+          <w:sz w:val="24"/>
+          <w:szCs w:val="24"/>
+        </w:rPr>
+        <w:t>aur</w:t>
+      </w:r>
+      <w:proofErr w:type="spellEnd"/>
+      <w:r>
+        <w:rPr>
+          <w:rFonts w:ascii="Times New Roman" w:eastAsia="Times New Roman" w:hAnsi="Times New Roman" w:cs="Times New Roman"/>
+          <w:sz w:val="24"/>
+          <w:szCs w:val="24"/>
+        </w:rPr>
+        <w:t xml:space="preserve"> </w:t>
+      </w:r>
+      <w:proofErr w:type="gramStart"/>
+      <w:r>
+        <w:rPr>
+          <w:rFonts w:ascii="Times New Roman" w:eastAsia="Times New Roman" w:hAnsi="Times New Roman" w:cs="Times New Roman"/>
+          <w:sz w:val="24"/>
+          <w:szCs w:val="24"/>
+        </w:rPr>
+        <w:t>performance improve</w:t>
+      </w:r>
+      <w:proofErr w:type="gramEnd"/>
+      <w:r>
+        <w:rPr>
+          <w:rFonts w:ascii="Times New Roman" w:eastAsia="Times New Roman" w:hAnsi="Times New Roman" w:cs="Times New Roman"/>
+          <w:sz w:val="24"/>
+          <w:szCs w:val="24"/>
+        </w:rPr>
+        <w:t xml:space="preserve"> </w:t>
+      </w:r>
+      <w:proofErr w:type="spellStart"/>
+      <w:r>
+        <w:rPr>
+          <w:rFonts w:ascii="Times New Roman" w:eastAsia="Times New Roman" w:hAnsi="Times New Roman" w:cs="Times New Roman"/>
+          <w:sz w:val="24"/>
+          <w:szCs w:val="24"/>
+        </w:rPr>
+        <w:t>hoti</w:t>
+      </w:r>
+      <w:proofErr w:type="spellEnd"/>
+      <w:r>
+        <w:rPr>
+          <w:rFonts w:ascii="Times New Roman" w:eastAsia="Times New Roman" w:hAnsi="Times New Roman" w:cs="Times New Roman"/>
+          <w:sz w:val="24"/>
+          <w:szCs w:val="24"/>
+        </w:rPr>
+        <w:t xml:space="preserve"> </w:t>
+      </w:r>
+      <w:proofErr w:type="spellStart"/>
+      <w:r>
+        <w:rPr>
+          <w:rFonts w:ascii="Times New Roman" w:eastAsia="Times New Roman" w:hAnsi="Times New Roman" w:cs="Times New Roman"/>
+          <w:sz w:val="24"/>
+          <w:szCs w:val="24"/>
+        </w:rPr>
+        <w:t>hai</w:t>
+      </w:r>
+      <w:proofErr w:type="spellEnd"/>
+      <w:r>
+        <w:rPr>
+          <w:rFonts w:ascii="Times New Roman" w:eastAsia="Times New Roman" w:hAnsi="Times New Roman" w:cs="Times New Roman"/>
+          <w:sz w:val="24"/>
+          <w:szCs w:val="24"/>
+        </w:rPr>
+        <w:t>.</w:t>
+      </w:r>
+    </w:p>
+    <w:p>
+      <w:pPr>
+        <w:spacing w:after="0" w:line="240" w:lineRule="auto"/>
+        <w:rPr>
+          <w:rFonts w:ascii="Times New Roman" w:eastAsia="Times New Roman" w:hAnsi="Times New Roman" w:cs="Times New Roman"/>
+          <w:sz w:val="24"/>
+          <w:szCs w:val="24"/>
+        </w:rPr>
+      </w:pPr>
+      <w:r>
+        <w:rPr>
+          <w:rFonts w:ascii="Times New Roman" w:eastAsia="Times New Roman" w:hAnsi="Times New Roman" w:cs="Times New Roman"/>
+          <w:sz w:val="24"/>
+          <w:szCs w:val="24"/>
+        </w:rPr>
+        <w:pict>
+          <v:rect id="_x0000_i1030" style="width:0;height:1.5pt" o:hralign="center" o:hrstd="t" o:hr="t" fillcolor="#a0a0a0" stroked="f"/>
+        </w:pict>
+      </w:r>
+    </w:p>
+    <w:p>
+      <w:pPr>
+        <w:spacing w:before="100" w:beforeAutospacing="1" w:after="100" w:afterAutospacing="1" w:line="240" w:lineRule="auto"/>
+        <w:rPr>
+          <w:rFonts w:ascii="Times New Roman" w:eastAsia="Times New Roman" w:hAnsi="Times New Roman" w:cs="Times New Roman"/>
+          <w:sz w:val="24"/>
+          <w:szCs w:val="24"/>
+        </w:rPr>
+      </w:pPr>
+      <w:r>
+        <w:rPr>
+          <w:rFonts w:ascii="Times New Roman" w:eastAsia="Times New Roman" w:hAnsi="Times New Roman" w:cs="Times New Roman"/>
+          <w:b/>
+          <w:bCs/>
+          <w:sz w:val="24"/>
+          <w:szCs w:val="24"/>
+        </w:rPr>
+        <w:t>Q2. How do you implement Lazy Loading in React?</w:t>
+      </w:r>
+      <w:r>
+        <w:rPr>
+          <w:rFonts w:ascii="Times New Roman" w:eastAsia="Times New Roman" w:hAnsi="Times New Roman" w:cs="Times New Roman"/>
+          <w:sz w:val="24"/>
+          <w:szCs w:val="24"/>
+        </w:rPr>
+        <w:br/>
+      </w:r>
+      <w:proofErr w:type="spellStart"/>
+      <w:r>
+        <w:rPr>
+          <w:rFonts w:ascii="Times New Roman" w:eastAsia="Times New Roman" w:hAnsi="Times New Roman" w:cs="Times New Roman"/>
+          <w:b/>
+          <w:bCs/>
+          <w:sz w:val="24"/>
+          <w:szCs w:val="24"/>
+        </w:rPr>
+        <w:t>Ans</w:t>
+      </w:r>
+      <w:proofErr w:type="spellEnd"/>
+      <w:r>
+        <w:rPr>
+          <w:rFonts w:ascii="Times New Roman" w:eastAsia="Times New Roman" w:hAnsi="Times New Roman" w:cs="Times New Roman"/>
+          <w:b/>
+          <w:bCs/>
+          <w:sz w:val="24"/>
+          <w:szCs w:val="24"/>
+        </w:rPr>
+        <w:t>:</w:t>
+      </w:r>
+      <w:r>
+        <w:rPr>
+          <w:rFonts w:ascii="Times New Roman" w:eastAsia="Times New Roman" w:hAnsi="Times New Roman" w:cs="Times New Roman"/>
+          <w:sz w:val="24"/>
+          <w:szCs w:val="24"/>
+        </w:rPr>
+        <w:t xml:space="preserve"> React me </w:t>
+      </w:r>
+      <w:proofErr w:type="spellStart"/>
+      <w:proofErr w:type="gramStart"/>
+      <w:r>
+        <w:rPr>
+          <w:rFonts w:ascii="Courier New" w:eastAsia="Times New Roman" w:hAnsi="Courier New" w:cs="Courier New"/>
+          <w:sz w:val="20"/>
+          <w:szCs w:val="20"/>
+        </w:rPr>
+        <w:t>React.lazy</w:t>
+      </w:r>
+      <w:proofErr w:type="spellEnd"/>
+      <w:r>
+        <w:rPr>
+          <w:rFonts w:ascii="Courier New" w:eastAsia="Times New Roman" w:hAnsi="Courier New" w:cs="Courier New"/>
+          <w:sz w:val="20"/>
+          <w:szCs w:val="20"/>
+        </w:rPr>
+        <w:t>(</w:t>
+      </w:r>
+      <w:proofErr w:type="gramEnd"/>
+      <w:r>
+        <w:rPr>
+          <w:rFonts w:ascii="Courier New" w:eastAsia="Times New Roman" w:hAnsi="Courier New" w:cs="Courier New"/>
+          <w:sz w:val="20"/>
+          <w:szCs w:val="20"/>
+        </w:rPr>
+        <w:t>)</w:t>
+      </w:r>
+      <w:r>
+        <w:rPr>
+          <w:rFonts w:ascii="Times New Roman" w:eastAsia="Times New Roman" w:hAnsi="Times New Roman" w:cs="Times New Roman"/>
+          <w:sz w:val="24"/>
+          <w:szCs w:val="24"/>
+        </w:rPr>
+        <w:t xml:space="preserve"> function </w:t>
+      </w:r>
+      <w:proofErr w:type="spellStart"/>
+      <w:r>
+        <w:rPr>
+          <w:rFonts w:ascii="Times New Roman" w:eastAsia="Times New Roman" w:hAnsi="Times New Roman" w:cs="Times New Roman"/>
+          <w:sz w:val="24"/>
+          <w:szCs w:val="24"/>
+        </w:rPr>
+        <w:t>aur</w:t>
+      </w:r>
+      <w:proofErr w:type="spellEnd"/>
+      <w:r>
+        <w:rPr>
+          <w:rFonts w:ascii="Times New Roman" w:eastAsia="Times New Roman" w:hAnsi="Times New Roman" w:cs="Times New Roman"/>
+          <w:sz w:val="24"/>
+          <w:szCs w:val="24"/>
+        </w:rPr>
+        <w:t xml:space="preserve"> </w:t>
+      </w:r>
+      <w:r>
+        <w:rPr>
+          <w:rFonts w:ascii="Courier New" w:eastAsia="Times New Roman" w:hAnsi="Courier New" w:cs="Courier New"/>
+          <w:sz w:val="20"/>
+          <w:szCs w:val="20"/>
+        </w:rPr>
+        <w:t>Suspense</w:t>
+      </w:r>
+      <w:r>
+        <w:rPr>
+          <w:rFonts w:ascii="Times New Roman" w:eastAsia="Times New Roman" w:hAnsi="Times New Roman" w:cs="Times New Roman"/>
+          <w:sz w:val="24"/>
+          <w:szCs w:val="24"/>
+        </w:rPr>
+        <w:t xml:space="preserve"> component use </w:t>
+      </w:r>
+      <w:proofErr w:type="spellStart"/>
+      <w:r>
+        <w:rPr>
+          <w:rFonts w:ascii="Times New Roman" w:eastAsia="Times New Roman" w:hAnsi="Times New Roman" w:cs="Times New Roman"/>
+          <w:sz w:val="24"/>
+          <w:szCs w:val="24"/>
+        </w:rPr>
+        <w:t>karke</w:t>
+      </w:r>
+      <w:proofErr w:type="spellEnd"/>
+      <w:r>
+        <w:rPr>
+          <w:rFonts w:ascii="Times New Roman" w:eastAsia="Times New Roman" w:hAnsi="Times New Roman" w:cs="Times New Roman"/>
+          <w:sz w:val="24"/>
+          <w:szCs w:val="24"/>
+        </w:rPr>
+        <w:t xml:space="preserve"> lazy loading implement </w:t>
+      </w:r>
+      <w:proofErr w:type="spellStart"/>
+      <w:r>
+        <w:rPr>
+          <w:rFonts w:ascii="Times New Roman" w:eastAsia="Times New Roman" w:hAnsi="Times New Roman" w:cs="Times New Roman"/>
+          <w:sz w:val="24"/>
+          <w:szCs w:val="24"/>
+        </w:rPr>
+        <w:t>ki</w:t>
+      </w:r>
+      <w:proofErr w:type="spellEnd"/>
+      <w:r>
+        <w:rPr>
+          <w:rFonts w:ascii="Times New Roman" w:eastAsia="Times New Roman" w:hAnsi="Times New Roman" w:cs="Times New Roman"/>
+          <w:sz w:val="24"/>
+          <w:szCs w:val="24"/>
+        </w:rPr>
+        <w:t xml:space="preserve"> </w:t>
+      </w:r>
+      <w:proofErr w:type="spellStart"/>
+      <w:r>
+        <w:rPr>
+          <w:rFonts w:ascii="Times New Roman" w:eastAsia="Times New Roman" w:hAnsi="Times New Roman" w:cs="Times New Roman"/>
+          <w:sz w:val="24"/>
+          <w:szCs w:val="24"/>
+        </w:rPr>
+        <w:t>jati</w:t>
+      </w:r>
+      <w:proofErr w:type="spellEnd"/>
+      <w:r>
+        <w:rPr>
+          <w:rFonts w:ascii="Times New Roman" w:eastAsia="Times New Roman" w:hAnsi="Times New Roman" w:cs="Times New Roman"/>
+          <w:sz w:val="24"/>
+          <w:szCs w:val="24"/>
+        </w:rPr>
+        <w:t xml:space="preserve"> </w:t>
+      </w:r>
+      <w:proofErr w:type="spellStart"/>
+      <w:r>
+        <w:rPr>
+          <w:rFonts w:ascii="Times New Roman" w:eastAsia="Times New Roman" w:hAnsi="Times New Roman" w:cs="Times New Roman"/>
+          <w:sz w:val="24"/>
+          <w:szCs w:val="24"/>
+        </w:rPr>
+        <w:t>hai</w:t>
+      </w:r>
+      <w:proofErr w:type="spellEnd"/>
+      <w:r>
+        <w:rPr>
+          <w:rFonts w:ascii="Times New Roman" w:eastAsia="Times New Roman" w:hAnsi="Times New Roman" w:cs="Times New Roman"/>
+          <w:sz w:val="24"/>
+          <w:szCs w:val="24"/>
+        </w:rPr>
+        <w:t>.</w:t>
+      </w:r>
+      <w:r>
+        <w:rPr>
+          <w:rFonts w:ascii="Times New Roman" w:eastAsia="Times New Roman" w:hAnsi="Times New Roman" w:cs="Times New Roman"/>
+          <w:sz w:val="24"/>
+          <w:szCs w:val="24"/>
+        </w:rPr>
+        <w:br/>
+        <w:t>Example:</w:t>
+      </w:r>
+    </w:p>
+    <w:p>
+      <w:pPr>
+        <w:tabs>
+          <w:tab w:val="left" w:pos="916"/>
+          <w:tab w:val="left" w:pos="1832"/>
+          <w:tab w:val="left" w:pos="2748"/>
+          <w:tab w:val="left" w:pos="3664"/>
+          <w:tab w:val="left" w:pos="4580"/>
+          <w:tab w:val="left" w:pos="5496"/>
+          <w:tab w:val="left" w:pos="6412"/>
+          <w:tab w:val="left" w:pos="7328"/>
+          <w:tab w:val="left" w:pos="8244"/>
+          <w:tab w:val="left" w:pos="9160"/>
+          <w:tab w:val="left" w:pos="10076"/>
+          <w:tab w:val="left" w:pos="10992"/>
+          <w:tab w:val="left" w:pos="11908"/>
+          <w:tab w:val="left" w:pos="12824"/>
+          <w:tab w:val="left" w:pos="13740"/>
+          <w:tab w:val="left" w:pos="14656"/>
+        </w:tabs>
+        <w:spacing w:after="0" w:line="240" w:lineRule="auto"/>
+        <w:rPr>
+          <w:rFonts w:ascii="Courier New" w:eastAsia="Times New Roman" w:hAnsi="Courier New" w:cs="Courier New"/>
+          <w:sz w:val="20"/>
+          <w:szCs w:val="20"/>
+        </w:rPr>
+      </w:pPr>
+      <w:proofErr w:type="spellStart"/>
+      <w:proofErr w:type="gramStart"/>
+      <w:r>
+        <w:rPr>
+          <w:rFonts w:ascii="Courier New" w:eastAsia="Times New Roman" w:hAnsi="Courier New" w:cs="Courier New"/>
+          <w:sz w:val="20"/>
+          <w:szCs w:val="20"/>
+        </w:rPr>
+        <w:t>js</w:t>
+      </w:r>
+      <w:proofErr w:type="spellEnd"/>
+      <w:proofErr w:type="gramEnd"/>
+    </w:p>
+    <w:p>
+      <w:pPr>
+        <w:tabs>
+          <w:tab w:val="left" w:pos="916"/>
+          <w:tab w:val="left" w:pos="1832"/>
+          <w:tab w:val="left" w:pos="2748"/>
+          <w:tab w:val="left" w:pos="3664"/>
+          <w:tab w:val="left" w:pos="4580"/>
+          <w:tab w:val="left" w:pos="5496"/>
+          <w:tab w:val="left" w:pos="6412"/>
+          <w:tab w:val="left" w:pos="7328"/>
+          <w:tab w:val="left" w:pos="8244"/>
+          <w:tab w:val="left" w:pos="9160"/>
+          <w:tab w:val="left" w:pos="10076"/>
+          <w:tab w:val="left" w:pos="10992"/>
+          <w:tab w:val="left" w:pos="11908"/>
+          <w:tab w:val="left" w:pos="12824"/>
+          <w:tab w:val="left" w:pos="13740"/>
+          <w:tab w:val="left" w:pos="14656"/>
+        </w:tabs>
+        <w:spacing w:after="0" w:line="240" w:lineRule="auto"/>
+        <w:rPr>
+          <w:rFonts w:ascii="Courier New" w:eastAsia="Times New Roman" w:hAnsi="Courier New" w:cs="Courier New"/>
+          <w:sz w:val="20"/>
+          <w:szCs w:val="20"/>
+        </w:rPr>
+      </w:pPr>
+      <w:proofErr w:type="spellStart"/>
+      <w:r>
+        <w:rPr>
+          <w:rFonts w:ascii="Courier New" w:eastAsia="Times New Roman" w:hAnsi="Courier New" w:cs="Courier New"/>
+          <w:sz w:val="20"/>
+          <w:szCs w:val="20"/>
+        </w:rPr>
+        <w:lastRenderedPageBreak/>
+        <w:t>CopyEdit</w:t>
+      </w:r>
+      <w:proofErr w:type="spellEnd"/>
+    </w:p>
+    <w:p>
+      <w:pPr>
+        <w:tabs>
+          <w:tab w:val="left" w:pos="916"/>
+          <w:tab w:val="left" w:pos="1832"/>
+          <w:tab w:val="left" w:pos="2748"/>
+          <w:tab w:val="left" w:pos="3664"/>
+          <w:tab w:val="left" w:pos="4580"/>
+          <w:tab w:val="left" w:pos="5496"/>
+          <w:tab w:val="left" w:pos="6412"/>
+          <w:tab w:val="left" w:pos="7328"/>
+          <w:tab w:val="left" w:pos="8244"/>
+          <w:tab w:val="left" w:pos="9160"/>
+          <w:tab w:val="left" w:pos="10076"/>
+          <w:tab w:val="left" w:pos="10992"/>
+          <w:tab w:val="left" w:pos="11908"/>
+          <w:tab w:val="left" w:pos="12824"/>
+          <w:tab w:val="left" w:pos="13740"/>
+          <w:tab w:val="left" w:pos="14656"/>
+        </w:tabs>
+        <w:spacing w:after="0" w:line="240" w:lineRule="auto"/>
+        <w:rPr>
+          <w:rFonts w:ascii="Courier New" w:eastAsia="Times New Roman" w:hAnsi="Courier New" w:cs="Courier New"/>
+          <w:sz w:val="20"/>
+          <w:szCs w:val="20"/>
+        </w:rPr>
+      </w:pPr>
+      <w:proofErr w:type="spellStart"/>
+      <w:proofErr w:type="gramStart"/>
+      <w:r>
+        <w:rPr>
+          <w:rFonts w:ascii="Courier New" w:eastAsia="Times New Roman" w:hAnsi="Courier New" w:cs="Courier New"/>
+          <w:sz w:val="20"/>
+          <w:szCs w:val="20"/>
+        </w:rPr>
+        <w:t>const</w:t>
+      </w:r>
+      <w:proofErr w:type="spellEnd"/>
+      <w:proofErr w:type="gramEnd"/>
+      <w:r>
+        <w:rPr>
+          <w:rFonts w:ascii="Courier New" w:eastAsia="Times New Roman" w:hAnsi="Courier New" w:cs="Courier New"/>
+          <w:sz w:val="20"/>
+          <w:szCs w:val="20"/>
+        </w:rPr>
+        <w:t xml:space="preserve"> </w:t>
+      </w:r>
+      <w:proofErr w:type="spellStart"/>
+      <w:r>
+        <w:rPr>
+          <w:rFonts w:ascii="Courier New" w:eastAsia="Times New Roman" w:hAnsi="Courier New" w:cs="Courier New"/>
+          <w:sz w:val="20"/>
+          <w:szCs w:val="20"/>
+        </w:rPr>
+        <w:t>MyComponent</w:t>
+      </w:r>
+      <w:proofErr w:type="spellEnd"/>
+      <w:r>
+        <w:rPr>
+          <w:rFonts w:ascii="Courier New" w:eastAsia="Times New Roman" w:hAnsi="Courier New" w:cs="Courier New"/>
+          <w:sz w:val="20"/>
+          <w:szCs w:val="20"/>
+        </w:rPr>
+        <w:t xml:space="preserve"> = </w:t>
+      </w:r>
+      <w:proofErr w:type="spellStart"/>
+      <w:r>
+        <w:rPr>
+          <w:rFonts w:ascii="Courier New" w:eastAsia="Times New Roman" w:hAnsi="Courier New" w:cs="Courier New"/>
+          <w:sz w:val="20"/>
+          <w:szCs w:val="20"/>
+        </w:rPr>
+        <w:t>React.lazy</w:t>
+      </w:r>
+      <w:proofErr w:type="spellEnd"/>
+      <w:r>
+        <w:rPr>
+          <w:rFonts w:ascii="Courier New" w:eastAsia="Times New Roman" w:hAnsi="Courier New" w:cs="Courier New"/>
+          <w:sz w:val="20"/>
+          <w:szCs w:val="20"/>
+        </w:rPr>
+        <w:t>(() =&gt; import('./</w:t>
+      </w:r>
+      <w:proofErr w:type="spellStart"/>
+      <w:r>
+        <w:rPr>
+          <w:rFonts w:ascii="Courier New" w:eastAsia="Times New Roman" w:hAnsi="Courier New" w:cs="Courier New"/>
+          <w:sz w:val="20"/>
+          <w:szCs w:val="20"/>
+        </w:rPr>
+        <w:t>MyComponent</w:t>
+      </w:r>
+      <w:proofErr w:type="spellEnd"/>
+      <w:r>
+        <w:rPr>
+          <w:rFonts w:ascii="Courier New" w:eastAsia="Times New Roman" w:hAnsi="Courier New" w:cs="Courier New"/>
+          <w:sz w:val="20"/>
+          <w:szCs w:val="20"/>
+        </w:rPr>
+        <w:t>'));</w:t>
+      </w:r>
+    </w:p>
+    <w:p>
+      <w:pPr>
+        <w:tabs>
+          <w:tab w:val="left" w:pos="916"/>
+          <w:tab w:val="left" w:pos="1832"/>
+          <w:tab w:val="left" w:pos="2748"/>
+          <w:tab w:val="left" w:pos="3664"/>
+          <w:tab w:val="left" w:pos="4580"/>
+          <w:tab w:val="left" w:pos="5496"/>
+          <w:tab w:val="left" w:pos="6412"/>
+          <w:tab w:val="left" w:pos="7328"/>
+          <w:tab w:val="left" w:pos="8244"/>
+          <w:tab w:val="left" w:pos="9160"/>
+          <w:tab w:val="left" w:pos="10076"/>
+          <w:tab w:val="left" w:pos="10992"/>
+          <w:tab w:val="left" w:pos="11908"/>
+          <w:tab w:val="left" w:pos="12824"/>
+          <w:tab w:val="left" w:pos="13740"/>
+          <w:tab w:val="left" w:pos="14656"/>
+        </w:tabs>
+        <w:spacing w:after="0" w:line="240" w:lineRule="auto"/>
+        <w:rPr>
+          <w:rFonts w:ascii="Courier New" w:eastAsia="Times New Roman" w:hAnsi="Courier New" w:cs="Courier New"/>
+          <w:sz w:val="20"/>
+          <w:szCs w:val="20"/>
+        </w:rPr>
+      </w:pPr>
+    </w:p>
+    <w:p>
+      <w:pPr>
+        <w:tabs>
+          <w:tab w:val="left" w:pos="916"/>
+          <w:tab w:val="left" w:pos="1832"/>
+          <w:tab w:val="left" w:pos="2748"/>
+          <w:tab w:val="left" w:pos="3664"/>
+          <w:tab w:val="left" w:pos="4580"/>
+          <w:tab w:val="left" w:pos="5496"/>
+          <w:tab w:val="left" w:pos="6412"/>
+          <w:tab w:val="left" w:pos="7328"/>
+          <w:tab w:val="left" w:pos="8244"/>
+          <w:tab w:val="left" w:pos="9160"/>
+          <w:tab w:val="left" w:pos="10076"/>
+          <w:tab w:val="left" w:pos="10992"/>
+          <w:tab w:val="left" w:pos="11908"/>
+          <w:tab w:val="left" w:pos="12824"/>
+          <w:tab w:val="left" w:pos="13740"/>
+          <w:tab w:val="left" w:pos="14656"/>
+        </w:tabs>
+        <w:spacing w:after="0" w:line="240" w:lineRule="auto"/>
+        <w:rPr>
+          <w:rFonts w:ascii="Courier New" w:eastAsia="Times New Roman" w:hAnsi="Courier New" w:cs="Courier New"/>
+          <w:sz w:val="20"/>
+          <w:szCs w:val="20"/>
+        </w:rPr>
+      </w:pPr>
+      <w:r>
+        <w:rPr>
+          <w:rFonts w:ascii="Courier New" w:eastAsia="Times New Roman" w:hAnsi="Courier New" w:cs="Courier New"/>
+          <w:sz w:val="20"/>
+          <w:szCs w:val="20"/>
+        </w:rPr>
+        <w:t>&lt;Suspense fallback</w:t>
+      </w:r>
+      <w:proofErr w:type="gramStart"/>
+      <w:r>
+        <w:rPr>
+          <w:rFonts w:ascii="Courier New" w:eastAsia="Times New Roman" w:hAnsi="Courier New" w:cs="Courier New"/>
+          <w:sz w:val="20"/>
+          <w:szCs w:val="20"/>
+        </w:rPr>
+        <w:t>={</w:t>
+      </w:r>
+      <w:proofErr w:type="gramEnd"/>
+      <w:r>
+        <w:rPr>
+          <w:rFonts w:ascii="Courier New" w:eastAsia="Times New Roman" w:hAnsi="Courier New" w:cs="Courier New"/>
+          <w:sz w:val="20"/>
+          <w:szCs w:val="20"/>
+        </w:rPr>
+        <w:t>&lt;div&gt;Loading...&lt;/div&gt;}&gt;</w:t>
+      </w:r>
+    </w:p>
+    <w:p>
+      <w:pPr>
+        <w:tabs>
+          <w:tab w:val="left" w:pos="916"/>
+          <w:tab w:val="left" w:pos="1832"/>
+          <w:tab w:val="left" w:pos="2748"/>
+          <w:tab w:val="left" w:pos="3664"/>
+          <w:tab w:val="left" w:pos="4580"/>
+          <w:tab w:val="left" w:pos="5496"/>
+          <w:tab w:val="left" w:pos="6412"/>
+          <w:tab w:val="left" w:pos="7328"/>
+          <w:tab w:val="left" w:pos="8244"/>
+          <w:tab w:val="left" w:pos="9160"/>
+          <w:tab w:val="left" w:pos="10076"/>
+          <w:tab w:val="left" w:pos="10992"/>
+          <w:tab w:val="left" w:pos="11908"/>
+          <w:tab w:val="left" w:pos="12824"/>
+          <w:tab w:val="left" w:pos="13740"/>
+          <w:tab w:val="left" w:pos="14656"/>
+        </w:tabs>
+        <w:spacing w:after="0" w:line="240" w:lineRule="auto"/>
+        <w:rPr>
+          <w:rFonts w:ascii="Courier New" w:eastAsia="Times New Roman" w:hAnsi="Courier New" w:cs="Courier New"/>
+          <w:sz w:val="20"/>
+          <w:szCs w:val="20"/>
+        </w:rPr>
+      </w:pPr>
+      <w:r>
+        <w:rPr>
+          <w:rFonts w:ascii="Courier New" w:eastAsia="Times New Roman" w:hAnsi="Courier New" w:cs="Courier New"/>
+          <w:sz w:val="20"/>
+          <w:szCs w:val="20"/>
+        </w:rPr>
+        <w:t xml:space="preserve">  &lt;</w:t>
+      </w:r>
+      <w:proofErr w:type="spellStart"/>
+      <w:r>
+        <w:rPr>
+          <w:rFonts w:ascii="Courier New" w:eastAsia="Times New Roman" w:hAnsi="Courier New" w:cs="Courier New"/>
+          <w:sz w:val="20"/>
+          <w:szCs w:val="20"/>
+        </w:rPr>
+        <w:t>MyComponent</w:t>
+      </w:r>
+      <w:proofErr w:type="spellEnd"/>
+      <w:r>
+        <w:rPr>
+          <w:rFonts w:ascii="Courier New" w:eastAsia="Times New Roman" w:hAnsi="Courier New" w:cs="Courier New"/>
+          <w:sz w:val="20"/>
+          <w:szCs w:val="20"/>
+        </w:rPr>
+        <w:t xml:space="preserve"> /&gt;</w:t>
+      </w:r>
+    </w:p>
+    <w:p>
+      <w:pPr>
+        <w:tabs>
+          <w:tab w:val="left" w:pos="916"/>
+          <w:tab w:val="left" w:pos="1832"/>
+          <w:tab w:val="left" w:pos="2748"/>
+          <w:tab w:val="left" w:pos="3664"/>
+          <w:tab w:val="left" w:pos="4580"/>
+          <w:tab w:val="left" w:pos="5496"/>
+          <w:tab w:val="left" w:pos="6412"/>
+          <w:tab w:val="left" w:pos="7328"/>
+          <w:tab w:val="left" w:pos="8244"/>
+          <w:tab w:val="left" w:pos="9160"/>
+          <w:tab w:val="left" w:pos="10076"/>
+          <w:tab w:val="left" w:pos="10992"/>
+          <w:tab w:val="left" w:pos="11908"/>
+          <w:tab w:val="left" w:pos="12824"/>
+          <w:tab w:val="left" w:pos="13740"/>
+          <w:tab w:val="left" w:pos="14656"/>
+        </w:tabs>
+        <w:spacing w:after="0" w:line="240" w:lineRule="auto"/>
+        <w:rPr>
+          <w:rFonts w:ascii="Courier New" w:eastAsia="Times New Roman" w:hAnsi="Courier New" w:cs="Courier New"/>
+          <w:sz w:val="20"/>
+          <w:szCs w:val="20"/>
+        </w:rPr>
+      </w:pPr>
+      <w:r>
+        <w:rPr>
+          <w:rFonts w:ascii="Courier New" w:eastAsia="Times New Roman" w:hAnsi="Courier New" w:cs="Courier New"/>
+          <w:sz w:val="20"/>
+          <w:szCs w:val="20"/>
+        </w:rPr>
+        <w:t>&lt;/Suspense&gt;</w:t>
+      </w:r>
+    </w:p>
+    <w:p>
+      <w:pPr>
+        <w:spacing w:after="0" w:line="240" w:lineRule="auto"/>
+        <w:rPr>
+          <w:rFonts w:ascii="Times New Roman" w:eastAsia="Times New Roman" w:hAnsi="Times New Roman" w:cs="Times New Roman"/>
+          <w:sz w:val="24"/>
+          <w:szCs w:val="24"/>
+        </w:rPr>
+      </w:pPr>
+      <w:r>
+        <w:rPr>
+          <w:rFonts w:ascii="Times New Roman" w:eastAsia="Times New Roman" w:hAnsi="Times New Roman" w:cs="Times New Roman"/>
+          <w:sz w:val="24"/>
+          <w:szCs w:val="24"/>
+        </w:rPr>
+        <w:pict>
+          <v:rect id="_x0000_i1031" style="width:0;height:1.5pt" o:hralign="center" o:hrstd="t" o:hr="t" fillcolor="#a0a0a0" stroked="f"/>
+        </w:pict>
+      </w:r>
+    </w:p>
+    <w:p>
+      <w:pPr>
+        <w:spacing w:before="100" w:beforeAutospacing="1" w:after="100" w:afterAutospacing="1" w:line="240" w:lineRule="auto"/>
+        <w:rPr>
+          <w:rFonts w:ascii="Times New Roman" w:eastAsia="Times New Roman" w:hAnsi="Times New Roman" w:cs="Times New Roman"/>
+          <w:sz w:val="24"/>
+          <w:szCs w:val="24"/>
+        </w:rPr>
+      </w:pPr>
+      <w:r>
+        <w:rPr>
+          <w:rFonts w:ascii="Times New Roman" w:eastAsia="Times New Roman" w:hAnsi="Times New Roman" w:cs="Times New Roman"/>
+          <w:b/>
+          <w:bCs/>
+          <w:sz w:val="24"/>
+          <w:szCs w:val="24"/>
+        </w:rPr>
+        <w:t>Q3. What is the role of Suspense in Lazy Loading?</w:t>
+      </w:r>
+      <w:r>
+        <w:rPr>
+          <w:rFonts w:ascii="Times New Roman" w:eastAsia="Times New Roman" w:hAnsi="Times New Roman" w:cs="Times New Roman"/>
+          <w:sz w:val="24"/>
+          <w:szCs w:val="24"/>
+        </w:rPr>
+        <w:br/>
+      </w:r>
+      <w:proofErr w:type="spellStart"/>
+      <w:r>
+        <w:rPr>
+          <w:rFonts w:ascii="Times New Roman" w:eastAsia="Times New Roman" w:hAnsi="Times New Roman" w:cs="Times New Roman"/>
+          <w:b/>
+          <w:bCs/>
+          <w:sz w:val="24"/>
+          <w:szCs w:val="24"/>
+        </w:rPr>
+        <w:t>Ans</w:t>
+      </w:r>
+      <w:proofErr w:type="spellEnd"/>
+      <w:r>
+        <w:rPr>
+          <w:rFonts w:ascii="Times New Roman" w:eastAsia="Times New Roman" w:hAnsi="Times New Roman" w:cs="Times New Roman"/>
+          <w:b/>
+          <w:bCs/>
+          <w:sz w:val="24"/>
+          <w:szCs w:val="24"/>
+        </w:rPr>
+        <w:t>:</w:t>
+      </w:r>
+      <w:r>
+        <w:rPr>
+          <w:rFonts w:ascii="Times New Roman" w:eastAsia="Times New Roman" w:hAnsi="Times New Roman" w:cs="Times New Roman"/>
+          <w:sz w:val="24"/>
+          <w:szCs w:val="24"/>
+        </w:rPr>
+        <w:t xml:space="preserve"> </w:t>
+      </w:r>
+      <w:r>
+        <w:rPr>
+          <w:rFonts w:ascii="Courier New" w:eastAsia="Times New Roman" w:hAnsi="Courier New" w:cs="Courier New"/>
+          <w:sz w:val="20"/>
+          <w:szCs w:val="20"/>
+        </w:rPr>
+        <w:t>Suspense</w:t>
+      </w:r>
+      <w:r>
+        <w:rPr>
+          <w:rFonts w:ascii="Times New Roman" w:eastAsia="Times New Roman" w:hAnsi="Times New Roman" w:cs="Times New Roman"/>
+          <w:sz w:val="24"/>
+          <w:szCs w:val="24"/>
+        </w:rPr>
+        <w:t xml:space="preserve"> </w:t>
+      </w:r>
+      <w:proofErr w:type="spellStart"/>
+      <w:r>
+        <w:rPr>
+          <w:rFonts w:ascii="Times New Roman" w:eastAsia="Times New Roman" w:hAnsi="Times New Roman" w:cs="Times New Roman"/>
+          <w:sz w:val="24"/>
+          <w:szCs w:val="24"/>
+        </w:rPr>
+        <w:t>ek</w:t>
+      </w:r>
+      <w:proofErr w:type="spellEnd"/>
+      <w:r>
+        <w:rPr>
+          <w:rFonts w:ascii="Times New Roman" w:eastAsia="Times New Roman" w:hAnsi="Times New Roman" w:cs="Times New Roman"/>
+          <w:sz w:val="24"/>
+          <w:szCs w:val="24"/>
+        </w:rPr>
+        <w:t xml:space="preserve"> wrapper </w:t>
+      </w:r>
+      <w:proofErr w:type="spellStart"/>
+      <w:r>
+        <w:rPr>
+          <w:rFonts w:ascii="Times New Roman" w:eastAsia="Times New Roman" w:hAnsi="Times New Roman" w:cs="Times New Roman"/>
+          <w:sz w:val="24"/>
+          <w:szCs w:val="24"/>
+        </w:rPr>
+        <w:t>hota</w:t>
+      </w:r>
+      <w:proofErr w:type="spellEnd"/>
+      <w:r>
+        <w:rPr>
+          <w:rFonts w:ascii="Times New Roman" w:eastAsia="Times New Roman" w:hAnsi="Times New Roman" w:cs="Times New Roman"/>
+          <w:sz w:val="24"/>
+          <w:szCs w:val="24"/>
+        </w:rPr>
+        <w:t xml:space="preserve"> </w:t>
+      </w:r>
+      <w:proofErr w:type="spellStart"/>
+      <w:r>
+        <w:rPr>
+          <w:rFonts w:ascii="Times New Roman" w:eastAsia="Times New Roman" w:hAnsi="Times New Roman" w:cs="Times New Roman"/>
+          <w:sz w:val="24"/>
+          <w:szCs w:val="24"/>
+        </w:rPr>
+        <w:t>hai</w:t>
+      </w:r>
+      <w:proofErr w:type="spellEnd"/>
+      <w:r>
+        <w:rPr>
+          <w:rFonts w:ascii="Times New Roman" w:eastAsia="Times New Roman" w:hAnsi="Times New Roman" w:cs="Times New Roman"/>
+          <w:sz w:val="24"/>
+          <w:szCs w:val="24"/>
+        </w:rPr>
+        <w:t xml:space="preserve"> </w:t>
+      </w:r>
+      <w:proofErr w:type="spellStart"/>
+      <w:proofErr w:type="gramStart"/>
+      <w:r>
+        <w:rPr>
+          <w:rFonts w:ascii="Times New Roman" w:eastAsia="Times New Roman" w:hAnsi="Times New Roman" w:cs="Times New Roman"/>
+          <w:sz w:val="24"/>
+          <w:szCs w:val="24"/>
+        </w:rPr>
+        <w:t>jo</w:t>
+      </w:r>
+      <w:proofErr w:type="spellEnd"/>
+      <w:proofErr w:type="gramEnd"/>
+      <w:r>
+        <w:rPr>
+          <w:rFonts w:ascii="Times New Roman" w:eastAsia="Times New Roman" w:hAnsi="Times New Roman" w:cs="Times New Roman"/>
+          <w:sz w:val="24"/>
+          <w:szCs w:val="24"/>
+        </w:rPr>
+        <w:t xml:space="preserve"> </w:t>
+      </w:r>
+      <w:proofErr w:type="spellStart"/>
+      <w:r>
+        <w:rPr>
+          <w:rFonts w:ascii="Times New Roman" w:eastAsia="Times New Roman" w:hAnsi="Times New Roman" w:cs="Times New Roman"/>
+          <w:sz w:val="24"/>
+          <w:szCs w:val="24"/>
+        </w:rPr>
+        <w:t>batata</w:t>
+      </w:r>
+      <w:proofErr w:type="spellEnd"/>
+      <w:r>
+        <w:rPr>
+          <w:rFonts w:ascii="Times New Roman" w:eastAsia="Times New Roman" w:hAnsi="Times New Roman" w:cs="Times New Roman"/>
+          <w:sz w:val="24"/>
+          <w:szCs w:val="24"/>
+        </w:rPr>
+        <w:t xml:space="preserve"> </w:t>
+      </w:r>
+      <w:proofErr w:type="spellStart"/>
+      <w:r>
+        <w:rPr>
+          <w:rFonts w:ascii="Times New Roman" w:eastAsia="Times New Roman" w:hAnsi="Times New Roman" w:cs="Times New Roman"/>
+          <w:sz w:val="24"/>
+          <w:szCs w:val="24"/>
+        </w:rPr>
+        <w:t>hai</w:t>
+      </w:r>
+      <w:proofErr w:type="spellEnd"/>
+      <w:r>
+        <w:rPr>
+          <w:rFonts w:ascii="Times New Roman" w:eastAsia="Times New Roman" w:hAnsi="Times New Roman" w:cs="Times New Roman"/>
+          <w:sz w:val="24"/>
+          <w:szCs w:val="24"/>
+        </w:rPr>
+        <w:t xml:space="preserve"> </w:t>
+      </w:r>
+      <w:proofErr w:type="spellStart"/>
+      <w:r>
+        <w:rPr>
+          <w:rFonts w:ascii="Times New Roman" w:eastAsia="Times New Roman" w:hAnsi="Times New Roman" w:cs="Times New Roman"/>
+          <w:sz w:val="24"/>
+          <w:szCs w:val="24"/>
+        </w:rPr>
+        <w:t>ki</w:t>
+      </w:r>
+      <w:proofErr w:type="spellEnd"/>
+      <w:r>
+        <w:rPr>
+          <w:rFonts w:ascii="Times New Roman" w:eastAsia="Times New Roman" w:hAnsi="Times New Roman" w:cs="Times New Roman"/>
+          <w:sz w:val="24"/>
+          <w:szCs w:val="24"/>
+        </w:rPr>
+        <w:t xml:space="preserve"> jab </w:t>
+      </w:r>
+      <w:proofErr w:type="spellStart"/>
+      <w:r>
+        <w:rPr>
+          <w:rFonts w:ascii="Times New Roman" w:eastAsia="Times New Roman" w:hAnsi="Times New Roman" w:cs="Times New Roman"/>
+          <w:sz w:val="24"/>
+          <w:szCs w:val="24"/>
+        </w:rPr>
+        <w:t>tak</w:t>
+      </w:r>
+      <w:proofErr w:type="spellEnd"/>
+      <w:r>
+        <w:rPr>
+          <w:rFonts w:ascii="Times New Roman" w:eastAsia="Times New Roman" w:hAnsi="Times New Roman" w:cs="Times New Roman"/>
+          <w:sz w:val="24"/>
+          <w:szCs w:val="24"/>
+        </w:rPr>
+        <w:t xml:space="preserve"> lazy component load ho </w:t>
+      </w:r>
+      <w:proofErr w:type="spellStart"/>
+      <w:r>
+        <w:rPr>
+          <w:rFonts w:ascii="Times New Roman" w:eastAsia="Times New Roman" w:hAnsi="Times New Roman" w:cs="Times New Roman"/>
+          <w:sz w:val="24"/>
+          <w:szCs w:val="24"/>
+        </w:rPr>
+        <w:t>raha</w:t>
+      </w:r>
+      <w:proofErr w:type="spellEnd"/>
+      <w:r>
+        <w:rPr>
+          <w:rFonts w:ascii="Times New Roman" w:eastAsia="Times New Roman" w:hAnsi="Times New Roman" w:cs="Times New Roman"/>
+          <w:sz w:val="24"/>
+          <w:szCs w:val="24"/>
+        </w:rPr>
+        <w:t xml:space="preserve"> ho, tab </w:t>
+      </w:r>
+      <w:proofErr w:type="spellStart"/>
+      <w:r>
+        <w:rPr>
+          <w:rFonts w:ascii="Times New Roman" w:eastAsia="Times New Roman" w:hAnsi="Times New Roman" w:cs="Times New Roman"/>
+          <w:sz w:val="24"/>
+          <w:szCs w:val="24"/>
+        </w:rPr>
+        <w:t>tak</w:t>
+      </w:r>
+      <w:proofErr w:type="spellEnd"/>
+      <w:r>
+        <w:rPr>
+          <w:rFonts w:ascii="Times New Roman" w:eastAsia="Times New Roman" w:hAnsi="Times New Roman" w:cs="Times New Roman"/>
+          <w:sz w:val="24"/>
+          <w:szCs w:val="24"/>
+        </w:rPr>
+        <w:t xml:space="preserve"> </w:t>
+      </w:r>
+      <w:proofErr w:type="spellStart"/>
+      <w:r>
+        <w:rPr>
+          <w:rFonts w:ascii="Times New Roman" w:eastAsia="Times New Roman" w:hAnsi="Times New Roman" w:cs="Times New Roman"/>
+          <w:sz w:val="24"/>
+          <w:szCs w:val="24"/>
+        </w:rPr>
+        <w:t>kya</w:t>
+      </w:r>
+      <w:proofErr w:type="spellEnd"/>
+      <w:r>
+        <w:rPr>
+          <w:rFonts w:ascii="Times New Roman" w:eastAsia="Times New Roman" w:hAnsi="Times New Roman" w:cs="Times New Roman"/>
+          <w:sz w:val="24"/>
+          <w:szCs w:val="24"/>
+        </w:rPr>
+        <w:t xml:space="preserve"> </w:t>
+      </w:r>
+      <w:proofErr w:type="spellStart"/>
+      <w:r>
+        <w:rPr>
+          <w:rFonts w:ascii="Times New Roman" w:eastAsia="Times New Roman" w:hAnsi="Times New Roman" w:cs="Times New Roman"/>
+          <w:sz w:val="24"/>
+          <w:szCs w:val="24"/>
+        </w:rPr>
+        <w:t>dikhana</w:t>
+      </w:r>
+      <w:proofErr w:type="spellEnd"/>
+      <w:r>
+        <w:rPr>
+          <w:rFonts w:ascii="Times New Roman" w:eastAsia="Times New Roman" w:hAnsi="Times New Roman" w:cs="Times New Roman"/>
+          <w:sz w:val="24"/>
+          <w:szCs w:val="24"/>
+        </w:rPr>
+        <w:t xml:space="preserve"> </w:t>
+      </w:r>
+      <w:proofErr w:type="spellStart"/>
+      <w:r>
+        <w:rPr>
+          <w:rFonts w:ascii="Times New Roman" w:eastAsia="Times New Roman" w:hAnsi="Times New Roman" w:cs="Times New Roman"/>
+          <w:sz w:val="24"/>
+          <w:szCs w:val="24"/>
+        </w:rPr>
+        <w:t>hai</w:t>
+      </w:r>
+      <w:proofErr w:type="spellEnd"/>
+      <w:r>
+        <w:rPr>
+          <w:rFonts w:ascii="Times New Roman" w:eastAsia="Times New Roman" w:hAnsi="Times New Roman" w:cs="Times New Roman"/>
+          <w:sz w:val="24"/>
+          <w:szCs w:val="24"/>
+        </w:rPr>
+        <w:t xml:space="preserve">. Ye fallback UI show </w:t>
+      </w:r>
+      <w:proofErr w:type="spellStart"/>
+      <w:r>
+        <w:rPr>
+          <w:rFonts w:ascii="Times New Roman" w:eastAsia="Times New Roman" w:hAnsi="Times New Roman" w:cs="Times New Roman"/>
+          <w:sz w:val="24"/>
+          <w:szCs w:val="24"/>
+        </w:rPr>
+        <w:t>karta</w:t>
+      </w:r>
+      <w:proofErr w:type="spellEnd"/>
+      <w:r>
+        <w:rPr>
+          <w:rFonts w:ascii="Times New Roman" w:eastAsia="Times New Roman" w:hAnsi="Times New Roman" w:cs="Times New Roman"/>
+          <w:sz w:val="24"/>
+          <w:szCs w:val="24"/>
+        </w:rPr>
+        <w:t xml:space="preserve"> </w:t>
+      </w:r>
+      <w:proofErr w:type="spellStart"/>
+      <w:r>
+        <w:rPr>
+          <w:rFonts w:ascii="Times New Roman" w:eastAsia="Times New Roman" w:hAnsi="Times New Roman" w:cs="Times New Roman"/>
+          <w:sz w:val="24"/>
+          <w:szCs w:val="24"/>
+        </w:rPr>
+        <w:t>hai</w:t>
+      </w:r>
+      <w:proofErr w:type="spellEnd"/>
+      <w:r>
+        <w:rPr>
+          <w:rFonts w:ascii="Times New Roman" w:eastAsia="Times New Roman" w:hAnsi="Times New Roman" w:cs="Times New Roman"/>
+          <w:sz w:val="24"/>
+          <w:szCs w:val="24"/>
+        </w:rPr>
+        <w:t xml:space="preserve"> </w:t>
+      </w:r>
+      <w:proofErr w:type="spellStart"/>
+      <w:r>
+        <w:rPr>
+          <w:rFonts w:ascii="Times New Roman" w:eastAsia="Times New Roman" w:hAnsi="Times New Roman" w:cs="Times New Roman"/>
+          <w:sz w:val="24"/>
+          <w:szCs w:val="24"/>
+        </w:rPr>
+        <w:t>jaise</w:t>
+      </w:r>
+      <w:proofErr w:type="spellEnd"/>
+      <w:r>
+        <w:rPr>
+          <w:rFonts w:ascii="Times New Roman" w:eastAsia="Times New Roman" w:hAnsi="Times New Roman" w:cs="Times New Roman"/>
+          <w:sz w:val="24"/>
+          <w:szCs w:val="24"/>
+        </w:rPr>
+        <w:t xml:space="preserve"> "Loading..." message.</w:t>
+      </w:r>
+    </w:p>
+    <w:p>
+      <w:pPr>
+        <w:spacing w:after="0" w:line="240" w:lineRule="auto"/>
+        <w:rPr>
+          <w:rFonts w:ascii="Times New Roman" w:eastAsia="Times New Roman" w:hAnsi="Times New Roman" w:cs="Times New Roman"/>
+          <w:sz w:val="24"/>
+          <w:szCs w:val="24"/>
+        </w:rPr>
+      </w:pPr>
+      <w:r>
+        <w:rPr>
+          <w:rFonts w:ascii="Times New Roman" w:eastAsia="Times New Roman" w:hAnsi="Times New Roman" w:cs="Times New Roman"/>
+          <w:sz w:val="24"/>
+          <w:szCs w:val="24"/>
+        </w:rPr>
+        <w:pict>
+          <v:rect id="_x0000_i1032" style="width:0;height:1.5pt" o:hralign="center" o:hrstd="t" o:hr="t" fillcolor="#a0a0a0" stroked="f"/>
+        </w:pict>
+      </w:r>
+    </w:p>
+    <w:p>
+      <w:pPr>
+        <w:spacing w:before="100" w:beforeAutospacing="1" w:after="100" w:afterAutospacing="1" w:line="240" w:lineRule="auto"/>
+        <w:rPr>
+          <w:rFonts w:ascii="Times New Roman" w:eastAsia="Times New Roman" w:hAnsi="Times New Roman" w:cs="Times New Roman"/>
+          <w:sz w:val="24"/>
+          <w:szCs w:val="24"/>
+        </w:rPr>
+      </w:pPr>
+      <w:r>
+        <w:rPr>
+          <w:rFonts w:ascii="Times New Roman" w:eastAsia="Times New Roman" w:hAnsi="Times New Roman" w:cs="Times New Roman"/>
+          <w:b/>
+          <w:bCs/>
+          <w:sz w:val="24"/>
+          <w:szCs w:val="24"/>
+        </w:rPr>
+        <w:t>Q4. What are the benefits of using Lazy Loading?</w:t>
+      </w:r>
+      <w:r>
+        <w:rPr>
+          <w:rFonts w:ascii="Times New Roman" w:eastAsia="Times New Roman" w:hAnsi="Times New Roman" w:cs="Times New Roman"/>
+          <w:sz w:val="24"/>
+          <w:szCs w:val="24"/>
+        </w:rPr>
+        <w:br/>
+      </w:r>
+      <w:proofErr w:type="spellStart"/>
+      <w:r>
+        <w:rPr>
+          <w:rFonts w:ascii="Times New Roman" w:eastAsia="Times New Roman" w:hAnsi="Times New Roman" w:cs="Times New Roman"/>
+          <w:b/>
+          <w:bCs/>
+          <w:sz w:val="24"/>
+          <w:szCs w:val="24"/>
+        </w:rPr>
+        <w:t>Ans</w:t>
+      </w:r>
+      <w:proofErr w:type="spellEnd"/>
+      <w:r>
+        <w:rPr>
+          <w:rFonts w:ascii="Times New Roman" w:eastAsia="Times New Roman" w:hAnsi="Times New Roman" w:cs="Times New Roman"/>
+          <w:b/>
+          <w:bCs/>
+          <w:sz w:val="24"/>
+          <w:szCs w:val="24"/>
+        </w:rPr>
+        <w:t>:</w:t>
+      </w:r>
+      <w:r>
+        <w:rPr>
+          <w:rFonts w:ascii="Times New Roman" w:eastAsia="Times New Roman" w:hAnsi="Times New Roman" w:cs="Times New Roman"/>
+          <w:sz w:val="24"/>
+          <w:szCs w:val="24"/>
+        </w:rPr>
+        <w:t xml:space="preserve"> Lazy loading se hum unnecessary components </w:t>
+      </w:r>
+      <w:proofErr w:type="spellStart"/>
+      <w:proofErr w:type="gramStart"/>
+      <w:r>
+        <w:rPr>
+          <w:rFonts w:ascii="Times New Roman" w:eastAsia="Times New Roman" w:hAnsi="Times New Roman" w:cs="Times New Roman"/>
+          <w:sz w:val="24"/>
+          <w:szCs w:val="24"/>
+        </w:rPr>
+        <w:t>ko</w:t>
+      </w:r>
+      <w:proofErr w:type="spellEnd"/>
+      <w:proofErr w:type="gramEnd"/>
+      <w:r>
+        <w:rPr>
+          <w:rFonts w:ascii="Times New Roman" w:eastAsia="Times New Roman" w:hAnsi="Times New Roman" w:cs="Times New Roman"/>
+          <w:sz w:val="24"/>
+          <w:szCs w:val="24"/>
+        </w:rPr>
+        <w:t xml:space="preserve"> initially load </w:t>
+      </w:r>
+      <w:proofErr w:type="spellStart"/>
+      <w:r>
+        <w:rPr>
+          <w:rFonts w:ascii="Times New Roman" w:eastAsia="Times New Roman" w:hAnsi="Times New Roman" w:cs="Times New Roman"/>
+          <w:sz w:val="24"/>
+          <w:szCs w:val="24"/>
+        </w:rPr>
+        <w:t>nahi</w:t>
+      </w:r>
+      <w:proofErr w:type="spellEnd"/>
+      <w:r>
+        <w:rPr>
+          <w:rFonts w:ascii="Times New Roman" w:eastAsia="Times New Roman" w:hAnsi="Times New Roman" w:cs="Times New Roman"/>
+          <w:sz w:val="24"/>
+          <w:szCs w:val="24"/>
+        </w:rPr>
+        <w:t xml:space="preserve"> </w:t>
+      </w:r>
+      <w:proofErr w:type="spellStart"/>
+      <w:r>
+        <w:rPr>
+          <w:rFonts w:ascii="Times New Roman" w:eastAsia="Times New Roman" w:hAnsi="Times New Roman" w:cs="Times New Roman"/>
+          <w:sz w:val="24"/>
+          <w:szCs w:val="24"/>
+        </w:rPr>
+        <w:t>karte</w:t>
+      </w:r>
+      <w:proofErr w:type="spellEnd"/>
+      <w:r>
+        <w:rPr>
+          <w:rFonts w:ascii="Times New Roman" w:eastAsia="Times New Roman" w:hAnsi="Times New Roman" w:cs="Times New Roman"/>
+          <w:sz w:val="24"/>
+          <w:szCs w:val="24"/>
+        </w:rPr>
+        <w:t xml:space="preserve">, </w:t>
+      </w:r>
+      <w:proofErr w:type="spellStart"/>
+      <w:r>
+        <w:rPr>
+          <w:rFonts w:ascii="Times New Roman" w:eastAsia="Times New Roman" w:hAnsi="Times New Roman" w:cs="Times New Roman"/>
+          <w:sz w:val="24"/>
+          <w:szCs w:val="24"/>
+        </w:rPr>
+        <w:t>isse</w:t>
+      </w:r>
+      <w:proofErr w:type="spellEnd"/>
+      <w:r>
+        <w:rPr>
+          <w:rFonts w:ascii="Times New Roman" w:eastAsia="Times New Roman" w:hAnsi="Times New Roman" w:cs="Times New Roman"/>
+          <w:sz w:val="24"/>
+          <w:szCs w:val="24"/>
+        </w:rPr>
+        <w:t xml:space="preserve"> app fast open </w:t>
+      </w:r>
+      <w:proofErr w:type="spellStart"/>
+      <w:r>
+        <w:rPr>
+          <w:rFonts w:ascii="Times New Roman" w:eastAsia="Times New Roman" w:hAnsi="Times New Roman" w:cs="Times New Roman"/>
+          <w:sz w:val="24"/>
+          <w:szCs w:val="24"/>
+        </w:rPr>
+        <w:t>hoti</w:t>
+      </w:r>
+      <w:proofErr w:type="spellEnd"/>
+      <w:r>
+        <w:rPr>
+          <w:rFonts w:ascii="Times New Roman" w:eastAsia="Times New Roman" w:hAnsi="Times New Roman" w:cs="Times New Roman"/>
+          <w:sz w:val="24"/>
+          <w:szCs w:val="24"/>
+        </w:rPr>
+        <w:t xml:space="preserve"> </w:t>
+      </w:r>
+      <w:proofErr w:type="spellStart"/>
+      <w:r>
+        <w:rPr>
+          <w:rFonts w:ascii="Times New Roman" w:eastAsia="Times New Roman" w:hAnsi="Times New Roman" w:cs="Times New Roman"/>
+          <w:sz w:val="24"/>
+          <w:szCs w:val="24"/>
+        </w:rPr>
+        <w:t>hai</w:t>
+      </w:r>
+      <w:proofErr w:type="spellEnd"/>
+      <w:r>
+        <w:rPr>
+          <w:rFonts w:ascii="Times New Roman" w:eastAsia="Times New Roman" w:hAnsi="Times New Roman" w:cs="Times New Roman"/>
+          <w:sz w:val="24"/>
+          <w:szCs w:val="24"/>
+        </w:rPr>
+        <w:t xml:space="preserve"> </w:t>
+      </w:r>
+      <w:proofErr w:type="spellStart"/>
+      <w:r>
+        <w:rPr>
+          <w:rFonts w:ascii="Times New Roman" w:eastAsia="Times New Roman" w:hAnsi="Times New Roman" w:cs="Times New Roman"/>
+          <w:sz w:val="24"/>
+          <w:szCs w:val="24"/>
+        </w:rPr>
+        <w:t>aur</w:t>
+      </w:r>
+      <w:proofErr w:type="spellEnd"/>
+      <w:r>
+        <w:rPr>
+          <w:rFonts w:ascii="Times New Roman" w:eastAsia="Times New Roman" w:hAnsi="Times New Roman" w:cs="Times New Roman"/>
+          <w:sz w:val="24"/>
+          <w:szCs w:val="24"/>
+        </w:rPr>
+        <w:t xml:space="preserve"> bandwidth </w:t>
+      </w:r>
+      <w:proofErr w:type="spellStart"/>
+      <w:r>
+        <w:rPr>
+          <w:rFonts w:ascii="Times New Roman" w:eastAsia="Times New Roman" w:hAnsi="Times New Roman" w:cs="Times New Roman"/>
+          <w:sz w:val="24"/>
+          <w:szCs w:val="24"/>
+        </w:rPr>
+        <w:t>bhi</w:t>
+      </w:r>
+      <w:proofErr w:type="spellEnd"/>
+      <w:r>
+        <w:rPr>
+          <w:rFonts w:ascii="Times New Roman" w:eastAsia="Times New Roman" w:hAnsi="Times New Roman" w:cs="Times New Roman"/>
+          <w:sz w:val="24"/>
+          <w:szCs w:val="24"/>
+        </w:rPr>
+        <w:t xml:space="preserve"> save </w:t>
+      </w:r>
+      <w:proofErr w:type="spellStart"/>
+      <w:r>
+        <w:rPr>
+          <w:rFonts w:ascii="Times New Roman" w:eastAsia="Times New Roman" w:hAnsi="Times New Roman" w:cs="Times New Roman"/>
+          <w:sz w:val="24"/>
+          <w:szCs w:val="24"/>
+        </w:rPr>
+        <w:t>hoti</w:t>
+      </w:r>
+      <w:proofErr w:type="spellEnd"/>
+      <w:r>
+        <w:rPr>
+          <w:rFonts w:ascii="Times New Roman" w:eastAsia="Times New Roman" w:hAnsi="Times New Roman" w:cs="Times New Roman"/>
+          <w:sz w:val="24"/>
+          <w:szCs w:val="24"/>
+        </w:rPr>
+        <w:t xml:space="preserve"> </w:t>
+      </w:r>
+      <w:proofErr w:type="spellStart"/>
+      <w:r>
+        <w:rPr>
+          <w:rFonts w:ascii="Times New Roman" w:eastAsia="Times New Roman" w:hAnsi="Times New Roman" w:cs="Times New Roman"/>
+          <w:sz w:val="24"/>
+          <w:szCs w:val="24"/>
+        </w:rPr>
+        <w:t>hai</w:t>
+      </w:r>
+      <w:proofErr w:type="spellEnd"/>
+      <w:r>
+        <w:rPr>
+          <w:rFonts w:ascii="Times New Roman" w:eastAsia="Times New Roman" w:hAnsi="Times New Roman" w:cs="Times New Roman"/>
+          <w:sz w:val="24"/>
+          <w:szCs w:val="24"/>
+        </w:rPr>
+        <w:t xml:space="preserve">. Ye large applications me performance </w:t>
+      </w:r>
+      <w:proofErr w:type="spellStart"/>
+      <w:proofErr w:type="gramStart"/>
+      <w:r>
+        <w:rPr>
+          <w:rFonts w:ascii="Times New Roman" w:eastAsia="Times New Roman" w:hAnsi="Times New Roman" w:cs="Times New Roman"/>
+          <w:sz w:val="24"/>
+          <w:szCs w:val="24"/>
+        </w:rPr>
+        <w:t>ko</w:t>
+      </w:r>
+      <w:proofErr w:type="spellEnd"/>
+      <w:proofErr w:type="gramEnd"/>
+      <w:r>
+        <w:rPr>
+          <w:rFonts w:ascii="Times New Roman" w:eastAsia="Times New Roman" w:hAnsi="Times New Roman" w:cs="Times New Roman"/>
+          <w:sz w:val="24"/>
+          <w:szCs w:val="24"/>
+        </w:rPr>
+        <w:t xml:space="preserve"> optimize </w:t>
+      </w:r>
+      <w:proofErr w:type="spellStart"/>
+      <w:r>
+        <w:rPr>
+          <w:rFonts w:ascii="Times New Roman" w:eastAsia="Times New Roman" w:hAnsi="Times New Roman" w:cs="Times New Roman"/>
+          <w:sz w:val="24"/>
+          <w:szCs w:val="24"/>
+        </w:rPr>
+        <w:t>karta</w:t>
+      </w:r>
+      <w:proofErr w:type="spellEnd"/>
+      <w:r>
+        <w:rPr>
+          <w:rFonts w:ascii="Times New Roman" w:eastAsia="Times New Roman" w:hAnsi="Times New Roman" w:cs="Times New Roman"/>
+          <w:sz w:val="24"/>
+          <w:szCs w:val="24"/>
+        </w:rPr>
+        <w:t xml:space="preserve"> </w:t>
+      </w:r>
+      <w:proofErr w:type="spellStart"/>
+      <w:r>
+        <w:rPr>
+          <w:rFonts w:ascii="Times New Roman" w:eastAsia="Times New Roman" w:hAnsi="Times New Roman" w:cs="Times New Roman"/>
+          <w:sz w:val="24"/>
+          <w:szCs w:val="24"/>
+        </w:rPr>
+        <w:t>hai</w:t>
+      </w:r>
+      <w:proofErr w:type="spellEnd"/>
+      <w:r>
+        <w:rPr>
+          <w:rFonts w:ascii="Times New Roman" w:eastAsia="Times New Roman" w:hAnsi="Times New Roman" w:cs="Times New Roman"/>
+          <w:sz w:val="24"/>
+          <w:szCs w:val="24"/>
+        </w:rPr>
+        <w:t>.</w:t>
+      </w:r>
+    </w:p>
+    <w:p>
+      <w:pPr>
+        <w:spacing w:after="0" w:line="240" w:lineRule="auto"/>
+        <w:rPr>
+          <w:rFonts w:ascii="Times New Roman" w:eastAsia="Times New Roman" w:hAnsi="Times New Roman" w:cs="Times New Roman"/>
+          <w:sz w:val="24"/>
+          <w:szCs w:val="24"/>
+        </w:rPr>
+      </w:pPr>
+      <w:r>
+        <w:rPr>
+          <w:rFonts w:ascii="Times New Roman" w:eastAsia="Times New Roman" w:hAnsi="Times New Roman" w:cs="Times New Roman"/>
+          <w:sz w:val="24"/>
+          <w:szCs w:val="24"/>
+        </w:rPr>
+        <w:pict>
+          <v:rect id="_x0000_i1033" style="width:0;height:1.5pt" o:hralign="center" o:hrstd="t" o:hr="t" fillcolor="#a0a0a0" stroked="f"/>
+        </w:pict>
+      </w:r>
+    </w:p>
+    <w:p>
+      <w:pPr>
+        <w:spacing w:before="100" w:beforeAutospacing="1" w:after="100" w:afterAutospacing="1" w:line="240" w:lineRule="auto"/>
+        <w:rPr>
+          <w:rFonts w:ascii="Times New Roman" w:eastAsia="Times New Roman" w:hAnsi="Times New Roman" w:cs="Times New Roman"/>
+          <w:sz w:val="24"/>
+          <w:szCs w:val="24"/>
+        </w:rPr>
+      </w:pPr>
+      <w:r>
+        <w:rPr>
+          <w:rFonts w:ascii="Times New Roman" w:eastAsia="Times New Roman" w:hAnsi="Times New Roman" w:cs="Times New Roman"/>
+          <w:b/>
+          <w:bCs/>
+          <w:sz w:val="24"/>
+          <w:szCs w:val="24"/>
+        </w:rPr>
+        <w:t>Q5. Can we do lazy loading for routes in React Router?</w:t>
+      </w:r>
+      <w:r>
+        <w:rPr>
+          <w:rFonts w:ascii="Times New Roman" w:eastAsia="Times New Roman" w:hAnsi="Times New Roman" w:cs="Times New Roman"/>
+          <w:sz w:val="24"/>
+          <w:szCs w:val="24"/>
+        </w:rPr>
+        <w:br/>
+      </w:r>
+      <w:proofErr w:type="spellStart"/>
+      <w:r>
+        <w:rPr>
+          <w:rFonts w:ascii="Times New Roman" w:eastAsia="Times New Roman" w:hAnsi="Times New Roman" w:cs="Times New Roman"/>
+          <w:b/>
+          <w:bCs/>
+          <w:sz w:val="24"/>
+          <w:szCs w:val="24"/>
+        </w:rPr>
+        <w:t>Ans</w:t>
+      </w:r>
+      <w:proofErr w:type="spellEnd"/>
+      <w:r>
+        <w:rPr>
+          <w:rFonts w:ascii="Times New Roman" w:eastAsia="Times New Roman" w:hAnsi="Times New Roman" w:cs="Times New Roman"/>
+          <w:b/>
+          <w:bCs/>
+          <w:sz w:val="24"/>
+          <w:szCs w:val="24"/>
+        </w:rPr>
+        <w:t>:</w:t>
+      </w:r>
+      <w:r>
+        <w:rPr>
+          <w:rFonts w:ascii="Times New Roman" w:eastAsia="Times New Roman" w:hAnsi="Times New Roman" w:cs="Times New Roman"/>
+          <w:sz w:val="24"/>
+          <w:szCs w:val="24"/>
+        </w:rPr>
+        <w:t xml:space="preserve"> </w:t>
+      </w:r>
+      <w:proofErr w:type="spellStart"/>
+      <w:r>
+        <w:rPr>
+          <w:rFonts w:ascii="Times New Roman" w:eastAsia="Times New Roman" w:hAnsi="Times New Roman" w:cs="Times New Roman"/>
+          <w:sz w:val="24"/>
+          <w:szCs w:val="24"/>
+        </w:rPr>
+        <w:t>Haan</w:t>
+      </w:r>
+      <w:proofErr w:type="spellEnd"/>
+      <w:r>
+        <w:rPr>
+          <w:rFonts w:ascii="Times New Roman" w:eastAsia="Times New Roman" w:hAnsi="Times New Roman" w:cs="Times New Roman"/>
+          <w:sz w:val="24"/>
+          <w:szCs w:val="24"/>
+        </w:rPr>
+        <w:t xml:space="preserve">, React Router v6 </w:t>
+      </w:r>
+      <w:proofErr w:type="spellStart"/>
+      <w:r>
+        <w:rPr>
+          <w:rFonts w:ascii="Times New Roman" w:eastAsia="Times New Roman" w:hAnsi="Times New Roman" w:cs="Times New Roman"/>
+          <w:sz w:val="24"/>
+          <w:szCs w:val="24"/>
+        </w:rPr>
+        <w:t>ke</w:t>
+      </w:r>
+      <w:proofErr w:type="spellEnd"/>
+      <w:r>
+        <w:rPr>
+          <w:rFonts w:ascii="Times New Roman" w:eastAsia="Times New Roman" w:hAnsi="Times New Roman" w:cs="Times New Roman"/>
+          <w:sz w:val="24"/>
+          <w:szCs w:val="24"/>
+        </w:rPr>
+        <w:t xml:space="preserve"> </w:t>
+      </w:r>
+      <w:proofErr w:type="spellStart"/>
+      <w:r>
+        <w:rPr>
+          <w:rFonts w:ascii="Times New Roman" w:eastAsia="Times New Roman" w:hAnsi="Times New Roman" w:cs="Times New Roman"/>
+          <w:sz w:val="24"/>
+          <w:szCs w:val="24"/>
+        </w:rPr>
+        <w:t>sath</w:t>
+      </w:r>
+      <w:proofErr w:type="spellEnd"/>
+      <w:r>
+        <w:rPr>
+          <w:rFonts w:ascii="Times New Roman" w:eastAsia="Times New Roman" w:hAnsi="Times New Roman" w:cs="Times New Roman"/>
+          <w:sz w:val="24"/>
+          <w:szCs w:val="24"/>
+        </w:rPr>
+        <w:t xml:space="preserve"> hum lazy loading easily </w:t>
+      </w:r>
+      <w:proofErr w:type="spellStart"/>
+      <w:r>
+        <w:rPr>
+          <w:rFonts w:ascii="Times New Roman" w:eastAsia="Times New Roman" w:hAnsi="Times New Roman" w:cs="Times New Roman"/>
+          <w:sz w:val="24"/>
+          <w:szCs w:val="24"/>
+        </w:rPr>
+        <w:t>kar</w:t>
+      </w:r>
+      <w:proofErr w:type="spellEnd"/>
+      <w:r>
+        <w:rPr>
+          <w:rFonts w:ascii="Times New Roman" w:eastAsia="Times New Roman" w:hAnsi="Times New Roman" w:cs="Times New Roman"/>
+          <w:sz w:val="24"/>
+          <w:szCs w:val="24"/>
+        </w:rPr>
+        <w:t xml:space="preserve"> </w:t>
+      </w:r>
+      <w:proofErr w:type="spellStart"/>
+      <w:r>
+        <w:rPr>
+          <w:rFonts w:ascii="Times New Roman" w:eastAsia="Times New Roman" w:hAnsi="Times New Roman" w:cs="Times New Roman"/>
+          <w:sz w:val="24"/>
+          <w:szCs w:val="24"/>
+        </w:rPr>
+        <w:t>sakte</w:t>
+      </w:r>
+      <w:proofErr w:type="spellEnd"/>
+      <w:r>
+        <w:rPr>
+          <w:rFonts w:ascii="Times New Roman" w:eastAsia="Times New Roman" w:hAnsi="Times New Roman" w:cs="Times New Roman"/>
+          <w:sz w:val="24"/>
+          <w:szCs w:val="24"/>
+        </w:rPr>
+        <w:t xml:space="preserve"> </w:t>
+      </w:r>
+      <w:proofErr w:type="spellStart"/>
+      <w:r>
+        <w:rPr>
+          <w:rFonts w:ascii="Times New Roman" w:eastAsia="Times New Roman" w:hAnsi="Times New Roman" w:cs="Times New Roman"/>
+          <w:sz w:val="24"/>
+          <w:szCs w:val="24"/>
+        </w:rPr>
+        <w:t>hain</w:t>
+      </w:r>
+      <w:proofErr w:type="spellEnd"/>
+      <w:r>
+        <w:rPr>
+          <w:rFonts w:ascii="Times New Roman" w:eastAsia="Times New Roman" w:hAnsi="Times New Roman" w:cs="Times New Roman"/>
+          <w:sz w:val="24"/>
+          <w:szCs w:val="24"/>
+        </w:rPr>
+        <w:t xml:space="preserve">. </w:t>
+      </w:r>
+      <w:proofErr w:type="spellStart"/>
+      <w:r>
+        <w:rPr>
+          <w:rFonts w:ascii="Times New Roman" w:eastAsia="Times New Roman" w:hAnsi="Times New Roman" w:cs="Times New Roman"/>
+          <w:sz w:val="24"/>
+          <w:szCs w:val="24"/>
+        </w:rPr>
+        <w:t>Har</w:t>
+      </w:r>
+      <w:proofErr w:type="spellEnd"/>
+      <w:r>
+        <w:rPr>
+          <w:rFonts w:ascii="Times New Roman" w:eastAsia="Times New Roman" w:hAnsi="Times New Roman" w:cs="Times New Roman"/>
+          <w:sz w:val="24"/>
+          <w:szCs w:val="24"/>
+        </w:rPr>
+        <w:t xml:space="preserve"> route component </w:t>
+      </w:r>
+      <w:proofErr w:type="spellStart"/>
+      <w:r>
+        <w:rPr>
+          <w:rFonts w:ascii="Times New Roman" w:eastAsia="Times New Roman" w:hAnsi="Times New Roman" w:cs="Times New Roman"/>
+          <w:sz w:val="24"/>
+          <w:szCs w:val="24"/>
+        </w:rPr>
+        <w:t>ko</w:t>
+      </w:r>
+      <w:proofErr w:type="spellEnd"/>
+      <w:r>
+        <w:rPr>
+          <w:rFonts w:ascii="Times New Roman" w:eastAsia="Times New Roman" w:hAnsi="Times New Roman" w:cs="Times New Roman"/>
+          <w:sz w:val="24"/>
+          <w:szCs w:val="24"/>
+        </w:rPr>
+        <w:t xml:space="preserve"> </w:t>
+      </w:r>
+      <w:proofErr w:type="spellStart"/>
+      <w:proofErr w:type="gramStart"/>
+      <w:r>
+        <w:rPr>
+          <w:rFonts w:ascii="Courier New" w:eastAsia="Times New Roman" w:hAnsi="Courier New" w:cs="Courier New"/>
+          <w:sz w:val="20"/>
+          <w:szCs w:val="20"/>
+        </w:rPr>
+        <w:t>React.lazy</w:t>
+      </w:r>
+      <w:proofErr w:type="spellEnd"/>
+      <w:r>
+        <w:rPr>
+          <w:rFonts w:ascii="Courier New" w:eastAsia="Times New Roman" w:hAnsi="Courier New" w:cs="Courier New"/>
+          <w:sz w:val="20"/>
+          <w:szCs w:val="20"/>
+        </w:rPr>
+        <w:t>(</w:t>
+      </w:r>
+      <w:proofErr w:type="gramEnd"/>
+      <w:r>
+        <w:rPr>
+          <w:rFonts w:ascii="Courier New" w:eastAsia="Times New Roman" w:hAnsi="Courier New" w:cs="Courier New"/>
+          <w:sz w:val="20"/>
+          <w:szCs w:val="20"/>
+        </w:rPr>
+        <w:t>)</w:t>
+      </w:r>
+      <w:r>
+        <w:rPr>
+          <w:rFonts w:ascii="Times New Roman" w:eastAsia="Times New Roman" w:hAnsi="Times New Roman" w:cs="Times New Roman"/>
+          <w:sz w:val="24"/>
+          <w:szCs w:val="24"/>
+        </w:rPr>
+        <w:t xml:space="preserve"> se load </w:t>
+      </w:r>
+      <w:proofErr w:type="spellStart"/>
+      <w:r>
+        <w:rPr>
+          <w:rFonts w:ascii="Times New Roman" w:eastAsia="Times New Roman" w:hAnsi="Times New Roman" w:cs="Times New Roman"/>
+          <w:sz w:val="24"/>
+          <w:szCs w:val="24"/>
+        </w:rPr>
+        <w:t>karte</w:t>
+      </w:r>
+      <w:proofErr w:type="spellEnd"/>
+      <w:r>
+        <w:rPr>
+          <w:rFonts w:ascii="Times New Roman" w:eastAsia="Times New Roman" w:hAnsi="Times New Roman" w:cs="Times New Roman"/>
+          <w:sz w:val="24"/>
+          <w:szCs w:val="24"/>
+        </w:rPr>
+        <w:t xml:space="preserve"> </w:t>
+      </w:r>
+      <w:proofErr w:type="spellStart"/>
+      <w:r>
+        <w:rPr>
+          <w:rFonts w:ascii="Times New Roman" w:eastAsia="Times New Roman" w:hAnsi="Times New Roman" w:cs="Times New Roman"/>
+          <w:sz w:val="24"/>
+          <w:szCs w:val="24"/>
+        </w:rPr>
+        <w:t>hain</w:t>
+      </w:r>
+      <w:proofErr w:type="spellEnd"/>
+      <w:r>
+        <w:rPr>
+          <w:rFonts w:ascii="Times New Roman" w:eastAsia="Times New Roman" w:hAnsi="Times New Roman" w:cs="Times New Roman"/>
+          <w:sz w:val="24"/>
+          <w:szCs w:val="24"/>
+        </w:rPr>
+        <w:t>.</w:t>
+      </w:r>
+    </w:p>
+    <w:p/>
     <w:sectPr>
       <w:pgSz w:w="12240" w:h="15840"/>
       <w:pgMar w:top="1440" w:right="1440" w:bottom="1440" w:left="1440" w:header="720" w:footer="720" w:gutter="0"/>
@@ -1307,6 +6693,21 @@
     <w:basedOn w:val="DefaultParagraphFont"/>
     <w:rsid w:val="00235135"/>
   </w:style>
+  <w:style w:type="character" w:customStyle="1" w:styleId="hljs-function">
+    <w:name w:val="hljs-function"/>
+    <w:basedOn w:val="DefaultParagraphFont"/>
+    <w:rsid w:val="009542DD"/>
+  </w:style>
+  <w:style w:type="character" w:customStyle="1" w:styleId="hljs-tag">
+    <w:name w:val="hljs-tag"/>
+    <w:basedOn w:val="DefaultParagraphFont"/>
+    <w:rsid w:val="009542DD"/>
+  </w:style>
+  <w:style w:type="character" w:customStyle="1" w:styleId="hljs-name">
+    <w:name w:val="hljs-name"/>
+    <w:basedOn w:val="DefaultParagraphFont"/>
+    <w:rsid w:val="009542DD"/>
+  </w:style>
 </w:styles>
 </file>
 
@@ -1638,6 +7039,21 @@
     <w:basedOn w:val="DefaultParagraphFont"/>
     <w:rsid w:val="00235135"/>
   </w:style>
+  <w:style w:type="character" w:customStyle="1" w:styleId="hljs-function">
+    <w:name w:val="hljs-function"/>
+    <w:basedOn w:val="DefaultParagraphFont"/>
+    <w:rsid w:val="009542DD"/>
+  </w:style>
+  <w:style w:type="character" w:customStyle="1" w:styleId="hljs-tag">
+    <w:name w:val="hljs-tag"/>
+    <w:basedOn w:val="DefaultParagraphFont"/>
+    <w:rsid w:val="009542DD"/>
+  </w:style>
+  <w:style w:type="character" w:customStyle="1" w:styleId="hljs-name">
+    <w:name w:val="hljs-name"/>
+    <w:basedOn w:val="DefaultParagraphFont"/>
+    <w:rsid w:val="009542DD"/>
+  </w:style>
 </w:styles>
 </file>
 

--- a/react/interview Questions/Viva Questions/16-6.docx
+++ b/react/interview Questions/Viva Questions/16-6.docx
@@ -1,6 +1,6 @@
 
 <file path=word/document.xml><?xml version="1.0" encoding="utf-8"?>
-<w:document xmlns:wpc="http://schemas.microsoft.com/office/word/2010/wordprocessingCanvas" xmlns:mc="http://schemas.openxmlformats.org/markup-compatibility/2006" xmlns:o="urn:schemas-microsoft-com:office:office" xmlns:r="http://schemas.openxmlformats.org/officeDocument/2006/relationships" xmlns:m="http://schemas.openxmlformats.org/officeDocument/2006/math" xmlns:v="urn:schemas-microsoft-com:vml" xmlns:wp14="http://schemas.microsoft.com/office/word/2010/wordprocessingDrawing" xmlns:wp="http://schemas.openxmlformats.org/drawingml/2006/wordprocessingDrawing" xmlns:w10="urn:schemas-microsoft-com:office:word" xmlns:w="http://schemas.openxmlformats.org/wordprocessingml/2006/main" xmlns:w14="http://schemas.microsoft.com/office/word/2010/wordml" xmlns:wpg="http://schemas.microsoft.com/office/word/2010/wordprocessingGroup" xmlns:wpi="http://schemas.microsoft.com/office/word/2010/wordprocessingInk" xmlns:wne="http://schemas.microsoft.com/office/word/2006/wordml" xmlns:wps="http://schemas.microsoft.com/office/word/2010/wordprocessingShape" mc:Ignorable="w14 wp14">
+<w:document xmlns:wpc="http://schemas.microsoft.com/office/word/2010/wordprocessingCanvas" xmlns:cx="http://schemas.microsoft.com/office/drawing/2014/chartex" xmlns:cx1="http://schemas.microsoft.com/office/drawing/2015/9/8/chartex" xmlns:cx2="http://schemas.microsoft.com/office/drawing/2015/10/21/chartex" xmlns:cx3="http://schemas.microsoft.com/office/drawing/2016/5/9/chartex" xmlns:cx4="http://schemas.microsoft.com/office/drawing/2016/5/10/chartex" xmlns:cx5="http://schemas.microsoft.com/office/drawing/2016/5/11/chartex" xmlns:cx6="http://schemas.microsoft.com/office/drawing/2016/5/12/chartex" xmlns:cx7="http://schemas.microsoft.com/office/drawing/2016/5/13/chartex" xmlns:cx8="http://schemas.microsoft.com/office/drawing/2016/5/14/chartex" xmlns:mc="http://schemas.openxmlformats.org/markup-compatibility/2006" xmlns:aink="http://schemas.microsoft.com/office/drawing/2016/ink" xmlns:am3d="http://schemas.microsoft.com/office/drawing/2017/model3d" xmlns:o="urn:schemas-microsoft-com:office:office" xmlns:oel="http://schemas.microsoft.com/office/2019/extlst" xmlns:r="http://schemas.openxmlformats.org/officeDocument/2006/relationships" xmlns:m="http://schemas.openxmlformats.org/officeDocument/2006/math" xmlns:v="urn:schemas-microsoft-com:vml" xmlns:wp14="http://schemas.microsoft.com/office/word/2010/wordprocessingDrawing" xmlns:wp="http://schemas.openxmlformats.org/drawingml/2006/wordprocessingDrawing" xmlns:w10="urn:schemas-microsoft-com:office:word" xmlns:w="http://schemas.openxmlformats.org/wordprocessingml/2006/main" xmlns:w14="http://schemas.microsoft.com/office/word/2010/wordml" xmlns:w15="http://schemas.microsoft.com/office/word/2012/wordml" xmlns:w16cex="http://schemas.microsoft.com/office/word/2018/wordml/cex" xmlns:w16cid="http://schemas.microsoft.com/office/word/2016/wordml/cid" xmlns:w16="http://schemas.microsoft.com/office/word/2018/wordml" xmlns:w16du="http://schemas.microsoft.com/office/word/2023/wordml/word16du" xmlns:w16sdtdh="http://schemas.microsoft.com/office/word/2020/wordml/sdtdatahash" xmlns:w16sdtfl="http://schemas.microsoft.com/office/word/2024/wordml/sdtformatlock" xmlns:w16se="http://schemas.microsoft.com/office/word/2015/wordml/symex" xmlns:wpg="http://schemas.microsoft.com/office/word/2010/wordprocessingGroup" xmlns:wpi="http://schemas.microsoft.com/office/word/2010/wordprocessingInk" xmlns:wne="http://schemas.microsoft.com/office/word/2006/wordml" xmlns:wps="http://schemas.microsoft.com/office/word/2010/wordprocessingShape" mc:Ignorable="w14 w15 w16se w16cid w16 w16cex w16sdtdh w16sdtfl w16du wp14">
   <w:body>
     <w:p>
       <w:pPr>
@@ -22,20 +22,8 @@
           <w:sz w:val="27"/>
           <w:szCs w:val="27"/>
         </w:rPr>
-        <w:t xml:space="preserve">1. Topic: </w:t>
-      </w:r>
-      <w:proofErr w:type="spellStart"/>
-      <w:r>
-        <w:rPr>
-          <w:rFonts w:ascii="Times New Roman" w:eastAsia="Times New Roman" w:hAnsi="Times New Roman" w:cs="Times New Roman"/>
-          <w:b/>
-          <w:bCs/>
-          <w:sz w:val="27"/>
-          <w:szCs w:val="27"/>
-        </w:rPr>
-        <w:t>Axios</w:t>
-      </w:r>
-      <w:proofErr w:type="spellEnd"/>
+        <w:t>1. Topic: Axios</w:t>
+      </w:r>
     </w:p>
     <w:p>
       <w:pPr>
@@ -54,9 +42,16 @@
           <w:sz w:val="24"/>
           <w:szCs w:val="24"/>
         </w:rPr>
-        <w:t xml:space="preserve">Q1. What is </w:t>
-      </w:r>
-      <w:proofErr w:type="spellStart"/>
+        <w:t>Q1. What is Axios and why is it used in React?</w:t>
+      </w:r>
+      <w:r>
+        <w:rPr>
+          <w:rFonts w:ascii="Times New Roman" w:eastAsia="Times New Roman" w:hAnsi="Times New Roman" w:cs="Times New Roman"/>
+          <w:sz w:val="24"/>
+          <w:szCs w:val="24"/>
+        </w:rPr>
+        <w:br/>
+      </w:r>
       <w:r>
         <w:rPr>
           <w:rFonts w:ascii="Times New Roman" w:eastAsia="Times New Roman" w:hAnsi="Times New Roman" w:cs="Times New Roman"/>
@@ -65,92 +60,15 @@
           <w:sz w:val="24"/>
           <w:szCs w:val="24"/>
         </w:rPr>
-        <w:t>Axios</w:t>
-      </w:r>
-      <w:proofErr w:type="spellEnd"/>
-      <w:r>
-        <w:rPr>
-          <w:rFonts w:ascii="Times New Roman" w:eastAsia="Times New Roman" w:hAnsi="Times New Roman" w:cs="Times New Roman"/>
-          <w:b/>
-          <w:bCs/>
-          <w:sz w:val="24"/>
-          <w:szCs w:val="24"/>
-        </w:rPr>
-        <w:t xml:space="preserve"> and why is it used in React?</w:t>
-      </w:r>
-      <w:r>
-        <w:rPr>
-          <w:rFonts w:ascii="Times New Roman" w:eastAsia="Times New Roman" w:hAnsi="Times New Roman" w:cs="Times New Roman"/>
-          <w:sz w:val="24"/>
-          <w:szCs w:val="24"/>
-        </w:rPr>
-        <w:br/>
-      </w:r>
-      <w:proofErr w:type="spellStart"/>
-      <w:r>
-        <w:rPr>
-          <w:rFonts w:ascii="Times New Roman" w:eastAsia="Times New Roman" w:hAnsi="Times New Roman" w:cs="Times New Roman"/>
-          <w:b/>
-          <w:bCs/>
-          <w:sz w:val="24"/>
-          <w:szCs w:val="24"/>
-        </w:rPr>
-        <w:t>Ans</w:t>
-      </w:r>
-      <w:proofErr w:type="spellEnd"/>
-      <w:r>
-        <w:rPr>
-          <w:rFonts w:ascii="Times New Roman" w:eastAsia="Times New Roman" w:hAnsi="Times New Roman" w:cs="Times New Roman"/>
-          <w:b/>
-          <w:bCs/>
-          <w:sz w:val="24"/>
-          <w:szCs w:val="24"/>
-        </w:rPr>
-        <w:t>:</w:t>
-      </w:r>
-      <w:r>
-        <w:rPr>
-          <w:rFonts w:ascii="Times New Roman" w:eastAsia="Times New Roman" w:hAnsi="Times New Roman" w:cs="Times New Roman"/>
-          <w:sz w:val="24"/>
-          <w:szCs w:val="24"/>
-        </w:rPr>
-        <w:t xml:space="preserve"> </w:t>
-      </w:r>
-      <w:proofErr w:type="spellStart"/>
-      <w:r>
-        <w:rPr>
-          <w:rFonts w:ascii="Times New Roman" w:eastAsia="Times New Roman" w:hAnsi="Times New Roman" w:cs="Times New Roman"/>
-          <w:sz w:val="24"/>
-          <w:szCs w:val="24"/>
-        </w:rPr>
-        <w:t>Axios</w:t>
-      </w:r>
-      <w:proofErr w:type="spellEnd"/>
-      <w:r>
-        <w:rPr>
-          <w:rFonts w:ascii="Times New Roman" w:eastAsia="Times New Roman" w:hAnsi="Times New Roman" w:cs="Times New Roman"/>
-          <w:sz w:val="24"/>
-          <w:szCs w:val="24"/>
-        </w:rPr>
-        <w:t xml:space="preserve"> </w:t>
-      </w:r>
-      <w:proofErr w:type="spellStart"/>
-      <w:r>
-        <w:rPr>
-          <w:rFonts w:ascii="Times New Roman" w:eastAsia="Times New Roman" w:hAnsi="Times New Roman" w:cs="Times New Roman"/>
-          <w:sz w:val="24"/>
-          <w:szCs w:val="24"/>
-        </w:rPr>
-        <w:t>ek</w:t>
-      </w:r>
-      <w:proofErr w:type="spellEnd"/>
-      <w:r>
-        <w:rPr>
-          <w:rFonts w:ascii="Times New Roman" w:eastAsia="Times New Roman" w:hAnsi="Times New Roman" w:cs="Times New Roman"/>
-          <w:sz w:val="24"/>
-          <w:szCs w:val="24"/>
-        </w:rPr>
-        <w:t xml:space="preserve"> promise-based HTTP client </w:t>
+        <w:t>Ans:</w:t>
+      </w:r>
+      <w:r>
+        <w:rPr>
+          <w:rFonts w:ascii="Times New Roman" w:eastAsia="Times New Roman" w:hAnsi="Times New Roman" w:cs="Times New Roman"/>
+          <w:sz w:val="24"/>
+          <w:szCs w:val="24"/>
+        </w:rPr>
+        <w:t xml:space="preserve"> Axios ek promise-based HTTP client </w:t>
       </w:r>
       <w:proofErr w:type="spellStart"/>
       <w:r>
@@ -168,27 +86,7 @@
           <w:sz w:val="24"/>
           <w:szCs w:val="24"/>
         </w:rPr>
-        <w:t xml:space="preserve"> </w:t>
-      </w:r>
-      <w:proofErr w:type="spellStart"/>
-      <w:proofErr w:type="gramStart"/>
-      <w:r>
-        <w:rPr>
-          <w:rFonts w:ascii="Times New Roman" w:eastAsia="Times New Roman" w:hAnsi="Times New Roman" w:cs="Times New Roman"/>
-          <w:sz w:val="24"/>
-          <w:szCs w:val="24"/>
-        </w:rPr>
-        <w:t>jo</w:t>
-      </w:r>
-      <w:proofErr w:type="spellEnd"/>
-      <w:proofErr w:type="gramEnd"/>
-      <w:r>
-        <w:rPr>
-          <w:rFonts w:ascii="Times New Roman" w:eastAsia="Times New Roman" w:hAnsi="Times New Roman" w:cs="Times New Roman"/>
-          <w:sz w:val="24"/>
-          <w:szCs w:val="24"/>
-        </w:rPr>
-        <w:t xml:space="preserve"> hum React me API se data fetch </w:t>
+        <w:t xml:space="preserve"> jo hum React me API se data fetch </w:t>
       </w:r>
       <w:proofErr w:type="spellStart"/>
       <w:r>
@@ -370,9 +268,9 @@
           <w:sz w:val="24"/>
           <w:szCs w:val="24"/>
         </w:rPr>
-        <w:t xml:space="preserve">Q2. How is </w:t>
-      </w:r>
-      <w:proofErr w:type="spellStart"/>
+        <w:t xml:space="preserve">Q2. How is Axios different from </w:t>
+      </w:r>
+      <w:proofErr w:type="gramStart"/>
       <w:r>
         <w:rPr>
           <w:rFonts w:ascii="Times New Roman" w:eastAsia="Times New Roman" w:hAnsi="Times New Roman" w:cs="Times New Roman"/>
@@ -381,9 +279,9 @@
           <w:sz w:val="24"/>
           <w:szCs w:val="24"/>
         </w:rPr>
-        <w:t>Axios</w:t>
-      </w:r>
-      <w:proofErr w:type="spellEnd"/>
+        <w:t>fetch(</w:t>
+      </w:r>
+      <w:proofErr w:type="gramEnd"/>
       <w:r>
         <w:rPr>
           <w:rFonts w:ascii="Times New Roman" w:eastAsia="Times New Roman" w:hAnsi="Times New Roman" w:cs="Times New Roman"/>
@@ -392,9 +290,16 @@
           <w:sz w:val="24"/>
           <w:szCs w:val="24"/>
         </w:rPr>
-        <w:t xml:space="preserve"> different from </w:t>
-      </w:r>
-      <w:proofErr w:type="gramStart"/>
+        <w:t>)?</w:t>
+      </w:r>
+      <w:r>
+        <w:rPr>
+          <w:rFonts w:ascii="Times New Roman" w:eastAsia="Times New Roman" w:hAnsi="Times New Roman" w:cs="Times New Roman"/>
+          <w:sz w:val="24"/>
+          <w:szCs w:val="24"/>
+        </w:rPr>
+        <w:br/>
+      </w:r>
       <w:r>
         <w:rPr>
           <w:rFonts w:ascii="Times New Roman" w:eastAsia="Times New Roman" w:hAnsi="Times New Roman" w:cs="Times New Roman"/>
@@ -403,266 +308,161 @@
           <w:sz w:val="24"/>
           <w:szCs w:val="24"/>
         </w:rPr>
-        <w:t>fetch(</w:t>
-      </w:r>
+        <w:t>Ans:</w:t>
+      </w:r>
+      <w:r>
+        <w:rPr>
+          <w:rFonts w:ascii="Times New Roman" w:eastAsia="Times New Roman" w:hAnsi="Times New Roman" w:cs="Times New Roman"/>
+          <w:sz w:val="24"/>
+          <w:szCs w:val="24"/>
+        </w:rPr>
+        <w:t xml:space="preserve"> Axios automatic JSON data ko parse </w:t>
+      </w:r>
+      <w:proofErr w:type="spellStart"/>
+      <w:r>
+        <w:rPr>
+          <w:rFonts w:ascii="Times New Roman" w:eastAsia="Times New Roman" w:hAnsi="Times New Roman" w:cs="Times New Roman"/>
+          <w:sz w:val="24"/>
+          <w:szCs w:val="24"/>
+        </w:rPr>
+        <w:t>kar</w:t>
+      </w:r>
+      <w:proofErr w:type="spellEnd"/>
+      <w:r>
+        <w:rPr>
+          <w:rFonts w:ascii="Times New Roman" w:eastAsia="Times New Roman" w:hAnsi="Times New Roman" w:cs="Times New Roman"/>
+          <w:sz w:val="24"/>
+          <w:szCs w:val="24"/>
+        </w:rPr>
+        <w:t xml:space="preserve"> </w:t>
+      </w:r>
+      <w:proofErr w:type="spellStart"/>
+      <w:r>
+        <w:rPr>
+          <w:rFonts w:ascii="Times New Roman" w:eastAsia="Times New Roman" w:hAnsi="Times New Roman" w:cs="Times New Roman"/>
+          <w:sz w:val="24"/>
+          <w:szCs w:val="24"/>
+        </w:rPr>
+        <w:t>leta</w:t>
+      </w:r>
+      <w:proofErr w:type="spellEnd"/>
+      <w:r>
+        <w:rPr>
+          <w:rFonts w:ascii="Times New Roman" w:eastAsia="Times New Roman" w:hAnsi="Times New Roman" w:cs="Times New Roman"/>
+          <w:sz w:val="24"/>
+          <w:szCs w:val="24"/>
+        </w:rPr>
+        <w:t xml:space="preserve"> </w:t>
+      </w:r>
+      <w:proofErr w:type="spellStart"/>
+      <w:r>
+        <w:rPr>
+          <w:rFonts w:ascii="Times New Roman" w:eastAsia="Times New Roman" w:hAnsi="Times New Roman" w:cs="Times New Roman"/>
+          <w:sz w:val="24"/>
+          <w:szCs w:val="24"/>
+        </w:rPr>
+        <w:t>hai</w:t>
+      </w:r>
+      <w:proofErr w:type="spellEnd"/>
+      <w:r>
+        <w:rPr>
+          <w:rFonts w:ascii="Times New Roman" w:eastAsia="Times New Roman" w:hAnsi="Times New Roman" w:cs="Times New Roman"/>
+          <w:sz w:val="24"/>
+          <w:szCs w:val="24"/>
+        </w:rPr>
+        <w:t xml:space="preserve"> aur error handling </w:t>
+      </w:r>
+      <w:proofErr w:type="spellStart"/>
+      <w:r>
+        <w:rPr>
+          <w:rFonts w:ascii="Times New Roman" w:eastAsia="Times New Roman" w:hAnsi="Times New Roman" w:cs="Times New Roman"/>
+          <w:sz w:val="24"/>
+          <w:szCs w:val="24"/>
+        </w:rPr>
+        <w:t>bhi</w:t>
+      </w:r>
+      <w:proofErr w:type="spellEnd"/>
+      <w:r>
+        <w:rPr>
+          <w:rFonts w:ascii="Times New Roman" w:eastAsia="Times New Roman" w:hAnsi="Times New Roman" w:cs="Times New Roman"/>
+          <w:sz w:val="24"/>
+          <w:szCs w:val="24"/>
+        </w:rPr>
+        <w:t xml:space="preserve"> better </w:t>
+      </w:r>
+      <w:proofErr w:type="spellStart"/>
+      <w:r>
+        <w:rPr>
+          <w:rFonts w:ascii="Times New Roman" w:eastAsia="Times New Roman" w:hAnsi="Times New Roman" w:cs="Times New Roman"/>
+          <w:sz w:val="24"/>
+          <w:szCs w:val="24"/>
+        </w:rPr>
+        <w:t>deta</w:t>
+      </w:r>
+      <w:proofErr w:type="spellEnd"/>
+      <w:r>
+        <w:rPr>
+          <w:rFonts w:ascii="Times New Roman" w:eastAsia="Times New Roman" w:hAnsi="Times New Roman" w:cs="Times New Roman"/>
+          <w:sz w:val="24"/>
+          <w:szCs w:val="24"/>
+        </w:rPr>
+        <w:t xml:space="preserve"> </w:t>
+      </w:r>
+      <w:proofErr w:type="spellStart"/>
+      <w:r>
+        <w:rPr>
+          <w:rFonts w:ascii="Times New Roman" w:eastAsia="Times New Roman" w:hAnsi="Times New Roman" w:cs="Times New Roman"/>
+          <w:sz w:val="24"/>
+          <w:szCs w:val="24"/>
+        </w:rPr>
+        <w:t>hai</w:t>
+      </w:r>
+      <w:proofErr w:type="spellEnd"/>
+      <w:r>
+        <w:rPr>
+          <w:rFonts w:ascii="Times New Roman" w:eastAsia="Times New Roman" w:hAnsi="Times New Roman" w:cs="Times New Roman"/>
+          <w:sz w:val="24"/>
+          <w:szCs w:val="24"/>
+        </w:rPr>
+        <w:t xml:space="preserve">. Fetch me </w:t>
+      </w:r>
+      <w:proofErr w:type="spellStart"/>
+      <w:r>
+        <w:rPr>
+          <w:rFonts w:ascii="Times New Roman" w:eastAsia="Times New Roman" w:hAnsi="Times New Roman" w:cs="Times New Roman"/>
+          <w:sz w:val="24"/>
+          <w:szCs w:val="24"/>
+        </w:rPr>
+        <w:t>hume</w:t>
+      </w:r>
+      <w:proofErr w:type="spellEnd"/>
+      <w:r>
+        <w:rPr>
+          <w:rFonts w:ascii="Times New Roman" w:eastAsia="Times New Roman" w:hAnsi="Times New Roman" w:cs="Times New Roman"/>
+          <w:sz w:val="24"/>
+          <w:szCs w:val="24"/>
+        </w:rPr>
+        <w:t xml:space="preserve"> </w:t>
+      </w:r>
+      <w:proofErr w:type="spellStart"/>
+      <w:proofErr w:type="gramStart"/>
+      <w:r>
+        <w:rPr>
+          <w:rFonts w:ascii="Times New Roman" w:eastAsia="Times New Roman" w:hAnsi="Times New Roman" w:cs="Times New Roman"/>
+          <w:sz w:val="24"/>
+          <w:szCs w:val="24"/>
+        </w:rPr>
+        <w:t>response.json</w:t>
+      </w:r>
+      <w:proofErr w:type="spellEnd"/>
       <w:proofErr w:type="gramEnd"/>
       <w:r>
         <w:rPr>
           <w:rFonts w:ascii="Times New Roman" w:eastAsia="Times New Roman" w:hAnsi="Times New Roman" w:cs="Times New Roman"/>
-          <w:b/>
-          <w:bCs/>
-          <w:sz w:val="24"/>
-          <w:szCs w:val="24"/>
-        </w:rPr>
-        <w:t>)?</w:t>
-      </w:r>
-      <w:r>
-        <w:rPr>
-          <w:rFonts w:ascii="Times New Roman" w:eastAsia="Times New Roman" w:hAnsi="Times New Roman" w:cs="Times New Roman"/>
-          <w:sz w:val="24"/>
-          <w:szCs w:val="24"/>
-        </w:rPr>
-        <w:br/>
-      </w:r>
-      <w:proofErr w:type="spellStart"/>
-      <w:r>
-        <w:rPr>
-          <w:rFonts w:ascii="Times New Roman" w:eastAsia="Times New Roman" w:hAnsi="Times New Roman" w:cs="Times New Roman"/>
-          <w:b/>
-          <w:bCs/>
-          <w:sz w:val="24"/>
-          <w:szCs w:val="24"/>
-        </w:rPr>
-        <w:t>Ans</w:t>
-      </w:r>
-      <w:proofErr w:type="spellEnd"/>
-      <w:r>
-        <w:rPr>
-          <w:rFonts w:ascii="Times New Roman" w:eastAsia="Times New Roman" w:hAnsi="Times New Roman" w:cs="Times New Roman"/>
-          <w:b/>
-          <w:bCs/>
-          <w:sz w:val="24"/>
-          <w:szCs w:val="24"/>
-        </w:rPr>
-        <w:t>:</w:t>
-      </w:r>
-      <w:r>
-        <w:rPr>
-          <w:rFonts w:ascii="Times New Roman" w:eastAsia="Times New Roman" w:hAnsi="Times New Roman" w:cs="Times New Roman"/>
-          <w:sz w:val="24"/>
-          <w:szCs w:val="24"/>
-        </w:rPr>
-        <w:t xml:space="preserve"> </w:t>
-      </w:r>
-      <w:proofErr w:type="spellStart"/>
-      <w:r>
-        <w:rPr>
-          <w:rFonts w:ascii="Times New Roman" w:eastAsia="Times New Roman" w:hAnsi="Times New Roman" w:cs="Times New Roman"/>
-          <w:sz w:val="24"/>
-          <w:szCs w:val="24"/>
-        </w:rPr>
-        <w:t>Axios</w:t>
-      </w:r>
-      <w:proofErr w:type="spellEnd"/>
-      <w:r>
-        <w:rPr>
-          <w:rFonts w:ascii="Times New Roman" w:eastAsia="Times New Roman" w:hAnsi="Times New Roman" w:cs="Times New Roman"/>
-          <w:sz w:val="24"/>
-          <w:szCs w:val="24"/>
-        </w:rPr>
-        <w:t xml:space="preserve"> automatic JSON data </w:t>
-      </w:r>
-      <w:proofErr w:type="spellStart"/>
-      <w:proofErr w:type="gramStart"/>
-      <w:r>
-        <w:rPr>
-          <w:rFonts w:ascii="Times New Roman" w:eastAsia="Times New Roman" w:hAnsi="Times New Roman" w:cs="Times New Roman"/>
-          <w:sz w:val="24"/>
-          <w:szCs w:val="24"/>
-        </w:rPr>
-        <w:t>ko</w:t>
-      </w:r>
-      <w:proofErr w:type="spellEnd"/>
-      <w:proofErr w:type="gramEnd"/>
-      <w:r>
-        <w:rPr>
-          <w:rFonts w:ascii="Times New Roman" w:eastAsia="Times New Roman" w:hAnsi="Times New Roman" w:cs="Times New Roman"/>
-          <w:sz w:val="24"/>
-          <w:szCs w:val="24"/>
-        </w:rPr>
-        <w:t xml:space="preserve"> parse </w:t>
-      </w:r>
-      <w:proofErr w:type="spellStart"/>
-      <w:r>
-        <w:rPr>
-          <w:rFonts w:ascii="Times New Roman" w:eastAsia="Times New Roman" w:hAnsi="Times New Roman" w:cs="Times New Roman"/>
-          <w:sz w:val="24"/>
-          <w:szCs w:val="24"/>
-        </w:rPr>
-        <w:t>kar</w:t>
-      </w:r>
-      <w:proofErr w:type="spellEnd"/>
-      <w:r>
-        <w:rPr>
-          <w:rFonts w:ascii="Times New Roman" w:eastAsia="Times New Roman" w:hAnsi="Times New Roman" w:cs="Times New Roman"/>
-          <w:sz w:val="24"/>
-          <w:szCs w:val="24"/>
-        </w:rPr>
-        <w:t xml:space="preserve"> </w:t>
-      </w:r>
-      <w:proofErr w:type="spellStart"/>
-      <w:r>
-        <w:rPr>
-          <w:rFonts w:ascii="Times New Roman" w:eastAsia="Times New Roman" w:hAnsi="Times New Roman" w:cs="Times New Roman"/>
-          <w:sz w:val="24"/>
-          <w:szCs w:val="24"/>
-        </w:rPr>
-        <w:t>leta</w:t>
-      </w:r>
-      <w:proofErr w:type="spellEnd"/>
-      <w:r>
-        <w:rPr>
-          <w:rFonts w:ascii="Times New Roman" w:eastAsia="Times New Roman" w:hAnsi="Times New Roman" w:cs="Times New Roman"/>
-          <w:sz w:val="24"/>
-          <w:szCs w:val="24"/>
-        </w:rPr>
-        <w:t xml:space="preserve"> </w:t>
-      </w:r>
-      <w:proofErr w:type="spellStart"/>
-      <w:r>
-        <w:rPr>
-          <w:rFonts w:ascii="Times New Roman" w:eastAsia="Times New Roman" w:hAnsi="Times New Roman" w:cs="Times New Roman"/>
-          <w:sz w:val="24"/>
-          <w:szCs w:val="24"/>
-        </w:rPr>
-        <w:t>hai</w:t>
-      </w:r>
-      <w:proofErr w:type="spellEnd"/>
-      <w:r>
-        <w:rPr>
-          <w:rFonts w:ascii="Times New Roman" w:eastAsia="Times New Roman" w:hAnsi="Times New Roman" w:cs="Times New Roman"/>
-          <w:sz w:val="24"/>
-          <w:szCs w:val="24"/>
-        </w:rPr>
-        <w:t xml:space="preserve"> </w:t>
-      </w:r>
-      <w:proofErr w:type="spellStart"/>
-      <w:r>
-        <w:rPr>
-          <w:rFonts w:ascii="Times New Roman" w:eastAsia="Times New Roman" w:hAnsi="Times New Roman" w:cs="Times New Roman"/>
-          <w:sz w:val="24"/>
-          <w:szCs w:val="24"/>
-        </w:rPr>
-        <w:t>aur</w:t>
-      </w:r>
-      <w:proofErr w:type="spellEnd"/>
-      <w:r>
-        <w:rPr>
-          <w:rFonts w:ascii="Times New Roman" w:eastAsia="Times New Roman" w:hAnsi="Times New Roman" w:cs="Times New Roman"/>
-          <w:sz w:val="24"/>
-          <w:szCs w:val="24"/>
-        </w:rPr>
-        <w:t xml:space="preserve"> error handling </w:t>
-      </w:r>
-      <w:proofErr w:type="spellStart"/>
-      <w:r>
-        <w:rPr>
-          <w:rFonts w:ascii="Times New Roman" w:eastAsia="Times New Roman" w:hAnsi="Times New Roman" w:cs="Times New Roman"/>
-          <w:sz w:val="24"/>
-          <w:szCs w:val="24"/>
-        </w:rPr>
-        <w:t>bhi</w:t>
-      </w:r>
-      <w:proofErr w:type="spellEnd"/>
-      <w:r>
-        <w:rPr>
-          <w:rFonts w:ascii="Times New Roman" w:eastAsia="Times New Roman" w:hAnsi="Times New Roman" w:cs="Times New Roman"/>
-          <w:sz w:val="24"/>
-          <w:szCs w:val="24"/>
-        </w:rPr>
-        <w:t xml:space="preserve"> better </w:t>
-      </w:r>
-      <w:proofErr w:type="spellStart"/>
-      <w:r>
-        <w:rPr>
-          <w:rFonts w:ascii="Times New Roman" w:eastAsia="Times New Roman" w:hAnsi="Times New Roman" w:cs="Times New Roman"/>
-          <w:sz w:val="24"/>
-          <w:szCs w:val="24"/>
-        </w:rPr>
-        <w:t>deta</w:t>
-      </w:r>
-      <w:proofErr w:type="spellEnd"/>
-      <w:r>
-        <w:rPr>
-          <w:rFonts w:ascii="Times New Roman" w:eastAsia="Times New Roman" w:hAnsi="Times New Roman" w:cs="Times New Roman"/>
-          <w:sz w:val="24"/>
-          <w:szCs w:val="24"/>
-        </w:rPr>
-        <w:t xml:space="preserve"> </w:t>
-      </w:r>
-      <w:proofErr w:type="spellStart"/>
-      <w:r>
-        <w:rPr>
-          <w:rFonts w:ascii="Times New Roman" w:eastAsia="Times New Roman" w:hAnsi="Times New Roman" w:cs="Times New Roman"/>
-          <w:sz w:val="24"/>
-          <w:szCs w:val="24"/>
-        </w:rPr>
-        <w:t>hai</w:t>
-      </w:r>
-      <w:proofErr w:type="spellEnd"/>
-      <w:r>
-        <w:rPr>
-          <w:rFonts w:ascii="Times New Roman" w:eastAsia="Times New Roman" w:hAnsi="Times New Roman" w:cs="Times New Roman"/>
-          <w:sz w:val="24"/>
-          <w:szCs w:val="24"/>
-        </w:rPr>
-        <w:t xml:space="preserve">. Fetch me </w:t>
-      </w:r>
-      <w:proofErr w:type="spellStart"/>
-      <w:r>
-        <w:rPr>
-          <w:rFonts w:ascii="Times New Roman" w:eastAsia="Times New Roman" w:hAnsi="Times New Roman" w:cs="Times New Roman"/>
-          <w:sz w:val="24"/>
-          <w:szCs w:val="24"/>
-        </w:rPr>
-        <w:t>hume</w:t>
-      </w:r>
-      <w:proofErr w:type="spellEnd"/>
-      <w:r>
-        <w:rPr>
-          <w:rFonts w:ascii="Times New Roman" w:eastAsia="Times New Roman" w:hAnsi="Times New Roman" w:cs="Times New Roman"/>
-          <w:sz w:val="24"/>
-          <w:szCs w:val="24"/>
-        </w:rPr>
-        <w:t xml:space="preserve"> </w:t>
-      </w:r>
-      <w:proofErr w:type="spellStart"/>
-      <w:proofErr w:type="gramStart"/>
-      <w:r>
-        <w:rPr>
-          <w:rFonts w:ascii="Times New Roman" w:eastAsia="Times New Roman" w:hAnsi="Times New Roman" w:cs="Times New Roman"/>
-          <w:sz w:val="24"/>
-          <w:szCs w:val="24"/>
-        </w:rPr>
-        <w:t>response.json</w:t>
-      </w:r>
-      <w:proofErr w:type="spellEnd"/>
-      <w:r>
-        <w:rPr>
-          <w:rFonts w:ascii="Times New Roman" w:eastAsia="Times New Roman" w:hAnsi="Times New Roman" w:cs="Times New Roman"/>
-          <w:sz w:val="24"/>
-          <w:szCs w:val="24"/>
-        </w:rPr>
-        <w:t>(</w:t>
-      </w:r>
-      <w:proofErr w:type="gramEnd"/>
-      <w:r>
-        <w:rPr>
-          <w:rFonts w:ascii="Times New Roman" w:eastAsia="Times New Roman" w:hAnsi="Times New Roman" w:cs="Times New Roman"/>
-          <w:sz w:val="24"/>
-          <w:szCs w:val="24"/>
-        </w:rPr>
-        <w:t xml:space="preserve">) manually </w:t>
+          <w:sz w:val="24"/>
+          <w:szCs w:val="24"/>
+        </w:rPr>
+        <w:t xml:space="preserve">() manually </w:t>
       </w:r>
       <w:proofErr w:type="spellStart"/>
       <w:r>
@@ -734,7 +534,7 @@
           <w:sz w:val="24"/>
           <w:szCs w:val="24"/>
         </w:rPr>
-        <w:pict>
+        <w:pict w14:anchorId="7934B13F">
           <v:rect id="_x0000_i1025" style="width:0;height:1.5pt" o:hralign="center" o:hrstd="t" o:hr="t" fillcolor="#a0a0a0" stroked="f"/>
         </w:pict>
       </w:r>
@@ -759,29 +559,7 @@
           <w:sz w:val="27"/>
           <w:szCs w:val="27"/>
         </w:rPr>
-        <w:t xml:space="preserve">2. Topic: </w:t>
-      </w:r>
-      <w:proofErr w:type="spellStart"/>
-      <w:r>
-        <w:rPr>
-          <w:rFonts w:ascii="Times New Roman" w:eastAsia="Times New Roman" w:hAnsi="Times New Roman" w:cs="Times New Roman"/>
-          <w:b/>
-          <w:bCs/>
-          <w:sz w:val="27"/>
-          <w:szCs w:val="27"/>
-        </w:rPr>
-        <w:t>Axios</w:t>
-      </w:r>
-      <w:proofErr w:type="spellEnd"/>
-      <w:r>
-        <w:rPr>
-          <w:rFonts w:ascii="Times New Roman" w:eastAsia="Times New Roman" w:hAnsi="Times New Roman" w:cs="Times New Roman"/>
-          <w:b/>
-          <w:bCs/>
-          <w:sz w:val="27"/>
-          <w:szCs w:val="27"/>
-        </w:rPr>
-        <w:t xml:space="preserve"> Instance</w:t>
+        <w:t>2. Topic: Axios Instance</w:t>
       </w:r>
     </w:p>
     <w:p>
@@ -801,9 +579,16 @@
           <w:sz w:val="24"/>
           <w:szCs w:val="24"/>
         </w:rPr>
-        <w:t xml:space="preserve">Q1. What is an </w:t>
-      </w:r>
-      <w:proofErr w:type="spellStart"/>
+        <w:t>Q1. What is an Axios Instance and why would you use it?</w:t>
+      </w:r>
+      <w:r>
+        <w:rPr>
+          <w:rFonts w:ascii="Times New Roman" w:eastAsia="Times New Roman" w:hAnsi="Times New Roman" w:cs="Times New Roman"/>
+          <w:sz w:val="24"/>
+          <w:szCs w:val="24"/>
+        </w:rPr>
+        <w:br/>
+      </w:r>
       <w:r>
         <w:rPr>
           <w:rFonts w:ascii="Times New Roman" w:eastAsia="Times New Roman" w:hAnsi="Times New Roman" w:cs="Times New Roman"/>
@@ -812,110 +597,15 @@
           <w:sz w:val="24"/>
           <w:szCs w:val="24"/>
         </w:rPr>
-        <w:t>Axios</w:t>
-      </w:r>
-      <w:proofErr w:type="spellEnd"/>
-      <w:r>
-        <w:rPr>
-          <w:rFonts w:ascii="Times New Roman" w:eastAsia="Times New Roman" w:hAnsi="Times New Roman" w:cs="Times New Roman"/>
-          <w:b/>
-          <w:bCs/>
-          <w:sz w:val="24"/>
-          <w:szCs w:val="24"/>
-        </w:rPr>
-        <w:t xml:space="preserve"> Instance and why would you use it?</w:t>
-      </w:r>
-      <w:r>
-        <w:rPr>
-          <w:rFonts w:ascii="Times New Roman" w:eastAsia="Times New Roman" w:hAnsi="Times New Roman" w:cs="Times New Roman"/>
-          <w:sz w:val="24"/>
-          <w:szCs w:val="24"/>
-        </w:rPr>
-        <w:br/>
-      </w:r>
-      <w:proofErr w:type="spellStart"/>
-      <w:r>
-        <w:rPr>
-          <w:rFonts w:ascii="Times New Roman" w:eastAsia="Times New Roman" w:hAnsi="Times New Roman" w:cs="Times New Roman"/>
-          <w:b/>
-          <w:bCs/>
-          <w:sz w:val="24"/>
-          <w:szCs w:val="24"/>
-        </w:rPr>
-        <w:t>Ans</w:t>
-      </w:r>
-      <w:proofErr w:type="spellEnd"/>
-      <w:r>
-        <w:rPr>
-          <w:rFonts w:ascii="Times New Roman" w:eastAsia="Times New Roman" w:hAnsi="Times New Roman" w:cs="Times New Roman"/>
-          <w:b/>
-          <w:bCs/>
-          <w:sz w:val="24"/>
-          <w:szCs w:val="24"/>
-        </w:rPr>
-        <w:t>:</w:t>
-      </w:r>
-      <w:r>
-        <w:rPr>
-          <w:rFonts w:ascii="Times New Roman" w:eastAsia="Times New Roman" w:hAnsi="Times New Roman" w:cs="Times New Roman"/>
-          <w:sz w:val="24"/>
-          <w:szCs w:val="24"/>
-        </w:rPr>
-        <w:t xml:space="preserve"> </w:t>
-      </w:r>
-      <w:proofErr w:type="spellStart"/>
-      <w:r>
-        <w:rPr>
-          <w:rFonts w:ascii="Times New Roman" w:eastAsia="Times New Roman" w:hAnsi="Times New Roman" w:cs="Times New Roman"/>
-          <w:sz w:val="24"/>
-          <w:szCs w:val="24"/>
-        </w:rPr>
-        <w:t>Axios</w:t>
-      </w:r>
-      <w:proofErr w:type="spellEnd"/>
-      <w:r>
-        <w:rPr>
-          <w:rFonts w:ascii="Times New Roman" w:eastAsia="Times New Roman" w:hAnsi="Times New Roman" w:cs="Times New Roman"/>
-          <w:sz w:val="24"/>
-          <w:szCs w:val="24"/>
-        </w:rPr>
-        <w:t xml:space="preserve"> Instance </w:t>
-      </w:r>
-      <w:proofErr w:type="spellStart"/>
-      <w:r>
-        <w:rPr>
-          <w:rFonts w:ascii="Times New Roman" w:eastAsia="Times New Roman" w:hAnsi="Times New Roman" w:cs="Times New Roman"/>
-          <w:sz w:val="24"/>
-          <w:szCs w:val="24"/>
-        </w:rPr>
-        <w:t>ek</w:t>
-      </w:r>
-      <w:proofErr w:type="spellEnd"/>
-      <w:r>
-        <w:rPr>
-          <w:rFonts w:ascii="Times New Roman" w:eastAsia="Times New Roman" w:hAnsi="Times New Roman" w:cs="Times New Roman"/>
-          <w:sz w:val="24"/>
-          <w:szCs w:val="24"/>
-        </w:rPr>
-        <w:t xml:space="preserve"> custom </w:t>
-      </w:r>
-      <w:proofErr w:type="spellStart"/>
-      <w:r>
-        <w:rPr>
-          <w:rFonts w:ascii="Times New Roman" w:eastAsia="Times New Roman" w:hAnsi="Times New Roman" w:cs="Times New Roman"/>
-          <w:sz w:val="24"/>
-          <w:szCs w:val="24"/>
-        </w:rPr>
-        <w:t>Axios</w:t>
-      </w:r>
-      <w:proofErr w:type="spellEnd"/>
-      <w:r>
-        <w:rPr>
-          <w:rFonts w:ascii="Times New Roman" w:eastAsia="Times New Roman" w:hAnsi="Times New Roman" w:cs="Times New Roman"/>
-          <w:sz w:val="24"/>
-          <w:szCs w:val="24"/>
-        </w:rPr>
-        <w:t xml:space="preserve"> object </w:t>
+        <w:t>Ans:</w:t>
+      </w:r>
+      <w:r>
+        <w:rPr>
+          <w:rFonts w:ascii="Times New Roman" w:eastAsia="Times New Roman" w:hAnsi="Times New Roman" w:cs="Times New Roman"/>
+          <w:sz w:val="24"/>
+          <w:szCs w:val="24"/>
+        </w:rPr>
+        <w:t xml:space="preserve"> Axios Instance ek custom Axios object </w:t>
       </w:r>
       <w:proofErr w:type="spellStart"/>
       <w:r>
@@ -969,25 +659,7 @@
           <w:sz w:val="24"/>
           <w:szCs w:val="24"/>
         </w:rPr>
-        <w:t xml:space="preserve"> hum default </w:t>
-      </w:r>
-      <w:proofErr w:type="spellStart"/>
-      <w:r>
-        <w:rPr>
-          <w:rFonts w:ascii="Times New Roman" w:eastAsia="Times New Roman" w:hAnsi="Times New Roman" w:cs="Times New Roman"/>
-          <w:sz w:val="24"/>
-          <w:szCs w:val="24"/>
-        </w:rPr>
-        <w:t>config</w:t>
-      </w:r>
-      <w:proofErr w:type="spellEnd"/>
-      <w:r>
-        <w:rPr>
-          <w:rFonts w:ascii="Times New Roman" w:eastAsia="Times New Roman" w:hAnsi="Times New Roman" w:cs="Times New Roman"/>
-          <w:sz w:val="24"/>
-          <w:szCs w:val="24"/>
-        </w:rPr>
-        <w:t xml:space="preserve"> set </w:t>
+        <w:t xml:space="preserve"> hum default config set </w:t>
       </w:r>
       <w:proofErr w:type="spellStart"/>
       <w:r>
@@ -1062,7 +734,6 @@
         <w:t xml:space="preserve"> base URL, headers. Agar </w:t>
       </w:r>
       <w:proofErr w:type="spellStart"/>
-      <w:proofErr w:type="gramStart"/>
       <w:r>
         <w:rPr>
           <w:rFonts w:ascii="Times New Roman" w:eastAsia="Times New Roman" w:hAnsi="Times New Roman" w:cs="Times New Roman"/>
@@ -1072,50 +743,13 @@
         <w:t>hume</w:t>
       </w:r>
       <w:proofErr w:type="spellEnd"/>
-      <w:proofErr w:type="gramEnd"/>
-      <w:r>
-        <w:rPr>
-          <w:rFonts w:ascii="Times New Roman" w:eastAsia="Times New Roman" w:hAnsi="Times New Roman" w:cs="Times New Roman"/>
-          <w:sz w:val="24"/>
-          <w:szCs w:val="24"/>
-        </w:rPr>
-        <w:t xml:space="preserve"> multiple API calls </w:t>
-      </w:r>
-      <w:proofErr w:type="spellStart"/>
-      <w:r>
-        <w:rPr>
-          <w:rFonts w:ascii="Times New Roman" w:eastAsia="Times New Roman" w:hAnsi="Times New Roman" w:cs="Times New Roman"/>
-          <w:sz w:val="24"/>
-          <w:szCs w:val="24"/>
-        </w:rPr>
-        <w:t>ek</w:t>
-      </w:r>
-      <w:proofErr w:type="spellEnd"/>
-      <w:r>
-        <w:rPr>
-          <w:rFonts w:ascii="Times New Roman" w:eastAsia="Times New Roman" w:hAnsi="Times New Roman" w:cs="Times New Roman"/>
-          <w:sz w:val="24"/>
-          <w:szCs w:val="24"/>
-        </w:rPr>
-        <w:t xml:space="preserve"> hi </w:t>
-      </w:r>
-      <w:proofErr w:type="spellStart"/>
-      <w:r>
-        <w:rPr>
-          <w:rFonts w:ascii="Times New Roman" w:eastAsia="Times New Roman" w:hAnsi="Times New Roman" w:cs="Times New Roman"/>
-          <w:sz w:val="24"/>
-          <w:szCs w:val="24"/>
-        </w:rPr>
-        <w:t>config</w:t>
-      </w:r>
-      <w:proofErr w:type="spellEnd"/>
-      <w:r>
-        <w:rPr>
-          <w:rFonts w:ascii="Times New Roman" w:eastAsia="Times New Roman" w:hAnsi="Times New Roman" w:cs="Times New Roman"/>
-          <w:sz w:val="24"/>
-          <w:szCs w:val="24"/>
-        </w:rPr>
-        <w:t xml:space="preserve"> </w:t>
+      <w:r>
+        <w:rPr>
+          <w:rFonts w:ascii="Times New Roman" w:eastAsia="Times New Roman" w:hAnsi="Times New Roman" w:cs="Times New Roman"/>
+          <w:sz w:val="24"/>
+          <w:szCs w:val="24"/>
+        </w:rPr>
+        <w:t xml:space="preserve"> multiple API calls ek hi config </w:t>
       </w:r>
       <w:proofErr w:type="spellStart"/>
       <w:r>
@@ -1243,9 +877,16 @@
           <w:sz w:val="24"/>
           <w:szCs w:val="24"/>
         </w:rPr>
-        <w:t xml:space="preserve">Q2. How do you create an </w:t>
-      </w:r>
-      <w:proofErr w:type="spellStart"/>
+        <w:t>Q2. How do you create an Axios instance?</w:t>
+      </w:r>
+      <w:r>
+        <w:rPr>
+          <w:rFonts w:ascii="Times New Roman" w:eastAsia="Times New Roman" w:hAnsi="Times New Roman" w:cs="Times New Roman"/>
+          <w:sz w:val="24"/>
+          <w:szCs w:val="24"/>
+        </w:rPr>
+        <w:br/>
+      </w:r>
       <w:r>
         <w:rPr>
           <w:rFonts w:ascii="Times New Roman" w:eastAsia="Times New Roman" w:hAnsi="Times New Roman" w:cs="Times New Roman"/>
@@ -1254,48 +895,7 @@
           <w:sz w:val="24"/>
           <w:szCs w:val="24"/>
         </w:rPr>
-        <w:t>Axios</w:t>
-      </w:r>
-      <w:proofErr w:type="spellEnd"/>
-      <w:r>
-        <w:rPr>
-          <w:rFonts w:ascii="Times New Roman" w:eastAsia="Times New Roman" w:hAnsi="Times New Roman" w:cs="Times New Roman"/>
-          <w:b/>
-          <w:bCs/>
-          <w:sz w:val="24"/>
-          <w:szCs w:val="24"/>
-        </w:rPr>
-        <w:t xml:space="preserve"> instance?</w:t>
-      </w:r>
-      <w:r>
-        <w:rPr>
-          <w:rFonts w:ascii="Times New Roman" w:eastAsia="Times New Roman" w:hAnsi="Times New Roman" w:cs="Times New Roman"/>
-          <w:sz w:val="24"/>
-          <w:szCs w:val="24"/>
-        </w:rPr>
-        <w:br/>
-      </w:r>
-      <w:proofErr w:type="spellStart"/>
-      <w:r>
-        <w:rPr>
-          <w:rFonts w:ascii="Times New Roman" w:eastAsia="Times New Roman" w:hAnsi="Times New Roman" w:cs="Times New Roman"/>
-          <w:b/>
-          <w:bCs/>
-          <w:sz w:val="24"/>
-          <w:szCs w:val="24"/>
-        </w:rPr>
-        <w:t>Ans</w:t>
-      </w:r>
-      <w:proofErr w:type="spellEnd"/>
-      <w:r>
-        <w:rPr>
-          <w:rFonts w:ascii="Times New Roman" w:eastAsia="Times New Roman" w:hAnsi="Times New Roman" w:cs="Times New Roman"/>
-          <w:b/>
-          <w:bCs/>
-          <w:sz w:val="24"/>
-          <w:szCs w:val="24"/>
-        </w:rPr>
-        <w:t>:</w:t>
+        <w:t>Ans:</w:t>
       </w:r>
       <w:r>
         <w:rPr>
@@ -1316,48 +916,22 @@
         <w:t>axios.create</w:t>
       </w:r>
       <w:proofErr w:type="spellEnd"/>
+      <w:proofErr w:type="gramEnd"/>
       <w:r>
         <w:rPr>
           <w:rFonts w:ascii="Courier New" w:eastAsia="Times New Roman" w:hAnsi="Courier New" w:cs="Courier New"/>
           <w:sz w:val="20"/>
           <w:szCs w:val="20"/>
         </w:rPr>
-        <w:t>(</w:t>
-      </w:r>
-      <w:proofErr w:type="gramEnd"/>
-      <w:r>
-        <w:rPr>
-          <w:rFonts w:ascii="Courier New" w:eastAsia="Times New Roman" w:hAnsi="Courier New" w:cs="Courier New"/>
-          <w:sz w:val="20"/>
-          <w:szCs w:val="20"/>
-        </w:rPr>
-        <w:t>)</w:t>
-      </w:r>
-      <w:r>
-        <w:rPr>
-          <w:rFonts w:ascii="Times New Roman" w:eastAsia="Times New Roman" w:hAnsi="Times New Roman" w:cs="Times New Roman"/>
-          <w:sz w:val="24"/>
-          <w:szCs w:val="24"/>
-        </w:rPr>
-        <w:t xml:space="preserve"> method se </w:t>
-      </w:r>
-      <w:proofErr w:type="spellStart"/>
-      <w:r>
-        <w:rPr>
-          <w:rFonts w:ascii="Times New Roman" w:eastAsia="Times New Roman" w:hAnsi="Times New Roman" w:cs="Times New Roman"/>
-          <w:sz w:val="24"/>
-          <w:szCs w:val="24"/>
-        </w:rPr>
-        <w:t>Axios</w:t>
-      </w:r>
-      <w:proofErr w:type="spellEnd"/>
-      <w:r>
-        <w:rPr>
-          <w:rFonts w:ascii="Times New Roman" w:eastAsia="Times New Roman" w:hAnsi="Times New Roman" w:cs="Times New Roman"/>
-          <w:sz w:val="24"/>
-          <w:szCs w:val="24"/>
-        </w:rPr>
-        <w:t xml:space="preserve"> instance </w:t>
+        <w:t>()</w:t>
+      </w:r>
+      <w:r>
+        <w:rPr>
+          <w:rFonts w:ascii="Times New Roman" w:eastAsia="Times New Roman" w:hAnsi="Times New Roman" w:cs="Times New Roman"/>
+          <w:sz w:val="24"/>
+          <w:szCs w:val="24"/>
+        </w:rPr>
+        <w:t xml:space="preserve"> method se Axios instance </w:t>
       </w:r>
       <w:proofErr w:type="spellStart"/>
       <w:r>
@@ -1424,7 +998,6 @@
         </w:rPr>
       </w:pPr>
       <w:proofErr w:type="spellStart"/>
-      <w:proofErr w:type="gramStart"/>
       <w:r>
         <w:rPr>
           <w:rFonts w:ascii="Courier New" w:eastAsia="Times New Roman" w:hAnsi="Courier New" w:cs="Courier New"/>
@@ -1434,7 +1007,6 @@
         <w:t>js</w:t>
       </w:r>
       <w:proofErr w:type="spellEnd"/>
-      <w:proofErr w:type="gramEnd"/>
     </w:p>
     <w:p>
       <w:pPr>
@@ -1576,34 +1148,44 @@
           <w:sz w:val="20"/>
           <w:szCs w:val="20"/>
         </w:rPr>
-        <w:t>(</w:t>
-      </w:r>
-      <w:proofErr w:type="gramEnd"/>
+        <w:t xml:space="preserve">({ </w:t>
+      </w:r>
+      <w:proofErr w:type="spellStart"/>
       <w:r>
         <w:rPr>
           <w:rFonts w:ascii="Courier New" w:eastAsia="Times New Roman" w:hAnsi="Courier New" w:cs="Courier New"/>
           <w:sz w:val="20"/>
           <w:szCs w:val="20"/>
         </w:rPr>
-        <w:t xml:space="preserve">{ </w:t>
-      </w:r>
-      <w:proofErr w:type="spellStart"/>
+        <w:t>baseURL</w:t>
+      </w:r>
+      <w:proofErr w:type="spellEnd"/>
+      <w:proofErr w:type="gramEnd"/>
       <w:r>
         <w:rPr>
           <w:rFonts w:ascii="Courier New" w:eastAsia="Times New Roman" w:hAnsi="Courier New" w:cs="Courier New"/>
           <w:sz w:val="20"/>
           <w:szCs w:val="20"/>
         </w:rPr>
-        <w:t>baseURL</w:t>
-      </w:r>
-      <w:proofErr w:type="spellEnd"/>
+        <w:t>: 'https://api.example.com</w:t>
+      </w:r>
+      <w:proofErr w:type="gramStart"/>
       <w:r>
         <w:rPr>
           <w:rFonts w:ascii="Courier New" w:eastAsia="Times New Roman" w:hAnsi="Courier New" w:cs="Courier New"/>
           <w:sz w:val="20"/>
           <w:szCs w:val="20"/>
         </w:rPr>
-        <w:t>: 'https://api.example.com' });</w:t>
+        <w:t>' }</w:t>
+      </w:r>
+      <w:proofErr w:type="gramEnd"/>
+      <w:r>
+        <w:rPr>
+          <w:rFonts w:ascii="Courier New" w:eastAsia="Times New Roman" w:hAnsi="Courier New" w:cs="Courier New"/>
+          <w:sz w:val="20"/>
+          <w:szCs w:val="20"/>
+        </w:rPr>
+        <w:t>);</w:t>
       </w:r>
     </w:p>
     <w:p>
@@ -1621,7 +1203,7 @@
           <w:sz w:val="24"/>
           <w:szCs w:val="24"/>
         </w:rPr>
-        <w:pict>
+        <w:pict w14:anchorId="7580B3BF">
           <v:rect id="_x0000_i1026" style="width:0;height:1.5pt" o:hralign="center" o:hrstd="t" o:hr="t" fillcolor="#a0a0a0" stroked="f"/>
         </w:pict>
       </w:r>
@@ -1654,29 +1236,7 @@
           <w:sz w:val="27"/>
           <w:szCs w:val="27"/>
         </w:rPr>
-        <w:t xml:space="preserve">3. Topic: </w:t>
-      </w:r>
-      <w:proofErr w:type="spellStart"/>
-      <w:r>
-        <w:rPr>
-          <w:rFonts w:ascii="Times New Roman" w:eastAsia="Times New Roman" w:hAnsi="Times New Roman" w:cs="Times New Roman"/>
-          <w:b/>
-          <w:bCs/>
-          <w:sz w:val="27"/>
-          <w:szCs w:val="27"/>
-        </w:rPr>
-        <w:t>Axios</w:t>
-      </w:r>
-      <w:proofErr w:type="spellEnd"/>
-      <w:r>
-        <w:rPr>
-          <w:rFonts w:ascii="Times New Roman" w:eastAsia="Times New Roman" w:hAnsi="Times New Roman" w:cs="Times New Roman"/>
-          <w:b/>
-          <w:bCs/>
-          <w:sz w:val="27"/>
-          <w:szCs w:val="27"/>
-        </w:rPr>
-        <w:t xml:space="preserve"> Interceptor</w:t>
+        <w:t>3. Topic: Axios Interceptor</w:t>
       </w:r>
     </w:p>
     <w:p>
@@ -1696,9 +1256,16 @@
           <w:sz w:val="24"/>
           <w:szCs w:val="24"/>
         </w:rPr>
-        <w:t xml:space="preserve">Q1. What is an </w:t>
-      </w:r>
-      <w:proofErr w:type="spellStart"/>
+        <w:t>Q1. What is an Axios Interceptor?</w:t>
+      </w:r>
+      <w:r>
+        <w:rPr>
+          <w:rFonts w:ascii="Times New Roman" w:eastAsia="Times New Roman" w:hAnsi="Times New Roman" w:cs="Times New Roman"/>
+          <w:sz w:val="24"/>
+          <w:szCs w:val="24"/>
+        </w:rPr>
+        <w:br/>
+      </w:r>
       <w:r>
         <w:rPr>
           <w:rFonts w:ascii="Times New Roman" w:eastAsia="Times New Roman" w:hAnsi="Times New Roman" w:cs="Times New Roman"/>
@@ -1707,92 +1274,15 @@
           <w:sz w:val="24"/>
           <w:szCs w:val="24"/>
         </w:rPr>
-        <w:t>Axios</w:t>
-      </w:r>
-      <w:proofErr w:type="spellEnd"/>
-      <w:r>
-        <w:rPr>
-          <w:rFonts w:ascii="Times New Roman" w:eastAsia="Times New Roman" w:hAnsi="Times New Roman" w:cs="Times New Roman"/>
-          <w:b/>
-          <w:bCs/>
-          <w:sz w:val="24"/>
-          <w:szCs w:val="24"/>
-        </w:rPr>
-        <w:t xml:space="preserve"> Interceptor?</w:t>
-      </w:r>
-      <w:r>
-        <w:rPr>
-          <w:rFonts w:ascii="Times New Roman" w:eastAsia="Times New Roman" w:hAnsi="Times New Roman" w:cs="Times New Roman"/>
-          <w:sz w:val="24"/>
-          <w:szCs w:val="24"/>
-        </w:rPr>
-        <w:br/>
-      </w:r>
-      <w:proofErr w:type="spellStart"/>
-      <w:r>
-        <w:rPr>
-          <w:rFonts w:ascii="Times New Roman" w:eastAsia="Times New Roman" w:hAnsi="Times New Roman" w:cs="Times New Roman"/>
-          <w:b/>
-          <w:bCs/>
-          <w:sz w:val="24"/>
-          <w:szCs w:val="24"/>
-        </w:rPr>
-        <w:t>Ans</w:t>
-      </w:r>
-      <w:proofErr w:type="spellEnd"/>
-      <w:r>
-        <w:rPr>
-          <w:rFonts w:ascii="Times New Roman" w:eastAsia="Times New Roman" w:hAnsi="Times New Roman" w:cs="Times New Roman"/>
-          <w:b/>
-          <w:bCs/>
-          <w:sz w:val="24"/>
-          <w:szCs w:val="24"/>
-        </w:rPr>
-        <w:t>:</w:t>
-      </w:r>
-      <w:r>
-        <w:rPr>
-          <w:rFonts w:ascii="Times New Roman" w:eastAsia="Times New Roman" w:hAnsi="Times New Roman" w:cs="Times New Roman"/>
-          <w:sz w:val="24"/>
-          <w:szCs w:val="24"/>
-        </w:rPr>
-        <w:t xml:space="preserve"> </w:t>
-      </w:r>
-      <w:proofErr w:type="spellStart"/>
-      <w:r>
-        <w:rPr>
-          <w:rFonts w:ascii="Times New Roman" w:eastAsia="Times New Roman" w:hAnsi="Times New Roman" w:cs="Times New Roman"/>
-          <w:sz w:val="24"/>
-          <w:szCs w:val="24"/>
-        </w:rPr>
-        <w:t>Axios</w:t>
-      </w:r>
-      <w:proofErr w:type="spellEnd"/>
-      <w:r>
-        <w:rPr>
-          <w:rFonts w:ascii="Times New Roman" w:eastAsia="Times New Roman" w:hAnsi="Times New Roman" w:cs="Times New Roman"/>
-          <w:sz w:val="24"/>
-          <w:szCs w:val="24"/>
-        </w:rPr>
-        <w:t xml:space="preserve"> Interceptor </w:t>
-      </w:r>
-      <w:proofErr w:type="spellStart"/>
-      <w:r>
-        <w:rPr>
-          <w:rFonts w:ascii="Times New Roman" w:eastAsia="Times New Roman" w:hAnsi="Times New Roman" w:cs="Times New Roman"/>
-          <w:sz w:val="24"/>
-          <w:szCs w:val="24"/>
-        </w:rPr>
-        <w:t>ek</w:t>
-      </w:r>
-      <w:proofErr w:type="spellEnd"/>
-      <w:r>
-        <w:rPr>
-          <w:rFonts w:ascii="Times New Roman" w:eastAsia="Times New Roman" w:hAnsi="Times New Roman" w:cs="Times New Roman"/>
-          <w:sz w:val="24"/>
-          <w:szCs w:val="24"/>
-        </w:rPr>
-        <w:t xml:space="preserve"> function </w:t>
+        <w:t>Ans:</w:t>
+      </w:r>
+      <w:r>
+        <w:rPr>
+          <w:rFonts w:ascii="Times New Roman" w:eastAsia="Times New Roman" w:hAnsi="Times New Roman" w:cs="Times New Roman"/>
+          <w:sz w:val="24"/>
+          <w:szCs w:val="24"/>
+        </w:rPr>
+        <w:t xml:space="preserve"> Axios Interceptor ek function </w:t>
       </w:r>
       <w:proofErr w:type="spellStart"/>
       <w:r>
@@ -1828,27 +1318,7 @@
           <w:sz w:val="24"/>
           <w:szCs w:val="24"/>
         </w:rPr>
-        <w:t xml:space="preserve"> </w:t>
-      </w:r>
-      <w:proofErr w:type="spellStart"/>
-      <w:proofErr w:type="gramStart"/>
-      <w:r>
-        <w:rPr>
-          <w:rFonts w:ascii="Times New Roman" w:eastAsia="Times New Roman" w:hAnsi="Times New Roman" w:cs="Times New Roman"/>
-          <w:sz w:val="24"/>
-          <w:szCs w:val="24"/>
-        </w:rPr>
-        <w:t>jo</w:t>
-      </w:r>
-      <w:proofErr w:type="spellEnd"/>
-      <w:proofErr w:type="gramEnd"/>
-      <w:r>
-        <w:rPr>
-          <w:rFonts w:ascii="Times New Roman" w:eastAsia="Times New Roman" w:hAnsi="Times New Roman" w:cs="Times New Roman"/>
-          <w:sz w:val="24"/>
-          <w:szCs w:val="24"/>
-        </w:rPr>
-        <w:t xml:space="preserve"> request </w:t>
+        <w:t xml:space="preserve"> jo request </w:t>
       </w:r>
       <w:proofErr w:type="spellStart"/>
       <w:r>
@@ -2083,6 +1553,14 @@
           <w:szCs w:val="24"/>
         </w:rPr>
         <w:t>.</w:t>
+      </w:r>
+      <w:r>
+        <w:rPr>
+          <w:rFonts w:ascii="Times New Roman" w:eastAsia="Times New Roman" w:hAnsi="Times New Roman" w:cs="Times New Roman"/>
+          <w:sz w:val="24"/>
+          <w:szCs w:val="24"/>
+        </w:rPr>
+        <w:t xml:space="preserve"> </w:t>
       </w:r>
     </w:p>
     <w:p>
@@ -2112,7 +1590,6 @@
         </w:rPr>
         <w:br/>
       </w:r>
-      <w:proofErr w:type="spellStart"/>
       <w:r>
         <w:rPr>
           <w:rFonts w:ascii="Times New Roman" w:eastAsia="Times New Roman" w:hAnsi="Times New Roman" w:cs="Times New Roman"/>
@@ -2121,44 +1598,15 @@
           <w:sz w:val="24"/>
           <w:szCs w:val="24"/>
         </w:rPr>
-        <w:t>Ans</w:t>
-      </w:r>
-      <w:proofErr w:type="spellEnd"/>
-      <w:r>
-        <w:rPr>
-          <w:rFonts w:ascii="Times New Roman" w:eastAsia="Times New Roman" w:hAnsi="Times New Roman" w:cs="Times New Roman"/>
-          <w:b/>
-          <w:bCs/>
-          <w:sz w:val="24"/>
-          <w:szCs w:val="24"/>
-        </w:rPr>
-        <w:t>:</w:t>
-      </w:r>
-      <w:r>
-        <w:rPr>
-          <w:rFonts w:ascii="Times New Roman" w:eastAsia="Times New Roman" w:hAnsi="Times New Roman" w:cs="Times New Roman"/>
-          <w:sz w:val="24"/>
-          <w:szCs w:val="24"/>
-        </w:rPr>
-        <w:t xml:space="preserve"> </w:t>
-      </w:r>
-      <w:proofErr w:type="spellStart"/>
-      <w:r>
-        <w:rPr>
-          <w:rFonts w:ascii="Times New Roman" w:eastAsia="Times New Roman" w:hAnsi="Times New Roman" w:cs="Times New Roman"/>
-          <w:sz w:val="24"/>
-          <w:szCs w:val="24"/>
-        </w:rPr>
-        <w:t>Haan</w:t>
-      </w:r>
-      <w:proofErr w:type="spellEnd"/>
-      <w:r>
-        <w:rPr>
-          <w:rFonts w:ascii="Times New Roman" w:eastAsia="Times New Roman" w:hAnsi="Times New Roman" w:cs="Times New Roman"/>
-          <w:sz w:val="24"/>
-          <w:szCs w:val="24"/>
-        </w:rPr>
-        <w:t xml:space="preserve">, </w:t>
+        <w:t>Ans:</w:t>
+      </w:r>
+      <w:r>
+        <w:rPr>
+          <w:rFonts w:ascii="Times New Roman" w:eastAsia="Times New Roman" w:hAnsi="Times New Roman" w:cs="Times New Roman"/>
+          <w:sz w:val="24"/>
+          <w:szCs w:val="24"/>
+        </w:rPr>
+        <w:t xml:space="preserve"> Haan, </w:t>
       </w:r>
       <w:proofErr w:type="spellStart"/>
       <w:r>
@@ -2176,25 +1624,7 @@
           <w:sz w:val="24"/>
           <w:szCs w:val="24"/>
         </w:rPr>
-        <w:t xml:space="preserve"> agar 401 </w:t>
-      </w:r>
-      <w:proofErr w:type="gramStart"/>
-      <w:r>
-        <w:rPr>
-          <w:rFonts w:ascii="Times New Roman" w:eastAsia="Times New Roman" w:hAnsi="Times New Roman" w:cs="Times New Roman"/>
-          <w:sz w:val="24"/>
-          <w:szCs w:val="24"/>
-        </w:rPr>
-        <w:t>Unauthorized</w:t>
-      </w:r>
-      <w:proofErr w:type="gramEnd"/>
-      <w:r>
-        <w:rPr>
-          <w:rFonts w:ascii="Times New Roman" w:eastAsia="Times New Roman" w:hAnsi="Times New Roman" w:cs="Times New Roman"/>
-          <w:sz w:val="24"/>
-          <w:szCs w:val="24"/>
-        </w:rPr>
-        <w:t xml:space="preserve"> error </w:t>
+        <w:t xml:space="preserve"> agar 401 Unauthorized error </w:t>
       </w:r>
       <w:proofErr w:type="spellStart"/>
       <w:r>
@@ -2212,43 +1642,7 @@
           <w:sz w:val="24"/>
           <w:szCs w:val="24"/>
         </w:rPr>
-        <w:t xml:space="preserve"> to hum response interceptor me user </w:t>
-      </w:r>
-      <w:proofErr w:type="spellStart"/>
-      <w:r>
-        <w:rPr>
-          <w:rFonts w:ascii="Times New Roman" w:eastAsia="Times New Roman" w:hAnsi="Times New Roman" w:cs="Times New Roman"/>
-          <w:sz w:val="24"/>
-          <w:szCs w:val="24"/>
-        </w:rPr>
-        <w:t>ko</w:t>
-      </w:r>
-      <w:proofErr w:type="spellEnd"/>
-      <w:r>
-        <w:rPr>
-          <w:rFonts w:ascii="Times New Roman" w:eastAsia="Times New Roman" w:hAnsi="Times New Roman" w:cs="Times New Roman"/>
-          <w:sz w:val="24"/>
-          <w:szCs w:val="24"/>
-        </w:rPr>
-        <w:t xml:space="preserve"> login page </w:t>
-      </w:r>
-      <w:proofErr w:type="spellStart"/>
-      <w:r>
-        <w:rPr>
-          <w:rFonts w:ascii="Times New Roman" w:eastAsia="Times New Roman" w:hAnsi="Times New Roman" w:cs="Times New Roman"/>
-          <w:sz w:val="24"/>
-          <w:szCs w:val="24"/>
-        </w:rPr>
-        <w:t>pe</w:t>
-      </w:r>
-      <w:proofErr w:type="spellEnd"/>
-      <w:r>
-        <w:rPr>
-          <w:rFonts w:ascii="Times New Roman" w:eastAsia="Times New Roman" w:hAnsi="Times New Roman" w:cs="Times New Roman"/>
-          <w:sz w:val="24"/>
-          <w:szCs w:val="24"/>
-        </w:rPr>
-        <w:t xml:space="preserve"> redirect </w:t>
+        <w:t xml:space="preserve"> to hum response interceptor me user ko login page pe redirect </w:t>
       </w:r>
       <w:proofErr w:type="spellStart"/>
       <w:r>
@@ -2320,7 +1714,7 @@
           <w:sz w:val="24"/>
           <w:szCs w:val="24"/>
         </w:rPr>
-        <w:pict>
+        <w:pict w14:anchorId="657C9BF2">
           <v:rect id="_x0000_i1027" style="width:0;height:1.5pt" o:hralign="center" o:hrstd="t" o:hr="t" fillcolor="#a0a0a0" stroked="f"/>
         </w:pict>
       </w:r>
@@ -2369,8 +1763,6 @@
         </w:rPr>
         <w:t xml:space="preserve"> (React Hook Form)</w:t>
       </w:r>
-      <w:bookmarkStart w:id="0" w:name="_GoBack"/>
-      <w:bookmarkEnd w:id="0"/>
     </w:p>
     <w:p>
       <w:pPr>
@@ -2421,7 +1813,6 @@
         </w:rPr>
         <w:br/>
       </w:r>
-      <w:proofErr w:type="spellStart"/>
       <w:r>
         <w:rPr>
           <w:rFonts w:ascii="Times New Roman" w:eastAsia="Times New Roman" w:hAnsi="Times New Roman" w:cs="Times New Roman"/>
@@ -2430,18 +1821,7 @@
           <w:sz w:val="24"/>
           <w:szCs w:val="24"/>
         </w:rPr>
-        <w:t>Ans</w:t>
-      </w:r>
-      <w:proofErr w:type="spellEnd"/>
-      <w:r>
-        <w:rPr>
-          <w:rFonts w:ascii="Times New Roman" w:eastAsia="Times New Roman" w:hAnsi="Times New Roman" w:cs="Times New Roman"/>
-          <w:b/>
-          <w:bCs/>
-          <w:sz w:val="24"/>
-          <w:szCs w:val="24"/>
-        </w:rPr>
-        <w:t>:</w:t>
+        <w:t>Ans:</w:t>
       </w:r>
       <w:r>
         <w:rPr>
@@ -2467,43 +1847,7 @@
           <w:sz w:val="24"/>
           <w:szCs w:val="24"/>
         </w:rPr>
-        <w:t xml:space="preserve"> React Hook Form library </w:t>
-      </w:r>
-      <w:proofErr w:type="spellStart"/>
-      <w:r>
-        <w:rPr>
-          <w:rFonts w:ascii="Times New Roman" w:eastAsia="Times New Roman" w:hAnsi="Times New Roman" w:cs="Times New Roman"/>
-          <w:sz w:val="24"/>
-          <w:szCs w:val="24"/>
-        </w:rPr>
-        <w:t>ka</w:t>
-      </w:r>
-      <w:proofErr w:type="spellEnd"/>
-      <w:r>
-        <w:rPr>
-          <w:rFonts w:ascii="Times New Roman" w:eastAsia="Times New Roman" w:hAnsi="Times New Roman" w:cs="Times New Roman"/>
-          <w:sz w:val="24"/>
-          <w:szCs w:val="24"/>
-        </w:rPr>
-        <w:t xml:space="preserve"> </w:t>
-      </w:r>
-      <w:proofErr w:type="spellStart"/>
-      <w:r>
-        <w:rPr>
-          <w:rFonts w:ascii="Times New Roman" w:eastAsia="Times New Roman" w:hAnsi="Times New Roman" w:cs="Times New Roman"/>
-          <w:sz w:val="24"/>
-          <w:szCs w:val="24"/>
-        </w:rPr>
-        <w:t>ek</w:t>
-      </w:r>
-      <w:proofErr w:type="spellEnd"/>
-      <w:r>
-        <w:rPr>
-          <w:rFonts w:ascii="Times New Roman" w:eastAsia="Times New Roman" w:hAnsi="Times New Roman" w:cs="Times New Roman"/>
-          <w:sz w:val="24"/>
-          <w:szCs w:val="24"/>
-        </w:rPr>
-        <w:t xml:space="preserve"> hook </w:t>
+        <w:t xml:space="preserve"> React Hook Form library ka ek hook </w:t>
       </w:r>
       <w:proofErr w:type="spellStart"/>
       <w:r>
@@ -2521,63 +1865,7 @@
           <w:sz w:val="24"/>
           <w:szCs w:val="24"/>
         </w:rPr>
-        <w:t xml:space="preserve"> </w:t>
-      </w:r>
-      <w:proofErr w:type="spellStart"/>
-      <w:proofErr w:type="gramStart"/>
-      <w:r>
-        <w:rPr>
-          <w:rFonts w:ascii="Times New Roman" w:eastAsia="Times New Roman" w:hAnsi="Times New Roman" w:cs="Times New Roman"/>
-          <w:sz w:val="24"/>
-          <w:szCs w:val="24"/>
-        </w:rPr>
-        <w:t>jo</w:t>
-      </w:r>
-      <w:proofErr w:type="spellEnd"/>
-      <w:proofErr w:type="gramEnd"/>
-      <w:r>
-        <w:rPr>
-          <w:rFonts w:ascii="Times New Roman" w:eastAsia="Times New Roman" w:hAnsi="Times New Roman" w:cs="Times New Roman"/>
-          <w:sz w:val="24"/>
-          <w:szCs w:val="24"/>
-        </w:rPr>
-        <w:t xml:space="preserve"> form validation </w:t>
-      </w:r>
-      <w:proofErr w:type="spellStart"/>
-      <w:r>
-        <w:rPr>
-          <w:rFonts w:ascii="Times New Roman" w:eastAsia="Times New Roman" w:hAnsi="Times New Roman" w:cs="Times New Roman"/>
-          <w:sz w:val="24"/>
-          <w:szCs w:val="24"/>
-        </w:rPr>
-        <w:t>aur</w:t>
-      </w:r>
-      <w:proofErr w:type="spellEnd"/>
-      <w:r>
-        <w:rPr>
-          <w:rFonts w:ascii="Times New Roman" w:eastAsia="Times New Roman" w:hAnsi="Times New Roman" w:cs="Times New Roman"/>
-          <w:sz w:val="24"/>
-          <w:szCs w:val="24"/>
-        </w:rPr>
-        <w:t xml:space="preserve"> handling </w:t>
-      </w:r>
-      <w:proofErr w:type="spellStart"/>
-      <w:r>
-        <w:rPr>
-          <w:rFonts w:ascii="Times New Roman" w:eastAsia="Times New Roman" w:hAnsi="Times New Roman" w:cs="Times New Roman"/>
-          <w:sz w:val="24"/>
-          <w:szCs w:val="24"/>
-        </w:rPr>
-        <w:t>ko</w:t>
-      </w:r>
-      <w:proofErr w:type="spellEnd"/>
-      <w:r>
-        <w:rPr>
-          <w:rFonts w:ascii="Times New Roman" w:eastAsia="Times New Roman" w:hAnsi="Times New Roman" w:cs="Times New Roman"/>
-          <w:sz w:val="24"/>
-          <w:szCs w:val="24"/>
-        </w:rPr>
-        <w:t xml:space="preserve"> easy </w:t>
+        <w:t xml:space="preserve"> jo form validation aur handling ko easy </w:t>
       </w:r>
       <w:proofErr w:type="spellStart"/>
       <w:r>
@@ -2756,7 +2044,6 @@
         </w:rPr>
         <w:br/>
       </w:r>
-      <w:proofErr w:type="spellStart"/>
       <w:r>
         <w:rPr>
           <w:rFonts w:ascii="Times New Roman" w:eastAsia="Times New Roman" w:hAnsi="Times New Roman" w:cs="Times New Roman"/>
@@ -2765,18 +2052,7 @@
           <w:sz w:val="24"/>
           <w:szCs w:val="24"/>
         </w:rPr>
-        <w:t>Ans</w:t>
-      </w:r>
-      <w:proofErr w:type="spellEnd"/>
-      <w:r>
-        <w:rPr>
-          <w:rFonts w:ascii="Times New Roman" w:eastAsia="Times New Roman" w:hAnsi="Times New Roman" w:cs="Times New Roman"/>
-          <w:b/>
-          <w:bCs/>
-          <w:sz w:val="24"/>
-          <w:szCs w:val="24"/>
-        </w:rPr>
-        <w:t>:</w:t>
+        <w:t>Ans:</w:t>
       </w:r>
       <w:r>
         <w:rPr>
@@ -2836,25 +2112,7 @@
           <w:sz w:val="24"/>
           <w:szCs w:val="24"/>
         </w:rPr>
-        <w:t xml:space="preserve">, </w:t>
-      </w:r>
-      <w:proofErr w:type="spellStart"/>
-      <w:r>
-        <w:rPr>
-          <w:rFonts w:ascii="Times New Roman" w:eastAsia="Times New Roman" w:hAnsi="Times New Roman" w:cs="Times New Roman"/>
-          <w:sz w:val="24"/>
-          <w:szCs w:val="24"/>
-        </w:rPr>
-        <w:t>aur</w:t>
-      </w:r>
-      <w:proofErr w:type="spellEnd"/>
-      <w:r>
-        <w:rPr>
-          <w:rFonts w:ascii="Times New Roman" w:eastAsia="Times New Roman" w:hAnsi="Times New Roman" w:cs="Times New Roman"/>
-          <w:sz w:val="24"/>
-          <w:szCs w:val="24"/>
-        </w:rPr>
-        <w:t xml:space="preserve"> </w:t>
+        <w:t xml:space="preserve">, aur </w:t>
       </w:r>
       <w:r>
         <w:rPr>
@@ -2888,27 +2146,7 @@
           <w:sz w:val="24"/>
           <w:szCs w:val="24"/>
         </w:rPr>
-        <w:t xml:space="preserve"> easily form fields </w:t>
-      </w:r>
-      <w:proofErr w:type="spellStart"/>
-      <w:proofErr w:type="gramStart"/>
-      <w:r>
-        <w:rPr>
-          <w:rFonts w:ascii="Times New Roman" w:eastAsia="Times New Roman" w:hAnsi="Times New Roman" w:cs="Times New Roman"/>
-          <w:sz w:val="24"/>
-          <w:szCs w:val="24"/>
-        </w:rPr>
-        <w:t>ko</w:t>
-      </w:r>
-      <w:proofErr w:type="spellEnd"/>
-      <w:proofErr w:type="gramEnd"/>
-      <w:r>
-        <w:rPr>
-          <w:rFonts w:ascii="Times New Roman" w:eastAsia="Times New Roman" w:hAnsi="Times New Roman" w:cs="Times New Roman"/>
-          <w:sz w:val="24"/>
-          <w:szCs w:val="24"/>
-        </w:rPr>
-        <w:t xml:space="preserve"> validate </w:t>
+        <w:t xml:space="preserve"> easily form fields ko validate </w:t>
       </w:r>
       <w:proofErr w:type="spellStart"/>
       <w:r>
@@ -3016,7 +2254,7 @@
           <w:sz w:val="24"/>
           <w:szCs w:val="24"/>
         </w:rPr>
-        <w:pict>
+        <w:pict w14:anchorId="787792F7">
           <v:rect id="_x0000_i1028" style="width:0;height:1.5pt" o:hralign="center" o:hrstd="t" o:hr="t" fillcolor="#a0a0a0" stroked="f"/>
         </w:pict>
       </w:r>
@@ -3071,7 +2309,6 @@
         </w:rPr>
         <w:br/>
       </w:r>
-      <w:proofErr w:type="spellStart"/>
       <w:r>
         <w:rPr>
           <w:rFonts w:ascii="Times New Roman" w:eastAsia="Times New Roman" w:hAnsi="Times New Roman" w:cs="Times New Roman"/>
@@ -3080,18 +2317,7 @@
           <w:sz w:val="24"/>
           <w:szCs w:val="24"/>
         </w:rPr>
-        <w:t>Ans</w:t>
-      </w:r>
-      <w:proofErr w:type="spellEnd"/>
-      <w:r>
-        <w:rPr>
-          <w:rFonts w:ascii="Times New Roman" w:eastAsia="Times New Roman" w:hAnsi="Times New Roman" w:cs="Times New Roman"/>
-          <w:b/>
-          <w:bCs/>
-          <w:sz w:val="24"/>
-          <w:szCs w:val="24"/>
-        </w:rPr>
-        <w:t>:</w:t>
+        <w:t>Ans:</w:t>
       </w:r>
       <w:r>
         <w:rPr>
@@ -3135,43 +2361,7 @@
           <w:sz w:val="24"/>
           <w:szCs w:val="24"/>
         </w:rPr>
-        <w:t xml:space="preserve">: Mounting, Updating, </w:t>
-      </w:r>
-      <w:proofErr w:type="spellStart"/>
-      <w:r>
-        <w:rPr>
-          <w:rFonts w:ascii="Times New Roman" w:eastAsia="Times New Roman" w:hAnsi="Times New Roman" w:cs="Times New Roman"/>
-          <w:sz w:val="24"/>
-          <w:szCs w:val="24"/>
-        </w:rPr>
-        <w:t>aur</w:t>
-      </w:r>
-      <w:proofErr w:type="spellEnd"/>
-      <w:r>
-        <w:rPr>
-          <w:rFonts w:ascii="Times New Roman" w:eastAsia="Times New Roman" w:hAnsi="Times New Roman" w:cs="Times New Roman"/>
-          <w:sz w:val="24"/>
-          <w:szCs w:val="24"/>
-        </w:rPr>
-        <w:t xml:space="preserve"> </w:t>
-      </w:r>
-      <w:proofErr w:type="spellStart"/>
-      <w:r>
-        <w:rPr>
-          <w:rFonts w:ascii="Times New Roman" w:eastAsia="Times New Roman" w:hAnsi="Times New Roman" w:cs="Times New Roman"/>
-          <w:sz w:val="24"/>
-          <w:szCs w:val="24"/>
-        </w:rPr>
-        <w:t>Unmounting</w:t>
-      </w:r>
-      <w:proofErr w:type="spellEnd"/>
-      <w:r>
-        <w:rPr>
-          <w:rFonts w:ascii="Times New Roman" w:eastAsia="Times New Roman" w:hAnsi="Times New Roman" w:cs="Times New Roman"/>
-          <w:sz w:val="24"/>
-          <w:szCs w:val="24"/>
-        </w:rPr>
-        <w:t xml:space="preserve">. Ye </w:t>
+        <w:t xml:space="preserve">: Mounting, Updating, aur Unmounting. Ye </w:t>
       </w:r>
       <w:proofErr w:type="spellStart"/>
       <w:r>
@@ -3207,25 +2397,7 @@
           <w:sz w:val="24"/>
           <w:szCs w:val="24"/>
         </w:rPr>
-        <w:t xml:space="preserve"> </w:t>
-      </w:r>
-      <w:proofErr w:type="spellStart"/>
-      <w:r>
-        <w:rPr>
-          <w:rFonts w:ascii="Times New Roman" w:eastAsia="Times New Roman" w:hAnsi="Times New Roman" w:cs="Times New Roman"/>
-          <w:sz w:val="24"/>
-          <w:szCs w:val="24"/>
-        </w:rPr>
-        <w:t>ki</w:t>
-      </w:r>
-      <w:proofErr w:type="spellEnd"/>
-      <w:r>
-        <w:rPr>
-          <w:rFonts w:ascii="Times New Roman" w:eastAsia="Times New Roman" w:hAnsi="Times New Roman" w:cs="Times New Roman"/>
-          <w:sz w:val="24"/>
-          <w:szCs w:val="24"/>
-        </w:rPr>
-        <w:t xml:space="preserve"> component </w:t>
+        <w:t xml:space="preserve"> ki component </w:t>
       </w:r>
       <w:proofErr w:type="spellStart"/>
       <w:r>
@@ -3243,25 +2415,7 @@
           <w:sz w:val="24"/>
           <w:szCs w:val="24"/>
         </w:rPr>
-        <w:t xml:space="preserve"> create, update, </w:t>
-      </w:r>
-      <w:proofErr w:type="spellStart"/>
-      <w:r>
-        <w:rPr>
-          <w:rFonts w:ascii="Times New Roman" w:eastAsia="Times New Roman" w:hAnsi="Times New Roman" w:cs="Times New Roman"/>
-          <w:sz w:val="24"/>
-          <w:szCs w:val="24"/>
-        </w:rPr>
-        <w:t>aur</w:t>
-      </w:r>
-      <w:proofErr w:type="spellEnd"/>
-      <w:r>
-        <w:rPr>
-          <w:rFonts w:ascii="Times New Roman" w:eastAsia="Times New Roman" w:hAnsi="Times New Roman" w:cs="Times New Roman"/>
-          <w:sz w:val="24"/>
-          <w:szCs w:val="24"/>
-        </w:rPr>
-        <w:t xml:space="preserve"> destroy ho </w:t>
+        <w:t xml:space="preserve"> create, update, aur destroy ho </w:t>
       </w:r>
       <w:proofErr w:type="spellStart"/>
       <w:r>
@@ -3349,7 +2503,6 @@
         </w:rPr>
         <w:br/>
       </w:r>
-      <w:proofErr w:type="spellStart"/>
       <w:r>
         <w:rPr>
           <w:rFonts w:ascii="Times New Roman" w:eastAsia="Times New Roman" w:hAnsi="Times New Roman" w:cs="Times New Roman"/>
@@ -3358,18 +2511,7 @@
           <w:sz w:val="24"/>
           <w:szCs w:val="24"/>
         </w:rPr>
-        <w:t>Ans</w:t>
-      </w:r>
-      <w:proofErr w:type="spellEnd"/>
-      <w:r>
-        <w:rPr>
-          <w:rFonts w:ascii="Times New Roman" w:eastAsia="Times New Roman" w:hAnsi="Times New Roman" w:cs="Times New Roman"/>
-          <w:b/>
-          <w:bCs/>
-          <w:sz w:val="24"/>
-          <w:szCs w:val="24"/>
-        </w:rPr>
-        <w:t>:</w:t>
+        <w:t>Ans:</w:t>
       </w:r>
       <w:r>
         <w:rPr>
@@ -3449,16 +2591,7 @@
           <w:sz w:val="24"/>
           <w:szCs w:val="24"/>
         </w:rPr>
-        <w:t xml:space="preserve"> API call, DOM update, timers, etc. </w:t>
-      </w:r>
-      <w:proofErr w:type="gramStart"/>
-      <w:r>
-        <w:rPr>
-          <w:rFonts w:ascii="Times New Roman" w:eastAsia="Times New Roman" w:hAnsi="Times New Roman" w:cs="Times New Roman"/>
-          <w:sz w:val="24"/>
-          <w:szCs w:val="24"/>
-        </w:rPr>
-        <w:t xml:space="preserve">Ye life cycle </w:t>
+        <w:t xml:space="preserve"> API call, DOM update, timers, etc. Ye life cycle </w:t>
       </w:r>
       <w:proofErr w:type="spellStart"/>
       <w:r>
@@ -3512,25 +2645,7 @@
           <w:sz w:val="24"/>
           <w:szCs w:val="24"/>
         </w:rPr>
-        <w:t xml:space="preserve"> </w:t>
-      </w:r>
-      <w:proofErr w:type="spellStart"/>
-      <w:r>
-        <w:rPr>
-          <w:rFonts w:ascii="Times New Roman" w:eastAsia="Times New Roman" w:hAnsi="Times New Roman" w:cs="Times New Roman"/>
-          <w:sz w:val="24"/>
-          <w:szCs w:val="24"/>
-        </w:rPr>
-        <w:t>aur</w:t>
-      </w:r>
-      <w:proofErr w:type="spellEnd"/>
-      <w:r>
-        <w:rPr>
-          <w:rFonts w:ascii="Times New Roman" w:eastAsia="Times New Roman" w:hAnsi="Times New Roman" w:cs="Times New Roman"/>
-          <w:sz w:val="24"/>
-          <w:szCs w:val="24"/>
-        </w:rPr>
-        <w:t xml:space="preserve"> </w:t>
+        <w:t xml:space="preserve"> aur </w:t>
       </w:r>
       <w:proofErr w:type="spellStart"/>
       <w:r>
@@ -3548,25 +2663,7 @@
           <w:sz w:val="24"/>
           <w:szCs w:val="24"/>
         </w:rPr>
-        <w:t xml:space="preserve"> </w:t>
-      </w:r>
-      <w:proofErr w:type="spellStart"/>
-      <w:r>
-        <w:rPr>
-          <w:rFonts w:ascii="Times New Roman" w:eastAsia="Times New Roman" w:hAnsi="Times New Roman" w:cs="Times New Roman"/>
-          <w:sz w:val="24"/>
-          <w:szCs w:val="24"/>
-        </w:rPr>
-        <w:t>ki</w:t>
-      </w:r>
-      <w:proofErr w:type="spellEnd"/>
-      <w:r>
-        <w:rPr>
-          <w:rFonts w:ascii="Times New Roman" w:eastAsia="Times New Roman" w:hAnsi="Times New Roman" w:cs="Times New Roman"/>
-          <w:sz w:val="24"/>
-          <w:szCs w:val="24"/>
-        </w:rPr>
-        <w:t xml:space="preserve"> </w:t>
+        <w:t xml:space="preserve"> ki </w:t>
       </w:r>
       <w:proofErr w:type="spellStart"/>
       <w:r>
@@ -3640,7 +2737,6 @@
         </w:rPr>
         <w:t>.</w:t>
       </w:r>
-      <w:proofErr w:type="gramEnd"/>
     </w:p>
     <w:p>
       <w:pPr>
@@ -3657,7 +2753,7 @@
           <w:sz w:val="24"/>
           <w:szCs w:val="24"/>
         </w:rPr>
-        <w:pict>
+        <w:pict w14:anchorId="1E4DF7D5">
           <v:rect id="_x0000_i1029" style="width:0;height:1.5pt" o:hralign="center" o:hrstd="t" o:hr="t" fillcolor="#a0a0a0" stroked="f"/>
         </w:pict>
       </w:r>
@@ -3712,7 +2808,6 @@
         </w:rPr>
         <w:br/>
       </w:r>
-      <w:proofErr w:type="spellStart"/>
       <w:r>
         <w:rPr>
           <w:rFonts w:ascii="Times New Roman" w:eastAsia="Times New Roman" w:hAnsi="Times New Roman" w:cs="Times New Roman"/>
@@ -3721,44 +2816,15 @@
           <w:sz w:val="24"/>
           <w:szCs w:val="24"/>
         </w:rPr>
-        <w:t>Ans</w:t>
-      </w:r>
-      <w:proofErr w:type="spellEnd"/>
-      <w:r>
-        <w:rPr>
-          <w:rFonts w:ascii="Times New Roman" w:eastAsia="Times New Roman" w:hAnsi="Times New Roman" w:cs="Times New Roman"/>
-          <w:b/>
-          <w:bCs/>
-          <w:sz w:val="24"/>
-          <w:szCs w:val="24"/>
-        </w:rPr>
-        <w:t>:</w:t>
-      </w:r>
-      <w:r>
-        <w:rPr>
-          <w:rFonts w:ascii="Times New Roman" w:eastAsia="Times New Roman" w:hAnsi="Times New Roman" w:cs="Times New Roman"/>
-          <w:sz w:val="24"/>
-          <w:szCs w:val="24"/>
-        </w:rPr>
-        <w:t xml:space="preserve"> Grid </w:t>
-      </w:r>
-      <w:proofErr w:type="spellStart"/>
-      <w:r>
-        <w:rPr>
-          <w:rFonts w:ascii="Times New Roman" w:eastAsia="Times New Roman" w:hAnsi="Times New Roman" w:cs="Times New Roman"/>
-          <w:sz w:val="24"/>
-          <w:szCs w:val="24"/>
-        </w:rPr>
-        <w:t>ek</w:t>
-      </w:r>
-      <w:proofErr w:type="spellEnd"/>
-      <w:r>
-        <w:rPr>
-          <w:rFonts w:ascii="Times New Roman" w:eastAsia="Times New Roman" w:hAnsi="Times New Roman" w:cs="Times New Roman"/>
-          <w:sz w:val="24"/>
-          <w:szCs w:val="24"/>
-        </w:rPr>
-        <w:t xml:space="preserve"> layout system </w:t>
+        <w:t>Ans:</w:t>
+      </w:r>
+      <w:r>
+        <w:rPr>
+          <w:rFonts w:ascii="Times New Roman" w:eastAsia="Times New Roman" w:hAnsi="Times New Roman" w:cs="Times New Roman"/>
+          <w:sz w:val="24"/>
+          <w:szCs w:val="24"/>
+        </w:rPr>
+        <w:t xml:space="preserve"> Grid ek layout system </w:t>
       </w:r>
       <w:proofErr w:type="spellStart"/>
       <w:r>
@@ -3794,63 +2860,7 @@
           <w:sz w:val="24"/>
           <w:szCs w:val="24"/>
         </w:rPr>
-        <w:t xml:space="preserve"> </w:t>
-      </w:r>
-      <w:proofErr w:type="spellStart"/>
-      <w:proofErr w:type="gramStart"/>
-      <w:r>
-        <w:rPr>
-          <w:rFonts w:ascii="Times New Roman" w:eastAsia="Times New Roman" w:hAnsi="Times New Roman" w:cs="Times New Roman"/>
-          <w:sz w:val="24"/>
-          <w:szCs w:val="24"/>
-        </w:rPr>
-        <w:t>jo</w:t>
-      </w:r>
-      <w:proofErr w:type="spellEnd"/>
-      <w:proofErr w:type="gramEnd"/>
-      <w:r>
-        <w:rPr>
-          <w:rFonts w:ascii="Times New Roman" w:eastAsia="Times New Roman" w:hAnsi="Times New Roman" w:cs="Times New Roman"/>
-          <w:sz w:val="24"/>
-          <w:szCs w:val="24"/>
-        </w:rPr>
-        <w:t xml:space="preserve"> elements </w:t>
-      </w:r>
-      <w:proofErr w:type="spellStart"/>
-      <w:r>
-        <w:rPr>
-          <w:rFonts w:ascii="Times New Roman" w:eastAsia="Times New Roman" w:hAnsi="Times New Roman" w:cs="Times New Roman"/>
-          <w:sz w:val="24"/>
-          <w:szCs w:val="24"/>
-        </w:rPr>
-        <w:t>ko</w:t>
-      </w:r>
-      <w:proofErr w:type="spellEnd"/>
-      <w:r>
-        <w:rPr>
-          <w:rFonts w:ascii="Times New Roman" w:eastAsia="Times New Roman" w:hAnsi="Times New Roman" w:cs="Times New Roman"/>
-          <w:sz w:val="24"/>
-          <w:szCs w:val="24"/>
-        </w:rPr>
-        <w:t xml:space="preserve"> rows </w:t>
-      </w:r>
-      <w:proofErr w:type="spellStart"/>
-      <w:r>
-        <w:rPr>
-          <w:rFonts w:ascii="Times New Roman" w:eastAsia="Times New Roman" w:hAnsi="Times New Roman" w:cs="Times New Roman"/>
-          <w:sz w:val="24"/>
-          <w:szCs w:val="24"/>
-        </w:rPr>
-        <w:t>aur</w:t>
-      </w:r>
-      <w:proofErr w:type="spellEnd"/>
-      <w:r>
-        <w:rPr>
-          <w:rFonts w:ascii="Times New Roman" w:eastAsia="Times New Roman" w:hAnsi="Times New Roman" w:cs="Times New Roman"/>
-          <w:sz w:val="24"/>
-          <w:szCs w:val="24"/>
-        </w:rPr>
-        <w:t xml:space="preserve"> columns me arrange </w:t>
+        <w:t xml:space="preserve"> jo elements ko rows aur columns me arrange </w:t>
       </w:r>
       <w:proofErr w:type="spellStart"/>
       <w:r>
@@ -4032,9 +3042,16 @@
           <w:sz w:val="24"/>
           <w:szCs w:val="24"/>
         </w:rPr>
-        <w:t xml:space="preserve">Q2. What is the difference between CSS </w:t>
-      </w:r>
-      <w:proofErr w:type="spellStart"/>
+        <w:t>Q2. What is the difference between CSS Flexbox and Grid?</w:t>
+      </w:r>
+      <w:r>
+        <w:rPr>
+          <w:rFonts w:ascii="Times New Roman" w:eastAsia="Times New Roman" w:hAnsi="Times New Roman" w:cs="Times New Roman"/>
+          <w:sz w:val="24"/>
+          <w:szCs w:val="24"/>
+        </w:rPr>
+        <w:br/>
+      </w:r>
       <w:r>
         <w:rPr>
           <w:rFonts w:ascii="Times New Roman" w:eastAsia="Times New Roman" w:hAnsi="Times New Roman" w:cs="Times New Roman"/>
@@ -4043,74 +3060,15 @@
           <w:sz w:val="24"/>
           <w:szCs w:val="24"/>
         </w:rPr>
-        <w:t>Flexbox</w:t>
-      </w:r>
-      <w:proofErr w:type="spellEnd"/>
-      <w:r>
-        <w:rPr>
-          <w:rFonts w:ascii="Times New Roman" w:eastAsia="Times New Roman" w:hAnsi="Times New Roman" w:cs="Times New Roman"/>
-          <w:b/>
-          <w:bCs/>
-          <w:sz w:val="24"/>
-          <w:szCs w:val="24"/>
-        </w:rPr>
-        <w:t xml:space="preserve"> and Grid?</w:t>
-      </w:r>
-      <w:r>
-        <w:rPr>
-          <w:rFonts w:ascii="Times New Roman" w:eastAsia="Times New Roman" w:hAnsi="Times New Roman" w:cs="Times New Roman"/>
-          <w:sz w:val="24"/>
-          <w:szCs w:val="24"/>
-        </w:rPr>
-        <w:br/>
-      </w:r>
-      <w:proofErr w:type="spellStart"/>
-      <w:r>
-        <w:rPr>
-          <w:rFonts w:ascii="Times New Roman" w:eastAsia="Times New Roman" w:hAnsi="Times New Roman" w:cs="Times New Roman"/>
-          <w:b/>
-          <w:bCs/>
-          <w:sz w:val="24"/>
-          <w:szCs w:val="24"/>
-        </w:rPr>
-        <w:t>Ans</w:t>
-      </w:r>
-      <w:proofErr w:type="spellEnd"/>
-      <w:r>
-        <w:rPr>
-          <w:rFonts w:ascii="Times New Roman" w:eastAsia="Times New Roman" w:hAnsi="Times New Roman" w:cs="Times New Roman"/>
-          <w:b/>
-          <w:bCs/>
-          <w:sz w:val="24"/>
-          <w:szCs w:val="24"/>
-        </w:rPr>
-        <w:t>:</w:t>
-      </w:r>
-      <w:r>
-        <w:rPr>
-          <w:rFonts w:ascii="Times New Roman" w:eastAsia="Times New Roman" w:hAnsi="Times New Roman" w:cs="Times New Roman"/>
-          <w:sz w:val="24"/>
-          <w:szCs w:val="24"/>
-        </w:rPr>
-        <w:t xml:space="preserve"> </w:t>
-      </w:r>
-      <w:proofErr w:type="spellStart"/>
-      <w:r>
-        <w:rPr>
-          <w:rFonts w:ascii="Times New Roman" w:eastAsia="Times New Roman" w:hAnsi="Times New Roman" w:cs="Times New Roman"/>
-          <w:sz w:val="24"/>
-          <w:szCs w:val="24"/>
-        </w:rPr>
-        <w:t>Flexbox</w:t>
-      </w:r>
-      <w:proofErr w:type="spellEnd"/>
-      <w:r>
-        <w:rPr>
-          <w:rFonts w:ascii="Times New Roman" w:eastAsia="Times New Roman" w:hAnsi="Times New Roman" w:cs="Times New Roman"/>
-          <w:sz w:val="24"/>
-          <w:szCs w:val="24"/>
-        </w:rPr>
-        <w:t xml:space="preserve"> one-dimensional layout </w:t>
+        <w:t>Ans:</w:t>
+      </w:r>
+      <w:r>
+        <w:rPr>
+          <w:rFonts w:ascii="Times New Roman" w:eastAsia="Times New Roman" w:hAnsi="Times New Roman" w:cs="Times New Roman"/>
+          <w:sz w:val="24"/>
+          <w:szCs w:val="24"/>
+        </w:rPr>
+        <w:t xml:space="preserve"> Flexbox one-dimensional layout </w:t>
       </w:r>
       <w:proofErr w:type="spellStart"/>
       <w:r>
@@ -4290,25 +3248,7 @@
           <w:sz w:val="24"/>
           <w:szCs w:val="24"/>
         </w:rPr>
-        <w:t xml:space="preserve"> (row </w:t>
-      </w:r>
-      <w:proofErr w:type="spellStart"/>
-      <w:r>
-        <w:rPr>
-          <w:rFonts w:ascii="Times New Roman" w:eastAsia="Times New Roman" w:hAnsi="Times New Roman" w:cs="Times New Roman"/>
-          <w:sz w:val="24"/>
-          <w:szCs w:val="24"/>
-        </w:rPr>
-        <w:t>aur</w:t>
-      </w:r>
-      <w:proofErr w:type="spellEnd"/>
-      <w:r>
-        <w:rPr>
-          <w:rFonts w:ascii="Times New Roman" w:eastAsia="Times New Roman" w:hAnsi="Times New Roman" w:cs="Times New Roman"/>
-          <w:sz w:val="24"/>
-          <w:szCs w:val="24"/>
-        </w:rPr>
-        <w:t xml:space="preserve"> column </w:t>
+        <w:t xml:space="preserve"> (row aur column </w:t>
       </w:r>
       <w:proofErr w:type="spellStart"/>
       <w:r>
@@ -4387,7 +3327,6 @@
         </w:rPr>
         <w:br/>
       </w:r>
-      <w:proofErr w:type="spellStart"/>
       <w:r>
         <w:rPr>
           <w:rFonts w:ascii="Times New Roman" w:eastAsia="Times New Roman" w:hAnsi="Times New Roman" w:cs="Times New Roman"/>
@@ -4396,44 +3335,15 @@
           <w:sz w:val="24"/>
           <w:szCs w:val="24"/>
         </w:rPr>
-        <w:t>Ans</w:t>
-      </w:r>
-      <w:proofErr w:type="spellEnd"/>
-      <w:r>
-        <w:rPr>
-          <w:rFonts w:ascii="Times New Roman" w:eastAsia="Times New Roman" w:hAnsi="Times New Roman" w:cs="Times New Roman"/>
-          <w:b/>
-          <w:bCs/>
-          <w:sz w:val="24"/>
-          <w:szCs w:val="24"/>
-        </w:rPr>
-        <w:t>:</w:t>
-      </w:r>
-      <w:r>
-        <w:rPr>
-          <w:rFonts w:ascii="Times New Roman" w:eastAsia="Times New Roman" w:hAnsi="Times New Roman" w:cs="Times New Roman"/>
-          <w:sz w:val="24"/>
-          <w:szCs w:val="24"/>
-        </w:rPr>
-        <w:t xml:space="preserve"> Lazy Loading </w:t>
-      </w:r>
-      <w:proofErr w:type="spellStart"/>
-      <w:r>
-        <w:rPr>
-          <w:rFonts w:ascii="Times New Roman" w:eastAsia="Times New Roman" w:hAnsi="Times New Roman" w:cs="Times New Roman"/>
-          <w:sz w:val="24"/>
-          <w:szCs w:val="24"/>
-        </w:rPr>
-        <w:t>ek</w:t>
-      </w:r>
-      <w:proofErr w:type="spellEnd"/>
-      <w:r>
-        <w:rPr>
-          <w:rFonts w:ascii="Times New Roman" w:eastAsia="Times New Roman" w:hAnsi="Times New Roman" w:cs="Times New Roman"/>
-          <w:sz w:val="24"/>
-          <w:szCs w:val="24"/>
-        </w:rPr>
-        <w:t xml:space="preserve"> technique </w:t>
+        <w:t>Ans:</w:t>
+      </w:r>
+      <w:r>
+        <w:rPr>
+          <w:rFonts w:ascii="Times New Roman" w:eastAsia="Times New Roman" w:hAnsi="Times New Roman" w:cs="Times New Roman"/>
+          <w:sz w:val="24"/>
+          <w:szCs w:val="24"/>
+        </w:rPr>
+        <w:t xml:space="preserve"> Lazy Loading ek technique </w:t>
       </w:r>
       <w:proofErr w:type="spellStart"/>
       <w:r>
@@ -4469,43 +3379,7 @@
           <w:sz w:val="24"/>
           <w:szCs w:val="24"/>
         </w:rPr>
-        <w:t xml:space="preserve"> </w:t>
-      </w:r>
-      <w:proofErr w:type="gramStart"/>
-      <w:r>
-        <w:rPr>
-          <w:rFonts w:ascii="Times New Roman" w:eastAsia="Times New Roman" w:hAnsi="Times New Roman" w:cs="Times New Roman"/>
-          <w:sz w:val="24"/>
-          <w:szCs w:val="24"/>
-        </w:rPr>
-        <w:t>hum</w:t>
-      </w:r>
-      <w:proofErr w:type="gramEnd"/>
-      <w:r>
-        <w:rPr>
-          <w:rFonts w:ascii="Times New Roman" w:eastAsia="Times New Roman" w:hAnsi="Times New Roman" w:cs="Times New Roman"/>
-          <w:sz w:val="24"/>
-          <w:szCs w:val="24"/>
-        </w:rPr>
-        <w:t xml:space="preserve"> components </w:t>
-      </w:r>
-      <w:proofErr w:type="spellStart"/>
-      <w:r>
-        <w:rPr>
-          <w:rFonts w:ascii="Times New Roman" w:eastAsia="Times New Roman" w:hAnsi="Times New Roman" w:cs="Times New Roman"/>
-          <w:sz w:val="24"/>
-          <w:szCs w:val="24"/>
-        </w:rPr>
-        <w:t>ko</w:t>
-      </w:r>
-      <w:proofErr w:type="spellEnd"/>
-      <w:r>
-        <w:rPr>
-          <w:rFonts w:ascii="Times New Roman" w:eastAsia="Times New Roman" w:hAnsi="Times New Roman" w:cs="Times New Roman"/>
-          <w:sz w:val="24"/>
-          <w:szCs w:val="24"/>
-        </w:rPr>
-        <w:t xml:space="preserve"> </w:t>
+        <w:t xml:space="preserve"> hum components ko </w:t>
       </w:r>
       <w:proofErr w:type="spellStart"/>
       <w:r>
@@ -4631,25 +3505,7 @@
           <w:sz w:val="24"/>
           <w:szCs w:val="24"/>
         </w:rPr>
-        <w:t xml:space="preserve">. </w:t>
-      </w:r>
-      <w:proofErr w:type="spellStart"/>
-      <w:r>
-        <w:rPr>
-          <w:rFonts w:ascii="Times New Roman" w:eastAsia="Times New Roman" w:hAnsi="Times New Roman" w:cs="Times New Roman"/>
-          <w:sz w:val="24"/>
-          <w:szCs w:val="24"/>
-        </w:rPr>
-        <w:t>Isse</w:t>
-      </w:r>
-      <w:proofErr w:type="spellEnd"/>
-      <w:r>
-        <w:rPr>
-          <w:rFonts w:ascii="Times New Roman" w:eastAsia="Times New Roman" w:hAnsi="Times New Roman" w:cs="Times New Roman"/>
-          <w:sz w:val="24"/>
-          <w:szCs w:val="24"/>
-        </w:rPr>
-        <w:t xml:space="preserve"> initial loading time </w:t>
+        <w:t xml:space="preserve">. Isse initial loading time </w:t>
       </w:r>
       <w:proofErr w:type="spellStart"/>
       <w:r>
@@ -4703,43 +3559,7 @@
           <w:sz w:val="24"/>
           <w:szCs w:val="24"/>
         </w:rPr>
-        <w:t xml:space="preserve"> </w:t>
-      </w:r>
-      <w:proofErr w:type="spellStart"/>
-      <w:r>
-        <w:rPr>
-          <w:rFonts w:ascii="Times New Roman" w:eastAsia="Times New Roman" w:hAnsi="Times New Roman" w:cs="Times New Roman"/>
-          <w:sz w:val="24"/>
-          <w:szCs w:val="24"/>
-        </w:rPr>
-        <w:t>aur</w:t>
-      </w:r>
-      <w:proofErr w:type="spellEnd"/>
-      <w:r>
-        <w:rPr>
-          <w:rFonts w:ascii="Times New Roman" w:eastAsia="Times New Roman" w:hAnsi="Times New Roman" w:cs="Times New Roman"/>
-          <w:sz w:val="24"/>
-          <w:szCs w:val="24"/>
-        </w:rPr>
-        <w:t xml:space="preserve"> </w:t>
-      </w:r>
-      <w:proofErr w:type="gramStart"/>
-      <w:r>
-        <w:rPr>
-          <w:rFonts w:ascii="Times New Roman" w:eastAsia="Times New Roman" w:hAnsi="Times New Roman" w:cs="Times New Roman"/>
-          <w:sz w:val="24"/>
-          <w:szCs w:val="24"/>
-        </w:rPr>
-        <w:t>performance improve</w:t>
-      </w:r>
-      <w:proofErr w:type="gramEnd"/>
-      <w:r>
-        <w:rPr>
-          <w:rFonts w:ascii="Times New Roman" w:eastAsia="Times New Roman" w:hAnsi="Times New Roman" w:cs="Times New Roman"/>
-          <w:sz w:val="24"/>
-          <w:szCs w:val="24"/>
-        </w:rPr>
-        <w:t xml:space="preserve"> </w:t>
+        <w:t xml:space="preserve"> aur performance improve </w:t>
       </w:r>
       <w:proofErr w:type="spellStart"/>
       <w:r>
@@ -4793,7 +3613,7 @@
           <w:sz w:val="24"/>
           <w:szCs w:val="24"/>
         </w:rPr>
-        <w:pict>
+        <w:pict w14:anchorId="302961A6">
           <v:rect id="_x0000_i1030" style="width:0;height:1.5pt" o:hralign="center" o:hrstd="t" o:hr="t" fillcolor="#a0a0a0" stroked="f"/>
         </w:pict>
       </w:r>
@@ -4825,7 +3645,6 @@
         </w:rPr>
         <w:br/>
       </w:r>
-      <w:proofErr w:type="spellStart"/>
       <w:r>
         <w:rPr>
           <w:rFonts w:ascii="Times New Roman" w:eastAsia="Times New Roman" w:hAnsi="Times New Roman" w:cs="Times New Roman"/>
@@ -4834,18 +3653,7 @@
           <w:sz w:val="24"/>
           <w:szCs w:val="24"/>
         </w:rPr>
-        <w:t>Ans</w:t>
-      </w:r>
-      <w:proofErr w:type="spellEnd"/>
-      <w:r>
-        <w:rPr>
-          <w:rFonts w:ascii="Times New Roman" w:eastAsia="Times New Roman" w:hAnsi="Times New Roman" w:cs="Times New Roman"/>
-          <w:b/>
-          <w:bCs/>
-          <w:sz w:val="24"/>
-          <w:szCs w:val="24"/>
-        </w:rPr>
-        <w:t>:</w:t>
+        <w:t>Ans:</w:t>
       </w:r>
       <w:r>
         <w:rPr>
@@ -4856,7 +3664,6 @@
         <w:t xml:space="preserve"> React me </w:t>
       </w:r>
       <w:proofErr w:type="spellStart"/>
-      <w:proofErr w:type="gramStart"/>
       <w:r>
         <w:rPr>
           <w:rFonts w:ascii="Courier New" w:eastAsia="Times New Roman" w:hAnsi="Courier New" w:cs="Courier New"/>
@@ -4872,49 +3679,22 @@
           <w:sz w:val="20"/>
           <w:szCs w:val="20"/>
         </w:rPr>
-        <w:t>(</w:t>
-      </w:r>
-      <w:proofErr w:type="gramEnd"/>
+        <w:t>()</w:t>
+      </w:r>
+      <w:r>
+        <w:rPr>
+          <w:rFonts w:ascii="Times New Roman" w:eastAsia="Times New Roman" w:hAnsi="Times New Roman" w:cs="Times New Roman"/>
+          <w:sz w:val="24"/>
+          <w:szCs w:val="24"/>
+        </w:rPr>
+        <w:t xml:space="preserve"> function aur </w:t>
+      </w:r>
       <w:r>
         <w:rPr>
           <w:rFonts w:ascii="Courier New" w:eastAsia="Times New Roman" w:hAnsi="Courier New" w:cs="Courier New"/>
           <w:sz w:val="20"/>
           <w:szCs w:val="20"/>
         </w:rPr>
-        <w:t>)</w:t>
-      </w:r>
-      <w:r>
-        <w:rPr>
-          <w:rFonts w:ascii="Times New Roman" w:eastAsia="Times New Roman" w:hAnsi="Times New Roman" w:cs="Times New Roman"/>
-          <w:sz w:val="24"/>
-          <w:szCs w:val="24"/>
-        </w:rPr>
-        <w:t xml:space="preserve"> function </w:t>
-      </w:r>
-      <w:proofErr w:type="spellStart"/>
-      <w:r>
-        <w:rPr>
-          <w:rFonts w:ascii="Times New Roman" w:eastAsia="Times New Roman" w:hAnsi="Times New Roman" w:cs="Times New Roman"/>
-          <w:sz w:val="24"/>
-          <w:szCs w:val="24"/>
-        </w:rPr>
-        <w:t>aur</w:t>
-      </w:r>
-      <w:proofErr w:type="spellEnd"/>
-      <w:r>
-        <w:rPr>
-          <w:rFonts w:ascii="Times New Roman" w:eastAsia="Times New Roman" w:hAnsi="Times New Roman" w:cs="Times New Roman"/>
-          <w:sz w:val="24"/>
-          <w:szCs w:val="24"/>
-        </w:rPr>
-        <w:t xml:space="preserve"> </w:t>
-      </w:r>
-      <w:r>
-        <w:rPr>
-          <w:rFonts w:ascii="Courier New" w:eastAsia="Times New Roman" w:hAnsi="Courier New" w:cs="Courier New"/>
-          <w:sz w:val="20"/>
-          <w:szCs w:val="20"/>
-        </w:rPr>
         <w:t>Suspense</w:t>
       </w:r>
       <w:r>
@@ -4941,43 +3721,7 @@
           <w:sz w:val="24"/>
           <w:szCs w:val="24"/>
         </w:rPr>
-        <w:t xml:space="preserve"> lazy loading implement </w:t>
-      </w:r>
-      <w:proofErr w:type="spellStart"/>
-      <w:r>
-        <w:rPr>
-          <w:rFonts w:ascii="Times New Roman" w:eastAsia="Times New Roman" w:hAnsi="Times New Roman" w:cs="Times New Roman"/>
-          <w:sz w:val="24"/>
-          <w:szCs w:val="24"/>
-        </w:rPr>
-        <w:t>ki</w:t>
-      </w:r>
-      <w:proofErr w:type="spellEnd"/>
-      <w:r>
-        <w:rPr>
-          <w:rFonts w:ascii="Times New Roman" w:eastAsia="Times New Roman" w:hAnsi="Times New Roman" w:cs="Times New Roman"/>
-          <w:sz w:val="24"/>
-          <w:szCs w:val="24"/>
-        </w:rPr>
-        <w:t xml:space="preserve"> </w:t>
-      </w:r>
-      <w:proofErr w:type="spellStart"/>
-      <w:r>
-        <w:rPr>
-          <w:rFonts w:ascii="Times New Roman" w:eastAsia="Times New Roman" w:hAnsi="Times New Roman" w:cs="Times New Roman"/>
-          <w:sz w:val="24"/>
-          <w:szCs w:val="24"/>
-        </w:rPr>
-        <w:t>jati</w:t>
-      </w:r>
-      <w:proofErr w:type="spellEnd"/>
-      <w:r>
-        <w:rPr>
-          <w:rFonts w:ascii="Times New Roman" w:eastAsia="Times New Roman" w:hAnsi="Times New Roman" w:cs="Times New Roman"/>
-          <w:sz w:val="24"/>
-          <w:szCs w:val="24"/>
-        </w:rPr>
-        <w:t xml:space="preserve"> </w:t>
+        <w:t xml:space="preserve"> lazy loading implement ki jati </w:t>
       </w:r>
       <w:proofErr w:type="spellStart"/>
       <w:r>
@@ -5035,7 +3779,6 @@
         </w:rPr>
       </w:pPr>
       <w:proofErr w:type="spellStart"/>
-      <w:proofErr w:type="gramStart"/>
       <w:r>
         <w:rPr>
           <w:rFonts w:ascii="Courier New" w:eastAsia="Times New Roman" w:hAnsi="Courier New" w:cs="Courier New"/>
@@ -5045,7 +3788,6 @@
         <w:t>js</w:t>
       </w:r>
       <w:proofErr w:type="spellEnd"/>
-      <w:proofErr w:type="gramEnd"/>
     </w:p>
     <w:p>
       <w:pPr>
@@ -5113,63 +3855,61 @@
           <w:szCs w:val="20"/>
         </w:rPr>
       </w:pPr>
-      <w:proofErr w:type="spellStart"/>
-      <w:proofErr w:type="gramStart"/>
       <w:r>
         <w:rPr>
           <w:rFonts w:ascii="Courier New" w:eastAsia="Times New Roman" w:hAnsi="Courier New" w:cs="Courier New"/>
           <w:sz w:val="20"/>
           <w:szCs w:val="20"/>
         </w:rPr>
-        <w:t>const</w:t>
-      </w:r>
-      <w:proofErr w:type="spellEnd"/>
-      <w:proofErr w:type="gramEnd"/>
+        <w:t xml:space="preserve">const </w:t>
+      </w:r>
+      <w:proofErr w:type="spellStart"/>
       <w:r>
         <w:rPr>
           <w:rFonts w:ascii="Courier New" w:eastAsia="Times New Roman" w:hAnsi="Courier New" w:cs="Courier New"/>
           <w:sz w:val="20"/>
           <w:szCs w:val="20"/>
         </w:rPr>
-        <w:t xml:space="preserve"> </w:t>
-      </w:r>
-      <w:proofErr w:type="spellStart"/>
+        <w:t>MyComponent</w:t>
+      </w:r>
+      <w:proofErr w:type="spellEnd"/>
       <w:r>
         <w:rPr>
           <w:rFonts w:ascii="Courier New" w:eastAsia="Times New Roman" w:hAnsi="Courier New" w:cs="Courier New"/>
           <w:sz w:val="20"/>
           <w:szCs w:val="20"/>
         </w:rPr>
-        <w:t>MyComponent</w:t>
-      </w:r>
-      <w:proofErr w:type="spellEnd"/>
+        <w:t xml:space="preserve"> = </w:t>
+      </w:r>
+      <w:proofErr w:type="spellStart"/>
       <w:r>
         <w:rPr>
           <w:rFonts w:ascii="Courier New" w:eastAsia="Times New Roman" w:hAnsi="Courier New" w:cs="Courier New"/>
           <w:sz w:val="20"/>
           <w:szCs w:val="20"/>
         </w:rPr>
-        <w:t xml:space="preserve"> = </w:t>
-      </w:r>
-      <w:proofErr w:type="spellStart"/>
+        <w:t>React.lazy</w:t>
+      </w:r>
+      <w:proofErr w:type="spellEnd"/>
       <w:r>
         <w:rPr>
           <w:rFonts w:ascii="Courier New" w:eastAsia="Times New Roman" w:hAnsi="Courier New" w:cs="Courier New"/>
           <w:sz w:val="20"/>
           <w:szCs w:val="20"/>
         </w:rPr>
-        <w:t>React.lazy</w:t>
-      </w:r>
-      <w:proofErr w:type="spellEnd"/>
+        <w:t>(() =&gt; import(</w:t>
+      </w:r>
+      <w:proofErr w:type="gramStart"/>
       <w:r>
         <w:rPr>
           <w:rFonts w:ascii="Courier New" w:eastAsia="Times New Roman" w:hAnsi="Courier New" w:cs="Courier New"/>
           <w:sz w:val="20"/>
           <w:szCs w:val="20"/>
         </w:rPr>
-        <w:t>(() =&gt; import('./</w:t>
-      </w:r>
-      <w:proofErr w:type="spellStart"/>
+        <w:t>'./</w:t>
+      </w:r>
+      <w:proofErr w:type="spellStart"/>
+      <w:proofErr w:type="gramEnd"/>
       <w:r>
         <w:rPr>
           <w:rFonts w:ascii="Courier New" w:eastAsia="Times New Roman" w:hAnsi="Courier New" w:cs="Courier New"/>
@@ -5249,25 +3989,7 @@
           <w:sz w:val="20"/>
           <w:szCs w:val="20"/>
         </w:rPr>
-        <w:t>&lt;Suspense fallback</w:t>
-      </w:r>
-      <w:proofErr w:type="gramStart"/>
-      <w:r>
-        <w:rPr>
-          <w:rFonts w:ascii="Courier New" w:eastAsia="Times New Roman" w:hAnsi="Courier New" w:cs="Courier New"/>
-          <w:sz w:val="20"/>
-          <w:szCs w:val="20"/>
-        </w:rPr>
-        <w:t>={</w:t>
-      </w:r>
-      <w:proofErr w:type="gramEnd"/>
-      <w:r>
-        <w:rPr>
-          <w:rFonts w:ascii="Courier New" w:eastAsia="Times New Roman" w:hAnsi="Courier New" w:cs="Courier New"/>
-          <w:sz w:val="20"/>
-          <w:szCs w:val="20"/>
-        </w:rPr>
-        <w:t>&lt;div&gt;Loading...&lt;/div&gt;}&gt;</w:t>
+        <w:t>&lt;Suspense fallback={&lt;div&gt;Loading...&lt;/div&gt;}&gt;</w:t>
       </w:r>
     </w:p>
     <w:p>
@@ -5375,7 +4097,7 @@
           <w:sz w:val="24"/>
           <w:szCs w:val="24"/>
         </w:rPr>
-        <w:pict>
+        <w:pict w14:anchorId="3E93EAC8">
           <v:rect id="_x0000_i1031" style="width:0;height:1.5pt" o:hralign="center" o:hrstd="t" o:hr="t" fillcolor="#a0a0a0" stroked="f"/>
         </w:pict>
       </w:r>
@@ -5407,7 +4129,6 @@
         </w:rPr>
         <w:br/>
       </w:r>
-      <w:proofErr w:type="spellStart"/>
       <w:r>
         <w:rPr>
           <w:rFonts w:ascii="Times New Roman" w:eastAsia="Times New Roman" w:hAnsi="Times New Roman" w:cs="Times New Roman"/>
@@ -5416,18 +4137,7 @@
           <w:sz w:val="24"/>
           <w:szCs w:val="24"/>
         </w:rPr>
-        <w:t>Ans</w:t>
-      </w:r>
-      <w:proofErr w:type="spellEnd"/>
-      <w:r>
-        <w:rPr>
-          <w:rFonts w:ascii="Times New Roman" w:eastAsia="Times New Roman" w:hAnsi="Times New Roman" w:cs="Times New Roman"/>
-          <w:b/>
-          <w:bCs/>
-          <w:sz w:val="24"/>
-          <w:szCs w:val="24"/>
-        </w:rPr>
-        <w:t>:</w:t>
+        <w:t>Ans:</w:t>
       </w:r>
       <w:r>
         <w:rPr>
@@ -5451,25 +4161,7 @@
           <w:sz w:val="24"/>
           <w:szCs w:val="24"/>
         </w:rPr>
-        <w:t xml:space="preserve"> </w:t>
-      </w:r>
-      <w:proofErr w:type="spellStart"/>
-      <w:r>
-        <w:rPr>
-          <w:rFonts w:ascii="Times New Roman" w:eastAsia="Times New Roman" w:hAnsi="Times New Roman" w:cs="Times New Roman"/>
-          <w:sz w:val="24"/>
-          <w:szCs w:val="24"/>
-        </w:rPr>
-        <w:t>ek</w:t>
-      </w:r>
-      <w:proofErr w:type="spellEnd"/>
-      <w:r>
-        <w:rPr>
-          <w:rFonts w:ascii="Times New Roman" w:eastAsia="Times New Roman" w:hAnsi="Times New Roman" w:cs="Times New Roman"/>
-          <w:sz w:val="24"/>
-          <w:szCs w:val="24"/>
-        </w:rPr>
-        <w:t xml:space="preserve"> wrapper </w:t>
+        <w:t xml:space="preserve"> ek wrapper </w:t>
       </w:r>
       <w:proofErr w:type="spellStart"/>
       <w:r>
@@ -5505,45 +4197,7 @@
           <w:sz w:val="24"/>
           <w:szCs w:val="24"/>
         </w:rPr>
-        <w:t xml:space="preserve"> </w:t>
-      </w:r>
-      <w:proofErr w:type="spellStart"/>
-      <w:proofErr w:type="gramStart"/>
-      <w:r>
-        <w:rPr>
-          <w:rFonts w:ascii="Times New Roman" w:eastAsia="Times New Roman" w:hAnsi="Times New Roman" w:cs="Times New Roman"/>
-          <w:sz w:val="24"/>
-          <w:szCs w:val="24"/>
-        </w:rPr>
-        <w:t>jo</w:t>
-      </w:r>
-      <w:proofErr w:type="spellEnd"/>
-      <w:proofErr w:type="gramEnd"/>
-      <w:r>
-        <w:rPr>
-          <w:rFonts w:ascii="Times New Roman" w:eastAsia="Times New Roman" w:hAnsi="Times New Roman" w:cs="Times New Roman"/>
-          <w:sz w:val="24"/>
-          <w:szCs w:val="24"/>
-        </w:rPr>
-        <w:t xml:space="preserve"> </w:t>
-      </w:r>
-      <w:proofErr w:type="spellStart"/>
-      <w:r>
-        <w:rPr>
-          <w:rFonts w:ascii="Times New Roman" w:eastAsia="Times New Roman" w:hAnsi="Times New Roman" w:cs="Times New Roman"/>
-          <w:sz w:val="24"/>
-          <w:szCs w:val="24"/>
-        </w:rPr>
-        <w:t>batata</w:t>
-      </w:r>
-      <w:proofErr w:type="spellEnd"/>
-      <w:r>
-        <w:rPr>
-          <w:rFonts w:ascii="Times New Roman" w:eastAsia="Times New Roman" w:hAnsi="Times New Roman" w:cs="Times New Roman"/>
-          <w:sz w:val="24"/>
-          <w:szCs w:val="24"/>
-        </w:rPr>
-        <w:t xml:space="preserve"> </w:t>
+        <w:t xml:space="preserve"> jo batata </w:t>
       </w:r>
       <w:proofErr w:type="spellStart"/>
       <w:r>
@@ -5561,25 +4215,7 @@
           <w:sz w:val="24"/>
           <w:szCs w:val="24"/>
         </w:rPr>
-        <w:t xml:space="preserve"> </w:t>
-      </w:r>
-      <w:proofErr w:type="spellStart"/>
-      <w:r>
-        <w:rPr>
-          <w:rFonts w:ascii="Times New Roman" w:eastAsia="Times New Roman" w:hAnsi="Times New Roman" w:cs="Times New Roman"/>
-          <w:sz w:val="24"/>
-          <w:szCs w:val="24"/>
-        </w:rPr>
-        <w:t>ki</w:t>
-      </w:r>
-      <w:proofErr w:type="spellEnd"/>
-      <w:r>
-        <w:rPr>
-          <w:rFonts w:ascii="Times New Roman" w:eastAsia="Times New Roman" w:hAnsi="Times New Roman" w:cs="Times New Roman"/>
-          <w:sz w:val="24"/>
-          <w:szCs w:val="24"/>
-        </w:rPr>
-        <w:t xml:space="preserve"> jab </w:t>
+        <w:t xml:space="preserve"> ki jab </w:t>
       </w:r>
       <w:proofErr w:type="spellStart"/>
       <w:r>
@@ -5759,7 +4395,7 @@
           <w:sz w:val="24"/>
           <w:szCs w:val="24"/>
         </w:rPr>
-        <w:pict>
+        <w:pict w14:anchorId="4BA2CD74">
           <v:rect id="_x0000_i1032" style="width:0;height:1.5pt" o:hralign="center" o:hrstd="t" o:hr="t" fillcolor="#a0a0a0" stroked="f"/>
         </w:pict>
       </w:r>
@@ -5791,7 +4427,6 @@
         </w:rPr>
         <w:br/>
       </w:r>
-      <w:proofErr w:type="spellStart"/>
       <w:r>
         <w:rPr>
           <w:rFonts w:ascii="Times New Roman" w:eastAsia="Times New Roman" w:hAnsi="Times New Roman" w:cs="Times New Roman"/>
@@ -5800,46 +4435,15 @@
           <w:sz w:val="24"/>
           <w:szCs w:val="24"/>
         </w:rPr>
-        <w:t>Ans</w:t>
-      </w:r>
-      <w:proofErr w:type="spellEnd"/>
-      <w:r>
-        <w:rPr>
-          <w:rFonts w:ascii="Times New Roman" w:eastAsia="Times New Roman" w:hAnsi="Times New Roman" w:cs="Times New Roman"/>
-          <w:b/>
-          <w:bCs/>
-          <w:sz w:val="24"/>
-          <w:szCs w:val="24"/>
-        </w:rPr>
-        <w:t>:</w:t>
-      </w:r>
-      <w:r>
-        <w:rPr>
-          <w:rFonts w:ascii="Times New Roman" w:eastAsia="Times New Roman" w:hAnsi="Times New Roman" w:cs="Times New Roman"/>
-          <w:sz w:val="24"/>
-          <w:szCs w:val="24"/>
-        </w:rPr>
-        <w:t xml:space="preserve"> Lazy loading se hum unnecessary components </w:t>
-      </w:r>
-      <w:proofErr w:type="spellStart"/>
-      <w:proofErr w:type="gramStart"/>
-      <w:r>
-        <w:rPr>
-          <w:rFonts w:ascii="Times New Roman" w:eastAsia="Times New Roman" w:hAnsi="Times New Roman" w:cs="Times New Roman"/>
-          <w:sz w:val="24"/>
-          <w:szCs w:val="24"/>
-        </w:rPr>
-        <w:t>ko</w:t>
-      </w:r>
-      <w:proofErr w:type="spellEnd"/>
-      <w:proofErr w:type="gramEnd"/>
-      <w:r>
-        <w:rPr>
-          <w:rFonts w:ascii="Times New Roman" w:eastAsia="Times New Roman" w:hAnsi="Times New Roman" w:cs="Times New Roman"/>
-          <w:sz w:val="24"/>
-          <w:szCs w:val="24"/>
-        </w:rPr>
-        <w:t xml:space="preserve"> initially load </w:t>
+        <w:t>Ans:</w:t>
+      </w:r>
+      <w:r>
+        <w:rPr>
+          <w:rFonts w:ascii="Times New Roman" w:eastAsia="Times New Roman" w:hAnsi="Times New Roman" w:cs="Times New Roman"/>
+          <w:sz w:val="24"/>
+          <w:szCs w:val="24"/>
+        </w:rPr>
+        <w:t xml:space="preserve"> Lazy loading se hum unnecessary components ko initially load </w:t>
       </w:r>
       <w:proofErr w:type="spellStart"/>
       <w:r>
@@ -5929,25 +4533,7 @@
           <w:sz w:val="24"/>
           <w:szCs w:val="24"/>
         </w:rPr>
-        <w:t xml:space="preserve"> </w:t>
-      </w:r>
-      <w:proofErr w:type="spellStart"/>
-      <w:r>
-        <w:rPr>
-          <w:rFonts w:ascii="Times New Roman" w:eastAsia="Times New Roman" w:hAnsi="Times New Roman" w:cs="Times New Roman"/>
-          <w:sz w:val="24"/>
-          <w:szCs w:val="24"/>
-        </w:rPr>
-        <w:t>aur</w:t>
-      </w:r>
-      <w:proofErr w:type="spellEnd"/>
-      <w:r>
-        <w:rPr>
-          <w:rFonts w:ascii="Times New Roman" w:eastAsia="Times New Roman" w:hAnsi="Times New Roman" w:cs="Times New Roman"/>
-          <w:sz w:val="24"/>
-          <w:szCs w:val="24"/>
-        </w:rPr>
-        <w:t xml:space="preserve"> bandwidth </w:t>
+        <w:t xml:space="preserve"> aur bandwidth </w:t>
       </w:r>
       <w:proofErr w:type="spellStart"/>
       <w:r>
@@ -6001,27 +4587,7 @@
           <w:sz w:val="24"/>
           <w:szCs w:val="24"/>
         </w:rPr>
-        <w:t xml:space="preserve">. Ye large applications me performance </w:t>
-      </w:r>
-      <w:proofErr w:type="spellStart"/>
-      <w:proofErr w:type="gramStart"/>
-      <w:r>
-        <w:rPr>
-          <w:rFonts w:ascii="Times New Roman" w:eastAsia="Times New Roman" w:hAnsi="Times New Roman" w:cs="Times New Roman"/>
-          <w:sz w:val="24"/>
-          <w:szCs w:val="24"/>
-        </w:rPr>
-        <w:t>ko</w:t>
-      </w:r>
-      <w:proofErr w:type="spellEnd"/>
-      <w:proofErr w:type="gramEnd"/>
-      <w:r>
-        <w:rPr>
-          <w:rFonts w:ascii="Times New Roman" w:eastAsia="Times New Roman" w:hAnsi="Times New Roman" w:cs="Times New Roman"/>
-          <w:sz w:val="24"/>
-          <w:szCs w:val="24"/>
-        </w:rPr>
-        <w:t xml:space="preserve"> optimize </w:t>
+        <w:t xml:space="preserve">. Ye large applications me performance ko optimize </w:t>
       </w:r>
       <w:proofErr w:type="spellStart"/>
       <w:r>
@@ -6075,7 +4641,7 @@
           <w:sz w:val="24"/>
           <w:szCs w:val="24"/>
         </w:rPr>
-        <w:pict>
+        <w:pict w14:anchorId="3FB0A9F7">
           <v:rect id="_x0000_i1033" style="width:0;height:1.5pt" o:hralign="center" o:hrstd="t" o:hr="t" fillcolor="#a0a0a0" stroked="f"/>
         </w:pict>
       </w:r>
@@ -6107,7 +4673,6 @@
         </w:rPr>
         <w:br/>
       </w:r>
-      <w:proofErr w:type="spellStart"/>
       <w:r>
         <w:rPr>
           <w:rFonts w:ascii="Times New Roman" w:eastAsia="Times New Roman" w:hAnsi="Times New Roman" w:cs="Times New Roman"/>
@@ -6116,44 +4681,15 @@
           <w:sz w:val="24"/>
           <w:szCs w:val="24"/>
         </w:rPr>
-        <w:t>Ans</w:t>
-      </w:r>
-      <w:proofErr w:type="spellEnd"/>
-      <w:r>
-        <w:rPr>
-          <w:rFonts w:ascii="Times New Roman" w:eastAsia="Times New Roman" w:hAnsi="Times New Roman" w:cs="Times New Roman"/>
-          <w:b/>
-          <w:bCs/>
-          <w:sz w:val="24"/>
-          <w:szCs w:val="24"/>
-        </w:rPr>
-        <w:t>:</w:t>
-      </w:r>
-      <w:r>
-        <w:rPr>
-          <w:rFonts w:ascii="Times New Roman" w:eastAsia="Times New Roman" w:hAnsi="Times New Roman" w:cs="Times New Roman"/>
-          <w:sz w:val="24"/>
-          <w:szCs w:val="24"/>
-        </w:rPr>
-        <w:t xml:space="preserve"> </w:t>
-      </w:r>
-      <w:proofErr w:type="spellStart"/>
-      <w:r>
-        <w:rPr>
-          <w:rFonts w:ascii="Times New Roman" w:eastAsia="Times New Roman" w:hAnsi="Times New Roman" w:cs="Times New Roman"/>
-          <w:sz w:val="24"/>
-          <w:szCs w:val="24"/>
-        </w:rPr>
-        <w:t>Haan</w:t>
-      </w:r>
-      <w:proofErr w:type="spellEnd"/>
-      <w:r>
-        <w:rPr>
-          <w:rFonts w:ascii="Times New Roman" w:eastAsia="Times New Roman" w:hAnsi="Times New Roman" w:cs="Times New Roman"/>
-          <w:sz w:val="24"/>
-          <w:szCs w:val="24"/>
-        </w:rPr>
-        <w:t xml:space="preserve">, React Router v6 </w:t>
+        <w:t>Ans:</w:t>
+      </w:r>
+      <w:r>
+        <w:rPr>
+          <w:rFonts w:ascii="Times New Roman" w:eastAsia="Times New Roman" w:hAnsi="Times New Roman" w:cs="Times New Roman"/>
+          <w:sz w:val="24"/>
+          <w:szCs w:val="24"/>
+        </w:rPr>
+        <w:t xml:space="preserve"> Haan, React Router v6 </w:t>
       </w:r>
       <w:proofErr w:type="spellStart"/>
       <w:r>
@@ -6243,46 +4779,9 @@
           <w:sz w:val="24"/>
           <w:szCs w:val="24"/>
         </w:rPr>
-        <w:t xml:space="preserve">. </w:t>
-      </w:r>
-      <w:proofErr w:type="spellStart"/>
-      <w:r>
-        <w:rPr>
-          <w:rFonts w:ascii="Times New Roman" w:eastAsia="Times New Roman" w:hAnsi="Times New Roman" w:cs="Times New Roman"/>
-          <w:sz w:val="24"/>
-          <w:szCs w:val="24"/>
-        </w:rPr>
-        <w:t>Har</w:t>
-      </w:r>
-      <w:proofErr w:type="spellEnd"/>
-      <w:r>
-        <w:rPr>
-          <w:rFonts w:ascii="Times New Roman" w:eastAsia="Times New Roman" w:hAnsi="Times New Roman" w:cs="Times New Roman"/>
-          <w:sz w:val="24"/>
-          <w:szCs w:val="24"/>
-        </w:rPr>
-        <w:t xml:space="preserve"> route component </w:t>
-      </w:r>
-      <w:proofErr w:type="spellStart"/>
-      <w:r>
-        <w:rPr>
-          <w:rFonts w:ascii="Times New Roman" w:eastAsia="Times New Roman" w:hAnsi="Times New Roman" w:cs="Times New Roman"/>
-          <w:sz w:val="24"/>
-          <w:szCs w:val="24"/>
-        </w:rPr>
-        <w:t>ko</w:t>
-      </w:r>
-      <w:proofErr w:type="spellEnd"/>
-      <w:r>
-        <w:rPr>
-          <w:rFonts w:ascii="Times New Roman" w:eastAsia="Times New Roman" w:hAnsi="Times New Roman" w:cs="Times New Roman"/>
-          <w:sz w:val="24"/>
-          <w:szCs w:val="24"/>
-        </w:rPr>
-        <w:t xml:space="preserve"> </w:t>
-      </w:r>
-      <w:proofErr w:type="spellStart"/>
-      <w:proofErr w:type="gramStart"/>
+        <w:t xml:space="preserve">. Har route component ko </w:t>
+      </w:r>
+      <w:proofErr w:type="spellStart"/>
       <w:r>
         <w:rPr>
           <w:rFonts w:ascii="Courier New" w:eastAsia="Times New Roman" w:hAnsi="Courier New" w:cs="Courier New"/>
@@ -6298,16 +4797,7 @@
           <w:sz w:val="20"/>
           <w:szCs w:val="20"/>
         </w:rPr>
-        <w:t>(</w:t>
-      </w:r>
-      <w:proofErr w:type="gramEnd"/>
-      <w:r>
-        <w:rPr>
-          <w:rFonts w:ascii="Courier New" w:eastAsia="Times New Roman" w:hAnsi="Courier New" w:cs="Courier New"/>
-          <w:sz w:val="20"/>
-          <w:szCs w:val="20"/>
-        </w:rPr>
-        <w:t>)</w:t>
+        <w:t>()</w:t>
       </w:r>
       <w:r>
         <w:rPr>
@@ -6366,7 +4856,7 @@
 </file>
 
 <file path=word/styles.xml><?xml version="1.0" encoding="utf-8"?>
-<w:styles xmlns:mc="http://schemas.openxmlformats.org/markup-compatibility/2006" xmlns:r="http://schemas.openxmlformats.org/officeDocument/2006/relationships" xmlns:w="http://schemas.openxmlformats.org/wordprocessingml/2006/main" xmlns:w14="http://schemas.microsoft.com/office/word/2010/wordml" mc:Ignorable="w14">
+<w:styles xmlns:mc="http://schemas.openxmlformats.org/markup-compatibility/2006" xmlns:r="http://schemas.openxmlformats.org/officeDocument/2006/relationships" xmlns:w="http://schemas.openxmlformats.org/wordprocessingml/2006/main" xmlns:w14="http://schemas.microsoft.com/office/word/2010/wordml" xmlns:w15="http://schemas.microsoft.com/office/word/2012/wordml" xmlns:w16cex="http://schemas.microsoft.com/office/word/2018/wordml/cex" xmlns:w16cid="http://schemas.microsoft.com/office/word/2016/wordml/cid" xmlns:w16="http://schemas.microsoft.com/office/word/2018/wordml" xmlns:w16du="http://schemas.microsoft.com/office/word/2023/wordml/word16du" xmlns:w16sdtdh="http://schemas.microsoft.com/office/word/2020/wordml/sdtdatahash" xmlns:w16sdtfl="http://schemas.microsoft.com/office/word/2024/wordml/sdtformatlock" xmlns:w16se="http://schemas.microsoft.com/office/word/2015/wordml/symex" mc:Ignorable="w14 w15 w16se w16cid w16 w16cex w16sdtdh w16sdtfl w16du">
   <w:docDefaults>
     <w:rPrDefault>
       <w:rPr>
@@ -6382,490 +4872,383 @@
       </w:pPr>
     </w:pPrDefault>
   </w:docDefaults>
-  <w:latentStyles w:defLockedState="0" w:defUIPriority="99" w:defSemiHidden="1" w:defUnhideWhenUsed="1" w:defQFormat="0" w:count="267">
-    <w:lsdException w:name="Normal" w:semiHidden="0" w:uiPriority="0" w:unhideWhenUsed="0" w:qFormat="1"/>
-    <w:lsdException w:name="heading 1" w:semiHidden="0" w:uiPriority="9" w:unhideWhenUsed="0" w:qFormat="1"/>
-    <w:lsdException w:name="heading 2" w:uiPriority="9" w:qFormat="1"/>
-    <w:lsdException w:name="heading 3" w:uiPriority="9" w:qFormat="1"/>
-    <w:lsdException w:name="heading 4" w:uiPriority="9" w:qFormat="1"/>
-    <w:lsdException w:name="heading 5" w:uiPriority="9" w:qFormat="1"/>
-    <w:lsdException w:name="heading 6" w:uiPriority="9" w:qFormat="1"/>
-    <w:lsdException w:name="heading 7" w:uiPriority="9" w:qFormat="1"/>
-    <w:lsdException w:name="heading 8" w:uiPriority="9" w:qFormat="1"/>
-    <w:lsdException w:name="heading 9" w:uiPriority="9" w:qFormat="1"/>
-    <w:lsdException w:name="toc 1" w:uiPriority="39"/>
-    <w:lsdException w:name="toc 2" w:uiPriority="39"/>
-    <w:lsdException w:name="toc 3" w:uiPriority="39"/>
-    <w:lsdException w:name="toc 4" w:uiPriority="39"/>
-    <w:lsdException w:name="toc 5" w:uiPriority="39"/>
-    <w:lsdException w:name="toc 6" w:uiPriority="39"/>
-    <w:lsdException w:name="toc 7" w:uiPriority="39"/>
-    <w:lsdException w:name="toc 8" w:uiPriority="39"/>
-    <w:lsdException w:name="toc 9" w:uiPriority="39"/>
-    <w:lsdException w:name="caption" w:uiPriority="35" w:qFormat="1"/>
-    <w:lsdException w:name="Title" w:semiHidden="0" w:uiPriority="10" w:unhideWhenUsed="0" w:qFormat="1"/>
-    <w:lsdException w:name="Default Paragraph Font" w:uiPriority="1"/>
-    <w:lsdException w:name="Subtitle" w:semiHidden="0" w:uiPriority="11" w:unhideWhenUsed="0" w:qFormat="1"/>
-    <w:lsdException w:name="Strong" w:semiHidden="0" w:uiPriority="22" w:unhideWhenUsed="0" w:qFormat="1"/>
-    <w:lsdException w:name="Emphasis" w:semiHidden="0" w:uiPriority="20" w:unhideWhenUsed="0" w:qFormat="1"/>
-    <w:lsdException w:name="Table Grid" w:semiHidden="0" w:uiPriority="59" w:unhideWhenUsed="0"/>
-    <w:lsdException w:name="Placeholder Text" w:unhideWhenUsed="0"/>
-    <w:lsdException w:name="No Spacing" w:semiHidden="0" w:uiPriority="1" w:unhideWhenUsed="0" w:qFormat="1"/>
-    <w:lsdException w:name="Light Shading" w:semiHidden="0" w:uiPriority="60" w:unhideWhenUsed="0"/>
-    <w:lsdException w:name="Light List" w:semiHidden="0" w:uiPriority="61" w:unhideWhenUsed="0"/>
-    <w:lsdException w:name="Light Grid" w:semiHidden="0" w:uiPriority="62" w:unhideWhenUsed="0"/>
-    <w:lsdException w:name="Medium Shading 1" w:semiHidden="0" w:uiPriority="63" w:unhideWhenUsed="0"/>
-    <w:lsdException w:name="Medium Shading 2" w:semiHidden="0" w:uiPriority="64" w:unhideWhenUsed="0"/>
-    <w:lsdException w:name="Medium List 1" w:semiHidden="0" w:uiPriority="65" w:unhideWhenUsed="0"/>
-    <w:lsdException w:name="Medium List 2" w:semiHidden="0" w:uiPriority="66" w:unhideWhenUsed="0"/>
-    <w:lsdException w:name="Medium Grid 1" w:semiHidden="0" w:uiPriority="67" w:unhideWhenUsed="0"/>
-    <w:lsdException w:name="Medium Grid 2" w:semiHidden="0" w:uiPriority="68" w:unhideWhenUsed="0"/>
-    <w:lsdException w:name="Medium Grid 3" w:semiHidden="0" w:uiPriority="69" w:unhideWhenUsed="0"/>
-    <w:lsdException w:name="Dark List" w:semiHidden="0" w:uiPriority="70" w:unhideWhenUsed="0"/>
-    <w:lsdException w:name="Colorful Shading" w:semiHidden="0" w:uiPriority="71" w:unhideWhenUsed="0"/>
-    <w:lsdException w:name="Colorful List" w:semiHidden="0" w:uiPriority="72" w:unhideWhenUsed="0"/>
-    <w:lsdException w:name="Colorful Grid" w:semiHidden="0" w:uiPriority="73" w:unhideWhenUsed="0"/>
-    <w:lsdException w:name="Light Shading Accent 1" w:semiHidden="0" w:uiPriority="60" w:unhideWhenUsed="0"/>
-    <w:lsdException w:name="Light List Accent 1" w:semiHidden="0" w:uiPriority="61" w:unhideWhenUsed="0"/>
-    <w:lsdException w:name="Light Grid Accent 1" w:semiHidden="0" w:uiPriority="62" w:unhideWhenUsed="0"/>
-    <w:lsdException w:name="Medium Shading 1 Accent 1" w:semiHidden="0" w:uiPriority="63" w:unhideWhenUsed="0"/>
-    <w:lsdException w:name="Medium Shading 2 Accent 1" w:semiHidden="0" w:uiPriority="64" w:unhideWhenUsed="0"/>
-    <w:lsdException w:name="Medium List 1 Accent 1" w:semiHidden="0" w:uiPriority="65" w:unhideWhenUsed="0"/>
-    <w:lsdException w:name="Revision" w:unhideWhenUsed="0"/>
-    <w:lsdException w:name="List Paragraph" w:semiHidden="0" w:uiPriority="34" w:unhideWhenUsed="0" w:qFormat="1"/>
-    <w:lsdException w:name="Quote" w:semiHidden="0" w:uiPriority="29" w:unhideWhenUsed="0" w:qFormat="1"/>
-    <w:lsdException w:name="Intense Quote" w:semiHidden="0" w:uiPriority="30" w:unhideWhenUsed="0" w:qFormat="1"/>
-    <w:lsdException w:name="Medium List 2 Accent 1" w:semiHidden="0" w:uiPriority="66" w:unhideWhenUsed="0"/>
-    <w:lsdException w:name="Medium Grid 1 Accent 1" w:semiHidden="0" w:uiPriority="67" w:unhideWhenUsed="0"/>
-    <w:lsdException w:name="Medium Grid 2 Accent 1" w:semiHidden="0" w:uiPriority="68" w:unhideWhenUsed="0"/>
-    <w:lsdException w:name="Medium Grid 3 Accent 1" w:semiHidden="0" w:uiPriority="69" w:unhideWhenUsed="0"/>
-    <w:lsdException w:name="Dark List Accent 1" w:semiHidden="0" w:uiPriority="70" w:unhideWhenUsed="0"/>
-    <w:lsdException w:name="Colorful Shading Accent 1" w:semiHidden="0" w:uiPriority="71" w:unhideWhenUsed="0"/>
-    <w:lsdException w:name="Colorful List Accent 1" w:semiHidden="0" w:uiPriority="72" w:unhideWhenUsed="0"/>
-    <w:lsdException w:name="Colorful Grid Accent 1" w:semiHidden="0" w:uiPriority="73" w:unhideWhenUsed="0"/>
-    <w:lsdException w:name="Light Shading Accent 2" w:semiHidden="0" w:uiPriority="60" w:unhideWhenUsed="0"/>
-    <w:lsdException w:name="Light List Accent 2" w:semiHidden="0" w:uiPriority="61" w:unhideWhenUsed="0"/>
-    <w:lsdException w:name="Light Grid Accent 2" w:semiHidden="0" w:uiPriority="62" w:unhideWhenUsed="0"/>
-    <w:lsdException w:name="Medium Shading 1 Accent 2" w:semiHidden="0" w:uiPriority="63" w:unhideWhenUsed="0"/>
-    <w:lsdException w:name="Medium Shading 2 Accent 2" w:semiHidden="0" w:uiPriority="64" w:unhideWhenUsed="0"/>
-    <w:lsdException w:name="Medium List 1 Accent 2" w:semiHidden="0" w:uiPriority="65" w:unhideWhenUsed="0"/>
-    <w:lsdException w:name="Medium List 2 Accent 2" w:semiHidden="0" w:uiPriority="66" w:unhideWhenUsed="0"/>
-    <w:lsdException w:name="Medium Grid 1 Accent 2" w:semiHidden="0" w:uiPriority="67" w:unhideWhenUsed="0"/>
-    <w:lsdException w:name="Medium Grid 2 Accent 2" w:semiHidden="0" w:uiPriority="68" w:unhideWhenUsed="0"/>
-    <w:lsdException w:name="Medium Grid 3 Accent 2" w:semiHidden="0" w:uiPriority="69" w:unhideWhenUsed="0"/>
-    <w:lsdException w:name="Dark List Accent 2" w:semiHidden="0" w:uiPriority="70" w:unhideWhenUsed="0"/>
-    <w:lsdException w:name="Colorful Shading Accent 2" w:semiHidden="0" w:uiPriority="71" w:unhideWhenUsed="0"/>
-    <w:lsdException w:name="Colorful List Accent 2" w:semiHidden="0" w:uiPriority="72" w:unhideWhenUsed="0"/>
-    <w:lsdException w:name="Colorful Grid Accent 2" w:semiHidden="0" w:uiPriority="73" w:unhideWhenUsed="0"/>
-    <w:lsdException w:name="Light Shading Accent 3" w:semiHidden="0" w:uiPriority="60" w:unhideWhenUsed="0"/>
-    <w:lsdException w:name="Light List Accent 3" w:semiHidden="0" w:uiPriority="61" w:unhideWhenUsed="0"/>
-    <w:lsdException w:name="Light Grid Accent 3" w:semiHidden="0" w:uiPriority="62" w:unhideWhenUsed="0"/>
-    <w:lsdException w:name="Medium Shading 1 Accent 3" w:semiHidden="0" w:uiPriority="63" w:unhideWhenUsed="0"/>
-    <w:lsdException w:name="Medium Shading 2 Accent 3" w:semiHidden="0" w:uiPriority="64" w:unhideWhenUsed="0"/>
-    <w:lsdException w:name="Medium List 1 Accent 3" w:semiHidden="0" w:uiPriority="65" w:unhideWhenUsed="0"/>
-    <w:lsdException w:name="Medium List 2 Accent 3" w:semiHidden="0" w:uiPriority="66" w:unhideWhenUsed="0"/>
-    <w:lsdException w:name="Medium Grid 1 Accent 3" w:semiHidden="0" w:uiPriority="67" w:unhideWhenUsed="0"/>
-    <w:lsdException w:name="Medium Grid 2 Accent 3" w:semiHidden="0" w:uiPriority="68" w:unhideWhenUsed="0"/>
-    <w:lsdException w:name="Medium Grid 3 Accent 3" w:semiHidden="0" w:uiPriority="69" w:unhideWhenUsed="0"/>
-    <w:lsdException w:name="Dark List Accent 3" w:semiHidden="0" w:uiPriority="70" w:unhideWhenUsed="0"/>
-    <w:lsdException w:name="Colorful Shading Accent 3" w:semiHidden="0" w:uiPriority="71" w:unhideWhenUsed="0"/>
-    <w:lsdException w:name="Colorful List Accent 3" w:semiHidden="0" w:uiPriority="72" w:unhideWhenUsed="0"/>
-    <w:lsdException w:name="Colorful Grid Accent 3" w:semiHidden="0" w:uiPriority="73" w:unhideWhenUsed="0"/>
-    <w:lsdException w:name="Light Shading Accent 4" w:semiHidden="0" w:uiPriority="60" w:unhideWhenUsed="0"/>
-    <w:lsdException w:name="Light List Accent 4" w:semiHidden="0" w:uiPriority="61" w:unhideWhenUsed="0"/>
-    <w:lsdException w:name="Light Grid Accent 4" w:semiHidden="0" w:uiPriority="62" w:unhideWhenUsed="0"/>
-    <w:lsdException w:name="Medium Shading 1 Accent 4" w:semiHidden="0" w:uiPriority="63" w:unhideWhenUsed="0"/>
-    <w:lsdException w:name="Medium Shading 2 Accent 4" w:semiHidden="0" w:uiPriority="64" w:unhideWhenUsed="0"/>
-    <w:lsdException w:name="Medium List 1 Accent 4" w:semiHidden="0" w:uiPriority="65" w:unhideWhenUsed="0"/>
-    <w:lsdException w:name="Medium List 2 Accent 4" w:semiHidden="0" w:uiPriority="66" w:unhideWhenUsed="0"/>
-    <w:lsdException w:name="Medium Grid 1 Accent 4" w:semiHidden="0" w:uiPriority="67" w:unhideWhenUsed="0"/>
-    <w:lsdException w:name="Medium Grid 2 Accent 4" w:semiHidden="0" w:uiPriority="68" w:unhideWhenUsed="0"/>
-    <w:lsdException w:name="Medium Grid 3 Accent 4" w:semiHidden="0" w:uiPriority="69" w:unhideWhenUsed="0"/>
-    <w:lsdException w:name="Dark List Accent 4" w:semiHidden="0" w:uiPriority="70" w:unhideWhenUsed="0"/>
-    <w:lsdException w:name="Colorful Shading Accent 4" w:semiHidden="0" w:uiPriority="71" w:unhideWhenUsed="0"/>
-    <w:lsdException w:name="Colorful List Accent 4" w:semiHidden="0" w:uiPriority="72" w:unhideWhenUsed="0"/>
-    <w:lsdException w:name="Colorful Grid Accent 4" w:semiHidden="0" w:uiPriority="73" w:unhideWhenUsed="0"/>
-    <w:lsdException w:name="Light Shading Accent 5" w:semiHidden="0" w:uiPriority="60" w:unhideWhenUsed="0"/>
-    <w:lsdException w:name="Light List Accent 5" w:semiHidden="0" w:uiPriority="61" w:unhideWhenUsed="0"/>
-    <w:lsdException w:name="Light Grid Accent 5" w:semiHidden="0" w:uiPriority="62" w:unhideWhenUsed="0"/>
-    <w:lsdException w:name="Medium Shading 1 Accent 5" w:semiHidden="0" w:uiPriority="63" w:unhideWhenUsed="0"/>
-    <w:lsdException w:name="Medium Shading 2 Accent 5" w:semiHidden="0" w:uiPriority="64" w:unhideWhenUsed="0"/>
-    <w:lsdException w:name="Medium List 1 Accent 5" w:semiHidden="0" w:uiPriority="65" w:unhideWhenUsed="0"/>
-    <w:lsdException w:name="Medium List 2 Accent 5" w:semiHidden="0" w:uiPriority="66" w:unhideWhenUsed="0"/>
-    <w:lsdException w:name="Medium Grid 1 Accent 5" w:semiHidden="0" w:uiPriority="67" w:unhideWhenUsed="0"/>
-    <w:lsdException w:name="Medium Grid 2 Accent 5" w:semiHidden="0" w:uiPriority="68" w:unhideWhenUsed="0"/>
-    <w:lsdException w:name="Medium Grid 3 Accent 5" w:semiHidden="0" w:uiPriority="69" w:unhideWhenUsed="0"/>
-    <w:lsdException w:name="Dark List Accent 5" w:semiHidden="0" w:uiPriority="70" w:unhideWhenUsed="0"/>
-    <w:lsdException w:name="Colorful Shading Accent 5" w:semiHidden="0" w:uiPriority="71" w:unhideWhenUsed="0"/>
-    <w:lsdException w:name="Colorful List Accent 5" w:semiHidden="0" w:uiPriority="72" w:unhideWhenUsed="0"/>
-    <w:lsdException w:name="Colorful Grid Accent 5" w:semiHidden="0" w:uiPriority="73" w:unhideWhenUsed="0"/>
-    <w:lsdException w:name="Light Shading Accent 6" w:semiHidden="0" w:uiPriority="60" w:unhideWhenUsed="0"/>
-    <w:lsdException w:name="Light List Accent 6" w:semiHidden="0" w:uiPriority="61" w:unhideWhenUsed="0"/>
-    <w:lsdException w:name="Light Grid Accent 6" w:semiHidden="0" w:uiPriority="62" w:unhideWhenUsed="0"/>
-    <w:lsdException w:name="Medium Shading 1 Accent 6" w:semiHidden="0" w:uiPriority="63" w:unhideWhenUsed="0"/>
-    <w:lsdException w:name="Medium Shading 2 Accent 6" w:semiHidden="0" w:uiPriority="64" w:unhideWhenUsed="0"/>
-    <w:lsdException w:name="Medium List 1 Accent 6" w:semiHidden="0" w:uiPriority="65" w:unhideWhenUsed="0"/>
-    <w:lsdException w:name="Medium List 2 Accent 6" w:semiHidden="0" w:uiPriority="66" w:unhideWhenUsed="0"/>
-    <w:lsdException w:name="Medium Grid 1 Accent 6" w:semiHidden="0" w:uiPriority="67" w:unhideWhenUsed="0"/>
-    <w:lsdException w:name="Medium Grid 2 Accent 6" w:semiHidden="0" w:uiPriority="68" w:unhideWhenUsed="0"/>
-    <w:lsdException w:name="Medium Grid 3 Accent 6" w:semiHidden="0" w:uiPriority="69" w:unhideWhenUsed="0"/>
-    <w:lsdException w:name="Dark List Accent 6" w:semiHidden="0" w:uiPriority="70" w:unhideWhenUsed="0"/>
-    <w:lsdException w:name="Colorful Shading Accent 6" w:semiHidden="0" w:uiPriority="71" w:unhideWhenUsed="0"/>
-    <w:lsdException w:name="Colorful List Accent 6" w:semiHidden="0" w:uiPriority="72" w:unhideWhenUsed="0"/>
-    <w:lsdException w:name="Colorful Grid Accent 6" w:semiHidden="0" w:uiPriority="73" w:unhideWhenUsed="0"/>
-    <w:lsdException w:name="Subtle Emphasis" w:semiHidden="0" w:uiPriority="19" w:unhideWhenUsed="0" w:qFormat="1"/>
-    <w:lsdException w:name="Intense Emphasis" w:semiHidden="0" w:uiPriority="21" w:unhideWhenUsed="0" w:qFormat="1"/>
-    <w:lsdException w:name="Subtle Reference" w:semiHidden="0" w:uiPriority="31" w:unhideWhenUsed="0" w:qFormat="1"/>
-    <w:lsdException w:name="Intense Reference" w:semiHidden="0" w:uiPriority="32" w:unhideWhenUsed="0" w:qFormat="1"/>
-    <w:lsdException w:name="Book Title" w:semiHidden="0" w:uiPriority="33" w:unhideWhenUsed="0" w:qFormat="1"/>
-    <w:lsdException w:name="Bibliography" w:uiPriority="37"/>
-    <w:lsdException w:name="TOC Heading" w:uiPriority="39" w:qFormat="1"/>
-  </w:latentStyles>
-  <w:style w:type="paragraph" w:default="1" w:styleId="Normal">
-    <w:name w:val="Normal"/>
-    <w:qFormat/>
-  </w:style>
-  <w:style w:type="paragraph" w:styleId="Heading3">
-    <w:name w:val="heading 3"/>
-    <w:basedOn w:val="Normal"/>
-    <w:link w:val="Heading3Char"/>
-    <w:uiPriority w:val="9"/>
-    <w:qFormat/>
-    <w:rsid w:val="00235135"/>
-    <w:pPr>
-      <w:spacing w:before="100" w:beforeAutospacing="1" w:after="100" w:afterAutospacing="1" w:line="240" w:lineRule="auto"/>
-      <w:outlineLvl w:val="2"/>
-    </w:pPr>
-    <w:rPr>
-      <w:rFonts w:ascii="Times New Roman" w:eastAsia="Times New Roman" w:hAnsi="Times New Roman" w:cs="Times New Roman"/>
-      <w:b/>
-      <w:bCs/>
-      <w:sz w:val="27"/>
-      <w:szCs w:val="27"/>
-    </w:rPr>
-  </w:style>
-  <w:style w:type="character" w:default="1" w:styleId="DefaultParagraphFont">
-    <w:name w:val="Default Paragraph Font"/>
-    <w:uiPriority w:val="1"/>
-    <w:semiHidden/>
-    <w:unhideWhenUsed/>
-  </w:style>
-  <w:style w:type="table" w:default="1" w:styleId="TableNormal">
-    <w:name w:val="Normal Table"/>
-    <w:uiPriority w:val="99"/>
-    <w:semiHidden/>
-    <w:unhideWhenUsed/>
-    <w:tblPr>
-      <w:tblInd w:w="0" w:type="dxa"/>
-      <w:tblCellMar>
-        <w:top w:w="0" w:type="dxa"/>
-        <w:left w:w="108" w:type="dxa"/>
-        <w:bottom w:w="0" w:type="dxa"/>
-        <w:right w:w="108" w:type="dxa"/>
-      </w:tblCellMar>
-    </w:tblPr>
-  </w:style>
-  <w:style w:type="numbering" w:default="1" w:styleId="NoList">
-    <w:name w:val="No List"/>
-    <w:uiPriority w:val="99"/>
-    <w:semiHidden/>
-    <w:unhideWhenUsed/>
-  </w:style>
-  <w:style w:type="character" w:customStyle="1" w:styleId="Heading3Char">
-    <w:name w:val="Heading 3 Char"/>
-    <w:basedOn w:val="DefaultParagraphFont"/>
-    <w:link w:val="Heading3"/>
-    <w:uiPriority w:val="9"/>
-    <w:rsid w:val="00235135"/>
-    <w:rPr>
-      <w:rFonts w:ascii="Times New Roman" w:eastAsia="Times New Roman" w:hAnsi="Times New Roman" w:cs="Times New Roman"/>
-      <w:b/>
-      <w:bCs/>
-      <w:sz w:val="27"/>
-      <w:szCs w:val="27"/>
-    </w:rPr>
-  </w:style>
-  <w:style w:type="character" w:styleId="Strong">
-    <w:name w:val="Strong"/>
-    <w:basedOn w:val="DefaultParagraphFont"/>
-    <w:uiPriority w:val="22"/>
-    <w:qFormat/>
-    <w:rsid w:val="00235135"/>
-    <w:rPr>
-      <w:b/>
-      <w:bCs/>
-    </w:rPr>
-  </w:style>
-  <w:style w:type="paragraph" w:styleId="NormalWeb">
-    <w:name w:val="Normal (Web)"/>
-    <w:basedOn w:val="Normal"/>
-    <w:uiPriority w:val="99"/>
-    <w:semiHidden/>
-    <w:unhideWhenUsed/>
-    <w:rsid w:val="00235135"/>
-    <w:pPr>
-      <w:spacing w:before="100" w:beforeAutospacing="1" w:after="100" w:afterAutospacing="1" w:line="240" w:lineRule="auto"/>
-    </w:pPr>
-    <w:rPr>
-      <w:rFonts w:ascii="Times New Roman" w:eastAsia="Times New Roman" w:hAnsi="Times New Roman" w:cs="Times New Roman"/>
-      <w:sz w:val="24"/>
-      <w:szCs w:val="24"/>
-    </w:rPr>
-  </w:style>
-  <w:style w:type="character" w:styleId="HTMLCode">
-    <w:name w:val="HTML Code"/>
-    <w:basedOn w:val="DefaultParagraphFont"/>
-    <w:uiPriority w:val="99"/>
-    <w:semiHidden/>
-    <w:unhideWhenUsed/>
-    <w:rsid w:val="00235135"/>
-    <w:rPr>
-      <w:rFonts w:ascii="Courier New" w:eastAsia="Times New Roman" w:hAnsi="Courier New" w:cs="Courier New"/>
-      <w:sz w:val="20"/>
-      <w:szCs w:val="20"/>
-    </w:rPr>
-  </w:style>
-  <w:style w:type="paragraph" w:styleId="HTMLPreformatted">
-    <w:name w:val="HTML Preformatted"/>
-    <w:basedOn w:val="Normal"/>
-    <w:link w:val="HTMLPreformattedChar"/>
-    <w:uiPriority w:val="99"/>
-    <w:semiHidden/>
-    <w:unhideWhenUsed/>
-    <w:rsid w:val="00235135"/>
-    <w:pPr>
-      <w:tabs>
-        <w:tab w:val="left" w:pos="916"/>
-        <w:tab w:val="left" w:pos="1832"/>
-        <w:tab w:val="left" w:pos="2748"/>
-        <w:tab w:val="left" w:pos="3664"/>
-        <w:tab w:val="left" w:pos="4580"/>
-        <w:tab w:val="left" w:pos="5496"/>
-        <w:tab w:val="left" w:pos="6412"/>
-        <w:tab w:val="left" w:pos="7328"/>
-        <w:tab w:val="left" w:pos="8244"/>
-        <w:tab w:val="left" w:pos="9160"/>
-        <w:tab w:val="left" w:pos="10076"/>
-        <w:tab w:val="left" w:pos="10992"/>
-        <w:tab w:val="left" w:pos="11908"/>
-        <w:tab w:val="left" w:pos="12824"/>
-        <w:tab w:val="left" w:pos="13740"/>
-        <w:tab w:val="left" w:pos="14656"/>
-      </w:tabs>
-      <w:spacing w:after="0" w:line="240" w:lineRule="auto"/>
-    </w:pPr>
-    <w:rPr>
-      <w:rFonts w:ascii="Courier New" w:eastAsia="Times New Roman" w:hAnsi="Courier New" w:cs="Courier New"/>
-      <w:sz w:val="20"/>
-      <w:szCs w:val="20"/>
-    </w:rPr>
-  </w:style>
-  <w:style w:type="character" w:customStyle="1" w:styleId="HTMLPreformattedChar">
-    <w:name w:val="HTML Preformatted Char"/>
-    <w:basedOn w:val="DefaultParagraphFont"/>
-    <w:link w:val="HTMLPreformatted"/>
-    <w:uiPriority w:val="99"/>
-    <w:semiHidden/>
-    <w:rsid w:val="00235135"/>
-    <w:rPr>
-      <w:rFonts w:ascii="Courier New" w:eastAsia="Times New Roman" w:hAnsi="Courier New" w:cs="Courier New"/>
-      <w:sz w:val="20"/>
-      <w:szCs w:val="20"/>
-    </w:rPr>
-  </w:style>
-  <w:style w:type="character" w:customStyle="1" w:styleId="hljs-keyword">
-    <w:name w:val="hljs-keyword"/>
-    <w:basedOn w:val="DefaultParagraphFont"/>
-    <w:rsid w:val="00235135"/>
-  </w:style>
-  <w:style w:type="character" w:customStyle="1" w:styleId="hljs-title">
-    <w:name w:val="hljs-title"/>
-    <w:basedOn w:val="DefaultParagraphFont"/>
-    <w:rsid w:val="00235135"/>
-  </w:style>
-  <w:style w:type="character" w:customStyle="1" w:styleId="hljs-attr">
-    <w:name w:val="hljs-attr"/>
-    <w:basedOn w:val="DefaultParagraphFont"/>
-    <w:rsid w:val="00235135"/>
-  </w:style>
-  <w:style w:type="character" w:customStyle="1" w:styleId="hljs-string">
-    <w:name w:val="hljs-string"/>
-    <w:basedOn w:val="DefaultParagraphFont"/>
-    <w:rsid w:val="00235135"/>
-  </w:style>
-  <w:style w:type="character" w:customStyle="1" w:styleId="hljs-function">
-    <w:name w:val="hljs-function"/>
-    <w:basedOn w:val="DefaultParagraphFont"/>
-    <w:rsid w:val="009542DD"/>
-  </w:style>
-  <w:style w:type="character" w:customStyle="1" w:styleId="hljs-tag">
-    <w:name w:val="hljs-tag"/>
-    <w:basedOn w:val="DefaultParagraphFont"/>
-    <w:rsid w:val="009542DD"/>
-  </w:style>
-  <w:style w:type="character" w:customStyle="1" w:styleId="hljs-name">
-    <w:name w:val="hljs-name"/>
-    <w:basedOn w:val="DefaultParagraphFont"/>
-    <w:rsid w:val="009542DD"/>
-  </w:style>
-</w:styles>
-</file>
-
-<file path=word/stylesWithEffects.xml><?xml version="1.0" encoding="utf-8"?>
-<w:styles xmlns:wpc="http://schemas.microsoft.com/office/word/2010/wordprocessingCanvas" xmlns:mc="http://schemas.openxmlformats.org/markup-compatibility/2006" xmlns:o="urn:schemas-microsoft-com:office:office" xmlns:r="http://schemas.openxmlformats.org/officeDocument/2006/relationships" xmlns:m="http://schemas.openxmlformats.org/officeDocument/2006/math" xmlns:v="urn:schemas-microsoft-com:vml" xmlns:wp14="http://schemas.microsoft.com/office/word/2010/wordprocessingDrawing" xmlns:wp="http://schemas.openxmlformats.org/drawingml/2006/wordprocessingDrawing" xmlns:w10="urn:schemas-microsoft-com:office:word" xmlns:w="http://schemas.openxmlformats.org/wordprocessingml/2006/main" xmlns:w14="http://schemas.microsoft.com/office/word/2010/wordml" xmlns:wpg="http://schemas.microsoft.com/office/word/2010/wordprocessingGroup" xmlns:wpi="http://schemas.microsoft.com/office/word/2010/wordprocessingInk" xmlns:wne="http://schemas.microsoft.com/office/word/2006/wordml" xmlns:wps="http://schemas.microsoft.com/office/word/2010/wordprocessingShape" mc:Ignorable="w14 wp14">
-  <w:docDefaults>
-    <w:rPrDefault>
-      <w:rPr>
-        <w:rFonts w:asciiTheme="minorHAnsi" w:eastAsiaTheme="minorHAnsi" w:hAnsiTheme="minorHAnsi" w:cstheme="minorBidi"/>
-        <w:sz w:val="22"/>
-        <w:szCs w:val="22"/>
-        <w:lang w:val="en-US" w:eastAsia="en-US" w:bidi="ar-SA"/>
-      </w:rPr>
-    </w:rPrDefault>
-    <w:pPrDefault>
-      <w:pPr>
-        <w:spacing w:after="200" w:line="276" w:lineRule="auto"/>
-      </w:pPr>
-    </w:pPrDefault>
-  </w:docDefaults>
-  <w:latentStyles w:defLockedState="0" w:defUIPriority="99" w:defSemiHidden="1" w:defUnhideWhenUsed="1" w:defQFormat="0" w:count="267">
-    <w:lsdException w:name="Normal" w:semiHidden="0" w:uiPriority="0" w:unhideWhenUsed="0" w:qFormat="1"/>
-    <w:lsdException w:name="heading 1" w:semiHidden="0" w:uiPriority="9" w:unhideWhenUsed="0" w:qFormat="1"/>
-    <w:lsdException w:name="heading 2" w:uiPriority="9" w:qFormat="1"/>
-    <w:lsdException w:name="heading 3" w:uiPriority="9" w:qFormat="1"/>
-    <w:lsdException w:name="heading 4" w:uiPriority="9" w:qFormat="1"/>
-    <w:lsdException w:name="heading 5" w:uiPriority="9" w:qFormat="1"/>
-    <w:lsdException w:name="heading 6" w:uiPriority="9" w:qFormat="1"/>
-    <w:lsdException w:name="heading 7" w:uiPriority="9" w:qFormat="1"/>
-    <w:lsdException w:name="heading 8" w:uiPriority="9" w:qFormat="1"/>
-    <w:lsdException w:name="heading 9" w:uiPriority="9" w:qFormat="1"/>
-    <w:lsdException w:name="toc 1" w:uiPriority="39"/>
-    <w:lsdException w:name="toc 2" w:uiPriority="39"/>
-    <w:lsdException w:name="toc 3" w:uiPriority="39"/>
-    <w:lsdException w:name="toc 4" w:uiPriority="39"/>
-    <w:lsdException w:name="toc 5" w:uiPriority="39"/>
-    <w:lsdException w:name="toc 6" w:uiPriority="39"/>
-    <w:lsdException w:name="toc 7" w:uiPriority="39"/>
-    <w:lsdException w:name="toc 8" w:uiPriority="39"/>
-    <w:lsdException w:name="toc 9" w:uiPriority="39"/>
-    <w:lsdException w:name="caption" w:uiPriority="35" w:qFormat="1"/>
-    <w:lsdException w:name="Title" w:semiHidden="0" w:uiPriority="10" w:unhideWhenUsed="0" w:qFormat="1"/>
-    <w:lsdException w:name="Default Paragraph Font" w:uiPriority="1"/>
-    <w:lsdException w:name="Subtitle" w:semiHidden="0" w:uiPriority="11" w:unhideWhenUsed="0" w:qFormat="1"/>
-    <w:lsdException w:name="Strong" w:semiHidden="0" w:uiPriority="22" w:unhideWhenUsed="0" w:qFormat="1"/>
-    <w:lsdException w:name="Emphasis" w:semiHidden="0" w:uiPriority="20" w:unhideWhenUsed="0" w:qFormat="1"/>
-    <w:lsdException w:name="Table Grid" w:semiHidden="0" w:uiPriority="59" w:unhideWhenUsed="0"/>
-    <w:lsdException w:name="Placeholder Text" w:unhideWhenUsed="0"/>
-    <w:lsdException w:name="No Spacing" w:semiHidden="0" w:uiPriority="1" w:unhideWhenUsed="0" w:qFormat="1"/>
-    <w:lsdException w:name="Light Shading" w:semiHidden="0" w:uiPriority="60" w:unhideWhenUsed="0"/>
-    <w:lsdException w:name="Light List" w:semiHidden="0" w:uiPriority="61" w:unhideWhenUsed="0"/>
-    <w:lsdException w:name="Light Grid" w:semiHidden="0" w:uiPriority="62" w:unhideWhenUsed="0"/>
-    <w:lsdException w:name="Medium Shading 1" w:semiHidden="0" w:uiPriority="63" w:unhideWhenUsed="0"/>
-    <w:lsdException w:name="Medium Shading 2" w:semiHidden="0" w:uiPriority="64" w:unhideWhenUsed="0"/>
-    <w:lsdException w:name="Medium List 1" w:semiHidden="0" w:uiPriority="65" w:unhideWhenUsed="0"/>
-    <w:lsdException w:name="Medium List 2" w:semiHidden="0" w:uiPriority="66" w:unhideWhenUsed="0"/>
-    <w:lsdException w:name="Medium Grid 1" w:semiHidden="0" w:uiPriority="67" w:unhideWhenUsed="0"/>
-    <w:lsdException w:name="Medium Grid 2" w:semiHidden="0" w:uiPriority="68" w:unhideWhenUsed="0"/>
-    <w:lsdException w:name="Medium Grid 3" w:semiHidden="0" w:uiPriority="69" w:unhideWhenUsed="0"/>
-    <w:lsdException w:name="Dark List" w:semiHidden="0" w:uiPriority="70" w:unhideWhenUsed="0"/>
-    <w:lsdException w:name="Colorful Shading" w:semiHidden="0" w:uiPriority="71" w:unhideWhenUsed="0"/>
-    <w:lsdException w:name="Colorful List" w:semiHidden="0" w:uiPriority="72" w:unhideWhenUsed="0"/>
-    <w:lsdException w:name="Colorful Grid" w:semiHidden="0" w:uiPriority="73" w:unhideWhenUsed="0"/>
-    <w:lsdException w:name="Light Shading Accent 1" w:semiHidden="0" w:uiPriority="60" w:unhideWhenUsed="0"/>
-    <w:lsdException w:name="Light List Accent 1" w:semiHidden="0" w:uiPriority="61" w:unhideWhenUsed="0"/>
-    <w:lsdException w:name="Light Grid Accent 1" w:semiHidden="0" w:uiPriority="62" w:unhideWhenUsed="0"/>
-    <w:lsdException w:name="Medium Shading 1 Accent 1" w:semiHidden="0" w:uiPriority="63" w:unhideWhenUsed="0"/>
-    <w:lsdException w:name="Medium Shading 2 Accent 1" w:semiHidden="0" w:uiPriority="64" w:unhideWhenUsed="0"/>
-    <w:lsdException w:name="Medium List 1 Accent 1" w:semiHidden="0" w:uiPriority="65" w:unhideWhenUsed="0"/>
-    <w:lsdException w:name="Revision" w:unhideWhenUsed="0"/>
-    <w:lsdException w:name="List Paragraph" w:semiHidden="0" w:uiPriority="34" w:unhideWhenUsed="0" w:qFormat="1"/>
-    <w:lsdException w:name="Quote" w:semiHidden="0" w:uiPriority="29" w:unhideWhenUsed="0" w:qFormat="1"/>
-    <w:lsdException w:name="Intense Quote" w:semiHidden="0" w:uiPriority="30" w:unhideWhenUsed="0" w:qFormat="1"/>
-    <w:lsdException w:name="Medium List 2 Accent 1" w:semiHidden="0" w:uiPriority="66" w:unhideWhenUsed="0"/>
-    <w:lsdException w:name="Medium Grid 1 Accent 1" w:semiHidden="0" w:uiPriority="67" w:unhideWhenUsed="0"/>
-    <w:lsdException w:name="Medium Grid 2 Accent 1" w:semiHidden="0" w:uiPriority="68" w:unhideWhenUsed="0"/>
-    <w:lsdException w:name="Medium Grid 3 Accent 1" w:semiHidden="0" w:uiPriority="69" w:unhideWhenUsed="0"/>
-    <w:lsdException w:name="Dark List Accent 1" w:semiHidden="0" w:uiPriority="70" w:unhideWhenUsed="0"/>
-    <w:lsdException w:name="Colorful Shading Accent 1" w:semiHidden="0" w:uiPriority="71" w:unhideWhenUsed="0"/>
-    <w:lsdException w:name="Colorful List Accent 1" w:semiHidden="0" w:uiPriority="72" w:unhideWhenUsed="0"/>
-    <w:lsdException w:name="Colorful Grid Accent 1" w:semiHidden="0" w:uiPriority="73" w:unhideWhenUsed="0"/>
-    <w:lsdException w:name="Light Shading Accent 2" w:semiHidden="0" w:uiPriority="60" w:unhideWhenUsed="0"/>
-    <w:lsdException w:name="Light List Accent 2" w:semiHidden="0" w:uiPriority="61" w:unhideWhenUsed="0"/>
-    <w:lsdException w:name="Light Grid Accent 2" w:semiHidden="0" w:uiPriority="62" w:unhideWhenUsed="0"/>
-    <w:lsdException w:name="Medium Shading 1 Accent 2" w:semiHidden="0" w:uiPriority="63" w:unhideWhenUsed="0"/>
-    <w:lsdException w:name="Medium Shading 2 Accent 2" w:semiHidden="0" w:uiPriority="64" w:unhideWhenUsed="0"/>
-    <w:lsdException w:name="Medium List 1 Accent 2" w:semiHidden="0" w:uiPriority="65" w:unhideWhenUsed="0"/>
-    <w:lsdException w:name="Medium List 2 Accent 2" w:semiHidden="0" w:uiPriority="66" w:unhideWhenUsed="0"/>
-    <w:lsdException w:name="Medium Grid 1 Accent 2" w:semiHidden="0" w:uiPriority="67" w:unhideWhenUsed="0"/>
-    <w:lsdException w:name="Medium Grid 2 Accent 2" w:semiHidden="0" w:uiPriority="68" w:unhideWhenUsed="0"/>
-    <w:lsdException w:name="Medium Grid 3 Accent 2" w:semiHidden="0" w:uiPriority="69" w:unhideWhenUsed="0"/>
-    <w:lsdException w:name="Dark List Accent 2" w:semiHidden="0" w:uiPriority="70" w:unhideWhenUsed="0"/>
-    <w:lsdException w:name="Colorful Shading Accent 2" w:semiHidden="0" w:uiPriority="71" w:unhideWhenUsed="0"/>
-    <w:lsdException w:name="Colorful List Accent 2" w:semiHidden="0" w:uiPriority="72" w:unhideWhenUsed="0"/>
-    <w:lsdException w:name="Colorful Grid Accent 2" w:semiHidden="0" w:uiPriority="73" w:unhideWhenUsed="0"/>
-    <w:lsdException w:name="Light Shading Accent 3" w:semiHidden="0" w:uiPriority="60" w:unhideWhenUsed="0"/>
-    <w:lsdException w:name="Light List Accent 3" w:semiHidden="0" w:uiPriority="61" w:unhideWhenUsed="0"/>
-    <w:lsdException w:name="Light Grid Accent 3" w:semiHidden="0" w:uiPriority="62" w:unhideWhenUsed="0"/>
-    <w:lsdException w:name="Medium Shading 1 Accent 3" w:semiHidden="0" w:uiPriority="63" w:unhideWhenUsed="0"/>
-    <w:lsdException w:name="Medium Shading 2 Accent 3" w:semiHidden="0" w:uiPriority="64" w:unhideWhenUsed="0"/>
-    <w:lsdException w:name="Medium List 1 Accent 3" w:semiHidden="0" w:uiPriority="65" w:unhideWhenUsed="0"/>
-    <w:lsdException w:name="Medium List 2 Accent 3" w:semiHidden="0" w:uiPriority="66" w:unhideWhenUsed="0"/>
-    <w:lsdException w:name="Medium Grid 1 Accent 3" w:semiHidden="0" w:uiPriority="67" w:unhideWhenUsed="0"/>
-    <w:lsdException w:name="Medium Grid 2 Accent 3" w:semiHidden="0" w:uiPriority="68" w:unhideWhenUsed="0"/>
-    <w:lsdException w:name="Medium Grid 3 Accent 3" w:semiHidden="0" w:uiPriority="69" w:unhideWhenUsed="0"/>
-    <w:lsdException w:name="Dark List Accent 3" w:semiHidden="0" w:uiPriority="70" w:unhideWhenUsed="0"/>
-    <w:lsdException w:name="Colorful Shading Accent 3" w:semiHidden="0" w:uiPriority="71" w:unhideWhenUsed="0"/>
-    <w:lsdException w:name="Colorful List Accent 3" w:semiHidden="0" w:uiPriority="72" w:unhideWhenUsed="0"/>
-    <w:lsdException w:name="Colorful Grid Accent 3" w:semiHidden="0" w:uiPriority="73" w:unhideWhenUsed="0"/>
-    <w:lsdException w:name="Light Shading Accent 4" w:semiHidden="0" w:uiPriority="60" w:unhideWhenUsed="0"/>
-    <w:lsdException w:name="Light List Accent 4" w:semiHidden="0" w:uiPriority="61" w:unhideWhenUsed="0"/>
-    <w:lsdException w:name="Light Grid Accent 4" w:semiHidden="0" w:uiPriority="62" w:unhideWhenUsed="0"/>
-    <w:lsdException w:name="Medium Shading 1 Accent 4" w:semiHidden="0" w:uiPriority="63" w:unhideWhenUsed="0"/>
-    <w:lsdException w:name="Medium Shading 2 Accent 4" w:semiHidden="0" w:uiPriority="64" w:unhideWhenUsed="0"/>
-    <w:lsdException w:name="Medium List 1 Accent 4" w:semiHidden="0" w:uiPriority="65" w:unhideWhenUsed="0"/>
-    <w:lsdException w:name="Medium List 2 Accent 4" w:semiHidden="0" w:uiPriority="66" w:unhideWhenUsed="0"/>
-    <w:lsdException w:name="Medium Grid 1 Accent 4" w:semiHidden="0" w:uiPriority="67" w:unhideWhenUsed="0"/>
-    <w:lsdException w:name="Medium Grid 2 Accent 4" w:semiHidden="0" w:uiPriority="68" w:unhideWhenUsed="0"/>
-    <w:lsdException w:name="Medium Grid 3 Accent 4" w:semiHidden="0" w:uiPriority="69" w:unhideWhenUsed="0"/>
-    <w:lsdException w:name="Dark List Accent 4" w:semiHidden="0" w:uiPriority="70" w:unhideWhenUsed="0"/>
-    <w:lsdException w:name="Colorful Shading Accent 4" w:semiHidden="0" w:uiPriority="71" w:unhideWhenUsed="0"/>
-    <w:lsdException w:name="Colorful List Accent 4" w:semiHidden="0" w:uiPriority="72" w:unhideWhenUsed="0"/>
-    <w:lsdException w:name="Colorful Grid Accent 4" w:semiHidden="0" w:uiPriority="73" w:unhideWhenUsed="0"/>
-    <w:lsdException w:name="Light Shading Accent 5" w:semiHidden="0" w:uiPriority="60" w:unhideWhenUsed="0"/>
-    <w:lsdException w:name="Light List Accent 5" w:semiHidden="0" w:uiPriority="61" w:unhideWhenUsed="0"/>
-    <w:lsdException w:name="Light Grid Accent 5" w:semiHidden="0" w:uiPriority="62" w:unhideWhenUsed="0"/>
-    <w:lsdException w:name="Medium Shading 1 Accent 5" w:semiHidden="0" w:uiPriority="63" w:unhideWhenUsed="0"/>
-    <w:lsdException w:name="Medium Shading 2 Accent 5" w:semiHidden="0" w:uiPriority="64" w:unhideWhenUsed="0"/>
-    <w:lsdException w:name="Medium List 1 Accent 5" w:semiHidden="0" w:uiPriority="65" w:unhideWhenUsed="0"/>
-    <w:lsdException w:name="Medium List 2 Accent 5" w:semiHidden="0" w:uiPriority="66" w:unhideWhenUsed="0"/>
-    <w:lsdException w:name="Medium Grid 1 Accent 5" w:semiHidden="0" w:uiPriority="67" w:unhideWhenUsed="0"/>
-    <w:lsdException w:name="Medium Grid 2 Accent 5" w:semiHidden="0" w:uiPriority="68" w:unhideWhenUsed="0"/>
-    <w:lsdException w:name="Medium Grid 3 Accent 5" w:semiHidden="0" w:uiPriority="69" w:unhideWhenUsed="0"/>
-    <w:lsdException w:name="Dark List Accent 5" w:semiHidden="0" w:uiPriority="70" w:unhideWhenUsed="0"/>
-    <w:lsdException w:name="Colorful Shading Accent 5" w:semiHidden="0" w:uiPriority="71" w:unhideWhenUsed="0"/>
-    <w:lsdException w:name="Colorful List Accent 5" w:semiHidden="0" w:uiPriority="72" w:unhideWhenUsed="0"/>
-    <w:lsdException w:name="Colorful Grid Accent 5" w:semiHidden="0" w:uiPriority="73" w:unhideWhenUsed="0"/>
-    <w:lsdException w:name="Light Shading Accent 6" w:semiHidden="0" w:uiPriority="60" w:unhideWhenUsed="0"/>
-    <w:lsdException w:name="Light List Accent 6" w:semiHidden="0" w:uiPriority="61" w:unhideWhenUsed="0"/>
-    <w:lsdException w:name="Light Grid Accent 6" w:semiHidden="0" w:uiPriority="62" w:unhideWhenUsed="0"/>
-    <w:lsdException w:name="Medium Shading 1 Accent 6" w:semiHidden="0" w:uiPriority="63" w:unhideWhenUsed="0"/>
-    <w:lsdException w:name="Medium Shading 2 Accent 6" w:semiHidden="0" w:uiPriority="64" w:unhideWhenUsed="0"/>
-    <w:lsdException w:name="Medium List 1 Accent 6" w:semiHidden="0" w:uiPriority="65" w:unhideWhenUsed="0"/>
-    <w:lsdException w:name="Medium List 2 Accent 6" w:semiHidden="0" w:uiPriority="66" w:unhideWhenUsed="0"/>
-    <w:lsdException w:name="Medium Grid 1 Accent 6" w:semiHidden="0" w:uiPriority="67" w:unhideWhenUsed="0"/>
-    <w:lsdException w:name="Medium Grid 2 Accent 6" w:semiHidden="0" w:uiPriority="68" w:unhideWhenUsed="0"/>
-    <w:lsdException w:name="Medium Grid 3 Accent 6" w:semiHidden="0" w:uiPriority="69" w:unhideWhenUsed="0"/>
-    <w:lsdException w:name="Dark List Accent 6" w:semiHidden="0" w:uiPriority="70" w:unhideWhenUsed="0"/>
-    <w:lsdException w:name="Colorful Shading Accent 6" w:semiHidden="0" w:uiPriority="71" w:unhideWhenUsed="0"/>
-    <w:lsdException w:name="Colorful List Accent 6" w:semiHidden="0" w:uiPriority="72" w:unhideWhenUsed="0"/>
-    <w:lsdException w:name="Colorful Grid Accent 6" w:semiHidden="0" w:uiPriority="73" w:unhideWhenUsed="0"/>
-    <w:lsdException w:name="Subtle Emphasis" w:semiHidden="0" w:uiPriority="19" w:unhideWhenUsed="0" w:qFormat="1"/>
-    <w:lsdException w:name="Intense Emphasis" w:semiHidden="0" w:uiPriority="21" w:unhideWhenUsed="0" w:qFormat="1"/>
-    <w:lsdException w:name="Subtle Reference" w:semiHidden="0" w:uiPriority="31" w:unhideWhenUsed="0" w:qFormat="1"/>
-    <w:lsdException w:name="Intense Reference" w:semiHidden="0" w:uiPriority="32" w:unhideWhenUsed="0" w:qFormat="1"/>
-    <w:lsdException w:name="Book Title" w:semiHidden="0" w:uiPriority="33" w:unhideWhenUsed="0" w:qFormat="1"/>
-    <w:lsdException w:name="Bibliography" w:uiPriority="37"/>
-    <w:lsdException w:name="TOC Heading" w:uiPriority="39" w:qFormat="1"/>
+  <w:latentStyles w:defLockedState="0" w:defUIPriority="99" w:defSemiHidden="0" w:defUnhideWhenUsed="0" w:defQFormat="0" w:count="376">
+    <w:lsdException w:name="Normal" w:uiPriority="0" w:qFormat="1"/>
+    <w:lsdException w:name="heading 1" w:uiPriority="9" w:qFormat="1"/>
+    <w:lsdException w:name="heading 2" w:semiHidden="1" w:uiPriority="9" w:unhideWhenUsed="1" w:qFormat="1"/>
+    <w:lsdException w:name="heading 3" w:semiHidden="1" w:uiPriority="9" w:unhideWhenUsed="1" w:qFormat="1"/>
+    <w:lsdException w:name="heading 4" w:semiHidden="1" w:uiPriority="9" w:unhideWhenUsed="1" w:qFormat="1"/>
+    <w:lsdException w:name="heading 5" w:semiHidden="1" w:uiPriority="9" w:unhideWhenUsed="1" w:qFormat="1"/>
+    <w:lsdException w:name="heading 6" w:semiHidden="1" w:uiPriority="9" w:unhideWhenUsed="1" w:qFormat="1"/>
+    <w:lsdException w:name="heading 7" w:semiHidden="1" w:uiPriority="9" w:unhideWhenUsed="1" w:qFormat="1"/>
+    <w:lsdException w:name="heading 8" w:semiHidden="1" w:uiPriority="9" w:unhideWhenUsed="1" w:qFormat="1"/>
+    <w:lsdException w:name="heading 9" w:semiHidden="1" w:uiPriority="9" w:unhideWhenUsed="1" w:qFormat="1"/>
+    <w:lsdException w:name="index 1" w:semiHidden="1" w:unhideWhenUsed="1"/>
+    <w:lsdException w:name="index 2" w:semiHidden="1" w:unhideWhenUsed="1"/>
+    <w:lsdException w:name="index 3" w:semiHidden="1" w:unhideWhenUsed="1"/>
+    <w:lsdException w:name="index 4" w:semiHidden="1" w:unhideWhenUsed="1"/>
+    <w:lsdException w:name="index 5" w:semiHidden="1" w:unhideWhenUsed="1"/>
+    <w:lsdException w:name="index 6" w:semiHidden="1" w:unhideWhenUsed="1"/>
+    <w:lsdException w:name="index 7" w:semiHidden="1" w:unhideWhenUsed="1"/>
+    <w:lsdException w:name="index 8" w:semiHidden="1" w:unhideWhenUsed="1"/>
+    <w:lsdException w:name="index 9" w:semiHidden="1" w:unhideWhenUsed="1"/>
+    <w:lsdException w:name="toc 1" w:semiHidden="1" w:uiPriority="39" w:unhideWhenUsed="1"/>
+    <w:lsdException w:name="toc 2" w:semiHidden="1" w:uiPriority="39" w:unhideWhenUsed="1"/>
+    <w:lsdException w:name="toc 3" w:semiHidden="1" w:uiPriority="39" w:unhideWhenUsed="1"/>
+    <w:lsdException w:name="toc 4" w:semiHidden="1" w:uiPriority="39" w:unhideWhenUsed="1"/>
+    <w:lsdException w:name="toc 5" w:semiHidden="1" w:uiPriority="39" w:unhideWhenUsed="1"/>
+    <w:lsdException w:name="toc 6" w:semiHidden="1" w:uiPriority="39" w:unhideWhenUsed="1"/>
+    <w:lsdException w:name="toc 7" w:semiHidden="1" w:uiPriority="39" w:unhideWhenUsed="1"/>
+    <w:lsdException w:name="toc 8" w:semiHidden="1" w:uiPriority="39" w:unhideWhenUsed="1"/>
+    <w:lsdException w:name="toc 9" w:semiHidden="1" w:uiPriority="39" w:unhideWhenUsed="1"/>
+    <w:lsdException w:name="Normal Indent" w:semiHidden="1" w:unhideWhenUsed="1"/>
+    <w:lsdException w:name="footnote text" w:semiHidden="1" w:unhideWhenUsed="1"/>
+    <w:lsdException w:name="annotation text" w:semiHidden="1" w:unhideWhenUsed="1"/>
+    <w:lsdException w:name="header" w:semiHidden="1" w:unhideWhenUsed="1"/>
+    <w:lsdException w:name="footer" w:semiHidden="1" w:unhideWhenUsed="1"/>
+    <w:lsdException w:name="index heading" w:semiHidden="1" w:unhideWhenUsed="1"/>
+    <w:lsdException w:name="caption" w:semiHidden="1" w:uiPriority="35" w:unhideWhenUsed="1" w:qFormat="1"/>
+    <w:lsdException w:name="table of figures" w:semiHidden="1" w:unhideWhenUsed="1"/>
+    <w:lsdException w:name="envelope address" w:semiHidden="1" w:unhideWhenUsed="1"/>
+    <w:lsdException w:name="envelope return" w:semiHidden="1" w:unhideWhenUsed="1"/>
+    <w:lsdException w:name="footnote reference" w:semiHidden="1" w:unhideWhenUsed="1"/>
+    <w:lsdException w:name="annotation reference" w:semiHidden="1" w:unhideWhenUsed="1"/>
+    <w:lsdException w:name="line number" w:semiHidden="1" w:unhideWhenUsed="1"/>
+    <w:lsdException w:name="page number" w:semiHidden="1" w:unhideWhenUsed="1"/>
+    <w:lsdException w:name="endnote reference" w:semiHidden="1" w:unhideWhenUsed="1"/>
+    <w:lsdException w:name="endnote text" w:semiHidden="1" w:unhideWhenUsed="1"/>
+    <w:lsdException w:name="table of authorities" w:semiHidden="1" w:unhideWhenUsed="1"/>
+    <w:lsdException w:name="macro" w:semiHidden="1" w:unhideWhenUsed="1"/>
+    <w:lsdException w:name="toa heading" w:semiHidden="1" w:unhideWhenUsed="1"/>
+    <w:lsdException w:name="List" w:semiHidden="1" w:unhideWhenUsed="1"/>
+    <w:lsdException w:name="List Bullet" w:semiHidden="1" w:unhideWhenUsed="1"/>
+    <w:lsdException w:name="List Number" w:semiHidden="1" w:unhideWhenUsed="1"/>
+    <w:lsdException w:name="List 2" w:semiHidden="1" w:unhideWhenUsed="1"/>
+    <w:lsdException w:name="List 3" w:semiHidden="1" w:unhideWhenUsed="1"/>
+    <w:lsdException w:name="List 4" w:semiHidden="1" w:unhideWhenUsed="1"/>
+    <w:lsdException w:name="List 5" w:semiHidden="1" w:unhideWhenUsed="1"/>
+    <w:lsdException w:name="List Bullet 2" w:semiHidden="1" w:unhideWhenUsed="1"/>
+    <w:lsdException w:name="List Bullet 3" w:semiHidden="1" w:unhideWhenUsed="1"/>
+    <w:lsdException w:name="List Bullet 4" w:semiHidden="1" w:unhideWhenUsed="1"/>
+    <w:lsdException w:name="List Bullet 5" w:semiHidden="1" w:unhideWhenUsed="1"/>
+    <w:lsdException w:name="List Number 2" w:semiHidden="1" w:unhideWhenUsed="1"/>
+    <w:lsdException w:name="List Number 3" w:semiHidden="1" w:unhideWhenUsed="1"/>
+    <w:lsdException w:name="List Number 4" w:semiHidden="1" w:unhideWhenUsed="1"/>
+    <w:lsdException w:name="List Number 5" w:semiHidden="1" w:unhideWhenUsed="1"/>
+    <w:lsdException w:name="Title" w:uiPriority="10" w:qFormat="1"/>
+    <w:lsdException w:name="Closing" w:semiHidden="1" w:unhideWhenUsed="1"/>
+    <w:lsdException w:name="Signature" w:semiHidden="1" w:unhideWhenUsed="1"/>
+    <w:lsdException w:name="Default Paragraph Font" w:semiHidden="1" w:uiPriority="1" w:unhideWhenUsed="1"/>
+    <w:lsdException w:name="Body Text" w:semiHidden="1" w:unhideWhenUsed="1"/>
+    <w:lsdException w:name="Body Text Indent" w:semiHidden="1" w:unhideWhenUsed="1"/>
+    <w:lsdException w:name="List Continue" w:semiHidden="1" w:unhideWhenUsed="1"/>
+    <w:lsdException w:name="List Continue 2" w:semiHidden="1" w:unhideWhenUsed="1"/>
+    <w:lsdException w:name="List Continue 3" w:semiHidden="1" w:unhideWhenUsed="1"/>
+    <w:lsdException w:name="List Continue 4" w:semiHidden="1" w:unhideWhenUsed="1"/>
+    <w:lsdException w:name="List Continue 5" w:semiHidden="1" w:unhideWhenUsed="1"/>
+    <w:lsdException w:name="Message Header" w:semiHidden="1" w:unhideWhenUsed="1"/>
+    <w:lsdException w:name="Subtitle" w:uiPriority="11" w:qFormat="1"/>
+    <w:lsdException w:name="Salutation" w:semiHidden="1" w:unhideWhenUsed="1"/>
+    <w:lsdException w:name="Date" w:semiHidden="1" w:unhideWhenUsed="1"/>
+    <w:lsdException w:name="Body Text First Indent" w:semiHidden="1" w:unhideWhenUsed="1"/>
+    <w:lsdException w:name="Body Text First Indent 2" w:semiHidden="1" w:unhideWhenUsed="1"/>
+    <w:lsdException w:name="Note Heading" w:semiHidden="1" w:unhideWhenUsed="1"/>
+    <w:lsdException w:name="Body Text 2" w:semiHidden="1" w:unhideWhenUsed="1"/>
+    <w:lsdException w:name="Body Text 3" w:semiHidden="1" w:unhideWhenUsed="1"/>
+    <w:lsdException w:name="Body Text Indent 2" w:semiHidden="1" w:unhideWhenUsed="1"/>
+    <w:lsdException w:name="Body Text Indent 3" w:semiHidden="1" w:unhideWhenUsed="1"/>
+    <w:lsdException w:name="Block Text" w:semiHidden="1" w:unhideWhenUsed="1"/>
+    <w:lsdException w:name="Hyperlink" w:semiHidden="1" w:unhideWhenUsed="1"/>
+    <w:lsdException w:name="FollowedHyperlink" w:semiHidden="1" w:unhideWhenUsed="1"/>
+    <w:lsdException w:name="Strong" w:uiPriority="22" w:qFormat="1"/>
+    <w:lsdException w:name="Emphasis" w:uiPriority="20" w:qFormat="1"/>
+    <w:lsdException w:name="Document Map" w:semiHidden="1" w:unhideWhenUsed="1"/>
+    <w:lsdException w:name="Plain Text" w:semiHidden="1" w:unhideWhenUsed="1"/>
+    <w:lsdException w:name="E-mail Signature" w:semiHidden="1" w:unhideWhenUsed="1"/>
+    <w:lsdException w:name="HTML Top of Form" w:semiHidden="1" w:unhideWhenUsed="1"/>
+    <w:lsdException w:name="HTML Bottom of Form" w:semiHidden="1" w:unhideWhenUsed="1"/>
+    <w:lsdException w:name="Normal (Web)" w:semiHidden="1" w:unhideWhenUsed="1"/>
+    <w:lsdException w:name="HTML Acronym" w:semiHidden="1" w:unhideWhenUsed="1"/>
+    <w:lsdException w:name="HTML Address" w:semiHidden="1" w:unhideWhenUsed="1"/>
+    <w:lsdException w:name="HTML Cite" w:semiHidden="1" w:unhideWhenUsed="1"/>
+    <w:lsdException w:name="HTML Code" w:semiHidden="1" w:unhideWhenUsed="1"/>
+    <w:lsdException w:name="HTML Definition" w:semiHidden="1" w:unhideWhenUsed="1"/>
+    <w:lsdException w:name="HTML Keyboard" w:semiHidden="1" w:unhideWhenUsed="1"/>
+    <w:lsdException w:name="HTML Preformatted" w:semiHidden="1" w:unhideWhenUsed="1"/>
+    <w:lsdException w:name="HTML Sample" w:semiHidden="1" w:unhideWhenUsed="1"/>
+    <w:lsdException w:name="HTML Typewriter" w:semiHidden="1" w:unhideWhenUsed="1"/>
+    <w:lsdException w:name="HTML Variable" w:semiHidden="1" w:unhideWhenUsed="1"/>
+    <w:lsdException w:name="Normal Table" w:semiHidden="1" w:unhideWhenUsed="1"/>
+    <w:lsdException w:name="annotation subject" w:semiHidden="1" w:unhideWhenUsed="1"/>
+    <w:lsdException w:name="No List" w:semiHidden="1" w:unhideWhenUsed="1"/>
+    <w:lsdException w:name="Outline List 1" w:semiHidden="1" w:unhideWhenUsed="1"/>
+    <w:lsdException w:name="Outline List 2" w:semiHidden="1" w:unhideWhenUsed="1"/>
+    <w:lsdException w:name="Outline List 3" w:semiHidden="1" w:unhideWhenUsed="1"/>
+    <w:lsdException w:name="Table Simple 1" w:semiHidden="1" w:unhideWhenUsed="1"/>
+    <w:lsdException w:name="Table Simple 2" w:semiHidden="1" w:unhideWhenUsed="1"/>
+    <w:lsdException w:name="Table Simple 3" w:semiHidden="1" w:unhideWhenUsed="1"/>
+    <w:lsdException w:name="Table Classic 1" w:semiHidden="1" w:unhideWhenUsed="1"/>
+    <w:lsdException w:name="Table Classic 2" w:semiHidden="1" w:unhideWhenUsed="1"/>
+    <w:lsdException w:name="Table Classic 3" w:semiHidden="1" w:unhideWhenUsed="1"/>
+    <w:lsdException w:name="Table Classic 4" w:semiHidden="1" w:unhideWhenUsed="1"/>
+    <w:lsdException w:name="Table Colorful 1" w:semiHidden="1" w:unhideWhenUsed="1"/>
+    <w:lsdException w:name="Table Colorful 2" w:semiHidden="1" w:unhideWhenUsed="1"/>
+    <w:lsdException w:name="Table Colorful 3" w:semiHidden="1" w:unhideWhenUsed="1"/>
+    <w:lsdException w:name="Table Columns 1" w:semiHidden="1" w:unhideWhenUsed="1"/>
+    <w:lsdException w:name="Table Columns 2" w:semiHidden="1" w:unhideWhenUsed="1"/>
+    <w:lsdException w:name="Table Columns 3" w:semiHidden="1" w:unhideWhenUsed="1"/>
+    <w:lsdException w:name="Table Columns 4" w:semiHidden="1" w:unhideWhenUsed="1"/>
+    <w:lsdException w:name="Table Columns 5" w:semiHidden="1" w:unhideWhenUsed="1"/>
+    <w:lsdException w:name="Table Grid 1" w:semiHidden="1" w:unhideWhenUsed="1"/>
+    <w:lsdException w:name="Table Grid 2" w:semiHidden="1" w:unhideWhenUsed="1"/>
+    <w:lsdException w:name="Table Grid 3" w:semiHidden="1" w:unhideWhenUsed="1"/>
+    <w:lsdException w:name="Table Grid 4" w:semiHidden="1" w:unhideWhenUsed="1"/>
+    <w:lsdException w:name="Table Grid 5" w:semiHidden="1" w:unhideWhenUsed="1"/>
+    <w:lsdException w:name="Table Grid 6" w:semiHidden="1" w:unhideWhenUsed="1"/>
+    <w:lsdException w:name="Table Grid 7" w:semiHidden="1" w:unhideWhenUsed="1"/>
+    <w:lsdException w:name="Table Grid 8" w:semiHidden="1" w:unhideWhenUsed="1"/>
+    <w:lsdException w:name="Table List 1" w:semiHidden="1" w:unhideWhenUsed="1"/>
+    <w:lsdException w:name="Table List 2" w:semiHidden="1" w:unhideWhenUsed="1"/>
+    <w:lsdException w:name="Table List 3" w:semiHidden="1" w:unhideWhenUsed="1"/>
+    <w:lsdException w:name="Table List 4" w:semiHidden="1" w:unhideWhenUsed="1"/>
+    <w:lsdException w:name="Table List 5" w:semiHidden="1" w:unhideWhenUsed="1"/>
+    <w:lsdException w:name="Table List 6" w:semiHidden="1" w:unhideWhenUsed="1"/>
+    <w:lsdException w:name="Table List 7" w:semiHidden="1" w:unhideWhenUsed="1"/>
+    <w:lsdException w:name="Table List 8" w:semiHidden="1" w:unhideWhenUsed="1"/>
+    <w:lsdException w:name="Table 3D effects 1" w:semiHidden="1" w:unhideWhenUsed="1"/>
+    <w:lsdException w:name="Table 3D effects 2" w:semiHidden="1" w:unhideWhenUsed="1"/>
+    <w:lsdException w:name="Table 3D effects 3" w:semiHidden="1" w:unhideWhenUsed="1"/>
+    <w:lsdException w:name="Table Contemporary" w:semiHidden="1" w:unhideWhenUsed="1"/>
+    <w:lsdException w:name="Table Elegant" w:semiHidden="1" w:unhideWhenUsed="1"/>
+    <w:lsdException w:name="Table Professional" w:semiHidden="1" w:unhideWhenUsed="1"/>
+    <w:lsdException w:name="Table Subtle 1" w:semiHidden="1" w:unhideWhenUsed="1"/>
+    <w:lsdException w:name="Table Subtle 2" w:semiHidden="1" w:unhideWhenUsed="1"/>
+    <w:lsdException w:name="Table Web 1" w:semiHidden="1" w:unhideWhenUsed="1"/>
+    <w:lsdException w:name="Table Web 2" w:semiHidden="1" w:unhideWhenUsed="1"/>
+    <w:lsdException w:name="Table Web 3" w:semiHidden="1" w:unhideWhenUsed="1"/>
+    <w:lsdException w:name="Balloon Text" w:semiHidden="1" w:unhideWhenUsed="1"/>
+    <w:lsdException w:name="Table Grid" w:uiPriority="59"/>
+    <w:lsdException w:name="Table Theme" w:semiHidden="1" w:unhideWhenUsed="1"/>
+    <w:lsdException w:name="Placeholder Text" w:semiHidden="1"/>
+    <w:lsdException w:name="No Spacing" w:uiPriority="1" w:qFormat="1"/>
+    <w:lsdException w:name="Light Shading" w:uiPriority="60"/>
+    <w:lsdException w:name="Light List" w:uiPriority="61"/>
+    <w:lsdException w:name="Light Grid" w:uiPriority="62"/>
+    <w:lsdException w:name="Medium Shading 1" w:uiPriority="63"/>
+    <w:lsdException w:name="Medium Shading 2" w:uiPriority="64"/>
+    <w:lsdException w:name="Medium List 1" w:uiPriority="65"/>
+    <w:lsdException w:name="Medium List 2" w:uiPriority="66"/>
+    <w:lsdException w:name="Medium Grid 1" w:uiPriority="67"/>
+    <w:lsdException w:name="Medium Grid 2" w:uiPriority="68"/>
+    <w:lsdException w:name="Medium Grid 3" w:uiPriority="69"/>
+    <w:lsdException w:name="Dark List" w:uiPriority="70"/>
+    <w:lsdException w:name="Colorful Shading" w:uiPriority="71"/>
+    <w:lsdException w:name="Colorful List" w:uiPriority="72"/>
+    <w:lsdException w:name="Colorful Grid" w:uiPriority="73"/>
+    <w:lsdException w:name="Light Shading Accent 1" w:uiPriority="60"/>
+    <w:lsdException w:name="Light List Accent 1" w:uiPriority="61"/>
+    <w:lsdException w:name="Light Grid Accent 1" w:uiPriority="62"/>
+    <w:lsdException w:name="Medium Shading 1 Accent 1" w:uiPriority="63"/>
+    <w:lsdException w:name="Medium Shading 2 Accent 1" w:uiPriority="64"/>
+    <w:lsdException w:name="Medium List 1 Accent 1" w:uiPriority="65"/>
+    <w:lsdException w:name="Revision" w:semiHidden="1"/>
+    <w:lsdException w:name="List Paragraph" w:uiPriority="34" w:qFormat="1"/>
+    <w:lsdException w:name="Quote" w:uiPriority="29" w:qFormat="1"/>
+    <w:lsdException w:name="Intense Quote" w:uiPriority="30" w:qFormat="1"/>
+    <w:lsdException w:name="Medium List 2 Accent 1" w:uiPriority="66"/>
+    <w:lsdException w:name="Medium Grid 1 Accent 1" w:uiPriority="67"/>
+    <w:lsdException w:name="Medium Grid 2 Accent 1" w:uiPriority="68"/>
+    <w:lsdException w:name="Medium Grid 3 Accent 1" w:uiPriority="69"/>
+    <w:lsdException w:name="Dark List Accent 1" w:uiPriority="70"/>
+    <w:lsdException w:name="Colorful Shading Accent 1" w:uiPriority="71"/>
+    <w:lsdException w:name="Colorful List Accent 1" w:uiPriority="72"/>
+    <w:lsdException w:name="Colorful Grid Accent 1" w:uiPriority="73"/>
+    <w:lsdException w:name="Light Shading Accent 2" w:uiPriority="60"/>
+    <w:lsdException w:name="Light List Accent 2" w:uiPriority="61"/>
+    <w:lsdException w:name="Light Grid Accent 2" w:uiPriority="62"/>
+    <w:lsdException w:name="Medium Shading 1 Accent 2" w:uiPriority="63"/>
+    <w:lsdException w:name="Medium Shading 2 Accent 2" w:uiPriority="64"/>
+    <w:lsdException w:name="Medium List 1 Accent 2" w:uiPriority="65"/>
+    <w:lsdException w:name="Medium List 2 Accent 2" w:uiPriority="66"/>
+    <w:lsdException w:name="Medium Grid 1 Accent 2" w:uiPriority="67"/>
+    <w:lsdException w:name="Medium Grid 2 Accent 2" w:uiPriority="68"/>
+    <w:lsdException w:name="Medium Grid 3 Accent 2" w:uiPriority="69"/>
+    <w:lsdException w:name="Dark List Accent 2" w:uiPriority="70"/>
+    <w:lsdException w:name="Colorful Shading Accent 2" w:uiPriority="71"/>
+    <w:lsdException w:name="Colorful List Accent 2" w:uiPriority="72"/>
+    <w:lsdException w:name="Colorful Grid Accent 2" w:uiPriority="73"/>
+    <w:lsdException w:name="Light Shading Accent 3" w:uiPriority="60"/>
+    <w:lsdException w:name="Light List Accent 3" w:uiPriority="61"/>
+    <w:lsdException w:name="Light Grid Accent 3" w:uiPriority="62"/>
+    <w:lsdException w:name="Medium Shading 1 Accent 3" w:uiPriority="63"/>
+    <w:lsdException w:name="Medium Shading 2 Accent 3" w:uiPriority="64"/>
+    <w:lsdException w:name="Medium List 1 Accent 3" w:uiPriority="65"/>
+    <w:lsdException w:name="Medium List 2 Accent 3" w:uiPriority="66"/>
+    <w:lsdException w:name="Medium Grid 1 Accent 3" w:uiPriority="67"/>
+    <w:lsdException w:name="Medium Grid 2 Accent 3" w:uiPriority="68"/>
+    <w:lsdException w:name="Medium Grid 3 Accent 3" w:uiPriority="69"/>
+    <w:lsdException w:name="Dark List Accent 3" w:uiPriority="70"/>
+    <w:lsdException w:name="Colorful Shading Accent 3" w:uiPriority="71"/>
+    <w:lsdException w:name="Colorful List Accent 3" w:uiPriority="72"/>
+    <w:lsdException w:name="Colorful Grid Accent 3" w:uiPriority="73"/>
+    <w:lsdException w:name="Light Shading Accent 4" w:uiPriority="60"/>
+    <w:lsdException w:name="Light List Accent 4" w:uiPriority="61"/>
+    <w:lsdException w:name="Light Grid Accent 4" w:uiPriority="62"/>
+    <w:lsdException w:name="Medium Shading 1 Accent 4" w:uiPriority="63"/>
+    <w:lsdException w:name="Medium Shading 2 Accent 4" w:uiPriority="64"/>
+    <w:lsdException w:name="Medium List 1 Accent 4" w:uiPriority="65"/>
+    <w:lsdException w:name="Medium List 2 Accent 4" w:uiPriority="66"/>
+    <w:lsdException w:name="Medium Grid 1 Accent 4" w:uiPriority="67"/>
+    <w:lsdException w:name="Medium Grid 2 Accent 4" w:uiPriority="68"/>
+    <w:lsdException w:name="Medium Grid 3 Accent 4" w:uiPriority="69"/>
+    <w:lsdException w:name="Dark List Accent 4" w:uiPriority="70"/>
+    <w:lsdException w:name="Colorful Shading Accent 4" w:uiPriority="71"/>
+    <w:lsdException w:name="Colorful List Accent 4" w:uiPriority="72"/>
+    <w:lsdException w:name="Colorful Grid Accent 4" w:uiPriority="73"/>
+    <w:lsdException w:name="Light Shading Accent 5" w:uiPriority="60"/>
+    <w:lsdException w:name="Light List Accent 5" w:uiPriority="61"/>
+    <w:lsdException w:name="Light Grid Accent 5" w:uiPriority="62"/>
+    <w:lsdException w:name="Medium Shading 1 Accent 5" w:uiPriority="63"/>
+    <w:lsdException w:name="Medium Shading 2 Accent 5" w:uiPriority="64"/>
+    <w:lsdException w:name="Medium List 1 Accent 5" w:uiPriority="65"/>
+    <w:lsdException w:name="Medium List 2 Accent 5" w:uiPriority="66"/>
+    <w:lsdException w:name="Medium Grid 1 Accent 5" w:uiPriority="67"/>
+    <w:lsdException w:name="Medium Grid 2 Accent 5" w:uiPriority="68"/>
+    <w:lsdException w:name="Medium Grid 3 Accent 5" w:uiPriority="69"/>
+    <w:lsdException w:name="Dark List Accent 5" w:uiPriority="70"/>
+    <w:lsdException w:name="Colorful Shading Accent 5" w:uiPriority="71"/>
+    <w:lsdException w:name="Colorful List Accent 5" w:uiPriority="72"/>
+    <w:lsdException w:name="Colorful Grid Accent 5" w:uiPriority="73"/>
+    <w:lsdException w:name="Light Shading Accent 6" w:uiPriority="60"/>
+    <w:lsdException w:name="Light List Accent 6" w:uiPriority="61"/>
+    <w:lsdException w:name="Light Grid Accent 6" w:uiPriority="62"/>
+    <w:lsdException w:name="Medium Shading 1 Accent 6" w:uiPriority="63"/>
+    <w:lsdException w:name="Medium Shading 2 Accent 6" w:uiPriority="64"/>
+    <w:lsdException w:name="Medium List 1 Accent 6" w:uiPriority="65"/>
+    <w:lsdException w:name="Medium List 2 Accent 6" w:uiPriority="66"/>
+    <w:lsdException w:name="Medium Grid 1 Accent 6" w:uiPriority="67"/>
+    <w:lsdException w:name="Medium Grid 2 Accent 6" w:uiPriority="68"/>
+    <w:lsdException w:name="Medium Grid 3 Accent 6" w:uiPriority="69"/>
+    <w:lsdException w:name="Dark List Accent 6" w:uiPriority="70"/>
+    <w:lsdException w:name="Colorful Shading Accent 6" w:uiPriority="71"/>
+    <w:lsdException w:name="Colorful List Accent 6" w:uiPriority="72"/>
+    <w:lsdException w:name="Colorful Grid Accent 6" w:uiPriority="73"/>
+    <w:lsdException w:name="Subtle Emphasis" w:uiPriority="19" w:qFormat="1"/>
+    <w:lsdException w:name="Intense Emphasis" w:uiPriority="21" w:qFormat="1"/>
+    <w:lsdException w:name="Subtle Reference" w:uiPriority="31" w:qFormat="1"/>
+    <w:lsdException w:name="Intense Reference" w:uiPriority="32" w:qFormat="1"/>
+    <w:lsdException w:name="Book Title" w:uiPriority="33" w:qFormat="1"/>
+    <w:lsdException w:name="Bibliography" w:semiHidden="1" w:uiPriority="37" w:unhideWhenUsed="1"/>
+    <w:lsdException w:name="TOC Heading" w:semiHidden="1" w:uiPriority="39" w:unhideWhenUsed="1" w:qFormat="1"/>
+    <w:lsdException w:name="Plain Table 1" w:uiPriority="41"/>
+    <w:lsdException w:name="Plain Table 2" w:uiPriority="42"/>
+    <w:lsdException w:name="Plain Table 3" w:uiPriority="43"/>
+    <w:lsdException w:name="Plain Table 4" w:uiPriority="44"/>
+    <w:lsdException w:name="Plain Table 5" w:uiPriority="45"/>
+    <w:lsdException w:name="Grid Table Light" w:uiPriority="40"/>
+    <w:lsdException w:name="Grid Table 1 Light" w:uiPriority="46"/>
+    <w:lsdException w:name="Grid Table 2" w:uiPriority="47"/>
+    <w:lsdException w:name="Grid Table 3" w:uiPriority="48"/>
+    <w:lsdException w:name="Grid Table 4" w:uiPriority="49"/>
+    <w:lsdException w:name="Grid Table 5 Dark" w:uiPriority="50"/>
+    <w:lsdException w:name="Grid Table 6 Colorful" w:uiPriority="51"/>
+    <w:lsdException w:name="Grid Table 7 Colorful" w:uiPriority="52"/>
+    <w:lsdException w:name="Grid Table 1 Light Accent 1" w:uiPriority="46"/>
+    <w:lsdException w:name="Grid Table 2 Accent 1" w:uiPriority="47"/>
+    <w:lsdException w:name="Grid Table 3 Accent 1" w:uiPriority="48"/>
+    <w:lsdException w:name="Grid Table 4 Accent 1" w:uiPriority="49"/>
+    <w:lsdException w:name="Grid Table 5 Dark Accent 1" w:uiPriority="50"/>
+    <w:lsdException w:name="Grid Table 6 Colorful Accent 1" w:uiPriority="51"/>
+    <w:lsdException w:name="Grid Table 7 Colorful Accent 1" w:uiPriority="52"/>
+    <w:lsdException w:name="Grid Table 1 Light Accent 2" w:uiPriority="46"/>
+    <w:lsdException w:name="Grid Table 2 Accent 2" w:uiPriority="47"/>
+    <w:lsdException w:name="Grid Table 3 Accent 2" w:uiPriority="48"/>
+    <w:lsdException w:name="Grid Table 4 Accent 2" w:uiPriority="49"/>
+    <w:lsdException w:name="Grid Table 5 Dark Accent 2" w:uiPriority="50"/>
+    <w:lsdException w:name="Grid Table 6 Colorful Accent 2" w:uiPriority="51"/>
+    <w:lsdException w:name="Grid Table 7 Colorful Accent 2" w:uiPriority="52"/>
+    <w:lsdException w:name="Grid Table 1 Light Accent 3" w:uiPriority="46"/>
+    <w:lsdException w:name="Grid Table 2 Accent 3" w:uiPriority="47"/>
+    <w:lsdException w:name="Grid Table 3 Accent 3" w:uiPriority="48"/>
+    <w:lsdException w:name="Grid Table 4 Accent 3" w:uiPriority="49"/>
+    <w:lsdException w:name="Grid Table 5 Dark Accent 3" w:uiPriority="50"/>
+    <w:lsdException w:name="Grid Table 6 Colorful Accent 3" w:uiPriority="51"/>
+    <w:lsdException w:name="Grid Table 7 Colorful Accent 3" w:uiPriority="52"/>
+    <w:lsdException w:name="Grid Table 1 Light Accent 4" w:uiPriority="46"/>
+    <w:lsdException w:name="Grid Table 2 Accent 4" w:uiPriority="47"/>
+    <w:lsdException w:name="Grid Table 3 Accent 4" w:uiPriority="48"/>
+    <w:lsdException w:name="Grid Table 4 Accent 4" w:uiPriority="49"/>
+    <w:lsdException w:name="Grid Table 5 Dark Accent 4" w:uiPriority="50"/>
+    <w:lsdException w:name="Grid Table 6 Colorful Accent 4" w:uiPriority="51"/>
+    <w:lsdException w:name="Grid Table 7 Colorful Accent 4" w:uiPriority="52"/>
+    <w:lsdException w:name="Grid Table 1 Light Accent 5" w:uiPriority="46"/>
+    <w:lsdException w:name="Grid Table 2 Accent 5" w:uiPriority="47"/>
+    <w:lsdException w:name="Grid Table 3 Accent 5" w:uiPriority="48"/>
+    <w:lsdException w:name="Grid Table 4 Accent 5" w:uiPriority="49"/>
+    <w:lsdException w:name="Grid Table 5 Dark Accent 5" w:uiPriority="50"/>
+    <w:lsdException w:name="Grid Table 6 Colorful Accent 5" w:uiPriority="51"/>
+    <w:lsdException w:name="Grid Table 7 Colorful Accent 5" w:uiPriority="52"/>
+    <w:lsdException w:name="Grid Table 1 Light Accent 6" w:uiPriority="46"/>
+    <w:lsdException w:name="Grid Table 2 Accent 6" w:uiPriority="47"/>
+    <w:lsdException w:name="Grid Table 3 Accent 6" w:uiPriority="48"/>
+    <w:lsdException w:name="Grid Table 4 Accent 6" w:uiPriority="49"/>
+    <w:lsdException w:name="Grid Table 5 Dark Accent 6" w:uiPriority="50"/>
+    <w:lsdException w:name="Grid Table 6 Colorful Accent 6" w:uiPriority="51"/>
+    <w:lsdException w:name="Grid Table 7 Colorful Accent 6" w:uiPriority="52"/>
+    <w:lsdException w:name="List Table 1 Light" w:uiPriority="46"/>
+    <w:lsdException w:name="List Table 2" w:uiPriority="47"/>
+    <w:lsdException w:name="List Table 3" w:uiPriority="48"/>
+    <w:lsdException w:name="List Table 4" w:uiPriority="49"/>
+    <w:lsdException w:name="List Table 5 Dark" w:uiPriority="50"/>
+    <w:lsdException w:name="List Table 6 Colorful" w:uiPriority="51"/>
+    <w:lsdException w:name="List Table 7 Colorful" w:uiPriority="52"/>
+    <w:lsdException w:name="List Table 1 Light Accent 1" w:uiPriority="46"/>
+    <w:lsdException w:name="List Table 2 Accent 1" w:uiPriority="47"/>
+    <w:lsdException w:name="List Table 3 Accent 1" w:uiPriority="48"/>
+    <w:lsdException w:name="List Table 4 Accent 1" w:uiPriority="49"/>
+    <w:lsdException w:name="List Table 5 Dark Accent 1" w:uiPriority="50"/>
+    <w:lsdException w:name="List Table 6 Colorful Accent 1" w:uiPriority="51"/>
+    <w:lsdException w:name="List Table 7 Colorful Accent 1" w:uiPriority="52"/>
+    <w:lsdException w:name="List Table 1 Light Accent 2" w:uiPriority="46"/>
+    <w:lsdException w:name="List Table 2 Accent 2" w:uiPriority="47"/>
+    <w:lsdException w:name="List Table 3 Accent 2" w:uiPriority="48"/>
+    <w:lsdException w:name="List Table 4 Accent 2" w:uiPriority="49"/>
+    <w:lsdException w:name="List Table 5 Dark Accent 2" w:uiPriority="50"/>
+    <w:lsdException w:name="List Table 6 Colorful Accent 2" w:uiPriority="51"/>
+    <w:lsdException w:name="List Table 7 Colorful Accent 2" w:uiPriority="52"/>
+    <w:lsdException w:name="List Table 1 Light Accent 3" w:uiPriority="46"/>
+    <w:lsdException w:name="List Table 2 Accent 3" w:uiPriority="47"/>
+    <w:lsdException w:name="List Table 3 Accent 3" w:uiPriority="48"/>
+    <w:lsdException w:name="List Table 4 Accent 3" w:uiPriority="49"/>
+    <w:lsdException w:name="List Table 5 Dark Accent 3" w:uiPriority="50"/>
+    <w:lsdException w:name="List Table 6 Colorful Accent 3" w:uiPriority="51"/>
+    <w:lsdException w:name="List Table 7 Colorful Accent 3" w:uiPriority="52"/>
+    <w:lsdException w:name="List Table 1 Light Accent 4" w:uiPriority="46"/>
+    <w:lsdException w:name="List Table 2 Accent 4" w:uiPriority="47"/>
+    <w:lsdException w:name="List Table 3 Accent 4" w:uiPriority="48"/>
+    <w:lsdException w:name="List Table 4 Accent 4" w:uiPriority="49"/>
+    <w:lsdException w:name="List Table 5 Dark Accent 4" w:uiPriority="50"/>
+    <w:lsdException w:name="List Table 6 Colorful Accent 4" w:uiPriority="51"/>
+    <w:lsdException w:name="List Table 7 Colorful Accent 4" w:uiPriority="52"/>
+    <w:lsdException w:name="List Table 1 Light Accent 5" w:uiPriority="46"/>
+    <w:lsdException w:name="List Table 2 Accent 5" w:uiPriority="47"/>
+    <w:lsdException w:name="List Table 3 Accent 5" w:uiPriority="48"/>
+    <w:lsdException w:name="List Table 4 Accent 5" w:uiPriority="49"/>
+    <w:lsdException w:name="List Table 5 Dark Accent 5" w:uiPriority="50"/>
+    <w:lsdException w:name="List Table 6 Colorful Accent 5" w:uiPriority="51"/>
+    <w:lsdException w:name="List Table 7 Colorful Accent 5" w:uiPriority="52"/>
+    <w:lsdException w:name="List Table 1 Light Accent 6" w:uiPriority="46"/>
+    <w:lsdException w:name="List Table 2 Accent 6" w:uiPriority="47"/>
+    <w:lsdException w:name="List Table 3 Accent 6" w:uiPriority="48"/>
+    <w:lsdException w:name="List Table 4 Accent 6" w:uiPriority="49"/>
+    <w:lsdException w:name="List Table 5 Dark Accent 6" w:uiPriority="50"/>
+    <w:lsdException w:name="List Table 6 Colorful Accent 6" w:uiPriority="51"/>
+    <w:lsdException w:name="List Table 7 Colorful Accent 6" w:uiPriority="52"/>
+    <w:lsdException w:name="Mention" w:semiHidden="1" w:unhideWhenUsed="1"/>
+    <w:lsdException w:name="Smart Hyperlink" w:semiHidden="1" w:unhideWhenUsed="1"/>
+    <w:lsdException w:name="Hashtag" w:semiHidden="1" w:unhideWhenUsed="1"/>
+    <w:lsdException w:name="Unresolved Mention" w:semiHidden="1" w:unhideWhenUsed="1"/>
+    <w:lsdException w:name="Smart Link" w:semiHidden="1" w:unhideWhenUsed="1"/>
   </w:latentStyles>
   <w:style w:type="paragraph" w:default="1" w:styleId="Normal">
     <w:name w:val="Normal"/>
